--- a/data/raw/legal/60_2025_ND-CP_575803.docx
+++ b/data/raw/legal/60_2025_ND-CP_575803.docx
@@ -1,12 +1,13 @@
 
 <file path=word/document.xml><?xml version="1.0" encoding="utf-8"?>
-<w:document xmlns:ve="http://schemas.openxmlformats.org/markup-compatibility/2006" xmlns:o="urn:schemas-microsoft-com:office:office" xmlns:r="http://schemas.openxmlformats.org/officeDocument/2006/relationships" xmlns:m="http://schemas.openxmlformats.org/officeDocument/2006/math" xmlns:v="urn:schemas-microsoft-com:vml" xmlns:wp="http://schemas.openxmlformats.org/drawingml/2006/wordprocessingDrawing" xmlns:w10="urn:schemas-microsoft-com:office:word" xmlns:w="http://schemas.openxmlformats.org/wordprocessingml/2006/main" xmlns:wne="http://schemas.microsoft.com/office/word/2006/wordml">
-  <!-- Generated by Aspose.Words for .NET 11.5.0.0 -->
+<w:document xmlns:wpc="http://schemas.microsoft.com/office/word/2010/wordprocessingCanvas" xmlns:cx="http://schemas.microsoft.com/office/drawing/2014/chartex" xmlns:cx1="http://schemas.microsoft.com/office/drawing/2015/9/8/chartex" xmlns:cx2="http://schemas.microsoft.com/office/drawing/2015/10/21/chartex" xmlns:cx3="http://schemas.microsoft.com/office/drawing/2016/5/9/chartex" xmlns:cx4="http://schemas.microsoft.com/office/drawing/2016/5/10/chartex" xmlns:cx5="http://schemas.microsoft.com/office/drawing/2016/5/11/chartex" xmlns:cx6="http://schemas.microsoft.com/office/drawing/2016/5/12/chartex" xmlns:cx7="http://schemas.microsoft.com/office/drawing/2016/5/13/chartex" xmlns:cx8="http://schemas.microsoft.com/office/drawing/2016/5/14/chartex" xmlns:mc="http://schemas.openxmlformats.org/markup-compatibility/2006" xmlns:o="urn:schemas-microsoft-com:office:office" xmlns:r="http://schemas.openxmlformats.org/officeDocument/2006/relationships" xmlns:m="http://schemas.openxmlformats.org/officeDocument/2006/math" xmlns:v="urn:schemas-microsoft-com:vml" xmlns:wp14="http://schemas.microsoft.com/office/word/2010/wordprocessingDrawing" xmlns:wp="http://schemas.openxmlformats.org/drawingml/2006/wordprocessingDrawing" xmlns:w="http://schemas.openxmlformats.org/wordprocessingml/2006/main" xmlns:w14="http://schemas.microsoft.com/office/word/2010/wordml" xmlns:w10="urn:schemas-microsoft-com:office:word" xmlns:w15="http://schemas.microsoft.com/office/word/2012/wordml" xmlns:wpg="http://schemas.microsoft.com/office/word/2010/wordprocessingGroup" xmlns:wpi="http://schemas.microsoft.com/office/word/2010/wordprocessingInk" xmlns:wne="http://schemas.microsoft.com/office/word/2006/wordml" xmlns:wps="http://schemas.microsoft.com/office/word/2010/wordprocessingShape" xmlns:wpsCustomData="http://www.wps.cn/officeDocument/2013/wpsCustomData" mc:Ignorable="w14 w15 wp14">
   <w:body>
     <w:tbl>
       <w:tblPr>
+        <w:tblStyle w:val="3"/>
         <w:tblW w:w="5000" w:type="pct"/>
-        <w:jc w:val="left"/>
+        <w:tblInd w:w="0" w:type="dxa"/>
+        <w:tblLayout w:type="autofit"/>
         <w:tblCellMar>
           <w:top w:w="0" w:type="dxa"/>
           <w:left w:w="0" w:type="dxa"/>
@@ -15,13 +16,11 @@
         </w:tblCellMar>
       </w:tblPr>
       <w:tblGrid>
-        <w:gridCol w:w="2916"/>
-        <w:gridCol w:w="5724"/>
+        <w:gridCol w:w="3348"/>
+        <w:gridCol w:w="5508"/>
       </w:tblGrid>
       <w:tr>
         <w:tblPrEx>
-          <w:tblW w:w="5000" w:type="pct"/>
-          <w:jc w:val="left"/>
           <w:tblCellMar>
             <w:top w:w="0" w:type="dxa"/>
             <w:left w:w="0" w:type="dxa"/>
@@ -29,9 +28,6 @@
             <w:right w:w="0" w:type="dxa"/>
           </w:tblCellMar>
         </w:tblPrEx>
-        <w:trPr>
-          <w:jc w:val="left"/>
-        </w:trPr>
         <w:tc>
           <w:tcPr>
             <w:tcW w:w="3348" w:type="dxa"/>
@@ -66,7 +62,7 @@
                 <w:bCs/>
                 <w:rtl w:val="0"/>
               </w:rPr>
-              <w:br/>
+              <w:br w:type="textWrapping"/>
             </w:r>
             <w:r>
               <w:rPr>
@@ -112,7 +108,7 @@
                 <w:bCs/>
                 <w:rtl w:val="0"/>
               </w:rPr>
-              <w:br/>
+              <w:br w:type="textWrapping"/>
             </w:r>
             <w:r>
               <w:rPr>
@@ -128,7 +124,7 @@
                 <w:bCs/>
                 <w:rtl w:val="0"/>
               </w:rPr>
-              <w:br/>
+              <w:br w:type="textWrapping"/>
             </w:r>
             <w:r>
               <w:rPr>
@@ -143,8 +139,6 @@
       </w:tr>
       <w:tr>
         <w:tblPrEx>
-          <w:tblW w:w="5000" w:type="pct"/>
-          <w:jc w:val="left"/>
           <w:tblCellMar>
             <w:top w:w="0" w:type="dxa"/>
             <w:left w:w="0" w:type="dxa"/>
@@ -152,9 +146,6 @@
             <w:right w:w="0" w:type="dxa"/>
           </w:tblCellMar>
         </w:tblPrEx>
-        <w:trPr>
-          <w:jc w:val="left"/>
-        </w:trPr>
         <w:tc>
           <w:tcPr>
             <w:tcW w:w="3348" w:type="dxa"/>
@@ -596,9 +587,13 @@
       <w:pPr>
         <w:bidi w:val="0"/>
         <w:spacing w:before="120" w:beforeAutospacing="0" w:after="280" w:afterAutospacing="1"/>
+        <w:rPr>
+          <w:highlight w:val="yellow"/>
+        </w:rPr>
       </w:pPr>
       <w:r>
         <w:rPr>
+          <w:highlight w:val="yellow"/>
           <w:rtl w:val="0"/>
         </w:rPr>
         <w:t>“1. Nghị định này quy định về chính sách hỗ trợ tiền đóng học phí, chi phí sinh hoạt đối với sinh viên học các ngành đào tạo giáo viên tại các đại học, học viện, trường đại học, trường cao đẳng được phép đào tạo giáo viên (sau đây gọi chung là cơ sở đào tạo giáo viên).”</w:t>
@@ -650,9 +645,13 @@
       <w:pPr>
         <w:bidi w:val="0"/>
         <w:spacing w:before="120" w:beforeAutospacing="0" w:after="280" w:afterAutospacing="1"/>
+        <w:rPr>
+          <w:highlight w:val="yellow"/>
+        </w:rPr>
       </w:pPr>
       <w:r>
         <w:rPr>
+          <w:highlight w:val="yellow"/>
           <w:rtl w:val="0"/>
         </w:rPr>
         <w:t>“b) Ủy ban nhân dân tỉnh, thành phố trực thuộc trung ương (sau đây gọi chung là Ủy ban nhân dân cấp tỉnh), các cơ sở đào tạo giáo viên và các cơ quan, tổ chức, cá nhân có liên quan.”</w:t>
@@ -704,11 +703,15 @@
       <w:pPr>
         <w:bidi w:val="0"/>
         <w:spacing w:before="120" w:beforeAutospacing="0" w:after="280" w:afterAutospacing="1"/>
+        <w:rPr>
+          <w:highlight w:val="yellow"/>
+        </w:rPr>
       </w:pPr>
       <w:r>
         <w:rPr>
           <w:b/>
           <w:bCs/>
+          <w:highlight w:val="yellow"/>
           <w:rtl w:val="0"/>
         </w:rPr>
         <w:t>“Điều 3. Xác định nhu cầu đào tạo giáo viên và phương thức thực hiện hỗ trợ sinh viên sư phạm</w:t>
@@ -718,9 +721,13 @@
       <w:pPr>
         <w:bidi w:val="0"/>
         <w:spacing w:before="120" w:beforeAutospacing="0" w:after="280" w:afterAutospacing="1"/>
+        <w:rPr>
+          <w:highlight w:val="yellow"/>
+        </w:rPr>
       </w:pPr>
       <w:r>
         <w:rPr>
+          <w:highlight w:val="yellow"/>
           <w:rtl w:val="0"/>
         </w:rPr>
         <w:t>1. Xác định nhu cầu đào tạo giáo viên</w:t>
@@ -730,9 +737,13 @@
       <w:pPr>
         <w:bidi w:val="0"/>
         <w:spacing w:before="120" w:beforeAutospacing="0" w:after="280" w:afterAutospacing="1"/>
+        <w:rPr>
+          <w:highlight w:val="yellow"/>
+        </w:rPr>
       </w:pPr>
       <w:r>
         <w:rPr>
+          <w:highlight w:val="yellow"/>
           <w:rtl w:val="0"/>
         </w:rPr>
         <w:t xml:space="preserve">a) Trước ngày 15 tháng 6 hằng năm, Ủy ban nhân dân cấp tỉnh gửi nhu cầu đào tạo giáo viên của địa phương theo từng trình độ, cấp học, ngành học, môn học cho năm tuyển sinh tiếp theo về Bộ Giáo dục và Đào tạo theo </w:t>
@@ -740,6 +751,7 @@
       <w:bookmarkStart w:id="21" w:name="bieumau_ms_03"/>
       <w:r>
         <w:rPr>
+          <w:highlight w:val="yellow"/>
           <w:rtl w:val="0"/>
         </w:rPr>
         <w:t>Mẫu số 03</w:t>
@@ -747,6 +759,7 @@
       <w:bookmarkEnd w:id="21"/>
       <w:r>
         <w:rPr>
+          <w:highlight w:val="yellow"/>
           <w:rtl w:val="0"/>
         </w:rPr>
         <w:t xml:space="preserve"> Phụ lục ban hành kèm theo Nghị định này, đồng thời công khai trên các phương tiện thông tin, truyền thông;</w:t>
@@ -756,9 +769,13 @@
       <w:pPr>
         <w:bidi w:val="0"/>
         <w:spacing w:before="120" w:beforeAutospacing="0" w:after="280" w:afterAutospacing="1"/>
+        <w:rPr>
+          <w:highlight w:val="yellow"/>
+        </w:rPr>
       </w:pPr>
       <w:r>
         <w:rPr>
+          <w:highlight w:val="yellow"/>
           <w:rtl w:val="0"/>
         </w:rPr>
         <w:t>b) Trước ngày 30 tháng 6 hằng năm, trên cơ sở nhu cầu tuyển dụng giáo viên theo trình độ, cấp học, ngành đào tạo của địa phương, điều kiện bảo đảm chất lượng và năng lực đào tạo của cơ sở đào tạo giáo viên, Bộ Giáo dục và Đào tạo xác định và thông báo chỉ tiêu tuyển sinh năm tiếp theo cho các cơ sở đào tạo giáo viên;</w:t>
@@ -768,9 +785,13 @@
       <w:pPr>
         <w:bidi w:val="0"/>
         <w:spacing w:before="120" w:beforeAutospacing="0" w:after="280" w:afterAutospacing="1"/>
+        <w:rPr>
+          <w:highlight w:val="yellow"/>
+        </w:rPr>
       </w:pPr>
       <w:r>
         <w:rPr>
+          <w:highlight w:val="yellow"/>
           <w:rtl w:val="0"/>
         </w:rPr>
         <w:t>c) Căn cứ chỉ tiêu được Bộ Giáo dục và Đào tạo thông báo, cơ sở đào tạo giáo viên công khai rộng rãi chỉ tiêu lên Cổng thông tin điện tử của Bộ Giáo dục và Đào tạo và trang thông tin điện tử của cơ sở đào tạo giáo viên trước ngày 05 tháng 7 hằng năm.</w:t>
@@ -780,9 +801,13 @@
       <w:pPr>
         <w:bidi w:val="0"/>
         <w:spacing w:before="120" w:beforeAutospacing="0" w:after="280" w:afterAutospacing="1"/>
+        <w:rPr>
+          <w:highlight w:val="yellow"/>
+        </w:rPr>
       </w:pPr>
       <w:r>
         <w:rPr>
+          <w:highlight w:val="yellow"/>
           <w:rtl w:val="0"/>
         </w:rPr>
         <w:t>2. Phương thức thực hiện hỗ trợ sinh viên sư phạm</w:t>
@@ -792,9 +817,13 @@
       <w:pPr>
         <w:bidi w:val="0"/>
         <w:spacing w:before="120" w:beforeAutospacing="0" w:after="280" w:afterAutospacing="1"/>
+        <w:rPr>
+          <w:highlight w:val="yellow"/>
+        </w:rPr>
       </w:pPr>
       <w:r>
         <w:rPr>
+          <w:highlight w:val="yellow"/>
           <w:rtl w:val="0"/>
         </w:rPr>
         <w:t>a) Căn cứ vào chỉ tiêu được thông báo của các cơ sở đào tạo giáo viên, các bộ, ngành, địa phương thực hiện chính sách hỗ trợ tiền đóng học phí và chi phí sinh hoạt cho sinh viên sư phạm bằng hình thức giao dự toán theo phân cấp ngân sách; trường hợp địa phương có nhu cầu nguồn giáo viên cần thực hiện theo hình thức giao nhiệm vụ, đặt hàng thì thực hiện giao nhiệm vụ đào tạo giáo viên cho cơ sở đào tạo giáo viên trực thuộc hoặc đặt hàng đào tạo giáo viên với cơ sở đào tạo giáo viên;</w:t>
@@ -804,9 +833,13 @@
       <w:pPr>
         <w:bidi w:val="0"/>
         <w:spacing w:before="120" w:beforeAutospacing="0" w:after="280" w:afterAutospacing="1"/>
+        <w:rPr>
+          <w:highlight w:val="yellow"/>
+        </w:rPr>
       </w:pPr>
       <w:r>
         <w:rPr>
+          <w:highlight w:val="yellow"/>
           <w:rtl w:val="0"/>
         </w:rPr>
         <w:t>b) Quyết định giao nhiệm vụ, hợp đồng đào tạo giáo viên giữa cơ quan giao nhiệm vụ, đặt hàng với các cơ sở đào tạo giáo viên phải căn cứ trên cơ sở nhu cầu và kế hoạch đào tạo giáo viên theo từng năm, phù hợp với lộ trình kế hoạch phát triển giáo dục và đào tạo, kế hoạch đào tạo đội ngũ giáo viên hằng năm và dài hạn của địa phương;</w:t>
@@ -816,9 +849,13 @@
       <w:pPr>
         <w:bidi w:val="0"/>
         <w:spacing w:before="120" w:beforeAutospacing="0" w:after="280" w:afterAutospacing="1"/>
+        <w:rPr>
+          <w:highlight w:val="yellow"/>
+        </w:rPr>
       </w:pPr>
       <w:r>
         <w:rPr>
+          <w:highlight w:val="yellow"/>
           <w:rtl w:val="0"/>
         </w:rPr>
         <w:t xml:space="preserve">c) Đơn giá thực hiện giao nhiệm vụ, đặt hàng đào tạo giáo viên được xác định theo quy định tại </w:t>
@@ -826,6 +863,7 @@
       <w:bookmarkStart w:id="22" w:name="dc_4"/>
       <w:r>
         <w:rPr>
+          <w:highlight w:val="yellow"/>
           <w:rtl w:val="0"/>
         </w:rPr>
         <w:t>Điều 4 Nghị định 116</w:t>
@@ -833,6 +871,7 @@
       <w:bookmarkEnd w:id="22"/>
       <w:r>
         <w:rPr>
+          <w:highlight w:val="yellow"/>
           <w:rtl w:val="0"/>
         </w:rPr>
         <w:t>;</w:t>
@@ -842,9 +881,13 @@
       <w:pPr>
         <w:bidi w:val="0"/>
         <w:spacing w:before="120" w:beforeAutospacing="0" w:after="280" w:afterAutospacing="1"/>
+        <w:rPr>
+          <w:highlight w:val="yellow"/>
+        </w:rPr>
       </w:pPr>
       <w:r>
         <w:rPr>
+          <w:highlight w:val="yellow"/>
           <w:rtl w:val="0"/>
         </w:rPr>
         <w:t xml:space="preserve">d) Các quy định khác về giao nhiệm vụ, đặt hàng chưa được quy định cụ thể tại </w:t>
@@ -852,6 +895,7 @@
       <w:bookmarkStart w:id="23" w:name="tvpllink_zchfrtgkdj_8"/>
       <w:r>
         <w:rPr>
+          <w:highlight w:val="yellow"/>
           <w:rtl w:val="0"/>
         </w:rPr>
         <w:t>Nghị định 116</w:t>
@@ -859,6 +903,7 @@
       <w:bookmarkEnd w:id="23"/>
       <w:r>
         <w:rPr>
+          <w:highlight w:val="yellow"/>
           <w:rtl w:val="0"/>
         </w:rPr>
         <w:t xml:space="preserve"> và Nghị định này thì thực hiện theo quy định tại Nghị định số </w:t>
@@ -866,6 +911,7 @@
       <w:bookmarkStart w:id="24" w:name="tvpllink_nscpclicoz"/>
       <w:r>
         <w:rPr>
+          <w:highlight w:val="yellow"/>
           <w:rtl w:val="0"/>
         </w:rPr>
         <w:t>32/2019/NĐ-CP</w:t>
@@ -873,6 +919,7 @@
       <w:bookmarkEnd w:id="24"/>
       <w:r>
         <w:rPr>
+          <w:highlight w:val="yellow"/>
           <w:rtl w:val="0"/>
         </w:rPr>
         <w:t xml:space="preserve"> ngày 10 tháng 4 năm 2019 của Chính phủ quy định giao nhiệm vụ, đặt hàng hoặc đấu thầu cung cấp sản phẩm, dịch vụ công sử dụng ngân sách nhà nước.”</w:t>
@@ -924,11 +971,15 @@
       <w:pPr>
         <w:bidi w:val="0"/>
         <w:spacing w:before="120" w:beforeAutospacing="0" w:after="280" w:afterAutospacing="1"/>
+        <w:rPr>
+          <w:highlight w:val="yellow"/>
+        </w:rPr>
       </w:pPr>
       <w:r>
         <w:rPr>
           <w:b/>
           <w:bCs/>
+          <w:highlight w:val="yellow"/>
           <w:rtl w:val="0"/>
         </w:rPr>
         <w:t>“Điều 5. Lập dự toán, nguồn kinh phí, chi trả chính sách hỗ trợ cho sinh viên sư phạm</w:t>
@@ -938,9 +989,13 @@
       <w:pPr>
         <w:bidi w:val="0"/>
         <w:spacing w:before="120" w:beforeAutospacing="0" w:after="280" w:afterAutospacing="1"/>
+        <w:rPr>
+          <w:highlight w:val="yellow"/>
+        </w:rPr>
       </w:pPr>
       <w:r>
         <w:rPr>
+          <w:highlight w:val="yellow"/>
           <w:rtl w:val="0"/>
         </w:rPr>
         <w:t>1. Lập dự toán</w:t>
@@ -950,9 +1005,13 @@
       <w:pPr>
         <w:bidi w:val="0"/>
         <w:spacing w:before="120" w:beforeAutospacing="0" w:after="280" w:afterAutospacing="1"/>
+        <w:rPr>
+          <w:highlight w:val="yellow"/>
+        </w:rPr>
       </w:pPr>
       <w:r>
         <w:rPr>
+          <w:highlight w:val="yellow"/>
           <w:rtl w:val="0"/>
         </w:rPr>
         <w:t xml:space="preserve">a) Kinh phí ngân sách nhà nước thực hiện chính sách hỗ trợ tiền đóng học phí và chi phí sinh hoạt cho sinh viên sư phạm thực hiện theo quy định của </w:t>
@@ -960,6 +1019,7 @@
       <w:bookmarkStart w:id="28" w:name="tvpllink_orzgiqxtpn_1"/>
       <w:r>
         <w:rPr>
+          <w:highlight w:val="yellow"/>
           <w:rtl w:val="0"/>
         </w:rPr>
         <w:t>Luật Ngân sách nhà nước</w:t>
@@ -967,6 +1027,7 @@
       <w:bookmarkEnd w:id="28"/>
       <w:r>
         <w:rPr>
+          <w:highlight w:val="yellow"/>
           <w:rtl w:val="0"/>
         </w:rPr>
         <w:t xml:space="preserve">, các văn bản hướng dẫn </w:t>
@@ -974,6 +1035,7 @@
       <w:bookmarkStart w:id="29" w:name="tvpllink_orzgiqxtpn_2"/>
       <w:r>
         <w:rPr>
+          <w:highlight w:val="yellow"/>
           <w:rtl w:val="0"/>
         </w:rPr>
         <w:t>Luật Ngân sách nhà nước</w:t>
@@ -981,6 +1043,7 @@
       <w:bookmarkEnd w:id="29"/>
       <w:r>
         <w:rPr>
+          <w:highlight w:val="yellow"/>
           <w:rtl w:val="0"/>
         </w:rPr>
         <w:t>, quy định của pháp luật khác có liên quan và quy định tại Nghị định này;</w:t>
@@ -990,9 +1053,13 @@
       <w:pPr>
         <w:bidi w:val="0"/>
         <w:spacing w:before="120" w:beforeAutospacing="0" w:after="280" w:afterAutospacing="1"/>
+        <w:rPr>
+          <w:highlight w:val="yellow"/>
+        </w:rPr>
       </w:pPr>
       <w:r>
         <w:rPr>
+          <w:highlight w:val="yellow"/>
           <w:rtl w:val="0"/>
         </w:rPr>
         <w:t xml:space="preserve">b) Đối với cơ sở đào tạo giáo viên: Hằng năm, căn cứ vào số sinh viên sư phạm đang được hưởng chính sách hỗ trợ tiền đóng học phí và chi phí sinh hoạt học tại cơ sở đào tạo và số chỉ tiêu tuyển sinh của Bộ Giáo dục và Đào tạo thông báo năm tiếp theo (sau khi trừ đi số chỉ tiêu giao nhiệm vụ, đặt hàng), cơ sở đào tạo giáo viên lập dự toán kinh phí và gửi cơ quan cấp trên tổng hợp, báo cáo cơ quan tài chính có thẩm quyền bố trí dự toán theo quy định của </w:t>
@@ -1000,6 +1067,7 @@
       <w:bookmarkStart w:id="30" w:name="tvpllink_orzgiqxtpn_3"/>
       <w:r>
         <w:rPr>
+          <w:highlight w:val="yellow"/>
           <w:rtl w:val="0"/>
         </w:rPr>
         <w:t>Luật Ngân sách nhà nước</w:t>
@@ -1007,6 +1075,7 @@
       <w:bookmarkEnd w:id="30"/>
       <w:r>
         <w:rPr>
+          <w:highlight w:val="yellow"/>
           <w:rtl w:val="0"/>
         </w:rPr>
         <w:t>;</w:t>
@@ -1016,9 +1085,13 @@
       <w:pPr>
         <w:bidi w:val="0"/>
         <w:spacing w:before="120" w:beforeAutospacing="0" w:after="280" w:afterAutospacing="1"/>
+        <w:rPr>
+          <w:highlight w:val="yellow"/>
+        </w:rPr>
       </w:pPr>
       <w:r>
         <w:rPr>
+          <w:highlight w:val="yellow"/>
           <w:rtl w:val="0"/>
         </w:rPr>
         <w:t xml:space="preserve">c) Đối với cơ quan giao nhiệm vụ, đặt hàng: Căn cứ vào định mức hỗ trợ quy định tại </w:t>
@@ -1026,6 +1099,7 @@
       <w:bookmarkStart w:id="31" w:name="dc_6"/>
       <w:r>
         <w:rPr>
+          <w:highlight w:val="yellow"/>
           <w:rtl w:val="0"/>
         </w:rPr>
         <w:t>Điều 4 Nghị định 116</w:t>
@@ -1033,6 +1107,7 @@
       <w:bookmarkEnd w:id="31"/>
       <w:r>
         <w:rPr>
+          <w:highlight w:val="yellow"/>
           <w:rtl w:val="0"/>
         </w:rPr>
         <w:t>, hằng năm cơ quan đặt hàng, giao nhiệm vụ lập dự toán kinh phí đào tạo sinh viên sư phạm cùng thời điểm lập dự toán ngân sách và tổng hợp trong dự toán ngân sách của đơn vị, báo cáo cấp có thẩm quyền phê duyệt kinh phí để chi trả tiền hỗ trợ đóng học phí và chi phí sinh hoạt cho sinh viên sư phạm qua cơ sở đào tạo giáo viên.</w:t>
@@ -1042,9 +1117,13 @@
       <w:pPr>
         <w:bidi w:val="0"/>
         <w:spacing w:before="120" w:beforeAutospacing="0" w:after="280" w:afterAutospacing="1"/>
+        <w:rPr>
+          <w:highlight w:val="yellow"/>
+        </w:rPr>
       </w:pPr>
       <w:r>
         <w:rPr>
+          <w:highlight w:val="yellow"/>
           <w:rtl w:val="0"/>
         </w:rPr>
         <w:t>2. Nguồn kinh phí, chi trả chính sách hỗ trợ sinh viên sư phạm</w:t>
@@ -1054,9 +1133,13 @@
       <w:pPr>
         <w:bidi w:val="0"/>
         <w:spacing w:before="120" w:beforeAutospacing="0" w:after="280" w:afterAutospacing="1"/>
+        <w:rPr>
+          <w:highlight w:val="yellow"/>
+        </w:rPr>
       </w:pPr>
       <w:r>
         <w:rPr>
+          <w:highlight w:val="yellow"/>
           <w:rtl w:val="0"/>
         </w:rPr>
         <w:t>a) Kinh phí hỗ trợ tiền đóng học phí và chi phí sinh hoạt cho sinh viên sư phạm được bố trí trong dự toán ngân sách nhà nước hằng năm chi cho giáo dục, đào tạo tại các bộ, ngành, địa phương theo quy định và được cấp cho cơ sở đào tạo giáo viên theo hình thức giao dự toán theo quy định;</w:t>
@@ -1066,9 +1149,13 @@
       <w:pPr>
         <w:bidi w:val="0"/>
         <w:spacing w:before="120" w:beforeAutospacing="0" w:after="280" w:afterAutospacing="1"/>
+        <w:rPr>
+          <w:highlight w:val="yellow"/>
+        </w:rPr>
       </w:pPr>
       <w:r>
         <w:rPr>
+          <w:highlight w:val="yellow"/>
           <w:rtl w:val="0"/>
         </w:rPr>
         <w:t>Trường hợp địa phương thực hiện giao nhiệm vụ, đặt hàng đào tạo sinh viên sư phạm thì địa phương bố trí từ ngân sách địa phương để chi trả cho cơ sở đào tạo giáo viên kinh phí hỗ trợ tiền đóng học phí và chi phí sinh hoạt cho sinh viên sư phạm;</w:t>
@@ -1078,9 +1165,13 @@
       <w:pPr>
         <w:bidi w:val="0"/>
         <w:spacing w:before="120" w:beforeAutospacing="0" w:after="280" w:afterAutospacing="1"/>
+        <w:rPr>
+          <w:highlight w:val="yellow"/>
+        </w:rPr>
       </w:pPr>
       <w:r>
         <w:rPr>
+          <w:highlight w:val="yellow"/>
           <w:rtl w:val="0"/>
         </w:rPr>
         <w:t>b) Sau khi nhận được kinh phí hỗ trợ của cơ quan có thẩm quyền cấp, cơ sở đào tạo giáo viên có trách nhiệm chi trả tiền hỗ trợ chi phí sinh hoạt vào tài khoản tiền gửi tại ngân hàng của sinh viên sư phạm trước ngày 15 hàng tháng.</w:t>
@@ -1090,9 +1181,13 @@
       <w:pPr>
         <w:bidi w:val="0"/>
         <w:spacing w:before="120" w:beforeAutospacing="0" w:after="280" w:afterAutospacing="1"/>
+        <w:rPr>
+          <w:highlight w:val="yellow"/>
+        </w:rPr>
       </w:pPr>
       <w:r>
         <w:rPr>
+          <w:highlight w:val="yellow"/>
           <w:rtl w:val="0"/>
         </w:rPr>
         <w:t xml:space="preserve">3. Việc chấp hành dự toán và thanh quyết toán kinh phí thực hiện chính sách hỗ trợ tiền đóng học phí, chi phí sinh hoạt đối với sinh viên sư phạm tại Nghị định này thực hiện theo quy định tại </w:t>
@@ -1100,6 +1195,7 @@
       <w:bookmarkStart w:id="32" w:name="tvpllink_orzgiqxtpn_4"/>
       <w:r>
         <w:rPr>
+          <w:highlight w:val="yellow"/>
           <w:rtl w:val="0"/>
         </w:rPr>
         <w:t>Luật Ngân sách nhà nước</w:t>
@@ -1107,6 +1203,7 @@
       <w:bookmarkEnd w:id="32"/>
       <w:r>
         <w:rPr>
+          <w:highlight w:val="yellow"/>
           <w:rtl w:val="0"/>
         </w:rPr>
         <w:t xml:space="preserve"> và các văn bản hướng dẫn.</w:t>
@@ -1116,9 +1213,13 @@
       <w:pPr>
         <w:bidi w:val="0"/>
         <w:spacing w:before="120" w:beforeAutospacing="0" w:after="280" w:afterAutospacing="1"/>
+        <w:rPr>
+          <w:highlight w:val="yellow"/>
+        </w:rPr>
       </w:pPr>
       <w:r>
         <w:rPr>
+          <w:highlight w:val="yellow"/>
           <w:rtl w:val="0"/>
         </w:rPr>
         <w:t>4. Kinh phí thực hiện chính sách tại Nghị định này được cân đối trong dự toán chi ngân sách nhà nước hàng năm theo phân cấp quản lý hiện hành. Ngân sách trung ương hỗ trợ ngân sách địa phương thực hiện chính sách theo nguyên tắc hỗ trợ có mục tiêu từ ngân sách trung ương cho ngân sách địa phương thực hiện các chính sách an sinh xã hội được cấp có thẩm quyền ban hành áp dụng cho từng thời kỳ.”</w:t>
@@ -1170,9 +1271,13 @@
       <w:pPr>
         <w:bidi w:val="0"/>
         <w:spacing w:before="120" w:beforeAutospacing="0" w:after="280" w:afterAutospacing="1"/>
+        <w:rPr>
+          <w:highlight w:val="yellow"/>
+        </w:rPr>
       </w:pPr>
       <w:r>
         <w:rPr>
+          <w:highlight w:val="yellow"/>
           <w:rtl w:val="0"/>
         </w:rPr>
         <w:t xml:space="preserve">“c) Sinh viên sư phạm sau khi tốt nghiệp nếu được tiếp nhận vào công tác trong ngành giáo dục và tiếp tục được cơ quan tuyển dụng cử đi đào tạo giáo viên trình độ cao hơn và tiếp tục công tác trong ngành giáo dục đủ thời gian quy định tại </w:t>
@@ -1180,6 +1285,7 @@
       <w:bookmarkStart w:id="36" w:name="dc_8"/>
       <w:r>
         <w:rPr>
+          <w:highlight w:val="yellow"/>
           <w:rtl w:val="0"/>
         </w:rPr>
         <w:t>điểm a khoản 2 Điều 6 Nghị định 116</w:t>
@@ -1187,6 +1293,7 @@
       <w:bookmarkEnd w:id="36"/>
       <w:r>
         <w:rPr>
+          <w:highlight w:val="yellow"/>
           <w:rtl w:val="0"/>
         </w:rPr>
         <w:t>.”</w:t>
@@ -1238,9 +1345,13 @@
       <w:pPr>
         <w:bidi w:val="0"/>
         <w:spacing w:before="120" w:beforeAutospacing="0" w:after="280" w:afterAutospacing="1"/>
+        <w:rPr>
+          <w:highlight w:val="yellow"/>
+        </w:rPr>
       </w:pPr>
       <w:r>
         <w:rPr>
+          <w:highlight w:val="yellow"/>
           <w:rtl w:val="0"/>
         </w:rPr>
         <w:t>“1. Hằng năm, căn cứ vào chỉ tiêu được Bộ Giáo dục và Đào tạo thông báo, cơ sở đào tạo giáo viên thông báo cho thí sinh trúng tuyển vào các ngành đào tạo giáo viên để đăng ký hỗ trợ tiền đóng học phí và chi phí sinh hoạt; công khai số lượng, danh sách sinh viên trúng tuyển lên cổng thông tin điện tử của Bộ Giáo dục và Đào tạo và trang thông tin điện tử của cơ sở đào tạo giáo viên để các địa phương đăng ký giao nhiệm vụ, đặt hàng đào tạo sinh viên sư phạm.</w:t>
@@ -1250,9 +1361,13 @@
       <w:pPr>
         <w:bidi w:val="0"/>
         <w:spacing w:before="120" w:beforeAutospacing="0" w:after="280" w:afterAutospacing="1"/>
+        <w:rPr>
+          <w:highlight w:val="yellow"/>
+        </w:rPr>
       </w:pPr>
       <w:r>
         <w:rPr>
+          <w:highlight w:val="yellow"/>
           <w:rtl w:val="0"/>
         </w:rPr>
         <w:t>6. Danh sách sinh viên sư phạm được hưởng chính sách hỗ trợ tiền đóng học phí, chi phí sinh hoạt và danh sách sinh viên sư phạm thuộc đối tượng giao nhiệm vụ, đặt hàng của địa phương được công khai trên cổng thông tin điện tử của địa phương và trang thông tin điện tử của cơ sở đào tạo giáo viên chậm nhất sau 05 ngày làm việc kể từ khi hoàn thành việc xét duyệt gửi cơ quan giao nhiệm vụ, đặt hàng để thực hiện, đồng thời gửi cơ quan cấp trên để theo dõi.”</w:t>
@@ -1304,11 +1419,15 @@
       <w:pPr>
         <w:bidi w:val="0"/>
         <w:spacing w:before="120" w:beforeAutospacing="0" w:after="280" w:afterAutospacing="1"/>
+        <w:rPr>
+          <w:highlight w:val="yellow"/>
+        </w:rPr>
       </w:pPr>
       <w:r>
         <w:rPr>
           <w:b/>
           <w:bCs/>
+          <w:highlight w:val="yellow"/>
           <w:rtl w:val="0"/>
         </w:rPr>
         <w:t>“Điều 9. Thu hồi kinh phí hỗ trợ</w:t>
@@ -1318,9 +1437,13 @@
       <w:pPr>
         <w:bidi w:val="0"/>
         <w:spacing w:before="120" w:beforeAutospacing="0" w:after="280" w:afterAutospacing="1"/>
+        <w:rPr>
+          <w:highlight w:val="yellow"/>
+        </w:rPr>
       </w:pPr>
       <w:r>
         <w:rPr>
+          <w:highlight w:val="yellow"/>
           <w:rtl w:val="0"/>
         </w:rPr>
         <w:t xml:space="preserve">1. Hằng năm, căn cứ vào kết quả rèn luyện, học tập của sinh viên sư phạm, cơ sở đào tạo giáo viên thông báo danh sách sinh viên thuộc đối tượng quy định tại </w:t>
@@ -1328,6 +1451,7 @@
       <w:bookmarkStart w:id="43" w:name="dc_11"/>
       <w:r>
         <w:rPr>
+          <w:highlight w:val="yellow"/>
           <w:rtl w:val="0"/>
         </w:rPr>
         <w:t>điểm c khoản 1 Điều 6 Nghị định 116</w:t>
@@ -1335,6 +1459,7 @@
       <w:bookmarkEnd w:id="43"/>
       <w:r>
         <w:rPr>
+          <w:highlight w:val="yellow"/>
           <w:rtl w:val="0"/>
         </w:rPr>
         <w:t xml:space="preserve"> cho Ủy ban nhân dân cấp tỉnh nơi sinh viên thường trú hoặc cơ quan giao nhiệm vụ, đặt hàng để thông báo thu hồi kinh phí đã hỗ trợ cho sinh viên sư phạm theo quy định tại </w:t>
@@ -1342,6 +1467,7 @@
       <w:bookmarkStart w:id="44" w:name="dc_12"/>
       <w:r>
         <w:rPr>
+          <w:highlight w:val="yellow"/>
           <w:rtl w:val="0"/>
         </w:rPr>
         <w:t>khoản 2 Điều 8 Nghị định 116</w:t>
@@ -1349,6 +1475,7 @@
       <w:bookmarkEnd w:id="44"/>
       <w:r>
         <w:rPr>
+          <w:highlight w:val="yellow"/>
           <w:rtl w:val="0"/>
         </w:rPr>
         <w:t>.</w:t>
@@ -1358,9 +1485,13 @@
       <w:pPr>
         <w:bidi w:val="0"/>
         <w:spacing w:before="120" w:beforeAutospacing="0" w:after="280" w:afterAutospacing="1"/>
+        <w:rPr>
+          <w:highlight w:val="yellow"/>
+        </w:rPr>
       </w:pPr>
       <w:r>
         <w:rPr>
+          <w:highlight w:val="yellow"/>
           <w:rtl w:val="0"/>
         </w:rPr>
         <w:t xml:space="preserve">2. Đối với sinh viên sư phạm được hỗ trợ kinh phí theo hình thức giao dự toán thuộc đối tượng phải bồi hoàn kinh phí theo quy định tại </w:t>
@@ -1368,6 +1499,7 @@
       <w:bookmarkStart w:id="45" w:name="dc_13"/>
       <w:r>
         <w:rPr>
+          <w:highlight w:val="yellow"/>
           <w:rtl w:val="0"/>
         </w:rPr>
         <w:t>khoản 1 Điều 6 Nghị định 116</w:t>
@@ -1375,6 +1507,7 @@
       <w:bookmarkEnd w:id="45"/>
       <w:r>
         <w:rPr>
+          <w:highlight w:val="yellow"/>
           <w:rtl w:val="0"/>
         </w:rPr>
         <w:t xml:space="preserve">, trước ngày 30 tháng 12 hằng năm căn cứ vào Giấy xác nhận thời gian công tác trong ngành giáo dục theo quy định tại </w:t>
@@ -1382,6 +1515,7 @@
       <w:bookmarkStart w:id="46" w:name="bieumau_ms_02_116_2020_nd_cp"/>
       <w:r>
         <w:rPr>
+          <w:highlight w:val="yellow"/>
           <w:rtl w:val="0"/>
         </w:rPr>
         <w:t>Mẫu số 02</w:t>
@@ -1389,6 +1523,7 @@
       <w:bookmarkEnd w:id="46"/>
       <w:r>
         <w:rPr>
+          <w:highlight w:val="yellow"/>
           <w:rtl w:val="0"/>
         </w:rPr>
         <w:t xml:space="preserve"> Phụ lục ban hành kèm theo Nghị định 116 của sinh viên sư phạm, Ủy ban nhân dân cấp tỉnh nơi sinh viên thường trú rà soát, theo dõi, hướng dẫn, ra thông báo thu hồi kinh phí hỗ trợ để sinh viên sư phạm thực hiện nộp trả đầy đủ khoản tiền phải bồi hoàn theo quy định tại </w:t>
@@ -1396,6 +1531,7 @@
       <w:bookmarkStart w:id="47" w:name="dc_14"/>
       <w:r>
         <w:rPr>
+          <w:highlight w:val="yellow"/>
           <w:rtl w:val="0"/>
         </w:rPr>
         <w:t>Điều 8 Nghị định 116</w:t>
@@ -1403,6 +1539,7 @@
       <w:bookmarkEnd w:id="47"/>
       <w:r>
         <w:rPr>
+          <w:highlight w:val="yellow"/>
           <w:rtl w:val="0"/>
         </w:rPr>
         <w:t xml:space="preserve"> và Nghị định này.</w:t>
@@ -1412,9 +1549,13 @@
       <w:pPr>
         <w:bidi w:val="0"/>
         <w:spacing w:before="120" w:beforeAutospacing="0" w:after="280" w:afterAutospacing="1"/>
+        <w:rPr>
+          <w:highlight w:val="yellow"/>
+        </w:rPr>
       </w:pPr>
       <w:r>
         <w:rPr>
+          <w:highlight w:val="yellow"/>
           <w:rtl w:val="0"/>
         </w:rPr>
         <w:t xml:space="preserve">3. Đối với sinh viên sư phạm được hỗ trợ kinh phí theo hình thức giao nhiệm vụ, đặt hàng thuộc đối tượng phải bồi hoàn kinh phí theo quy định tại </w:t>
@@ -1422,6 +1563,7 @@
       <w:bookmarkStart w:id="48" w:name="dc_15"/>
       <w:r>
         <w:rPr>
+          <w:highlight w:val="yellow"/>
           <w:rtl w:val="0"/>
         </w:rPr>
         <w:t>khoản 1 Điều 6 Nghị định 116</w:t>
@@ -1429,6 +1571,7 @@
       <w:bookmarkEnd w:id="48"/>
       <w:r>
         <w:rPr>
+          <w:highlight w:val="yellow"/>
           <w:rtl w:val="0"/>
         </w:rPr>
         <w:t xml:space="preserve">, cơ quan giao nhiệm vụ, đặt hàng theo dõi, hướng dẫn, ra thông báo thu hồi kinh phí hỗ trợ để sinh viên sư phạm thực hiện nộp trả đầy đủ khoản tiền phải bồi hoàn theo quy định tại </w:t>
@@ -1436,6 +1579,7 @@
       <w:bookmarkStart w:id="49" w:name="dc_16"/>
       <w:r>
         <w:rPr>
+          <w:highlight w:val="yellow"/>
           <w:rtl w:val="0"/>
         </w:rPr>
         <w:t>Điều 8 Nghị định 116</w:t>
@@ -1443,6 +1587,7 @@
       <w:bookmarkEnd w:id="49"/>
       <w:r>
         <w:rPr>
+          <w:highlight w:val="yellow"/>
           <w:rtl w:val="0"/>
         </w:rPr>
         <w:t xml:space="preserve"> và Nghị định này.</w:t>
@@ -1452,9 +1597,13 @@
       <w:pPr>
         <w:bidi w:val="0"/>
         <w:spacing w:before="120" w:beforeAutospacing="0" w:after="280" w:afterAutospacing="1"/>
+        <w:rPr>
+          <w:highlight w:val="yellow"/>
+        </w:rPr>
       </w:pPr>
       <w:r>
         <w:rPr>
+          <w:highlight w:val="yellow"/>
           <w:rtl w:val="0"/>
         </w:rPr>
         <w:t>4. Trong thời hạn 30 ngày, kể từ ngày nhận được thông báo của cơ quan có thẩm quyền, sinh viên thuộc đối tượng bồi hoàn kinh phí phải có trách nhiệm liên hệ với cơ quan ra thông báo thu hồi kinh phí bồi hoàn để làm thủ tục bồi hoàn kinh phí hỗ trợ.</w:t>
@@ -1464,9 +1613,13 @@
       <w:pPr>
         <w:bidi w:val="0"/>
         <w:spacing w:before="120" w:beforeAutospacing="0" w:after="280" w:afterAutospacing="1"/>
+        <w:rPr>
+          <w:highlight w:val="yellow"/>
+        </w:rPr>
       </w:pPr>
       <w:r>
         <w:rPr>
+          <w:highlight w:val="yellow"/>
           <w:rtl w:val="0"/>
         </w:rPr>
         <w:t>Thời hạn phải thực hiện nghĩa vụ bồi hoàn kinh phí hỗ trợ tối đa là 4 năm, kể từ khi sinh viên sư phạm nhận được thông báo bồi hoàn kinh phí.</w:t>
@@ -1476,9 +1629,13 @@
       <w:pPr>
         <w:bidi w:val="0"/>
         <w:spacing w:before="120" w:beforeAutospacing="0" w:after="280" w:afterAutospacing="1"/>
+        <w:rPr>
+          <w:highlight w:val="yellow"/>
+        </w:rPr>
       </w:pPr>
       <w:r>
         <w:rPr>
+          <w:highlight w:val="yellow"/>
           <w:rtl w:val="0"/>
         </w:rPr>
         <w:t>Trong thời hạn phải thực hiện nghĩa vụ bồi hoàn kinh phí, sinh viên nộp tiền bồi hoàn cho cơ sở đào tạo giáo viên hoặc cơ quan đặt hàng, giao nhiệm vụ (đối với sinh viên thuộc đối tượng đặt hàng, giao nhiệm vụ) theo quy định.</w:t>
@@ -1488,9 +1645,13 @@
       <w:pPr>
         <w:bidi w:val="0"/>
         <w:spacing w:before="120" w:beforeAutospacing="0" w:after="280" w:afterAutospacing="1"/>
+        <w:rPr>
+          <w:highlight w:val="yellow"/>
+        </w:rPr>
       </w:pPr>
       <w:r>
         <w:rPr>
+          <w:highlight w:val="yellow"/>
           <w:rtl w:val="0"/>
         </w:rPr>
         <w:t>Trường hợp sinh viên chậm thực hiện nghĩa vụ bồi hoàn quá thời hạn quy định thì phải chịu lãi suất tối đa áp dụng đối với tiền gửi không kỳ hạn do Ngân hàng Nhà nước Việt Nam quy định đối với khoản tiền chậm bồi hoàn. Trường hợp Ngân hàng Nhà nước không quy định lãi suất tối đa áp dụng đối với tiền gửi không kỳ hạn thì phải chịu lãi suất áp dụng đối với tiền gửi không kỳ hạn của Ngân hàng Thương mại cổ phần Công thương Việt Nam tại thời điểm thực hiện nghĩa vụ bồi hoàn.</w:t>
@@ -1500,9 +1661,13 @@
       <w:pPr>
         <w:bidi w:val="0"/>
         <w:spacing w:before="120" w:beforeAutospacing="0" w:after="280" w:afterAutospacing="1"/>
+        <w:rPr>
+          <w:highlight w:val="yellow"/>
+        </w:rPr>
       </w:pPr>
       <w:r>
         <w:rPr>
+          <w:highlight w:val="yellow"/>
           <w:rtl w:val="0"/>
         </w:rPr>
         <w:t xml:space="preserve">5. Sinh viên sư phạm phải bồi hoàn kinh phí theo quy định tại </w:t>
@@ -1510,6 +1675,7 @@
       <w:bookmarkStart w:id="50" w:name="dc_17"/>
       <w:r>
         <w:rPr>
+          <w:highlight w:val="yellow"/>
           <w:rtl w:val="0"/>
         </w:rPr>
         <w:t>khoản 1 Điều 6 Nghị định 116</w:t>
@@ -1517,6 +1683,7 @@
       <w:bookmarkEnd w:id="50"/>
       <w:r>
         <w:rPr>
+          <w:highlight w:val="yellow"/>
           <w:rtl w:val="0"/>
         </w:rPr>
         <w:t>, nếu thuộc đối tượng được cơ quan có thẩm quyền xác nhận bị suy giảm khả năng lao động từ 61% trở lên hoặc từ trần sẽ được xóa kinh phí bồi hoàn; nếu thuộc đối tượng hưởng chính sách miễn hoặc giảm học phí theo quy định của Chính phủ sẽ được miễn hoặc giảm mức bồi hoàn kinh phí hỗ trợ tiền đóng học phí tương ứng. Căn cứ vào điều kiện cụ thể của sinh viên sư phạm, Ủy ban nhân dân cấp tỉnh nơi sinh viên thường trú quyết định miễn, giảm hoặc xóa kinh phí bồi hoàn cho sinh viên sư phạm thuộc đối tượng chính sách.</w:t>
@@ -1526,9 +1693,13 @@
       <w:pPr>
         <w:bidi w:val="0"/>
         <w:spacing w:before="120" w:beforeAutospacing="0" w:after="280" w:afterAutospacing="1"/>
+        <w:rPr>
+          <w:highlight w:val="yellow"/>
+        </w:rPr>
       </w:pPr>
       <w:r>
         <w:rPr>
+          <w:highlight w:val="yellow"/>
           <w:rtl w:val="0"/>
         </w:rPr>
         <w:t xml:space="preserve">6. Chậm nhất 05 ngày làm việc kể từ khi nhận được tiền bồi hoàn kinh phí của sinh viên sư phạm, cơ sở đào tạo giáo viên, cơ quan đặt hàng, giao nhiệm vụ thực hiện nộp trả kinh phí vào ngân sách nhà nước theo quy định tại Nghị định số </w:t>
@@ -1536,6 +1707,7 @@
       <w:bookmarkStart w:id="51" w:name="tvpllink_busgzkryka"/>
       <w:r>
         <w:rPr>
+          <w:highlight w:val="yellow"/>
           <w:rtl w:val="0"/>
         </w:rPr>
         <w:t>11/2020/NĐ-CP</w:t>
@@ -1543,6 +1715,7 @@
       <w:bookmarkEnd w:id="51"/>
       <w:r>
         <w:rPr>
+          <w:highlight w:val="yellow"/>
           <w:rtl w:val="0"/>
         </w:rPr>
         <w:t xml:space="preserve"> ngày 20 tháng 01 năm 2020 của Chính phủ quy định về thủ tục hành chính thuộc lĩnh vực Kho bạc Nhà nước.</w:t>
@@ -1552,9 +1725,13 @@
       <w:pPr>
         <w:bidi w:val="0"/>
         <w:spacing w:before="120" w:beforeAutospacing="0" w:after="280" w:afterAutospacing="1"/>
+        <w:rPr>
+          <w:highlight w:val="yellow"/>
+        </w:rPr>
       </w:pPr>
       <w:r>
         <w:rPr>
+          <w:highlight w:val="yellow"/>
           <w:rtl w:val="0"/>
         </w:rPr>
         <w:t>7. Sinh viên sư phạm không thực hiện nghĩa vụ bồi hoàn thì cơ quan có thẩm quyền theo dõi, hướng dẫn, ra thông báo thu hồi kinh phí có quyền khởi kiện tại Tòa án theo quy định pháp luật.”</w:t>
@@ -1606,9 +1783,13 @@
       <w:pPr>
         <w:bidi w:val="0"/>
         <w:spacing w:before="120" w:beforeAutospacing="0" w:after="280" w:afterAutospacing="1"/>
+        <w:rPr>
+          <w:highlight w:val="yellow"/>
+        </w:rPr>
       </w:pPr>
       <w:r>
         <w:rPr>
+          <w:highlight w:val="yellow"/>
           <w:rtl w:val="0"/>
         </w:rPr>
         <w:t>“3. Bộ Tài chính:</w:t>
@@ -1618,9 +1799,13 @@
       <w:pPr>
         <w:bidi w:val="0"/>
         <w:spacing w:before="120" w:beforeAutospacing="0" w:after="280" w:afterAutospacing="1"/>
+        <w:rPr>
+          <w:highlight w:val="yellow"/>
+        </w:rPr>
       </w:pPr>
       <w:r>
         <w:rPr>
+          <w:highlight w:val="yellow"/>
           <w:rtl w:val="0"/>
         </w:rPr>
         <w:t>Tổng hợp, trình cấp có thẩm quyền bố trí kinh phí thực hiện chính sách hỗ trợ tiền đóng học phí, chi phí sinh hoạt đối với sinh viên sư phạm quy định tại Nghị định này theo phân cấp quản lý ngân sách.”</w:t>
@@ -1672,11 +1857,15 @@
       <w:pPr>
         <w:bidi w:val="0"/>
         <w:spacing w:before="120" w:beforeAutospacing="0" w:after="280" w:afterAutospacing="1"/>
+        <w:rPr>
+          <w:highlight w:val="yellow"/>
+        </w:rPr>
       </w:pPr>
       <w:r>
         <w:rPr>
           <w:b/>
           <w:bCs/>
+          <w:highlight w:val="yellow"/>
           <w:rtl w:val="0"/>
         </w:rPr>
         <w:t>“Điều 11. Trách nhiệm của Ủy ban nhân dân cấp tỉnh</w:t>
@@ -1686,9 +1875,13 @@
       <w:pPr>
         <w:bidi w:val="0"/>
         <w:spacing w:before="120" w:beforeAutospacing="0" w:after="280" w:afterAutospacing="1"/>
+        <w:rPr>
+          <w:highlight w:val="yellow"/>
+        </w:rPr>
       </w:pPr>
       <w:r>
         <w:rPr>
+          <w:highlight w:val="yellow"/>
           <w:rtl w:val="0"/>
         </w:rPr>
         <w:t xml:space="preserve">1. Bố trí ngân sách thực hiện chính sách hỗ trợ tiền đóng học phí và chi phí sinh hoạt kịp thời cho sinh viên sư phạm theo quy định tại </w:t>
@@ -1696,6 +1889,7 @@
       <w:bookmarkStart w:id="58" w:name="tvpllink_zchfrtgkdj_9"/>
       <w:r>
         <w:rPr>
+          <w:highlight w:val="yellow"/>
           <w:rtl w:val="0"/>
         </w:rPr>
         <w:t>Nghị định 116</w:t>
@@ -1703,6 +1897,7 @@
       <w:bookmarkEnd w:id="58"/>
       <w:r>
         <w:rPr>
+          <w:highlight w:val="yellow"/>
           <w:rtl w:val="0"/>
         </w:rPr>
         <w:t xml:space="preserve"> và Nghị định này; xây dựng tiêu chí tuyển chọn sinh viên sư phạm phù hợp nhu cầu sử dụng.</w:t>
@@ -1712,9 +1907,13 @@
       <w:pPr>
         <w:bidi w:val="0"/>
         <w:spacing w:before="120" w:beforeAutospacing="0" w:after="280" w:afterAutospacing="1"/>
+        <w:rPr>
+          <w:highlight w:val="yellow"/>
+        </w:rPr>
       </w:pPr>
       <w:r>
         <w:rPr>
+          <w:highlight w:val="yellow"/>
           <w:rtl w:val="0"/>
         </w:rPr>
         <w:t>2. Thực hiện công khai nhu cầu đào tạo giáo viên, kết quả giao nhiệm vụ, đặt hàng với các cơ sở đào tạo giáo viên, kế hoạch tuyển dụng và bố trí vị trí việc làm trong các cơ sở giáo dục.</w:t>
@@ -1724,9 +1923,13 @@
       <w:pPr>
         <w:bidi w:val="0"/>
         <w:spacing w:before="120" w:beforeAutospacing="0" w:after="280" w:afterAutospacing="1"/>
+        <w:rPr>
+          <w:highlight w:val="yellow"/>
+        </w:rPr>
       </w:pPr>
       <w:r>
         <w:rPr>
+          <w:highlight w:val="yellow"/>
           <w:rtl w:val="0"/>
         </w:rPr>
         <w:t xml:space="preserve">3. Chi trả kinh phí thực hiện quyết định giao nhiệm vụ, hợp đồng đào tạo giáo viên với các cơ sở đào tạo giáo viên theo đúng định mức quy định tại </w:t>
@@ -1734,6 +1937,7 @@
       <w:bookmarkStart w:id="59" w:name="dc_20"/>
       <w:r>
         <w:rPr>
+          <w:highlight w:val="yellow"/>
           <w:rtl w:val="0"/>
         </w:rPr>
         <w:t>Điều 4 Nghị định 116</w:t>
@@ -1741,6 +1945,7 @@
       <w:bookmarkEnd w:id="59"/>
       <w:r>
         <w:rPr>
+          <w:highlight w:val="yellow"/>
           <w:rtl w:val="0"/>
         </w:rPr>
         <w:t>.</w:t>
@@ -1750,9 +1955,13 @@
       <w:pPr>
         <w:bidi w:val="0"/>
         <w:spacing w:before="120" w:beforeAutospacing="0" w:after="280" w:afterAutospacing="1"/>
+        <w:rPr>
+          <w:highlight w:val="yellow"/>
+        </w:rPr>
       </w:pPr>
       <w:r>
         <w:rPr>
+          <w:highlight w:val="yellow"/>
           <w:rtl w:val="0"/>
         </w:rPr>
         <w:t xml:space="preserve">4. Chỉ đạo, hướng dẫn tổ chức thực hiện chính sách hỗ trợ sinh viên sư phạm theo quy định của </w:t>
@@ -1760,6 +1969,7 @@
       <w:bookmarkStart w:id="60" w:name="tvpllink_zchfrtgkdj_10"/>
       <w:r>
         <w:rPr>
+          <w:highlight w:val="yellow"/>
           <w:rtl w:val="0"/>
         </w:rPr>
         <w:t>Nghị định 116</w:t>
@@ -1767,6 +1977,7 @@
       <w:bookmarkEnd w:id="60"/>
       <w:r>
         <w:rPr>
+          <w:highlight w:val="yellow"/>
           <w:rtl w:val="0"/>
         </w:rPr>
         <w:t xml:space="preserve"> và Nghị định này tại địa phương; kiểm tra, giám sát việc thực hiện và báo cáo tình hình thực hiện định kỳ hằng năm với Bộ Giáo dục và Đào tạo, Bộ Tài chính.</w:t>
@@ -1776,9 +1987,13 @@
       <w:pPr>
         <w:bidi w:val="0"/>
         <w:spacing w:before="120" w:beforeAutospacing="0" w:after="280" w:afterAutospacing="1"/>
+        <w:rPr>
+          <w:highlight w:val="yellow"/>
+        </w:rPr>
       </w:pPr>
       <w:r>
         <w:rPr>
+          <w:highlight w:val="yellow"/>
           <w:rtl w:val="0"/>
         </w:rPr>
         <w:t>5. Thực hiện hoặc phân cấp thực hiện việc tuyển dụng sinh viên sư phạm tốt nghiệp, bố trí vị trí việc làm phù hợp với chuyên ngành đào tạo trong các cơ sở giáo dục theo quy định hiện hành về tuyển dụng, sử dụng viên chức.</w:t>
@@ -1788,9 +2003,13 @@
       <w:pPr>
         <w:bidi w:val="0"/>
         <w:spacing w:before="120" w:beforeAutospacing="0" w:after="280" w:afterAutospacing="1"/>
+        <w:rPr>
+          <w:highlight w:val="yellow"/>
+        </w:rPr>
       </w:pPr>
       <w:r>
         <w:rPr>
+          <w:highlight w:val="yellow"/>
           <w:rtl w:val="0"/>
         </w:rPr>
         <w:t xml:space="preserve">6. Hướng dẫn thủ tục theo dõi, đôn đốc và ra thông báo thu hồi tiền bồi hoàn kinh phí hỗ trợ tiền đóng học phí, chi phí sinh hoạt đối với sinh viên sư phạm thường trú tại địa phương thuộc trường hợp phải bồi hoàn quy định tại </w:t>
@@ -1798,6 +2017,7 @@
       <w:bookmarkStart w:id="61" w:name="dc_21"/>
       <w:r>
         <w:rPr>
+          <w:highlight w:val="yellow"/>
           <w:rtl w:val="0"/>
         </w:rPr>
         <w:t>khoản 1 Điều 6 Nghị định 116</w:t>
@@ -1805,6 +2025,7 @@
       <w:bookmarkEnd w:id="61"/>
       <w:r>
         <w:rPr>
+          <w:highlight w:val="yellow"/>
           <w:rtl w:val="0"/>
         </w:rPr>
         <w:t xml:space="preserve"> theo </w:t>
@@ -1812,6 +2033,7 @@
       <w:bookmarkStart w:id="62" w:name="bieumau_ms_04"/>
       <w:r>
         <w:rPr>
+          <w:highlight w:val="yellow"/>
           <w:rtl w:val="0"/>
         </w:rPr>
         <w:t>Mẫu số 04</w:t>
@@ -1819,6 +2041,7 @@
       <w:bookmarkEnd w:id="62"/>
       <w:r>
         <w:rPr>
+          <w:highlight w:val="yellow"/>
           <w:rtl w:val="0"/>
         </w:rPr>
         <w:t xml:space="preserve"> Phụ lục ban hành kèm theo Nghị định này và xử lý các trường hợp không thực hiện việc bồi hoàn theo quy định của pháp luật.</w:t>
@@ -1828,9 +2051,13 @@
       <w:pPr>
         <w:bidi w:val="0"/>
         <w:spacing w:before="120" w:beforeAutospacing="0" w:after="280" w:afterAutospacing="1"/>
+        <w:rPr>
+          <w:highlight w:val="yellow"/>
+        </w:rPr>
       </w:pPr>
       <w:r>
         <w:rPr>
+          <w:highlight w:val="yellow"/>
           <w:rtl w:val="0"/>
         </w:rPr>
         <w:t xml:space="preserve">7. Trước ngày 31 tháng 01 hằng năm, thực hiện báo cáo số liệu của năm trước liền kề theo hình thức nộp trực tiếp hoặc qua bưu điện số kinh phí hỗ trợ tiền đóng học phí, chi phí sinh hoạt cho sinh viên sư phạm, kinh phí bồi hoàn của sinh viên sư phạm quy định tại </w:t>
@@ -1838,6 +2065,7 @@
       <w:bookmarkStart w:id="63" w:name="dc_22"/>
       <w:r>
         <w:rPr>
+          <w:highlight w:val="yellow"/>
           <w:rtl w:val="0"/>
         </w:rPr>
         <w:t>khoản 1 Điều 6 Nghị định 116</w:t>
@@ -1845,6 +2073,7 @@
       <w:bookmarkEnd w:id="63"/>
       <w:r>
         <w:rPr>
+          <w:highlight w:val="yellow"/>
           <w:rtl w:val="0"/>
         </w:rPr>
         <w:t xml:space="preserve"> theo </w:t>
@@ -1852,6 +2081,7 @@
       <w:bookmarkStart w:id="64" w:name="bieumau_ms_05"/>
       <w:r>
         <w:rPr>
+          <w:highlight w:val="yellow"/>
           <w:rtl w:val="0"/>
         </w:rPr>
         <w:t>Mẫu số 05</w:t>
@@ -1859,6 +2089,7 @@
       <w:bookmarkEnd w:id="64"/>
       <w:r>
         <w:rPr>
+          <w:highlight w:val="yellow"/>
           <w:rtl w:val="0"/>
         </w:rPr>
         <w:t xml:space="preserve"> Phụ lục ban hành kèm theo Nghị định này gửi Bộ Giáo dục và Đào tạo, Bộ Tài chính. Thời gian chốt số liệu báo cáo từ ngày 01 tháng 01 đến ngày 31 tháng 12 của năm trước liền kề.</w:t>
@@ -1868,9 +2099,13 @@
       <w:pPr>
         <w:bidi w:val="0"/>
         <w:spacing w:before="120" w:beforeAutospacing="0" w:after="280" w:afterAutospacing="1"/>
+        <w:rPr>
+          <w:highlight w:val="yellow"/>
+        </w:rPr>
       </w:pPr>
       <w:r>
         <w:rPr>
+          <w:highlight w:val="yellow"/>
           <w:rtl w:val="0"/>
         </w:rPr>
         <w:t xml:space="preserve">8. Xây dựng dự toán kinh phí thực hiện chính sách hỗ trợ quy định tại Nghị định này và </w:t>
@@ -1878,6 +2113,7 @@
       <w:bookmarkStart w:id="65" w:name="tvpllink_zchfrtgkdj_11"/>
       <w:r>
         <w:rPr>
+          <w:highlight w:val="yellow"/>
           <w:rtl w:val="0"/>
         </w:rPr>
         <w:t>Nghị định 116</w:t>
@@ -1885,6 +2121,7 @@
       <w:bookmarkEnd w:id="65"/>
       <w:r>
         <w:rPr>
+          <w:highlight w:val="yellow"/>
           <w:rtl w:val="0"/>
         </w:rPr>
         <w:t>, tổng hợp vào kế hoạch ngân sách địa phương hằng năm gửi Bộ Tài chính tổng hợp trình cấp có thẩm quyền phê duyệt.</w:t>
@@ -1894,9 +2131,13 @@
       <w:pPr>
         <w:bidi w:val="0"/>
         <w:spacing w:before="120" w:beforeAutospacing="0" w:after="280" w:afterAutospacing="1"/>
+        <w:rPr>
+          <w:highlight w:val="yellow"/>
+        </w:rPr>
       </w:pPr>
       <w:r>
         <w:rPr>
+          <w:highlight w:val="yellow"/>
           <w:rtl w:val="0"/>
         </w:rPr>
         <w:t>9. Hướng dẫn cơ quan giao nhiệm vụ, đặt hàng đào tạo giáo viên thực hiện nộp trả kinh phí bồi hoàn vào kho bạc nhà nước cho sinh viên sư phạm theo phương thức giao nhiệm vụ, đặt hàng thuộc đối tượng phải bồi hoàn kinh phí.”</w:t>
@@ -1976,9 +2217,13 @@
       <w:pPr>
         <w:bidi w:val="0"/>
         <w:spacing w:before="120" w:beforeAutospacing="0" w:after="280" w:afterAutospacing="1"/>
+        <w:rPr>
+          <w:highlight w:val="yellow"/>
+        </w:rPr>
       </w:pPr>
       <w:r>
         <w:rPr>
+          <w:highlight w:val="yellow"/>
           <w:rtl w:val="0"/>
         </w:rPr>
         <w:t xml:space="preserve">“3. Định kỳ hằng năm thông báo cho Ủy ban nhân dân cấp tỉnh nơi sinh viên đăng ký thường trú, cơ quan giao nhiệm vụ, đặt hàng đào tạo sinh viên sư phạm kết quả học tập, rèn luyện, thời gian tốt nghiệp của sinh viên sư phạm, danh sách sinh viên tốt nghiệp, danh sách sinh viên đang học tại trường vi phạm phải bồi hoàn kinh phí hỗ trợ tiền đóng học phí và chi phí sinh hoạt quy định tại </w:t>
@@ -1986,6 +2231,7 @@
       <w:bookmarkStart w:id="71" w:name="dc_29"/>
       <w:r>
         <w:rPr>
+          <w:highlight w:val="yellow"/>
           <w:rtl w:val="0"/>
         </w:rPr>
         <w:t>khoản 1 Điều 6 Nghị định 116</w:t>
@@ -1993,6 +2239,7 @@
       <w:bookmarkEnd w:id="71"/>
       <w:r>
         <w:rPr>
+          <w:highlight w:val="yellow"/>
           <w:rtl w:val="0"/>
         </w:rPr>
         <w:t>, nguồn kinh phí chi trả, số tiền hỗ trợ và số tiền bồi hoàn kinh phí hỗ trợ tiền đóng học phí, chi phí sinh hoạt cho từng sinh viên.</w:t>
@@ -2005,6 +2252,7 @@
       </w:pPr>
       <w:r>
         <w:rPr>
+          <w:highlight w:val="yellow"/>
           <w:rtl w:val="0"/>
         </w:rPr>
         <w:t>8. Thực hiện nộp trả kinh phí bồi hoàn vào kho bạc nhà nước cho sinh viên sư phạm theo phương thức giao dự toán ngân sách thuộc đối tượng phải bồi hoàn kinh phí.”</w:t>
@@ -2056,14 +2304,163 @@
       <w:pPr>
         <w:bidi w:val="0"/>
         <w:spacing w:before="120" w:beforeAutospacing="0" w:after="280" w:afterAutospacing="1"/>
+        <w:rPr>
+          <w:highlight w:val="yellow"/>
+        </w:rPr>
       </w:pPr>
+      <w:bookmarkStart w:id="118" w:name="_GoBack"/>
       <w:r>
         <w:rPr>
           <w:b/>
           <w:bCs/>
+          <w:highlight w:val="yellow"/>
           <w:rtl w:val="0"/>
         </w:rPr>
         <w:t>“Điều 13. Trách nhiệm của người được hưởng chính sách hỗ trợ tiền đóng học phí và chi phí sinh hoạt</w:t>
+      </w:r>
+    </w:p>
+    <w:p>
+      <w:pPr>
+        <w:bidi w:val="0"/>
+        <w:spacing w:before="120" w:beforeAutospacing="0" w:after="280" w:afterAutospacing="1"/>
+        <w:rPr>
+          <w:highlight w:val="yellow"/>
+        </w:rPr>
+      </w:pPr>
+      <w:r>
+        <w:rPr>
+          <w:highlight w:val="yellow"/>
+          <w:rtl w:val="0"/>
+        </w:rPr>
+        <w:t>1. Chấp hành các quy định của pháp luật và nội quy, quy chế của các cơ sở đào tạo giáo viên; hoàn thành chương trình đào tạo theo quy định.</w:t>
+      </w:r>
+    </w:p>
+    <w:p>
+      <w:pPr>
+        <w:bidi w:val="0"/>
+        <w:spacing w:before="120" w:beforeAutospacing="0" w:after="280" w:afterAutospacing="1"/>
+        <w:rPr>
+          <w:highlight w:val="yellow"/>
+        </w:rPr>
+      </w:pPr>
+      <w:r>
+        <w:rPr>
+          <w:highlight w:val="yellow"/>
+          <w:rtl w:val="0"/>
+        </w:rPr>
+        <w:t xml:space="preserve">2. Sau khi có quyết định công nhận tốt nghiệp, định kỳ trước ngày 31 tháng 12 hằng năm của năm tiếp theo cho đến năm đủ thời gian không phải thực hiện nghĩa vụ bồi hoàn kinh phí hỗ trợ quy định tại </w:t>
+      </w:r>
+      <w:bookmarkStart w:id="75" w:name="dc_26"/>
+      <w:r>
+        <w:rPr>
+          <w:highlight w:val="yellow"/>
+          <w:rtl w:val="0"/>
+        </w:rPr>
+        <w:t>điểm a khoản 2 Điều 6 Nghị định 116</w:t>
+      </w:r>
+      <w:bookmarkEnd w:id="75"/>
+      <w:r>
+        <w:rPr>
+          <w:highlight w:val="yellow"/>
+          <w:rtl w:val="0"/>
+        </w:rPr>
+        <w:t xml:space="preserve">, báo cáo tình hình việc làm của bản thân theo </w:t>
+      </w:r>
+      <w:bookmarkStart w:id="76" w:name="bieumau_ms_02_116_2020_nd_cp_1"/>
+      <w:r>
+        <w:rPr>
+          <w:highlight w:val="yellow"/>
+          <w:rtl w:val="0"/>
+        </w:rPr>
+        <w:t>Mẫu số 02</w:t>
+      </w:r>
+      <w:bookmarkEnd w:id="76"/>
+      <w:r>
+        <w:rPr>
+          <w:highlight w:val="yellow"/>
+          <w:rtl w:val="0"/>
+        </w:rPr>
+        <w:t xml:space="preserve"> Phụ lục ban hành kèm theo </w:t>
+      </w:r>
+      <w:bookmarkStart w:id="77" w:name="tvpllink_zchfrtgkdj_12"/>
+      <w:r>
+        <w:rPr>
+          <w:highlight w:val="yellow"/>
+          <w:rtl w:val="0"/>
+        </w:rPr>
+        <w:t>Nghị định 116</w:t>
+      </w:r>
+      <w:bookmarkEnd w:id="77"/>
+      <w:r>
+        <w:rPr>
+          <w:highlight w:val="yellow"/>
+          <w:rtl w:val="0"/>
+        </w:rPr>
+        <w:t xml:space="preserve"> tới Ủy ban nhân dân cấp tỉnh (cơ quan theo dõi, hướng dẫn, ra thông báo thu hồi kinh phí) nơi sinh viên thường trú hoặc cơ quan giao nhiệm vụ, đặt hàng đối với sinh viên thuộc đối tượng giao nhiệm vụ, đặt hàng để thông báo xóa hoặc thu hồi khoản kinh phí hỗ trợ.</w:t>
+      </w:r>
+    </w:p>
+    <w:p>
+      <w:pPr>
+        <w:bidi w:val="0"/>
+        <w:spacing w:before="120" w:beforeAutospacing="0" w:after="280" w:afterAutospacing="1"/>
+        <w:rPr>
+          <w:highlight w:val="yellow"/>
+        </w:rPr>
+      </w:pPr>
+      <w:r>
+        <w:rPr>
+          <w:highlight w:val="yellow"/>
+          <w:rtl w:val="0"/>
+        </w:rPr>
+        <w:t xml:space="preserve">3. Sinh viên sư phạm thuộc đối tượng quy định tại </w:t>
+      </w:r>
+      <w:bookmarkStart w:id="78" w:name="dc_27"/>
+      <w:r>
+        <w:rPr>
+          <w:highlight w:val="yellow"/>
+          <w:rtl w:val="0"/>
+        </w:rPr>
+        <w:t>khoản 1 Điều 6 Nghị định 116</w:t>
+      </w:r>
+      <w:bookmarkEnd w:id="78"/>
+      <w:r>
+        <w:rPr>
+          <w:highlight w:val="yellow"/>
+          <w:rtl w:val="0"/>
+        </w:rPr>
+        <w:t xml:space="preserve"> có trách nhiệm nộp trả kinh phí đã được hỗ trợ theo quy định tại Nghị định này tới cơ sở đào tạo giáo viên hoặc cơ quan đặt hàng, giao nhiệm vụ (đối với sinh viên theo phương thức đặt hàng, giao nhiệm vụ) để nộp trả ngân sách nhà nước qua hệ thống Kho bạc nhà nước.</w:t>
+      </w:r>
+    </w:p>
+    <w:p>
+      <w:pPr>
+        <w:bidi w:val="0"/>
+        <w:spacing w:before="120" w:beforeAutospacing="0" w:after="280" w:afterAutospacing="1"/>
+        <w:rPr>
+          <w:highlight w:val="yellow"/>
+        </w:rPr>
+      </w:pPr>
+      <w:r>
+        <w:rPr>
+          <w:highlight w:val="yellow"/>
+          <w:rtl w:val="0"/>
+        </w:rPr>
+        <w:t xml:space="preserve">4. Sinh viên sư phạm đăng ký hỗ trợ tiền đóng học phí và chi phí sinh hoạt có trách nhiệm nộp đơn đề nghị hưởng và cam kết bồi hoàn học phí, chi phí sinh hoạt tới cơ sở đào tạo giáo viên hoặc cơ quan giao nhiệm vụ, đặt hàng đào tạo giáo viên theo </w:t>
+      </w:r>
+      <w:bookmarkStart w:id="79" w:name="bieumau_ms_01"/>
+      <w:r>
+        <w:rPr>
+          <w:highlight w:val="yellow"/>
+          <w:rtl w:val="0"/>
+        </w:rPr>
+        <w:t>Mẫu số 01</w:t>
+      </w:r>
+      <w:bookmarkEnd w:id="79"/>
+      <w:r>
+        <w:rPr>
+          <w:highlight w:val="yellow"/>
+          <w:rtl w:val="0"/>
+        </w:rPr>
+        <w:t xml:space="preserve"> Phụ lục ban hành kèm theo Nghị định này.</w:t>
       </w:r>
     </w:p>
     <w:p>
@@ -2073,128 +2470,12 @@
       </w:pPr>
       <w:r>
         <w:rPr>
-          <w:rtl w:val="0"/>
-        </w:rPr>
-        <w:t>1. Chấp hành các quy định của pháp luật và nội quy, quy chế của các cơ sở đào tạo giáo viên; hoàn thành chương trình đào tạo theo quy định.</w:t>
-      </w:r>
-    </w:p>
-    <w:p>
-      <w:pPr>
-        <w:bidi w:val="0"/>
-        <w:spacing w:before="120" w:beforeAutospacing="0" w:after="280" w:afterAutospacing="1"/>
-      </w:pPr>
-      <w:r>
-        <w:rPr>
-          <w:rtl w:val="0"/>
-        </w:rPr>
-        <w:t xml:space="preserve">2. Sau khi có quyết định công nhận tốt nghiệp, định kỳ trước ngày 31 tháng 12 hằng năm của năm tiếp theo cho đến năm đủ thời gian không phải thực hiện nghĩa vụ bồi hoàn kinh phí hỗ trợ quy định tại </w:t>
-      </w:r>
-      <w:bookmarkStart w:id="75" w:name="dc_26"/>
-      <w:r>
-        <w:rPr>
-          <w:rtl w:val="0"/>
-        </w:rPr>
-        <w:t>điểm a khoản 2 Điều 6 Nghị định 116</w:t>
-      </w:r>
-      <w:bookmarkEnd w:id="75"/>
-      <w:r>
-        <w:rPr>
-          <w:rtl w:val="0"/>
-        </w:rPr>
-        <w:t xml:space="preserve">, báo cáo tình hình việc làm của bản thân theo </w:t>
-      </w:r>
-      <w:bookmarkStart w:id="76" w:name="bieumau_ms_02_116_2020_nd_cp_1"/>
-      <w:r>
-        <w:rPr>
-          <w:rtl w:val="0"/>
-        </w:rPr>
-        <w:t>Mẫu số 02</w:t>
-      </w:r>
-      <w:bookmarkEnd w:id="76"/>
-      <w:r>
-        <w:rPr>
-          <w:rtl w:val="0"/>
-        </w:rPr>
-        <w:t xml:space="preserve"> Phụ lục ban hành kèm theo </w:t>
-      </w:r>
-      <w:bookmarkStart w:id="77" w:name="tvpllink_zchfrtgkdj_12"/>
-      <w:r>
-        <w:rPr>
-          <w:rtl w:val="0"/>
-        </w:rPr>
-        <w:t>Nghị định 116</w:t>
-      </w:r>
-      <w:bookmarkEnd w:id="77"/>
-      <w:r>
-        <w:rPr>
-          <w:rtl w:val="0"/>
-        </w:rPr>
-        <w:t xml:space="preserve"> tới Ủy ban nhân dân cấp tỉnh (cơ quan theo dõi, hướng dẫn, ra thông báo thu hồi kinh phí) nơi sinh viên thường trú hoặc cơ quan giao nhiệm vụ, đặt hàng đối với sinh viên thuộc đối tượng giao nhiệm vụ, đặt hàng để thông báo xóa hoặc thu hồi khoản kinh phí hỗ trợ.</w:t>
-      </w:r>
-    </w:p>
-    <w:p>
-      <w:pPr>
-        <w:bidi w:val="0"/>
-        <w:spacing w:before="120" w:beforeAutospacing="0" w:after="280" w:afterAutospacing="1"/>
-      </w:pPr>
-      <w:r>
-        <w:rPr>
-          <w:rtl w:val="0"/>
-        </w:rPr>
-        <w:t xml:space="preserve">3. Sinh viên sư phạm thuộc đối tượng quy định tại </w:t>
-      </w:r>
-      <w:bookmarkStart w:id="78" w:name="dc_27"/>
-      <w:r>
-        <w:rPr>
-          <w:rtl w:val="0"/>
-        </w:rPr>
-        <w:t>khoản 1 Điều 6 Nghị định 116</w:t>
-      </w:r>
-      <w:bookmarkEnd w:id="78"/>
-      <w:r>
-        <w:rPr>
-          <w:rtl w:val="0"/>
-        </w:rPr>
-        <w:t xml:space="preserve"> có trách nhiệm nộp trả kinh phí đã được hỗ trợ theo quy định tại Nghị định này tới cơ sở đào tạo giáo viên hoặc cơ quan đặt hàng, giao nhiệm vụ (đối với sinh viên theo phương thức đặt hàng, giao nhiệm vụ) để nộp trả ngân sách nhà nước qua hệ thống Kho bạc nhà nước.</w:t>
-      </w:r>
-    </w:p>
-    <w:p>
-      <w:pPr>
-        <w:bidi w:val="0"/>
-        <w:spacing w:before="120" w:beforeAutospacing="0" w:after="280" w:afterAutospacing="1"/>
-      </w:pPr>
-      <w:r>
-        <w:rPr>
-          <w:rtl w:val="0"/>
-        </w:rPr>
-        <w:t xml:space="preserve">4. Sinh viên sư phạm đăng ký hỗ trợ tiền đóng học phí và chi phí sinh hoạt có trách nhiệm nộp đơn đề nghị hưởng và cam kết bồi hoàn học phí, chi phí sinh hoạt tới cơ sở đào tạo giáo viên hoặc cơ quan giao nhiệm vụ, đặt hàng đào tạo giáo viên theo </w:t>
-      </w:r>
-      <w:bookmarkStart w:id="79" w:name="bieumau_ms_01"/>
-      <w:r>
-        <w:rPr>
-          <w:rtl w:val="0"/>
-        </w:rPr>
-        <w:t>Mẫu số 01</w:t>
-      </w:r>
-      <w:bookmarkEnd w:id="79"/>
-      <w:r>
-        <w:rPr>
-          <w:rtl w:val="0"/>
-        </w:rPr>
-        <w:t xml:space="preserve"> Phụ lục ban hành kèm theo Nghị định này.</w:t>
-      </w:r>
-    </w:p>
-    <w:p>
-      <w:pPr>
-        <w:bidi w:val="0"/>
-        <w:spacing w:before="120" w:beforeAutospacing="0" w:after="280" w:afterAutospacing="1"/>
-      </w:pPr>
-      <w:r>
-        <w:rPr>
+          <w:highlight w:val="yellow"/>
           <w:rtl w:val="0"/>
         </w:rPr>
         <w:t>5. Sinh viên sư phạm thuộc đối tượng phải bồi hoàn kinh phí có trách nhiệm gửi bản sao chứng từ nộp tiền bồi hoàn kinh phí đến cơ quan có thẩm quyền ra thông báo thu hồi kinh phí bồi hoàn để theo dõi, báo cáo và xác nhận đã hoàn thành nghĩa vụ.”</w:t>
       </w:r>
+      <w:bookmarkEnd w:id="118"/>
     </w:p>
     <w:p>
       <w:pPr>
@@ -2424,7 +2705,10 @@
     </w:p>
     <w:tbl>
       <w:tblPr>
-        <w:jc w:val="left"/>
+        <w:tblStyle w:val="3"/>
+        <w:tblW w:w="0" w:type="auto"/>
+        <w:tblInd w:w="0" w:type="dxa"/>
+        <w:tblLayout w:type="autofit"/>
         <w:tblCellMar>
           <w:top w:w="0" w:type="dxa"/>
           <w:left w:w="0" w:type="dxa"/>
@@ -2433,12 +2717,11 @@
         </w:tblCellMar>
       </w:tblPr>
       <w:tblGrid>
-        <w:gridCol w:w="4307"/>
-        <w:gridCol w:w="4333"/>
+        <w:gridCol w:w="4428"/>
+        <w:gridCol w:w="4428"/>
       </w:tblGrid>
       <w:tr>
         <w:tblPrEx>
-          <w:jc w:val="left"/>
           <w:tblCellMar>
             <w:top w:w="0" w:type="dxa"/>
             <w:left w:w="0" w:type="dxa"/>
@@ -2446,9 +2729,6 @@
             <w:right w:w="0" w:type="dxa"/>
           </w:tblCellMar>
         </w:tblPrEx>
-        <w:trPr>
-          <w:jc w:val="left"/>
-        </w:trPr>
         <w:tc>
           <w:tcPr>
             <w:tcW w:w="4428" w:type="dxa"/>
@@ -2473,7 +2753,7 @@
                 <w:iCs/>
                 <w:rtl w:val="0"/>
               </w:rPr>
-              <w:br/>
+              <w:br w:type="textWrapping"/>
             </w:r>
             <w:r>
               <w:rPr>
@@ -2493,7 +2773,7 @@
                 <w:iCs/>
                 <w:rtl w:val="0"/>
               </w:rPr>
-              <w:br/>
+              <w:br w:type="textWrapping"/>
             </w:r>
             <w:r>
               <w:rPr>
@@ -2507,7 +2787,7 @@
                 <w:sz w:val="16"/>
                 <w:rtl w:val="0"/>
               </w:rPr>
-              <w:br/>
+              <w:br w:type="textWrapping"/>
             </w:r>
             <w:r>
               <w:rPr>
@@ -2521,7 +2801,7 @@
                 <w:sz w:val="16"/>
                 <w:rtl w:val="0"/>
               </w:rPr>
-              <w:br/>
+              <w:br w:type="textWrapping"/>
             </w:r>
             <w:r>
               <w:rPr>
@@ -2535,7 +2815,7 @@
                 <w:sz w:val="16"/>
                 <w:rtl w:val="0"/>
               </w:rPr>
-              <w:br/>
+              <w:br w:type="textWrapping"/>
             </w:r>
             <w:r>
               <w:rPr>
@@ -2549,7 +2829,7 @@
                 <w:sz w:val="16"/>
                 <w:rtl w:val="0"/>
               </w:rPr>
-              <w:br/>
+              <w:br w:type="textWrapping"/>
             </w:r>
             <w:r>
               <w:rPr>
@@ -2563,7 +2843,7 @@
                 <w:sz w:val="16"/>
                 <w:rtl w:val="0"/>
               </w:rPr>
-              <w:br/>
+              <w:br w:type="textWrapping"/>
             </w:r>
             <w:r>
               <w:rPr>
@@ -2577,7 +2857,7 @@
                 <w:sz w:val="16"/>
                 <w:rtl w:val="0"/>
               </w:rPr>
-              <w:br/>
+              <w:br w:type="textWrapping"/>
             </w:r>
             <w:r>
               <w:rPr>
@@ -2591,7 +2871,7 @@
                 <w:sz w:val="16"/>
                 <w:rtl w:val="0"/>
               </w:rPr>
-              <w:br/>
+              <w:br w:type="textWrapping"/>
             </w:r>
             <w:r>
               <w:rPr>
@@ -2605,7 +2885,7 @@
                 <w:sz w:val="16"/>
                 <w:rtl w:val="0"/>
               </w:rPr>
-              <w:br/>
+              <w:br w:type="textWrapping"/>
             </w:r>
             <w:r>
               <w:rPr>
@@ -2619,7 +2899,7 @@
                 <w:sz w:val="16"/>
                 <w:rtl w:val="0"/>
               </w:rPr>
-              <w:br/>
+              <w:br w:type="textWrapping"/>
             </w:r>
             <w:r>
               <w:rPr>
@@ -2633,7 +2913,7 @@
                 <w:sz w:val="16"/>
                 <w:rtl w:val="0"/>
               </w:rPr>
-              <w:br/>
+              <w:br w:type="textWrapping"/>
             </w:r>
             <w:r>
               <w:rPr>
@@ -2647,7 +2927,7 @@
                 <w:sz w:val="16"/>
                 <w:rtl w:val="0"/>
               </w:rPr>
-              <w:br/>
+              <w:br w:type="textWrapping"/>
             </w:r>
             <w:r>
               <w:rPr>
@@ -2661,7 +2941,7 @@
                 <w:sz w:val="16"/>
                 <w:rtl w:val="0"/>
               </w:rPr>
-              <w:br/>
+              <w:br w:type="textWrapping"/>
             </w:r>
             <w:r>
               <w:rPr>
@@ -2675,7 +2955,7 @@
                 <w:sz w:val="16"/>
                 <w:rtl w:val="0"/>
               </w:rPr>
-              <w:br/>
+              <w:br w:type="textWrapping"/>
             </w:r>
             <w:r>
               <w:rPr>
@@ -2689,7 +2969,7 @@
                 <w:sz w:val="16"/>
                 <w:rtl w:val="0"/>
               </w:rPr>
-              <w:br/>
+              <w:br w:type="textWrapping"/>
             </w:r>
             <w:r>
               <w:rPr>
@@ -2703,7 +2983,7 @@
                 <w:sz w:val="16"/>
                 <w:rtl w:val="0"/>
               </w:rPr>
-              <w:br/>
+              <w:br w:type="textWrapping"/>
             </w:r>
             <w:r>
               <w:rPr>
@@ -2717,7 +2997,7 @@
                 <w:sz w:val="16"/>
                 <w:rtl w:val="0"/>
               </w:rPr>
-              <w:br/>
+              <w:br w:type="textWrapping"/>
             </w:r>
             <w:r>
               <w:rPr>
@@ -2731,7 +3011,7 @@
                 <w:sz w:val="16"/>
                 <w:rtl w:val="0"/>
               </w:rPr>
-              <w:br/>
+              <w:br w:type="textWrapping"/>
             </w:r>
             <w:r>
               <w:rPr>
@@ -2788,7 +3068,7 @@
                 <w:bCs/>
                 <w:rtl w:val="0"/>
               </w:rPr>
-              <w:br/>
+              <w:br w:type="textWrapping"/>
             </w:r>
             <w:r>
               <w:rPr>
@@ -2804,7 +3084,7 @@
                 <w:bCs/>
                 <w:rtl w:val="0"/>
               </w:rPr>
-              <w:br/>
+              <w:br w:type="textWrapping"/>
             </w:r>
             <w:r>
               <w:rPr>
@@ -2820,7 +3100,7 @@
                 <w:bCs/>
                 <w:rtl w:val="0"/>
               </w:rPr>
-              <w:br/>
+              <w:br w:type="textWrapping"/>
             </w:r>
             <w:r>
               <w:rPr>
@@ -2828,7 +3108,7 @@
                 <w:bCs/>
                 <w:rtl w:val="0"/>
               </w:rPr>
-              <w:br/>
+              <w:br w:type="textWrapping"/>
             </w:r>
             <w:r>
               <w:rPr>
@@ -2836,7 +3116,7 @@
                 <w:bCs/>
                 <w:rtl w:val="0"/>
               </w:rPr>
-              <w:br/>
+              <w:br w:type="textWrapping"/>
             </w:r>
             <w:r>
               <w:rPr>
@@ -2844,7 +3124,7 @@
                 <w:bCs/>
                 <w:rtl w:val="0"/>
               </w:rPr>
-              <w:br/>
+              <w:br w:type="textWrapping"/>
             </w:r>
             <w:r>
               <w:rPr>
@@ -2852,7 +3132,7 @@
                 <w:bCs/>
                 <w:rtl w:val="0"/>
               </w:rPr>
-              <w:br/>
+              <w:br w:type="textWrapping"/>
             </w:r>
             <w:r>
               <w:rPr>
@@ -2914,7 +3194,7 @@
         <w:rPr>
           <w:rtl w:val="0"/>
         </w:rPr>
-        <w:br/>
+        <w:br w:type="textWrapping"/>
       </w:r>
       <w:r>
         <w:rPr>
@@ -2927,8 +3207,10 @@
     </w:p>
     <w:tbl>
       <w:tblPr>
+        <w:tblStyle w:val="3"/>
         <w:tblW w:w="5000" w:type="pct"/>
-        <w:jc w:val="left"/>
+        <w:tblInd w:w="0" w:type="dxa"/>
+        <w:tblLayout w:type="autofit"/>
         <w:tblCellMar>
           <w:top w:w="0" w:type="dxa"/>
           <w:left w:w="0" w:type="dxa"/>
@@ -2937,13 +3219,11 @@
         </w:tblCellMar>
       </w:tblPr>
       <w:tblGrid>
-        <w:gridCol w:w="1820"/>
-        <w:gridCol w:w="6820"/>
+        <w:gridCol w:w="1824"/>
+        <w:gridCol w:w="6836"/>
       </w:tblGrid>
       <w:tr>
         <w:tblPrEx>
-          <w:tblW w:w="5000" w:type="pct"/>
-          <w:jc w:val="left"/>
           <w:tblCellMar>
             <w:top w:w="0" w:type="dxa"/>
             <w:left w:w="0" w:type="dxa"/>
@@ -2951,17 +3231,14 @@
             <w:right w:w="0" w:type="dxa"/>
           </w:tblCellMar>
         </w:tblPrEx>
-        <w:trPr>
-          <w:jc w:val="left"/>
-        </w:trPr>
         <w:tc>
           <w:tcPr>
             <w:tcW w:w="1053" w:type="pct"/>
             <w:tcBorders>
-              <w:top w:val="single" w:sz="8" w:space="0" w:color="auto"/>
-              <w:left w:val="single" w:sz="8" w:space="0" w:color="auto"/>
-              <w:bottom w:val="single" w:sz="8" w:space="0" w:color="auto"/>
-              <w:right w:val="single" w:sz="8" w:space="0" w:color="auto"/>
+              <w:top w:val="single" w:color="auto" w:sz="8" w:space="0"/>
+              <w:left w:val="single" w:color="auto" w:sz="8" w:space="0"/>
+              <w:bottom w:val="single" w:color="auto" w:sz="8" w:space="0"/>
+              <w:right w:val="single" w:color="auto" w:sz="8" w:space="0"/>
             </w:tcBorders>
             <w:shd w:val="clear" w:color="auto" w:fill="auto"/>
             <w:tcMar>
@@ -2991,10 +3268,10 @@
           <w:tcPr>
             <w:tcW w:w="3947" w:type="pct"/>
             <w:tcBorders>
-              <w:top w:val="single" w:sz="8" w:space="0" w:color="auto"/>
-              <w:left w:val="nil"/>
-              <w:bottom w:val="single" w:sz="8" w:space="0" w:color="auto"/>
-              <w:right w:val="single" w:sz="8" w:space="0" w:color="auto"/>
+              <w:top w:val="single" w:color="auto" w:sz="8" w:space="0"/>
+              <w:left w:val="nil"/>
+              <w:bottom w:val="single" w:color="auto" w:sz="8" w:space="0"/>
+              <w:right w:val="single" w:color="auto" w:sz="8" w:space="0"/>
             </w:tcBorders>
             <w:shd w:val="clear" w:color="auto" w:fill="auto"/>
             <w:tcMar>
@@ -3020,8 +3297,6 @@
       </w:tr>
       <w:tr>
         <w:tblPrEx>
-          <w:tblW w:w="5000" w:type="pct"/>
-          <w:jc w:val="left"/>
           <w:tblCellMar>
             <w:top w:w="0" w:type="dxa"/>
             <w:left w:w="0" w:type="dxa"/>
@@ -3029,17 +3304,14 @@
             <w:right w:w="0" w:type="dxa"/>
           </w:tblCellMar>
         </w:tblPrEx>
-        <w:trPr>
-          <w:jc w:val="left"/>
-        </w:trPr>
         <w:tc>
           <w:tcPr>
             <w:tcW w:w="1053" w:type="pct"/>
             <w:tcBorders>
               <w:top w:val="nil"/>
-              <w:left w:val="single" w:sz="8" w:space="0" w:color="auto"/>
-              <w:bottom w:val="single" w:sz="8" w:space="0" w:color="auto"/>
-              <w:right w:val="single" w:sz="8" w:space="0" w:color="auto"/>
+              <w:left w:val="single" w:color="auto" w:sz="8" w:space="0"/>
+              <w:bottom w:val="single" w:color="auto" w:sz="8" w:space="0"/>
+              <w:right w:val="single" w:color="auto" w:sz="8" w:space="0"/>
             </w:tcBorders>
             <w:shd w:val="clear" w:color="auto" w:fill="auto"/>
             <w:tcMar>
@@ -3071,8 +3343,8 @@
             <w:tcBorders>
               <w:top w:val="nil"/>
               <w:left w:val="nil"/>
-              <w:bottom w:val="single" w:sz="8" w:space="0" w:color="auto"/>
-              <w:right w:val="single" w:sz="8" w:space="0" w:color="auto"/>
+              <w:bottom w:val="single" w:color="auto" w:sz="8" w:space="0"/>
+              <w:right w:val="single" w:color="auto" w:sz="8" w:space="0"/>
             </w:tcBorders>
             <w:shd w:val="clear" w:color="auto" w:fill="auto"/>
             <w:tcMar>
@@ -3098,8 +3370,6 @@
       </w:tr>
       <w:tr>
         <w:tblPrEx>
-          <w:tblW w:w="5000" w:type="pct"/>
-          <w:jc w:val="left"/>
           <w:tblCellMar>
             <w:top w:w="0" w:type="dxa"/>
             <w:left w:w="0" w:type="dxa"/>
@@ -3107,17 +3377,14 @@
             <w:right w:w="0" w:type="dxa"/>
           </w:tblCellMar>
         </w:tblPrEx>
-        <w:trPr>
-          <w:jc w:val="left"/>
-        </w:trPr>
         <w:tc>
           <w:tcPr>
             <w:tcW w:w="1053" w:type="pct"/>
             <w:tcBorders>
               <w:top w:val="nil"/>
-              <w:left w:val="single" w:sz="8" w:space="0" w:color="auto"/>
-              <w:bottom w:val="single" w:sz="8" w:space="0" w:color="auto"/>
-              <w:right w:val="single" w:sz="8" w:space="0" w:color="auto"/>
+              <w:left w:val="single" w:color="auto" w:sz="8" w:space="0"/>
+              <w:bottom w:val="single" w:color="auto" w:sz="8" w:space="0"/>
+              <w:right w:val="single" w:color="auto" w:sz="8" w:space="0"/>
             </w:tcBorders>
             <w:shd w:val="clear" w:color="auto" w:fill="auto"/>
             <w:tcMar>
@@ -3149,8 +3416,8 @@
             <w:tcBorders>
               <w:top w:val="nil"/>
               <w:left w:val="nil"/>
-              <w:bottom w:val="single" w:sz="8" w:space="0" w:color="auto"/>
-              <w:right w:val="single" w:sz="8" w:space="0" w:color="auto"/>
+              <w:bottom w:val="single" w:color="auto" w:sz="8" w:space="0"/>
+              <w:right w:val="single" w:color="auto" w:sz="8" w:space="0"/>
             </w:tcBorders>
             <w:shd w:val="clear" w:color="auto" w:fill="auto"/>
             <w:tcMar>
@@ -3176,8 +3443,6 @@
       </w:tr>
       <w:tr>
         <w:tblPrEx>
-          <w:tblW w:w="5000" w:type="pct"/>
-          <w:jc w:val="left"/>
           <w:tblCellMar>
             <w:top w:w="0" w:type="dxa"/>
             <w:left w:w="0" w:type="dxa"/>
@@ -3185,17 +3450,14 @@
             <w:right w:w="0" w:type="dxa"/>
           </w:tblCellMar>
         </w:tblPrEx>
-        <w:trPr>
-          <w:jc w:val="left"/>
-        </w:trPr>
         <w:tc>
           <w:tcPr>
             <w:tcW w:w="1053" w:type="pct"/>
             <w:tcBorders>
               <w:top w:val="nil"/>
-              <w:left w:val="single" w:sz="8" w:space="0" w:color="auto"/>
-              <w:bottom w:val="single" w:sz="8" w:space="0" w:color="auto"/>
-              <w:right w:val="single" w:sz="8" w:space="0" w:color="auto"/>
+              <w:left w:val="single" w:color="auto" w:sz="8" w:space="0"/>
+              <w:bottom w:val="single" w:color="auto" w:sz="8" w:space="0"/>
+              <w:right w:val="single" w:color="auto" w:sz="8" w:space="0"/>
             </w:tcBorders>
             <w:shd w:val="clear" w:color="auto" w:fill="auto"/>
             <w:tcMar>
@@ -3227,8 +3489,8 @@
             <w:tcBorders>
               <w:top w:val="nil"/>
               <w:left w:val="nil"/>
-              <w:bottom w:val="single" w:sz="8" w:space="0" w:color="auto"/>
-              <w:right w:val="single" w:sz="8" w:space="0" w:color="auto"/>
+              <w:bottom w:val="single" w:color="auto" w:sz="8" w:space="0"/>
+              <w:right w:val="single" w:color="auto" w:sz="8" w:space="0"/>
             </w:tcBorders>
             <w:shd w:val="clear" w:color="auto" w:fill="auto"/>
             <w:tcMar>
@@ -3302,7 +3564,7 @@
           <w:bCs/>
           <w:rtl w:val="0"/>
         </w:rPr>
-        <w:br/>
+        <w:br w:type="textWrapping"/>
       </w:r>
       <w:r>
         <w:rPr>
@@ -3318,7 +3580,7 @@
           <w:bCs/>
           <w:rtl w:val="0"/>
         </w:rPr>
-        <w:br/>
+        <w:br w:type="textWrapping"/>
       </w:r>
       <w:r>
         <w:rPr>
@@ -3351,7 +3613,7 @@
           <w:bCs/>
           <w:rtl w:val="0"/>
         </w:rPr>
-        <w:br/>
+        <w:br w:type="textWrapping"/>
       </w:r>
       <w:bookmarkStart w:id="97" w:name="chuong_pl1_name_name"/>
       <w:r>
@@ -3366,7 +3628,10 @@
     </w:p>
     <w:tbl>
       <w:tblPr>
-        <w:jc w:val="left"/>
+        <w:tblStyle w:val="3"/>
+        <w:tblW w:w="0" w:type="auto"/>
+        <w:tblInd w:w="0" w:type="dxa"/>
+        <w:tblLayout w:type="autofit"/>
         <w:tblCellMar>
           <w:top w:w="0" w:type="dxa"/>
           <w:left w:w="0" w:type="dxa"/>
@@ -3375,22 +3640,10 @@
         </w:tblCellMar>
       </w:tblPr>
       <w:tblGrid>
-        <w:gridCol w:w="2995"/>
-        <w:gridCol w:w="5645"/>
+        <w:gridCol w:w="2988"/>
+        <w:gridCol w:w="5868"/>
       </w:tblGrid>
       <w:tr>
-        <w:tblPrEx>
-          <w:jc w:val="left"/>
-          <w:tblCellMar>
-            <w:top w:w="0" w:type="dxa"/>
-            <w:left w:w="0" w:type="dxa"/>
-            <w:bottom w:w="0" w:type="dxa"/>
-            <w:right w:w="0" w:type="dxa"/>
-          </w:tblCellMar>
-        </w:tblPrEx>
-        <w:trPr>
-          <w:jc w:val="left"/>
-        </w:trPr>
         <w:tc>
           <w:tcPr>
             <w:tcW w:w="2988" w:type="dxa"/>
@@ -3442,7 +3695,7 @@
               <w:rPr>
                 <w:rtl w:val="0"/>
               </w:rPr>
-              <w:br/>
+              <w:br w:type="textWrapping"/>
             </w:r>
             <w:r>
               <w:rPr>
@@ -3648,7 +3901,10 @@
     </w:p>
     <w:tbl>
       <w:tblPr>
-        <w:jc w:val="left"/>
+        <w:tblStyle w:val="3"/>
+        <w:tblW w:w="0" w:type="auto"/>
+        <w:tblInd w:w="0" w:type="dxa"/>
+        <w:tblLayout w:type="autofit"/>
         <w:tblCellMar>
           <w:top w:w="0" w:type="dxa"/>
           <w:left w:w="0" w:type="dxa"/>
@@ -3657,22 +3913,10 @@
         </w:tblCellMar>
       </w:tblPr>
       <w:tblGrid>
-        <w:gridCol w:w="4286"/>
-        <w:gridCol w:w="4354"/>
+        <w:gridCol w:w="4428"/>
+        <w:gridCol w:w="4428"/>
       </w:tblGrid>
       <w:tr>
-        <w:tblPrEx>
-          <w:jc w:val="left"/>
-          <w:tblCellMar>
-            <w:top w:w="0" w:type="dxa"/>
-            <w:left w:w="0" w:type="dxa"/>
-            <w:bottom w:w="0" w:type="dxa"/>
-            <w:right w:w="0" w:type="dxa"/>
-          </w:tblCellMar>
-        </w:tblPrEx>
-        <w:trPr>
-          <w:jc w:val="left"/>
-        </w:trPr>
         <w:tc>
           <w:tcPr>
             <w:tcW w:w="4428" w:type="dxa"/>
@@ -3728,7 +3972,7 @@
                 <w:iCs/>
                 <w:rtl w:val="0"/>
               </w:rPr>
-              <w:br/>
+              <w:br w:type="textWrapping"/>
             </w:r>
             <w:r>
               <w:rPr>
@@ -3744,7 +3988,7 @@
                 <w:bCs/>
                 <w:rtl w:val="0"/>
               </w:rPr>
-              <w:br/>
+              <w:br w:type="textWrapping"/>
             </w:r>
             <w:r>
               <w:rPr>
@@ -3789,7 +4033,10 @@
     </w:p>
     <w:tbl>
       <w:tblPr>
-        <w:jc w:val="left"/>
+        <w:tblStyle w:val="3"/>
+        <w:tblW w:w="0" w:type="auto"/>
+        <w:tblInd w:w="0" w:type="dxa"/>
+        <w:tblLayout w:type="autofit"/>
         <w:tblCellMar>
           <w:top w:w="0" w:type="dxa"/>
           <w:left w:w="0" w:type="dxa"/>
@@ -3798,12 +4045,11 @@
         </w:tblCellMar>
       </w:tblPr>
       <w:tblGrid>
-        <w:gridCol w:w="2916"/>
-        <w:gridCol w:w="5724"/>
+        <w:gridCol w:w="3348"/>
+        <w:gridCol w:w="5508"/>
       </w:tblGrid>
       <w:tr>
         <w:tblPrEx>
-          <w:jc w:val="left"/>
           <w:tblCellMar>
             <w:top w:w="0" w:type="dxa"/>
             <w:left w:w="0" w:type="dxa"/>
@@ -3811,9 +4057,6 @@
             <w:right w:w="0" w:type="dxa"/>
           </w:tblCellMar>
         </w:tblPrEx>
-        <w:trPr>
-          <w:jc w:val="left"/>
-        </w:trPr>
         <w:tc>
           <w:tcPr>
             <w:tcW w:w="3348" w:type="dxa"/>
@@ -3845,7 +4088,7 @@
                 <w:bCs/>
                 <w:rtl w:val="0"/>
               </w:rPr>
-              <w:br/>
+              <w:br w:type="textWrapping"/>
             </w:r>
             <w:r>
               <w:rPr>
@@ -3888,7 +4131,7 @@
                 <w:bCs/>
                 <w:rtl w:val="0"/>
               </w:rPr>
-              <w:br/>
+              <w:br w:type="textWrapping"/>
             </w:r>
             <w:r>
               <w:rPr>
@@ -3904,7 +4147,7 @@
                 <w:bCs/>
                 <w:rtl w:val="0"/>
               </w:rPr>
-              <w:br/>
+              <w:br w:type="textWrapping"/>
             </w:r>
             <w:r>
               <w:rPr>
@@ -3919,7 +4162,6 @@
       </w:tr>
       <w:tr>
         <w:tblPrEx>
-          <w:jc w:val="left"/>
           <w:tblCellMar>
             <w:top w:w="0" w:type="dxa"/>
             <w:left w:w="0" w:type="dxa"/>
@@ -3927,9 +4169,6 @@
             <w:right w:w="0" w:type="dxa"/>
           </w:tblCellMar>
         </w:tblPrEx>
-        <w:trPr>
-          <w:jc w:val="left"/>
-        </w:trPr>
         <w:tc>
           <w:tcPr>
             <w:tcW w:w="3348" w:type="dxa"/>
@@ -3957,7 +4196,7 @@
               <w:rPr>
                 <w:rtl w:val="0"/>
               </w:rPr>
-              <w:br/>
+              <w:br w:type="textWrapping"/>
             </w:r>
             <w:r>
               <w:rPr>
@@ -4042,8 +4281,10 @@
     </w:p>
     <w:tbl>
       <w:tblPr>
+        <w:tblStyle w:val="3"/>
         <w:tblW w:w="5000" w:type="pct"/>
-        <w:jc w:val="left"/>
+        <w:tblInd w:w="0" w:type="dxa"/>
+        <w:tblLayout w:type="autofit"/>
         <w:tblCellMar>
           <w:top w:w="0" w:type="dxa"/>
           <w:left w:w="0" w:type="dxa"/>
@@ -4052,17 +4293,15 @@
         </w:tblCellMar>
       </w:tblPr>
       <w:tblGrid>
-        <w:gridCol w:w="745"/>
-        <w:gridCol w:w="1218"/>
-        <w:gridCol w:w="3230"/>
-        <w:gridCol w:w="1208"/>
-        <w:gridCol w:w="1130"/>
-        <w:gridCol w:w="1109"/>
+        <w:gridCol w:w="746"/>
+        <w:gridCol w:w="1221"/>
+        <w:gridCol w:w="3237"/>
+        <w:gridCol w:w="1211"/>
+        <w:gridCol w:w="1133"/>
+        <w:gridCol w:w="1112"/>
       </w:tblGrid>
       <w:tr>
         <w:tblPrEx>
-          <w:tblW w:w="5000" w:type="pct"/>
-          <w:jc w:val="left"/>
           <w:tblCellMar>
             <w:top w:w="0" w:type="dxa"/>
             <w:left w:w="0" w:type="dxa"/>
@@ -4070,18 +4309,15 @@
             <w:right w:w="0" w:type="dxa"/>
           </w:tblCellMar>
         </w:tblPrEx>
-        <w:trPr>
-          <w:jc w:val="left"/>
-        </w:trPr>
         <w:tc>
           <w:tcPr>
             <w:tcW w:w="431" w:type="pct"/>
             <w:vMerge w:val="restart"/>
             <w:tcBorders>
-              <w:top w:val="single" w:sz="8" w:space="0" w:color="auto"/>
-              <w:left w:val="single" w:sz="8" w:space="0" w:color="auto"/>
-              <w:bottom w:val="single" w:sz="8" w:space="0" w:color="auto"/>
-              <w:right w:val="single" w:sz="8" w:space="0" w:color="auto"/>
+              <w:top w:val="single" w:color="auto" w:sz="8" w:space="0"/>
+              <w:left w:val="single" w:color="auto" w:sz="8" w:space="0"/>
+              <w:bottom w:val="single" w:color="auto" w:sz="8" w:space="0"/>
+              <w:right w:val="single" w:color="auto" w:sz="8" w:space="0"/>
             </w:tcBorders>
             <w:shd w:val="clear" w:color="auto" w:fill="auto"/>
             <w:tcMar>
@@ -4113,10 +4349,10 @@
             <w:tcW w:w="705" w:type="pct"/>
             <w:vMerge w:val="restart"/>
             <w:tcBorders>
-              <w:top w:val="single" w:sz="8" w:space="0" w:color="auto"/>
-              <w:left w:val="nil"/>
-              <w:bottom w:val="single" w:sz="8" w:space="0" w:color="auto"/>
-              <w:right w:val="single" w:sz="8" w:space="0" w:color="auto"/>
+              <w:top w:val="single" w:color="auto" w:sz="8" w:space="0"/>
+              <w:left w:val="nil"/>
+              <w:bottom w:val="single" w:color="auto" w:sz="8" w:space="0"/>
+              <w:right w:val="single" w:color="auto" w:sz="8" w:space="0"/>
             </w:tcBorders>
             <w:shd w:val="clear" w:color="auto" w:fill="auto"/>
             <w:tcMar>
@@ -4148,10 +4384,10 @@
             <w:tcW w:w="1869" w:type="pct"/>
             <w:vMerge w:val="restart"/>
             <w:tcBorders>
-              <w:top w:val="single" w:sz="8" w:space="0" w:color="auto"/>
-              <w:left w:val="nil"/>
-              <w:bottom w:val="single" w:sz="8" w:space="0" w:color="auto"/>
-              <w:right w:val="single" w:sz="8" w:space="0" w:color="auto"/>
+              <w:top w:val="single" w:color="auto" w:sz="8" w:space="0"/>
+              <w:left w:val="nil"/>
+              <w:bottom w:val="single" w:color="auto" w:sz="8" w:space="0"/>
+              <w:right w:val="single" w:color="auto" w:sz="8" w:space="0"/>
             </w:tcBorders>
             <w:shd w:val="clear" w:color="auto" w:fill="auto"/>
             <w:tcMar>
@@ -4183,10 +4419,10 @@
             <w:tcW w:w="1353" w:type="pct"/>
             <w:gridSpan w:val="2"/>
             <w:tcBorders>
-              <w:top w:val="single" w:sz="8" w:space="0" w:color="auto"/>
-              <w:left w:val="nil"/>
-              <w:bottom w:val="single" w:sz="8" w:space="0" w:color="auto"/>
-              <w:right w:val="single" w:sz="8" w:space="0" w:color="auto"/>
+              <w:top w:val="single" w:color="auto" w:sz="8" w:space="0"/>
+              <w:left w:val="nil"/>
+              <w:bottom w:val="single" w:color="auto" w:sz="8" w:space="0"/>
+              <w:right w:val="single" w:color="auto" w:sz="8" w:space="0"/>
             </w:tcBorders>
             <w:shd w:val="clear" w:color="auto" w:fill="auto"/>
             <w:tcMar>
@@ -4218,10 +4454,10 @@
             <w:tcW w:w="642" w:type="pct"/>
             <w:vMerge w:val="restart"/>
             <w:tcBorders>
-              <w:top w:val="single" w:sz="8" w:space="0" w:color="auto"/>
-              <w:left w:val="nil"/>
-              <w:bottom w:val="single" w:sz="8" w:space="0" w:color="auto"/>
-              <w:right w:val="single" w:sz="8" w:space="0" w:color="auto"/>
+              <w:top w:val="single" w:color="auto" w:sz="8" w:space="0"/>
+              <w:left w:val="nil"/>
+              <w:bottom w:val="single" w:color="auto" w:sz="8" w:space="0"/>
+              <w:right w:val="single" w:color="auto" w:sz="8" w:space="0"/>
             </w:tcBorders>
             <w:shd w:val="clear" w:color="auto" w:fill="auto"/>
             <w:tcMar>
@@ -4251,8 +4487,6 @@
       </w:tr>
       <w:tr>
         <w:tblPrEx>
-          <w:tblW w:w="5000" w:type="pct"/>
-          <w:jc w:val="left"/>
           <w:tblCellMar>
             <w:top w:w="0" w:type="dxa"/>
             <w:left w:w="0" w:type="dxa"/>
@@ -4260,18 +4494,15 @@
             <w:right w:w="0" w:type="dxa"/>
           </w:tblCellMar>
         </w:tblPrEx>
-        <w:trPr>
-          <w:jc w:val="left"/>
-        </w:trPr>
         <w:tc>
           <w:tcPr>
             <w:tcW w:w="0" w:type="auto"/>
-            <w:vMerge/>
-            <w:tcBorders>
-              <w:top w:val="single" w:sz="8" w:space="0" w:color="auto"/>
-              <w:left w:val="single" w:sz="8" w:space="0" w:color="auto"/>
-              <w:bottom w:val="single" w:sz="8" w:space="0" w:color="auto"/>
-              <w:right w:val="single" w:sz="8" w:space="0" w:color="auto"/>
+            <w:vMerge w:val="continue"/>
+            <w:tcBorders>
+              <w:top w:val="single" w:color="auto" w:sz="8" w:space="0"/>
+              <w:left w:val="single" w:color="auto" w:sz="8" w:space="0"/>
+              <w:bottom w:val="single" w:color="auto" w:sz="8" w:space="0"/>
+              <w:right w:val="single" w:color="auto" w:sz="8" w:space="0"/>
             </w:tcBorders>
             <w:shd w:val="clear" w:color="auto" w:fill="auto"/>
             <w:vAlign w:val="center"/>
@@ -4287,12 +4518,12 @@
         <w:tc>
           <w:tcPr>
             <w:tcW w:w="0" w:type="auto"/>
-            <w:vMerge/>
-            <w:tcBorders>
-              <w:top w:val="single" w:sz="8" w:space="0" w:color="auto"/>
-              <w:left w:val="nil"/>
-              <w:bottom w:val="single" w:sz="8" w:space="0" w:color="auto"/>
-              <w:right w:val="single" w:sz="8" w:space="0" w:color="auto"/>
+            <w:vMerge w:val="continue"/>
+            <w:tcBorders>
+              <w:top w:val="single" w:color="auto" w:sz="8" w:space="0"/>
+              <w:left w:val="nil"/>
+              <w:bottom w:val="single" w:color="auto" w:sz="8" w:space="0"/>
+              <w:right w:val="single" w:color="auto" w:sz="8" w:space="0"/>
             </w:tcBorders>
             <w:shd w:val="clear" w:color="auto" w:fill="auto"/>
             <w:vAlign w:val="center"/>
@@ -4308,12 +4539,12 @@
         <w:tc>
           <w:tcPr>
             <w:tcW w:w="0" w:type="auto"/>
-            <w:vMerge/>
-            <w:tcBorders>
-              <w:top w:val="single" w:sz="8" w:space="0" w:color="auto"/>
-              <w:left w:val="nil"/>
-              <w:bottom w:val="single" w:sz="8" w:space="0" w:color="auto"/>
-              <w:right w:val="single" w:sz="8" w:space="0" w:color="auto"/>
+            <w:vMerge w:val="continue"/>
+            <w:tcBorders>
+              <w:top w:val="single" w:color="auto" w:sz="8" w:space="0"/>
+              <w:left w:val="nil"/>
+              <w:bottom w:val="single" w:color="auto" w:sz="8" w:space="0"/>
+              <w:right w:val="single" w:color="auto" w:sz="8" w:space="0"/>
             </w:tcBorders>
             <w:shd w:val="clear" w:color="auto" w:fill="auto"/>
             <w:vAlign w:val="center"/>
@@ -4332,8 +4563,8 @@
             <w:tcBorders>
               <w:top w:val="nil"/>
               <w:left w:val="nil"/>
-              <w:bottom w:val="single" w:sz="8" w:space="0" w:color="auto"/>
-              <w:right w:val="single" w:sz="8" w:space="0" w:color="auto"/>
+              <w:bottom w:val="single" w:color="auto" w:sz="8" w:space="0"/>
+              <w:right w:val="single" w:color="auto" w:sz="8" w:space="0"/>
             </w:tcBorders>
             <w:shd w:val="clear" w:color="auto" w:fill="auto"/>
             <w:tcMar>
@@ -4366,8 +4597,8 @@
             <w:tcBorders>
               <w:top w:val="nil"/>
               <w:left w:val="nil"/>
-              <w:bottom w:val="single" w:sz="8" w:space="0" w:color="auto"/>
-              <w:right w:val="single" w:sz="8" w:space="0" w:color="auto"/>
+              <w:bottom w:val="single" w:color="auto" w:sz="8" w:space="0"/>
+              <w:right w:val="single" w:color="auto" w:sz="8" w:space="0"/>
             </w:tcBorders>
             <w:shd w:val="clear" w:color="auto" w:fill="auto"/>
             <w:tcMar>
@@ -4397,12 +4628,12 @@
         <w:tc>
           <w:tcPr>
             <w:tcW w:w="0" w:type="auto"/>
-            <w:vMerge/>
-            <w:tcBorders>
-              <w:top w:val="single" w:sz="8" w:space="0" w:color="auto"/>
-              <w:left w:val="nil"/>
-              <w:bottom w:val="single" w:sz="8" w:space="0" w:color="auto"/>
-              <w:right w:val="single" w:sz="8" w:space="0" w:color="auto"/>
+            <w:vMerge w:val="continue"/>
+            <w:tcBorders>
+              <w:top w:val="single" w:color="auto" w:sz="8" w:space="0"/>
+              <w:left w:val="nil"/>
+              <w:bottom w:val="single" w:color="auto" w:sz="8" w:space="0"/>
+              <w:right w:val="single" w:color="auto" w:sz="8" w:space="0"/>
             </w:tcBorders>
             <w:shd w:val="clear" w:color="auto" w:fill="auto"/>
             <w:vAlign w:val="center"/>
@@ -4418,8 +4649,6 @@
       </w:tr>
       <w:tr>
         <w:tblPrEx>
-          <w:tblW w:w="5000" w:type="pct"/>
-          <w:jc w:val="left"/>
           <w:tblCellMar>
             <w:top w:w="0" w:type="dxa"/>
             <w:left w:w="0" w:type="dxa"/>
@@ -4427,17 +4656,14 @@
             <w:right w:w="0" w:type="dxa"/>
           </w:tblCellMar>
         </w:tblPrEx>
-        <w:trPr>
-          <w:jc w:val="left"/>
-        </w:trPr>
         <w:tc>
           <w:tcPr>
             <w:tcW w:w="431" w:type="pct"/>
             <w:tcBorders>
               <w:top w:val="nil"/>
-              <w:left w:val="single" w:sz="8" w:space="0" w:color="auto"/>
-              <w:bottom w:val="single" w:sz="8" w:space="0" w:color="auto"/>
-              <w:right w:val="single" w:sz="8" w:space="0" w:color="auto"/>
+              <w:left w:val="single" w:color="auto" w:sz="8" w:space="0"/>
+              <w:bottom w:val="single" w:color="auto" w:sz="8" w:space="0"/>
+              <w:right w:val="single" w:color="auto" w:sz="8" w:space="0"/>
             </w:tcBorders>
             <w:shd w:val="clear" w:color="auto" w:fill="auto"/>
             <w:tcMar>
@@ -4468,8 +4694,8 @@
             <w:tcBorders>
               <w:top w:val="nil"/>
               <w:left w:val="nil"/>
-              <w:bottom w:val="single" w:sz="8" w:space="0" w:color="auto"/>
-              <w:right w:val="single" w:sz="8" w:space="0" w:color="auto"/>
+              <w:bottom w:val="single" w:color="auto" w:sz="8" w:space="0"/>
+              <w:right w:val="single" w:color="auto" w:sz="8" w:space="0"/>
             </w:tcBorders>
             <w:shd w:val="clear" w:color="auto" w:fill="auto"/>
             <w:tcMar>
@@ -4500,8 +4726,8 @@
             <w:tcBorders>
               <w:top w:val="nil"/>
               <w:left w:val="nil"/>
-              <w:bottom w:val="single" w:sz="8" w:space="0" w:color="auto"/>
-              <w:right w:val="single" w:sz="8" w:space="0" w:color="auto"/>
+              <w:bottom w:val="single" w:color="auto" w:sz="8" w:space="0"/>
+              <w:right w:val="single" w:color="auto" w:sz="8" w:space="0"/>
             </w:tcBorders>
             <w:shd w:val="clear" w:color="auto" w:fill="auto"/>
             <w:tcMar>
@@ -4531,8 +4757,8 @@
             <w:tcBorders>
               <w:top w:val="nil"/>
               <w:left w:val="nil"/>
-              <w:bottom w:val="single" w:sz="8" w:space="0" w:color="auto"/>
-              <w:right w:val="single" w:sz="8" w:space="0" w:color="auto"/>
+              <w:bottom w:val="single" w:color="auto" w:sz="8" w:space="0"/>
+              <w:right w:val="single" w:color="auto" w:sz="8" w:space="0"/>
             </w:tcBorders>
             <w:shd w:val="clear" w:color="auto" w:fill="auto"/>
             <w:tcMar>
@@ -4563,8 +4789,8 @@
             <w:tcBorders>
               <w:top w:val="nil"/>
               <w:left w:val="nil"/>
-              <w:bottom w:val="single" w:sz="8" w:space="0" w:color="auto"/>
-              <w:right w:val="single" w:sz="8" w:space="0" w:color="auto"/>
+              <w:bottom w:val="single" w:color="auto" w:sz="8" w:space="0"/>
+              <w:right w:val="single" w:color="auto" w:sz="8" w:space="0"/>
             </w:tcBorders>
             <w:shd w:val="clear" w:color="auto" w:fill="auto"/>
             <w:tcMar>
@@ -4595,8 +4821,8 @@
             <w:tcBorders>
               <w:top w:val="nil"/>
               <w:left w:val="nil"/>
-              <w:bottom w:val="single" w:sz="8" w:space="0" w:color="auto"/>
-              <w:right w:val="single" w:sz="8" w:space="0" w:color="auto"/>
+              <w:bottom w:val="single" w:color="auto" w:sz="8" w:space="0"/>
+              <w:right w:val="single" w:color="auto" w:sz="8" w:space="0"/>
             </w:tcBorders>
             <w:shd w:val="clear" w:color="auto" w:fill="auto"/>
             <w:tcMar>
@@ -4624,8 +4850,6 @@
       </w:tr>
       <w:tr>
         <w:tblPrEx>
-          <w:tblW w:w="5000" w:type="pct"/>
-          <w:jc w:val="left"/>
           <w:tblCellMar>
             <w:top w:w="0" w:type="dxa"/>
             <w:left w:w="0" w:type="dxa"/>
@@ -4633,17 +4857,14 @@
             <w:right w:w="0" w:type="dxa"/>
           </w:tblCellMar>
         </w:tblPrEx>
-        <w:trPr>
-          <w:jc w:val="left"/>
-        </w:trPr>
         <w:tc>
           <w:tcPr>
             <w:tcW w:w="431" w:type="pct"/>
             <w:tcBorders>
               <w:top w:val="nil"/>
-              <w:left w:val="single" w:sz="8" w:space="0" w:color="auto"/>
-              <w:bottom w:val="single" w:sz="8" w:space="0" w:color="auto"/>
-              <w:right w:val="single" w:sz="8" w:space="0" w:color="auto"/>
+              <w:left w:val="single" w:color="auto" w:sz="8" w:space="0"/>
+              <w:bottom w:val="single" w:color="auto" w:sz="8" w:space="0"/>
+              <w:right w:val="single" w:color="auto" w:sz="8" w:space="0"/>
             </w:tcBorders>
             <w:shd w:val="clear" w:color="auto" w:fill="auto"/>
             <w:tcMar>
@@ -4674,8 +4895,8 @@
             <w:tcBorders>
               <w:top w:val="nil"/>
               <w:left w:val="nil"/>
-              <w:bottom w:val="single" w:sz="8" w:space="0" w:color="auto"/>
-              <w:right w:val="single" w:sz="8" w:space="0" w:color="auto"/>
+              <w:bottom w:val="single" w:color="auto" w:sz="8" w:space="0"/>
+              <w:right w:val="single" w:color="auto" w:sz="8" w:space="0"/>
             </w:tcBorders>
             <w:shd w:val="clear" w:color="auto" w:fill="auto"/>
             <w:tcMar>
@@ -4706,8 +4927,8 @@
             <w:tcBorders>
               <w:top w:val="nil"/>
               <w:left w:val="nil"/>
-              <w:bottom w:val="single" w:sz="8" w:space="0" w:color="auto"/>
-              <w:right w:val="single" w:sz="8" w:space="0" w:color="auto"/>
+              <w:bottom w:val="single" w:color="auto" w:sz="8" w:space="0"/>
+              <w:right w:val="single" w:color="auto" w:sz="8" w:space="0"/>
             </w:tcBorders>
             <w:shd w:val="clear" w:color="auto" w:fill="auto"/>
             <w:tcMar>
@@ -4737,8 +4958,8 @@
             <w:tcBorders>
               <w:top w:val="nil"/>
               <w:left w:val="nil"/>
-              <w:bottom w:val="single" w:sz="8" w:space="0" w:color="auto"/>
-              <w:right w:val="single" w:sz="8" w:space="0" w:color="auto"/>
+              <w:bottom w:val="single" w:color="auto" w:sz="8" w:space="0"/>
+              <w:right w:val="single" w:color="auto" w:sz="8" w:space="0"/>
             </w:tcBorders>
             <w:shd w:val="clear" w:color="auto" w:fill="auto"/>
             <w:tcMar>
@@ -4769,8 +4990,8 @@
             <w:tcBorders>
               <w:top w:val="nil"/>
               <w:left w:val="nil"/>
-              <w:bottom w:val="single" w:sz="8" w:space="0" w:color="auto"/>
-              <w:right w:val="single" w:sz="8" w:space="0" w:color="auto"/>
+              <w:bottom w:val="single" w:color="auto" w:sz="8" w:space="0"/>
+              <w:right w:val="single" w:color="auto" w:sz="8" w:space="0"/>
             </w:tcBorders>
             <w:shd w:val="clear" w:color="auto" w:fill="auto"/>
             <w:tcMar>
@@ -4801,8 +5022,8 @@
             <w:tcBorders>
               <w:top w:val="nil"/>
               <w:left w:val="nil"/>
-              <w:bottom w:val="single" w:sz="8" w:space="0" w:color="auto"/>
-              <w:right w:val="single" w:sz="8" w:space="0" w:color="auto"/>
+              <w:bottom w:val="single" w:color="auto" w:sz="8" w:space="0"/>
+              <w:right w:val="single" w:color="auto" w:sz="8" w:space="0"/>
             </w:tcBorders>
             <w:shd w:val="clear" w:color="auto" w:fill="auto"/>
             <w:tcMar>
@@ -4830,8 +5051,6 @@
       </w:tr>
       <w:tr>
         <w:tblPrEx>
-          <w:tblW w:w="5000" w:type="pct"/>
-          <w:jc w:val="left"/>
           <w:tblCellMar>
             <w:top w:w="0" w:type="dxa"/>
             <w:left w:w="0" w:type="dxa"/>
@@ -4839,17 +5058,14 @@
             <w:right w:w="0" w:type="dxa"/>
           </w:tblCellMar>
         </w:tblPrEx>
-        <w:trPr>
-          <w:jc w:val="left"/>
-        </w:trPr>
         <w:tc>
           <w:tcPr>
             <w:tcW w:w="431" w:type="pct"/>
             <w:tcBorders>
               <w:top w:val="nil"/>
-              <w:left w:val="single" w:sz="8" w:space="0" w:color="auto"/>
-              <w:bottom w:val="single" w:sz="8" w:space="0" w:color="auto"/>
-              <w:right w:val="single" w:sz="8" w:space="0" w:color="auto"/>
+              <w:left w:val="single" w:color="auto" w:sz="8" w:space="0"/>
+              <w:bottom w:val="single" w:color="auto" w:sz="8" w:space="0"/>
+              <w:right w:val="single" w:color="auto" w:sz="8" w:space="0"/>
             </w:tcBorders>
             <w:shd w:val="clear" w:color="auto" w:fill="auto"/>
             <w:tcMar>
@@ -4880,8 +5096,8 @@
             <w:tcBorders>
               <w:top w:val="nil"/>
               <w:left w:val="nil"/>
-              <w:bottom w:val="single" w:sz="8" w:space="0" w:color="auto"/>
-              <w:right w:val="single" w:sz="8" w:space="0" w:color="auto"/>
+              <w:bottom w:val="single" w:color="auto" w:sz="8" w:space="0"/>
+              <w:right w:val="single" w:color="auto" w:sz="8" w:space="0"/>
             </w:tcBorders>
             <w:shd w:val="clear" w:color="auto" w:fill="auto"/>
             <w:tcMar>
@@ -4912,8 +5128,8 @@
             <w:tcBorders>
               <w:top w:val="nil"/>
               <w:left w:val="nil"/>
-              <w:bottom w:val="single" w:sz="8" w:space="0" w:color="auto"/>
-              <w:right w:val="single" w:sz="8" w:space="0" w:color="auto"/>
+              <w:bottom w:val="single" w:color="auto" w:sz="8" w:space="0"/>
+              <w:right w:val="single" w:color="auto" w:sz="8" w:space="0"/>
             </w:tcBorders>
             <w:shd w:val="clear" w:color="auto" w:fill="auto"/>
             <w:tcMar>
@@ -4943,8 +5159,8 @@
             <w:tcBorders>
               <w:top w:val="nil"/>
               <w:left w:val="nil"/>
-              <w:bottom w:val="single" w:sz="8" w:space="0" w:color="auto"/>
-              <w:right w:val="single" w:sz="8" w:space="0" w:color="auto"/>
+              <w:bottom w:val="single" w:color="auto" w:sz="8" w:space="0"/>
+              <w:right w:val="single" w:color="auto" w:sz="8" w:space="0"/>
             </w:tcBorders>
             <w:shd w:val="clear" w:color="auto" w:fill="auto"/>
             <w:tcMar>
@@ -4975,8 +5191,8 @@
             <w:tcBorders>
               <w:top w:val="nil"/>
               <w:left w:val="nil"/>
-              <w:bottom w:val="single" w:sz="8" w:space="0" w:color="auto"/>
-              <w:right w:val="single" w:sz="8" w:space="0" w:color="auto"/>
+              <w:bottom w:val="single" w:color="auto" w:sz="8" w:space="0"/>
+              <w:right w:val="single" w:color="auto" w:sz="8" w:space="0"/>
             </w:tcBorders>
             <w:shd w:val="clear" w:color="auto" w:fill="auto"/>
             <w:tcMar>
@@ -5007,8 +5223,8 @@
             <w:tcBorders>
               <w:top w:val="nil"/>
               <w:left w:val="nil"/>
-              <w:bottom w:val="single" w:sz="8" w:space="0" w:color="auto"/>
-              <w:right w:val="single" w:sz="8" w:space="0" w:color="auto"/>
+              <w:bottom w:val="single" w:color="auto" w:sz="8" w:space="0"/>
+              <w:right w:val="single" w:color="auto" w:sz="8" w:space="0"/>
             </w:tcBorders>
             <w:shd w:val="clear" w:color="auto" w:fill="auto"/>
             <w:tcMar>
@@ -5036,8 +5252,6 @@
       </w:tr>
       <w:tr>
         <w:tblPrEx>
-          <w:tblW w:w="5000" w:type="pct"/>
-          <w:jc w:val="left"/>
           <w:tblCellMar>
             <w:top w:w="0" w:type="dxa"/>
             <w:left w:w="0" w:type="dxa"/>
@@ -5045,17 +5259,14 @@
             <w:right w:w="0" w:type="dxa"/>
           </w:tblCellMar>
         </w:tblPrEx>
-        <w:trPr>
-          <w:jc w:val="left"/>
-        </w:trPr>
         <w:tc>
           <w:tcPr>
             <w:tcW w:w="431" w:type="pct"/>
             <w:tcBorders>
               <w:top w:val="nil"/>
-              <w:left w:val="single" w:sz="8" w:space="0" w:color="auto"/>
-              <w:bottom w:val="single" w:sz="8" w:space="0" w:color="auto"/>
-              <w:right w:val="single" w:sz="8" w:space="0" w:color="auto"/>
+              <w:left w:val="single" w:color="auto" w:sz="8" w:space="0"/>
+              <w:bottom w:val="single" w:color="auto" w:sz="8" w:space="0"/>
+              <w:right w:val="single" w:color="auto" w:sz="8" w:space="0"/>
             </w:tcBorders>
             <w:shd w:val="clear" w:color="auto" w:fill="auto"/>
             <w:tcMar>
@@ -5086,8 +5297,8 @@
             <w:tcBorders>
               <w:top w:val="nil"/>
               <w:left w:val="nil"/>
-              <w:bottom w:val="single" w:sz="8" w:space="0" w:color="auto"/>
-              <w:right w:val="single" w:sz="8" w:space="0" w:color="auto"/>
+              <w:bottom w:val="single" w:color="auto" w:sz="8" w:space="0"/>
+              <w:right w:val="single" w:color="auto" w:sz="8" w:space="0"/>
             </w:tcBorders>
             <w:shd w:val="clear" w:color="auto" w:fill="auto"/>
             <w:tcMar>
@@ -5118,8 +5329,8 @@
             <w:tcBorders>
               <w:top w:val="nil"/>
               <w:left w:val="nil"/>
-              <w:bottom w:val="single" w:sz="8" w:space="0" w:color="auto"/>
-              <w:right w:val="single" w:sz="8" w:space="0" w:color="auto"/>
+              <w:bottom w:val="single" w:color="auto" w:sz="8" w:space="0"/>
+              <w:right w:val="single" w:color="auto" w:sz="8" w:space="0"/>
             </w:tcBorders>
             <w:shd w:val="clear" w:color="auto" w:fill="auto"/>
             <w:tcMar>
@@ -5149,8 +5360,8 @@
             <w:tcBorders>
               <w:top w:val="nil"/>
               <w:left w:val="nil"/>
-              <w:bottom w:val="single" w:sz="8" w:space="0" w:color="auto"/>
-              <w:right w:val="single" w:sz="8" w:space="0" w:color="auto"/>
+              <w:bottom w:val="single" w:color="auto" w:sz="8" w:space="0"/>
+              <w:right w:val="single" w:color="auto" w:sz="8" w:space="0"/>
             </w:tcBorders>
             <w:shd w:val="clear" w:color="auto" w:fill="auto"/>
             <w:tcMar>
@@ -5181,8 +5392,8 @@
             <w:tcBorders>
               <w:top w:val="nil"/>
               <w:left w:val="nil"/>
-              <w:bottom w:val="single" w:sz="8" w:space="0" w:color="auto"/>
-              <w:right w:val="single" w:sz="8" w:space="0" w:color="auto"/>
+              <w:bottom w:val="single" w:color="auto" w:sz="8" w:space="0"/>
+              <w:right w:val="single" w:color="auto" w:sz="8" w:space="0"/>
             </w:tcBorders>
             <w:shd w:val="clear" w:color="auto" w:fill="auto"/>
             <w:tcMar>
@@ -5213,8 +5424,8 @@
             <w:tcBorders>
               <w:top w:val="nil"/>
               <w:left w:val="nil"/>
-              <w:bottom w:val="single" w:sz="8" w:space="0" w:color="auto"/>
-              <w:right w:val="single" w:sz="8" w:space="0" w:color="auto"/>
+              <w:bottom w:val="single" w:color="auto" w:sz="8" w:space="0"/>
+              <w:right w:val="single" w:color="auto" w:sz="8" w:space="0"/>
             </w:tcBorders>
             <w:shd w:val="clear" w:color="auto" w:fill="auto"/>
             <w:tcMar>
@@ -5242,8 +5453,6 @@
       </w:tr>
       <w:tr>
         <w:tblPrEx>
-          <w:tblW w:w="5000" w:type="pct"/>
-          <w:jc w:val="left"/>
           <w:tblCellMar>
             <w:top w:w="0" w:type="dxa"/>
             <w:left w:w="0" w:type="dxa"/>
@@ -5251,17 +5460,14 @@
             <w:right w:w="0" w:type="dxa"/>
           </w:tblCellMar>
         </w:tblPrEx>
-        <w:trPr>
-          <w:jc w:val="left"/>
-        </w:trPr>
         <w:tc>
           <w:tcPr>
             <w:tcW w:w="431" w:type="pct"/>
             <w:tcBorders>
               <w:top w:val="nil"/>
-              <w:left w:val="single" w:sz="8" w:space="0" w:color="auto"/>
-              <w:bottom w:val="single" w:sz="8" w:space="0" w:color="auto"/>
-              <w:right w:val="single" w:sz="8" w:space="0" w:color="auto"/>
+              <w:left w:val="single" w:color="auto" w:sz="8" w:space="0"/>
+              <w:bottom w:val="single" w:color="auto" w:sz="8" w:space="0"/>
+              <w:right w:val="single" w:color="auto" w:sz="8" w:space="0"/>
             </w:tcBorders>
             <w:shd w:val="clear" w:color="auto" w:fill="auto"/>
             <w:tcMar>
@@ -5292,8 +5498,8 @@
             <w:tcBorders>
               <w:top w:val="nil"/>
               <w:left w:val="nil"/>
-              <w:bottom w:val="single" w:sz="8" w:space="0" w:color="auto"/>
-              <w:right w:val="single" w:sz="8" w:space="0" w:color="auto"/>
+              <w:bottom w:val="single" w:color="auto" w:sz="8" w:space="0"/>
+              <w:right w:val="single" w:color="auto" w:sz="8" w:space="0"/>
             </w:tcBorders>
             <w:shd w:val="clear" w:color="auto" w:fill="auto"/>
             <w:tcMar>
@@ -5324,8 +5530,8 @@
             <w:tcBorders>
               <w:top w:val="nil"/>
               <w:left w:val="nil"/>
-              <w:bottom w:val="single" w:sz="8" w:space="0" w:color="auto"/>
-              <w:right w:val="single" w:sz="8" w:space="0" w:color="auto"/>
+              <w:bottom w:val="single" w:color="auto" w:sz="8" w:space="0"/>
+              <w:right w:val="single" w:color="auto" w:sz="8" w:space="0"/>
             </w:tcBorders>
             <w:shd w:val="clear" w:color="auto" w:fill="auto"/>
             <w:tcMar>
@@ -5355,8 +5561,8 @@
             <w:tcBorders>
               <w:top w:val="nil"/>
               <w:left w:val="nil"/>
-              <w:bottom w:val="single" w:sz="8" w:space="0" w:color="auto"/>
-              <w:right w:val="single" w:sz="8" w:space="0" w:color="auto"/>
+              <w:bottom w:val="single" w:color="auto" w:sz="8" w:space="0"/>
+              <w:right w:val="single" w:color="auto" w:sz="8" w:space="0"/>
             </w:tcBorders>
             <w:shd w:val="clear" w:color="auto" w:fill="auto"/>
             <w:tcMar>
@@ -5387,8 +5593,8 @@
             <w:tcBorders>
               <w:top w:val="nil"/>
               <w:left w:val="nil"/>
-              <w:bottom w:val="single" w:sz="8" w:space="0" w:color="auto"/>
-              <w:right w:val="single" w:sz="8" w:space="0" w:color="auto"/>
+              <w:bottom w:val="single" w:color="auto" w:sz="8" w:space="0"/>
+              <w:right w:val="single" w:color="auto" w:sz="8" w:space="0"/>
             </w:tcBorders>
             <w:shd w:val="clear" w:color="auto" w:fill="auto"/>
             <w:tcMar>
@@ -5419,8 +5625,8 @@
             <w:tcBorders>
               <w:top w:val="nil"/>
               <w:left w:val="nil"/>
-              <w:bottom w:val="single" w:sz="8" w:space="0" w:color="auto"/>
-              <w:right w:val="single" w:sz="8" w:space="0" w:color="auto"/>
+              <w:bottom w:val="single" w:color="auto" w:sz="8" w:space="0"/>
+              <w:right w:val="single" w:color="auto" w:sz="8" w:space="0"/>
             </w:tcBorders>
             <w:shd w:val="clear" w:color="auto" w:fill="auto"/>
             <w:tcMar>
@@ -5448,8 +5654,6 @@
       </w:tr>
       <w:tr>
         <w:tblPrEx>
-          <w:tblW w:w="5000" w:type="pct"/>
-          <w:jc w:val="left"/>
           <w:tblCellMar>
             <w:top w:w="0" w:type="dxa"/>
             <w:left w:w="0" w:type="dxa"/>
@@ -5457,17 +5661,14 @@
             <w:right w:w="0" w:type="dxa"/>
           </w:tblCellMar>
         </w:tblPrEx>
-        <w:trPr>
-          <w:jc w:val="left"/>
-        </w:trPr>
         <w:tc>
           <w:tcPr>
             <w:tcW w:w="431" w:type="pct"/>
             <w:tcBorders>
               <w:top w:val="nil"/>
-              <w:left w:val="single" w:sz="8" w:space="0" w:color="auto"/>
-              <w:bottom w:val="single" w:sz="8" w:space="0" w:color="auto"/>
-              <w:right w:val="single" w:sz="8" w:space="0" w:color="auto"/>
+              <w:left w:val="single" w:color="auto" w:sz="8" w:space="0"/>
+              <w:bottom w:val="single" w:color="auto" w:sz="8" w:space="0"/>
+              <w:right w:val="single" w:color="auto" w:sz="8" w:space="0"/>
             </w:tcBorders>
             <w:shd w:val="clear" w:color="auto" w:fill="auto"/>
             <w:tcMar>
@@ -5498,8 +5699,8 @@
             <w:tcBorders>
               <w:top w:val="nil"/>
               <w:left w:val="nil"/>
-              <w:bottom w:val="single" w:sz="8" w:space="0" w:color="auto"/>
-              <w:right w:val="single" w:sz="8" w:space="0" w:color="auto"/>
+              <w:bottom w:val="single" w:color="auto" w:sz="8" w:space="0"/>
+              <w:right w:val="single" w:color="auto" w:sz="8" w:space="0"/>
             </w:tcBorders>
             <w:shd w:val="clear" w:color="auto" w:fill="auto"/>
             <w:tcMar>
@@ -5530,8 +5731,8 @@
             <w:tcBorders>
               <w:top w:val="nil"/>
               <w:left w:val="nil"/>
-              <w:bottom w:val="single" w:sz="8" w:space="0" w:color="auto"/>
-              <w:right w:val="single" w:sz="8" w:space="0" w:color="auto"/>
+              <w:bottom w:val="single" w:color="auto" w:sz="8" w:space="0"/>
+              <w:right w:val="single" w:color="auto" w:sz="8" w:space="0"/>
             </w:tcBorders>
             <w:shd w:val="clear" w:color="auto" w:fill="auto"/>
             <w:tcMar>
@@ -5561,8 +5762,8 @@
             <w:tcBorders>
               <w:top w:val="nil"/>
               <w:left w:val="nil"/>
-              <w:bottom w:val="single" w:sz="8" w:space="0" w:color="auto"/>
-              <w:right w:val="single" w:sz="8" w:space="0" w:color="auto"/>
+              <w:bottom w:val="single" w:color="auto" w:sz="8" w:space="0"/>
+              <w:right w:val="single" w:color="auto" w:sz="8" w:space="0"/>
             </w:tcBorders>
             <w:shd w:val="clear" w:color="auto" w:fill="auto"/>
             <w:tcMar>
@@ -5593,8 +5794,8 @@
             <w:tcBorders>
               <w:top w:val="nil"/>
               <w:left w:val="nil"/>
-              <w:bottom w:val="single" w:sz="8" w:space="0" w:color="auto"/>
-              <w:right w:val="single" w:sz="8" w:space="0" w:color="auto"/>
+              <w:bottom w:val="single" w:color="auto" w:sz="8" w:space="0"/>
+              <w:right w:val="single" w:color="auto" w:sz="8" w:space="0"/>
             </w:tcBorders>
             <w:shd w:val="clear" w:color="auto" w:fill="auto"/>
             <w:tcMar>
@@ -5625,8 +5826,8 @@
             <w:tcBorders>
               <w:top w:val="nil"/>
               <w:left w:val="nil"/>
-              <w:bottom w:val="single" w:sz="8" w:space="0" w:color="auto"/>
-              <w:right w:val="single" w:sz="8" w:space="0" w:color="auto"/>
+              <w:bottom w:val="single" w:color="auto" w:sz="8" w:space="0"/>
+              <w:right w:val="single" w:color="auto" w:sz="8" w:space="0"/>
             </w:tcBorders>
             <w:shd w:val="clear" w:color="auto" w:fill="auto"/>
             <w:tcMar>
@@ -5654,8 +5855,6 @@
       </w:tr>
       <w:tr>
         <w:tblPrEx>
-          <w:tblW w:w="5000" w:type="pct"/>
-          <w:jc w:val="left"/>
           <w:tblCellMar>
             <w:top w:w="0" w:type="dxa"/>
             <w:left w:w="0" w:type="dxa"/>
@@ -5663,17 +5862,14 @@
             <w:right w:w="0" w:type="dxa"/>
           </w:tblCellMar>
         </w:tblPrEx>
-        <w:trPr>
-          <w:jc w:val="left"/>
-        </w:trPr>
         <w:tc>
           <w:tcPr>
             <w:tcW w:w="431" w:type="pct"/>
             <w:tcBorders>
               <w:top w:val="nil"/>
-              <w:left w:val="single" w:sz="8" w:space="0" w:color="auto"/>
-              <w:bottom w:val="single" w:sz="8" w:space="0" w:color="auto"/>
-              <w:right w:val="single" w:sz="8" w:space="0" w:color="auto"/>
+              <w:left w:val="single" w:color="auto" w:sz="8" w:space="0"/>
+              <w:bottom w:val="single" w:color="auto" w:sz="8" w:space="0"/>
+              <w:right w:val="single" w:color="auto" w:sz="8" w:space="0"/>
             </w:tcBorders>
             <w:shd w:val="clear" w:color="auto" w:fill="auto"/>
             <w:tcMar>
@@ -5704,8 +5900,8 @@
             <w:tcBorders>
               <w:top w:val="nil"/>
               <w:left w:val="nil"/>
-              <w:bottom w:val="single" w:sz="8" w:space="0" w:color="auto"/>
-              <w:right w:val="single" w:sz="8" w:space="0" w:color="auto"/>
+              <w:bottom w:val="single" w:color="auto" w:sz="8" w:space="0"/>
+              <w:right w:val="single" w:color="auto" w:sz="8" w:space="0"/>
             </w:tcBorders>
             <w:shd w:val="clear" w:color="auto" w:fill="auto"/>
             <w:tcMar>
@@ -5736,8 +5932,8 @@
             <w:tcBorders>
               <w:top w:val="nil"/>
               <w:left w:val="nil"/>
-              <w:bottom w:val="single" w:sz="8" w:space="0" w:color="auto"/>
-              <w:right w:val="single" w:sz="8" w:space="0" w:color="auto"/>
+              <w:bottom w:val="single" w:color="auto" w:sz="8" w:space="0"/>
+              <w:right w:val="single" w:color="auto" w:sz="8" w:space="0"/>
             </w:tcBorders>
             <w:shd w:val="clear" w:color="auto" w:fill="auto"/>
             <w:tcMar>
@@ -5767,8 +5963,8 @@
             <w:tcBorders>
               <w:top w:val="nil"/>
               <w:left w:val="nil"/>
-              <w:bottom w:val="single" w:sz="8" w:space="0" w:color="auto"/>
-              <w:right w:val="single" w:sz="8" w:space="0" w:color="auto"/>
+              <w:bottom w:val="single" w:color="auto" w:sz="8" w:space="0"/>
+              <w:right w:val="single" w:color="auto" w:sz="8" w:space="0"/>
             </w:tcBorders>
             <w:shd w:val="clear" w:color="auto" w:fill="auto"/>
             <w:tcMar>
@@ -5799,8 +5995,8 @@
             <w:tcBorders>
               <w:top w:val="nil"/>
               <w:left w:val="nil"/>
-              <w:bottom w:val="single" w:sz="8" w:space="0" w:color="auto"/>
-              <w:right w:val="single" w:sz="8" w:space="0" w:color="auto"/>
+              <w:bottom w:val="single" w:color="auto" w:sz="8" w:space="0"/>
+              <w:right w:val="single" w:color="auto" w:sz="8" w:space="0"/>
             </w:tcBorders>
             <w:shd w:val="clear" w:color="auto" w:fill="auto"/>
             <w:tcMar>
@@ -5831,8 +6027,8 @@
             <w:tcBorders>
               <w:top w:val="nil"/>
               <w:left w:val="nil"/>
-              <w:bottom w:val="single" w:sz="8" w:space="0" w:color="auto"/>
-              <w:right w:val="single" w:sz="8" w:space="0" w:color="auto"/>
+              <w:bottom w:val="single" w:color="auto" w:sz="8" w:space="0"/>
+              <w:right w:val="single" w:color="auto" w:sz="8" w:space="0"/>
             </w:tcBorders>
             <w:shd w:val="clear" w:color="auto" w:fill="auto"/>
             <w:tcMar>
@@ -5860,8 +6056,6 @@
       </w:tr>
       <w:tr>
         <w:tblPrEx>
-          <w:tblW w:w="5000" w:type="pct"/>
-          <w:jc w:val="left"/>
           <w:tblCellMar>
             <w:top w:w="0" w:type="dxa"/>
             <w:left w:w="0" w:type="dxa"/>
@@ -5869,17 +6063,14 @@
             <w:right w:w="0" w:type="dxa"/>
           </w:tblCellMar>
         </w:tblPrEx>
-        <w:trPr>
-          <w:jc w:val="left"/>
-        </w:trPr>
         <w:tc>
           <w:tcPr>
             <w:tcW w:w="431" w:type="pct"/>
             <w:tcBorders>
               <w:top w:val="nil"/>
-              <w:left w:val="single" w:sz="8" w:space="0" w:color="auto"/>
-              <w:bottom w:val="single" w:sz="8" w:space="0" w:color="auto"/>
-              <w:right w:val="single" w:sz="8" w:space="0" w:color="auto"/>
+              <w:left w:val="single" w:color="auto" w:sz="8" w:space="0"/>
+              <w:bottom w:val="single" w:color="auto" w:sz="8" w:space="0"/>
+              <w:right w:val="single" w:color="auto" w:sz="8" w:space="0"/>
             </w:tcBorders>
             <w:shd w:val="clear" w:color="auto" w:fill="auto"/>
             <w:tcMar>
@@ -5910,8 +6101,8 @@
             <w:tcBorders>
               <w:top w:val="nil"/>
               <w:left w:val="nil"/>
-              <w:bottom w:val="single" w:sz="8" w:space="0" w:color="auto"/>
-              <w:right w:val="single" w:sz="8" w:space="0" w:color="auto"/>
+              <w:bottom w:val="single" w:color="auto" w:sz="8" w:space="0"/>
+              <w:right w:val="single" w:color="auto" w:sz="8" w:space="0"/>
             </w:tcBorders>
             <w:shd w:val="clear" w:color="auto" w:fill="auto"/>
             <w:tcMar>
@@ -5942,8 +6133,8 @@
             <w:tcBorders>
               <w:top w:val="nil"/>
               <w:left w:val="nil"/>
-              <w:bottom w:val="single" w:sz="8" w:space="0" w:color="auto"/>
-              <w:right w:val="single" w:sz="8" w:space="0" w:color="auto"/>
+              <w:bottom w:val="single" w:color="auto" w:sz="8" w:space="0"/>
+              <w:right w:val="single" w:color="auto" w:sz="8" w:space="0"/>
             </w:tcBorders>
             <w:shd w:val="clear" w:color="auto" w:fill="auto"/>
             <w:tcMar>
@@ -5973,8 +6164,8 @@
             <w:tcBorders>
               <w:top w:val="nil"/>
               <w:left w:val="nil"/>
-              <w:bottom w:val="single" w:sz="8" w:space="0" w:color="auto"/>
-              <w:right w:val="single" w:sz="8" w:space="0" w:color="auto"/>
+              <w:bottom w:val="single" w:color="auto" w:sz="8" w:space="0"/>
+              <w:right w:val="single" w:color="auto" w:sz="8" w:space="0"/>
             </w:tcBorders>
             <w:shd w:val="clear" w:color="auto" w:fill="auto"/>
             <w:tcMar>
@@ -6005,8 +6196,8 @@
             <w:tcBorders>
               <w:top w:val="nil"/>
               <w:left w:val="nil"/>
-              <w:bottom w:val="single" w:sz="8" w:space="0" w:color="auto"/>
-              <w:right w:val="single" w:sz="8" w:space="0" w:color="auto"/>
+              <w:bottom w:val="single" w:color="auto" w:sz="8" w:space="0"/>
+              <w:right w:val="single" w:color="auto" w:sz="8" w:space="0"/>
             </w:tcBorders>
             <w:shd w:val="clear" w:color="auto" w:fill="auto"/>
             <w:tcMar>
@@ -6037,8 +6228,8 @@
             <w:tcBorders>
               <w:top w:val="nil"/>
               <w:left w:val="nil"/>
-              <w:bottom w:val="single" w:sz="8" w:space="0" w:color="auto"/>
-              <w:right w:val="single" w:sz="8" w:space="0" w:color="auto"/>
+              <w:bottom w:val="single" w:color="auto" w:sz="8" w:space="0"/>
+              <w:right w:val="single" w:color="auto" w:sz="8" w:space="0"/>
             </w:tcBorders>
             <w:shd w:val="clear" w:color="auto" w:fill="auto"/>
             <w:tcMar>
@@ -6066,8 +6257,6 @@
       </w:tr>
       <w:tr>
         <w:tblPrEx>
-          <w:tblW w:w="5000" w:type="pct"/>
-          <w:jc w:val="left"/>
           <w:tblCellMar>
             <w:top w:w="0" w:type="dxa"/>
             <w:left w:w="0" w:type="dxa"/>
@@ -6075,17 +6264,14 @@
             <w:right w:w="0" w:type="dxa"/>
           </w:tblCellMar>
         </w:tblPrEx>
-        <w:trPr>
-          <w:jc w:val="left"/>
-        </w:trPr>
         <w:tc>
           <w:tcPr>
             <w:tcW w:w="431" w:type="pct"/>
             <w:tcBorders>
               <w:top w:val="nil"/>
-              <w:left w:val="single" w:sz="8" w:space="0" w:color="auto"/>
-              <w:bottom w:val="single" w:sz="8" w:space="0" w:color="auto"/>
-              <w:right w:val="single" w:sz="8" w:space="0" w:color="auto"/>
+              <w:left w:val="single" w:color="auto" w:sz="8" w:space="0"/>
+              <w:bottom w:val="single" w:color="auto" w:sz="8" w:space="0"/>
+              <w:right w:val="single" w:color="auto" w:sz="8" w:space="0"/>
             </w:tcBorders>
             <w:shd w:val="clear" w:color="auto" w:fill="auto"/>
             <w:tcMar>
@@ -6116,8 +6302,8 @@
             <w:tcBorders>
               <w:top w:val="nil"/>
               <w:left w:val="nil"/>
-              <w:bottom w:val="single" w:sz="8" w:space="0" w:color="auto"/>
-              <w:right w:val="single" w:sz="8" w:space="0" w:color="auto"/>
+              <w:bottom w:val="single" w:color="auto" w:sz="8" w:space="0"/>
+              <w:right w:val="single" w:color="auto" w:sz="8" w:space="0"/>
             </w:tcBorders>
             <w:shd w:val="clear" w:color="auto" w:fill="auto"/>
             <w:tcMar>
@@ -6148,8 +6334,8 @@
             <w:tcBorders>
               <w:top w:val="nil"/>
               <w:left w:val="nil"/>
-              <w:bottom w:val="single" w:sz="8" w:space="0" w:color="auto"/>
-              <w:right w:val="single" w:sz="8" w:space="0" w:color="auto"/>
+              <w:bottom w:val="single" w:color="auto" w:sz="8" w:space="0"/>
+              <w:right w:val="single" w:color="auto" w:sz="8" w:space="0"/>
             </w:tcBorders>
             <w:shd w:val="clear" w:color="auto" w:fill="auto"/>
             <w:tcMar>
@@ -6179,8 +6365,8 @@
             <w:tcBorders>
               <w:top w:val="nil"/>
               <w:left w:val="nil"/>
-              <w:bottom w:val="single" w:sz="8" w:space="0" w:color="auto"/>
-              <w:right w:val="single" w:sz="8" w:space="0" w:color="auto"/>
+              <w:bottom w:val="single" w:color="auto" w:sz="8" w:space="0"/>
+              <w:right w:val="single" w:color="auto" w:sz="8" w:space="0"/>
             </w:tcBorders>
             <w:shd w:val="clear" w:color="auto" w:fill="auto"/>
             <w:tcMar>
@@ -6211,8 +6397,8 @@
             <w:tcBorders>
               <w:top w:val="nil"/>
               <w:left w:val="nil"/>
-              <w:bottom w:val="single" w:sz="8" w:space="0" w:color="auto"/>
-              <w:right w:val="single" w:sz="8" w:space="0" w:color="auto"/>
+              <w:bottom w:val="single" w:color="auto" w:sz="8" w:space="0"/>
+              <w:right w:val="single" w:color="auto" w:sz="8" w:space="0"/>
             </w:tcBorders>
             <w:shd w:val="clear" w:color="auto" w:fill="auto"/>
             <w:tcMar>
@@ -6243,8 +6429,8 @@
             <w:tcBorders>
               <w:top w:val="nil"/>
               <w:left w:val="nil"/>
-              <w:bottom w:val="single" w:sz="8" w:space="0" w:color="auto"/>
-              <w:right w:val="single" w:sz="8" w:space="0" w:color="auto"/>
+              <w:bottom w:val="single" w:color="auto" w:sz="8" w:space="0"/>
+              <w:right w:val="single" w:color="auto" w:sz="8" w:space="0"/>
             </w:tcBorders>
             <w:shd w:val="clear" w:color="auto" w:fill="auto"/>
             <w:tcMar>
@@ -6272,8 +6458,6 @@
       </w:tr>
       <w:tr>
         <w:tblPrEx>
-          <w:tblW w:w="5000" w:type="pct"/>
-          <w:jc w:val="left"/>
           <w:tblCellMar>
             <w:top w:w="0" w:type="dxa"/>
             <w:left w:w="0" w:type="dxa"/>
@@ -6281,17 +6465,14 @@
             <w:right w:w="0" w:type="dxa"/>
           </w:tblCellMar>
         </w:tblPrEx>
-        <w:trPr>
-          <w:jc w:val="left"/>
-        </w:trPr>
         <w:tc>
           <w:tcPr>
             <w:tcW w:w="431" w:type="pct"/>
             <w:tcBorders>
               <w:top w:val="nil"/>
-              <w:left w:val="single" w:sz="8" w:space="0" w:color="auto"/>
-              <w:bottom w:val="single" w:sz="8" w:space="0" w:color="auto"/>
-              <w:right w:val="single" w:sz="8" w:space="0" w:color="auto"/>
+              <w:left w:val="single" w:color="auto" w:sz="8" w:space="0"/>
+              <w:bottom w:val="single" w:color="auto" w:sz="8" w:space="0"/>
+              <w:right w:val="single" w:color="auto" w:sz="8" w:space="0"/>
             </w:tcBorders>
             <w:shd w:val="clear" w:color="auto" w:fill="auto"/>
             <w:tcMar>
@@ -6322,8 +6503,8 @@
             <w:tcBorders>
               <w:top w:val="nil"/>
               <w:left w:val="nil"/>
-              <w:bottom w:val="single" w:sz="8" w:space="0" w:color="auto"/>
-              <w:right w:val="single" w:sz="8" w:space="0" w:color="auto"/>
+              <w:bottom w:val="single" w:color="auto" w:sz="8" w:space="0"/>
+              <w:right w:val="single" w:color="auto" w:sz="8" w:space="0"/>
             </w:tcBorders>
             <w:shd w:val="clear" w:color="auto" w:fill="auto"/>
             <w:tcMar>
@@ -6354,8 +6535,8 @@
             <w:tcBorders>
               <w:top w:val="nil"/>
               <w:left w:val="nil"/>
-              <w:bottom w:val="single" w:sz="8" w:space="0" w:color="auto"/>
-              <w:right w:val="single" w:sz="8" w:space="0" w:color="auto"/>
+              <w:bottom w:val="single" w:color="auto" w:sz="8" w:space="0"/>
+              <w:right w:val="single" w:color="auto" w:sz="8" w:space="0"/>
             </w:tcBorders>
             <w:shd w:val="clear" w:color="auto" w:fill="auto"/>
             <w:tcMar>
@@ -6385,8 +6566,8 @@
             <w:tcBorders>
               <w:top w:val="nil"/>
               <w:left w:val="nil"/>
-              <w:bottom w:val="single" w:sz="8" w:space="0" w:color="auto"/>
-              <w:right w:val="single" w:sz="8" w:space="0" w:color="auto"/>
+              <w:bottom w:val="single" w:color="auto" w:sz="8" w:space="0"/>
+              <w:right w:val="single" w:color="auto" w:sz="8" w:space="0"/>
             </w:tcBorders>
             <w:shd w:val="clear" w:color="auto" w:fill="auto"/>
             <w:tcMar>
@@ -6417,8 +6598,8 @@
             <w:tcBorders>
               <w:top w:val="nil"/>
               <w:left w:val="nil"/>
-              <w:bottom w:val="single" w:sz="8" w:space="0" w:color="auto"/>
-              <w:right w:val="single" w:sz="8" w:space="0" w:color="auto"/>
+              <w:bottom w:val="single" w:color="auto" w:sz="8" w:space="0"/>
+              <w:right w:val="single" w:color="auto" w:sz="8" w:space="0"/>
             </w:tcBorders>
             <w:shd w:val="clear" w:color="auto" w:fill="auto"/>
             <w:tcMar>
@@ -6449,8 +6630,8 @@
             <w:tcBorders>
               <w:top w:val="nil"/>
               <w:left w:val="nil"/>
-              <w:bottom w:val="single" w:sz="8" w:space="0" w:color="auto"/>
-              <w:right w:val="single" w:sz="8" w:space="0" w:color="auto"/>
+              <w:bottom w:val="single" w:color="auto" w:sz="8" w:space="0"/>
+              <w:right w:val="single" w:color="auto" w:sz="8" w:space="0"/>
             </w:tcBorders>
             <w:shd w:val="clear" w:color="auto" w:fill="auto"/>
             <w:tcMar>
@@ -6478,8 +6659,6 @@
       </w:tr>
       <w:tr>
         <w:tblPrEx>
-          <w:tblW w:w="5000" w:type="pct"/>
-          <w:jc w:val="left"/>
           <w:tblCellMar>
             <w:top w:w="0" w:type="dxa"/>
             <w:left w:w="0" w:type="dxa"/>
@@ -6487,17 +6666,14 @@
             <w:right w:w="0" w:type="dxa"/>
           </w:tblCellMar>
         </w:tblPrEx>
-        <w:trPr>
-          <w:jc w:val="left"/>
-        </w:trPr>
         <w:tc>
           <w:tcPr>
             <w:tcW w:w="431" w:type="pct"/>
             <w:tcBorders>
               <w:top w:val="nil"/>
-              <w:left w:val="single" w:sz="8" w:space="0" w:color="auto"/>
-              <w:bottom w:val="single" w:sz="8" w:space="0" w:color="auto"/>
-              <w:right w:val="single" w:sz="8" w:space="0" w:color="auto"/>
+              <w:left w:val="single" w:color="auto" w:sz="8" w:space="0"/>
+              <w:bottom w:val="single" w:color="auto" w:sz="8" w:space="0"/>
+              <w:right w:val="single" w:color="auto" w:sz="8" w:space="0"/>
             </w:tcBorders>
             <w:shd w:val="clear" w:color="auto" w:fill="auto"/>
             <w:tcMar>
@@ -6528,8 +6704,8 @@
             <w:tcBorders>
               <w:top w:val="nil"/>
               <w:left w:val="nil"/>
-              <w:bottom w:val="single" w:sz="8" w:space="0" w:color="auto"/>
-              <w:right w:val="single" w:sz="8" w:space="0" w:color="auto"/>
+              <w:bottom w:val="single" w:color="auto" w:sz="8" w:space="0"/>
+              <w:right w:val="single" w:color="auto" w:sz="8" w:space="0"/>
             </w:tcBorders>
             <w:shd w:val="clear" w:color="auto" w:fill="auto"/>
             <w:tcMar>
@@ -6560,8 +6736,8 @@
             <w:tcBorders>
               <w:top w:val="nil"/>
               <w:left w:val="nil"/>
-              <w:bottom w:val="single" w:sz="8" w:space="0" w:color="auto"/>
-              <w:right w:val="single" w:sz="8" w:space="0" w:color="auto"/>
+              <w:bottom w:val="single" w:color="auto" w:sz="8" w:space="0"/>
+              <w:right w:val="single" w:color="auto" w:sz="8" w:space="0"/>
             </w:tcBorders>
             <w:shd w:val="clear" w:color="auto" w:fill="auto"/>
             <w:tcMar>
@@ -6591,8 +6767,8 @@
             <w:tcBorders>
               <w:top w:val="nil"/>
               <w:left w:val="nil"/>
-              <w:bottom w:val="single" w:sz="8" w:space="0" w:color="auto"/>
-              <w:right w:val="single" w:sz="8" w:space="0" w:color="auto"/>
+              <w:bottom w:val="single" w:color="auto" w:sz="8" w:space="0"/>
+              <w:right w:val="single" w:color="auto" w:sz="8" w:space="0"/>
             </w:tcBorders>
             <w:shd w:val="clear" w:color="auto" w:fill="auto"/>
             <w:tcMar>
@@ -6623,8 +6799,8 @@
             <w:tcBorders>
               <w:top w:val="nil"/>
               <w:left w:val="nil"/>
-              <w:bottom w:val="single" w:sz="8" w:space="0" w:color="auto"/>
-              <w:right w:val="single" w:sz="8" w:space="0" w:color="auto"/>
+              <w:bottom w:val="single" w:color="auto" w:sz="8" w:space="0"/>
+              <w:right w:val="single" w:color="auto" w:sz="8" w:space="0"/>
             </w:tcBorders>
             <w:shd w:val="clear" w:color="auto" w:fill="auto"/>
             <w:tcMar>
@@ -6655,8 +6831,8 @@
             <w:tcBorders>
               <w:top w:val="nil"/>
               <w:left w:val="nil"/>
-              <w:bottom w:val="single" w:sz="8" w:space="0" w:color="auto"/>
-              <w:right w:val="single" w:sz="8" w:space="0" w:color="auto"/>
+              <w:bottom w:val="single" w:color="auto" w:sz="8" w:space="0"/>
+              <w:right w:val="single" w:color="auto" w:sz="8" w:space="0"/>
             </w:tcBorders>
             <w:shd w:val="clear" w:color="auto" w:fill="auto"/>
             <w:tcMar>
@@ -6684,8 +6860,6 @@
       </w:tr>
       <w:tr>
         <w:tblPrEx>
-          <w:tblW w:w="5000" w:type="pct"/>
-          <w:jc w:val="left"/>
           <w:tblCellMar>
             <w:top w:w="0" w:type="dxa"/>
             <w:left w:w="0" w:type="dxa"/>
@@ -6693,17 +6867,14 @@
             <w:right w:w="0" w:type="dxa"/>
           </w:tblCellMar>
         </w:tblPrEx>
-        <w:trPr>
-          <w:jc w:val="left"/>
-        </w:trPr>
         <w:tc>
           <w:tcPr>
             <w:tcW w:w="431" w:type="pct"/>
             <w:tcBorders>
               <w:top w:val="nil"/>
-              <w:left w:val="single" w:sz="8" w:space="0" w:color="auto"/>
-              <w:bottom w:val="single" w:sz="8" w:space="0" w:color="auto"/>
-              <w:right w:val="single" w:sz="8" w:space="0" w:color="auto"/>
+              <w:left w:val="single" w:color="auto" w:sz="8" w:space="0"/>
+              <w:bottom w:val="single" w:color="auto" w:sz="8" w:space="0"/>
+              <w:right w:val="single" w:color="auto" w:sz="8" w:space="0"/>
             </w:tcBorders>
             <w:shd w:val="clear" w:color="auto" w:fill="auto"/>
             <w:tcMar>
@@ -6734,8 +6905,8 @@
             <w:tcBorders>
               <w:top w:val="nil"/>
               <w:left w:val="nil"/>
-              <w:bottom w:val="single" w:sz="8" w:space="0" w:color="auto"/>
-              <w:right w:val="single" w:sz="8" w:space="0" w:color="auto"/>
+              <w:bottom w:val="single" w:color="auto" w:sz="8" w:space="0"/>
+              <w:right w:val="single" w:color="auto" w:sz="8" w:space="0"/>
             </w:tcBorders>
             <w:shd w:val="clear" w:color="auto" w:fill="auto"/>
             <w:tcMar>
@@ -6766,8 +6937,8 @@
             <w:tcBorders>
               <w:top w:val="nil"/>
               <w:left w:val="nil"/>
-              <w:bottom w:val="single" w:sz="8" w:space="0" w:color="auto"/>
-              <w:right w:val="single" w:sz="8" w:space="0" w:color="auto"/>
+              <w:bottom w:val="single" w:color="auto" w:sz="8" w:space="0"/>
+              <w:right w:val="single" w:color="auto" w:sz="8" w:space="0"/>
             </w:tcBorders>
             <w:shd w:val="clear" w:color="auto" w:fill="auto"/>
             <w:tcMar>
@@ -6797,8 +6968,8 @@
             <w:tcBorders>
               <w:top w:val="nil"/>
               <w:left w:val="nil"/>
-              <w:bottom w:val="single" w:sz="8" w:space="0" w:color="auto"/>
-              <w:right w:val="single" w:sz="8" w:space="0" w:color="auto"/>
+              <w:bottom w:val="single" w:color="auto" w:sz="8" w:space="0"/>
+              <w:right w:val="single" w:color="auto" w:sz="8" w:space="0"/>
             </w:tcBorders>
             <w:shd w:val="clear" w:color="auto" w:fill="auto"/>
             <w:tcMar>
@@ -6829,8 +7000,8 @@
             <w:tcBorders>
               <w:top w:val="nil"/>
               <w:left w:val="nil"/>
-              <w:bottom w:val="single" w:sz="8" w:space="0" w:color="auto"/>
-              <w:right w:val="single" w:sz="8" w:space="0" w:color="auto"/>
+              <w:bottom w:val="single" w:color="auto" w:sz="8" w:space="0"/>
+              <w:right w:val="single" w:color="auto" w:sz="8" w:space="0"/>
             </w:tcBorders>
             <w:shd w:val="clear" w:color="auto" w:fill="auto"/>
             <w:tcMar>
@@ -6861,8 +7032,8 @@
             <w:tcBorders>
               <w:top w:val="nil"/>
               <w:left w:val="nil"/>
-              <w:bottom w:val="single" w:sz="8" w:space="0" w:color="auto"/>
-              <w:right w:val="single" w:sz="8" w:space="0" w:color="auto"/>
+              <w:bottom w:val="single" w:color="auto" w:sz="8" w:space="0"/>
+              <w:right w:val="single" w:color="auto" w:sz="8" w:space="0"/>
             </w:tcBorders>
             <w:shd w:val="clear" w:color="auto" w:fill="auto"/>
             <w:tcMar>
@@ -6890,8 +7061,6 @@
       </w:tr>
       <w:tr>
         <w:tblPrEx>
-          <w:tblW w:w="5000" w:type="pct"/>
-          <w:jc w:val="left"/>
           <w:tblCellMar>
             <w:top w:w="0" w:type="dxa"/>
             <w:left w:w="0" w:type="dxa"/>
@@ -6899,17 +7068,14 @@
             <w:right w:w="0" w:type="dxa"/>
           </w:tblCellMar>
         </w:tblPrEx>
-        <w:trPr>
-          <w:jc w:val="left"/>
-        </w:trPr>
         <w:tc>
           <w:tcPr>
             <w:tcW w:w="431" w:type="pct"/>
             <w:tcBorders>
               <w:top w:val="nil"/>
-              <w:left w:val="single" w:sz="8" w:space="0" w:color="auto"/>
-              <w:bottom w:val="single" w:sz="8" w:space="0" w:color="auto"/>
-              <w:right w:val="single" w:sz="8" w:space="0" w:color="auto"/>
+              <w:left w:val="single" w:color="auto" w:sz="8" w:space="0"/>
+              <w:bottom w:val="single" w:color="auto" w:sz="8" w:space="0"/>
+              <w:right w:val="single" w:color="auto" w:sz="8" w:space="0"/>
             </w:tcBorders>
             <w:shd w:val="clear" w:color="auto" w:fill="auto"/>
             <w:tcMar>
@@ -6940,8 +7106,8 @@
             <w:tcBorders>
               <w:top w:val="nil"/>
               <w:left w:val="nil"/>
-              <w:bottom w:val="single" w:sz="8" w:space="0" w:color="auto"/>
-              <w:right w:val="single" w:sz="8" w:space="0" w:color="auto"/>
+              <w:bottom w:val="single" w:color="auto" w:sz="8" w:space="0"/>
+              <w:right w:val="single" w:color="auto" w:sz="8" w:space="0"/>
             </w:tcBorders>
             <w:shd w:val="clear" w:color="auto" w:fill="auto"/>
             <w:tcMar>
@@ -6972,8 +7138,8 @@
             <w:tcBorders>
               <w:top w:val="nil"/>
               <w:left w:val="nil"/>
-              <w:bottom w:val="single" w:sz="8" w:space="0" w:color="auto"/>
-              <w:right w:val="single" w:sz="8" w:space="0" w:color="auto"/>
+              <w:bottom w:val="single" w:color="auto" w:sz="8" w:space="0"/>
+              <w:right w:val="single" w:color="auto" w:sz="8" w:space="0"/>
             </w:tcBorders>
             <w:shd w:val="clear" w:color="auto" w:fill="auto"/>
             <w:tcMar>
@@ -7003,8 +7169,8 @@
             <w:tcBorders>
               <w:top w:val="nil"/>
               <w:left w:val="nil"/>
-              <w:bottom w:val="single" w:sz="8" w:space="0" w:color="auto"/>
-              <w:right w:val="single" w:sz="8" w:space="0" w:color="auto"/>
+              <w:bottom w:val="single" w:color="auto" w:sz="8" w:space="0"/>
+              <w:right w:val="single" w:color="auto" w:sz="8" w:space="0"/>
             </w:tcBorders>
             <w:shd w:val="clear" w:color="auto" w:fill="auto"/>
             <w:tcMar>
@@ -7035,8 +7201,8 @@
             <w:tcBorders>
               <w:top w:val="nil"/>
               <w:left w:val="nil"/>
-              <w:bottom w:val="single" w:sz="8" w:space="0" w:color="auto"/>
-              <w:right w:val="single" w:sz="8" w:space="0" w:color="auto"/>
+              <w:bottom w:val="single" w:color="auto" w:sz="8" w:space="0"/>
+              <w:right w:val="single" w:color="auto" w:sz="8" w:space="0"/>
             </w:tcBorders>
             <w:shd w:val="clear" w:color="auto" w:fill="auto"/>
             <w:tcMar>
@@ -7067,8 +7233,8 @@
             <w:tcBorders>
               <w:top w:val="nil"/>
               <w:left w:val="nil"/>
-              <w:bottom w:val="single" w:sz="8" w:space="0" w:color="auto"/>
-              <w:right w:val="single" w:sz="8" w:space="0" w:color="auto"/>
+              <w:bottom w:val="single" w:color="auto" w:sz="8" w:space="0"/>
+              <w:right w:val="single" w:color="auto" w:sz="8" w:space="0"/>
             </w:tcBorders>
             <w:shd w:val="clear" w:color="auto" w:fill="auto"/>
             <w:tcMar>
@@ -7096,8 +7262,6 @@
       </w:tr>
       <w:tr>
         <w:tblPrEx>
-          <w:tblW w:w="5000" w:type="pct"/>
-          <w:jc w:val="left"/>
           <w:tblCellMar>
             <w:top w:w="0" w:type="dxa"/>
             <w:left w:w="0" w:type="dxa"/>
@@ -7105,17 +7269,14 @@
             <w:right w:w="0" w:type="dxa"/>
           </w:tblCellMar>
         </w:tblPrEx>
-        <w:trPr>
-          <w:jc w:val="left"/>
-        </w:trPr>
         <w:tc>
           <w:tcPr>
             <w:tcW w:w="431" w:type="pct"/>
             <w:tcBorders>
               <w:top w:val="nil"/>
-              <w:left w:val="single" w:sz="8" w:space="0" w:color="auto"/>
-              <w:bottom w:val="single" w:sz="8" w:space="0" w:color="auto"/>
-              <w:right w:val="single" w:sz="8" w:space="0" w:color="auto"/>
+              <w:left w:val="single" w:color="auto" w:sz="8" w:space="0"/>
+              <w:bottom w:val="single" w:color="auto" w:sz="8" w:space="0"/>
+              <w:right w:val="single" w:color="auto" w:sz="8" w:space="0"/>
             </w:tcBorders>
             <w:shd w:val="clear" w:color="auto" w:fill="auto"/>
             <w:tcMar>
@@ -7146,8 +7307,8 @@
             <w:tcBorders>
               <w:top w:val="nil"/>
               <w:left w:val="nil"/>
-              <w:bottom w:val="single" w:sz="8" w:space="0" w:color="auto"/>
-              <w:right w:val="single" w:sz="8" w:space="0" w:color="auto"/>
+              <w:bottom w:val="single" w:color="auto" w:sz="8" w:space="0"/>
+              <w:right w:val="single" w:color="auto" w:sz="8" w:space="0"/>
             </w:tcBorders>
             <w:shd w:val="clear" w:color="auto" w:fill="auto"/>
             <w:tcMar>
@@ -7178,8 +7339,8 @@
             <w:tcBorders>
               <w:top w:val="nil"/>
               <w:left w:val="nil"/>
-              <w:bottom w:val="single" w:sz="8" w:space="0" w:color="auto"/>
-              <w:right w:val="single" w:sz="8" w:space="0" w:color="auto"/>
+              <w:bottom w:val="single" w:color="auto" w:sz="8" w:space="0"/>
+              <w:right w:val="single" w:color="auto" w:sz="8" w:space="0"/>
             </w:tcBorders>
             <w:shd w:val="clear" w:color="auto" w:fill="auto"/>
             <w:tcMar>
@@ -7209,8 +7370,8 @@
             <w:tcBorders>
               <w:top w:val="nil"/>
               <w:left w:val="nil"/>
-              <w:bottom w:val="single" w:sz="8" w:space="0" w:color="auto"/>
-              <w:right w:val="single" w:sz="8" w:space="0" w:color="auto"/>
+              <w:bottom w:val="single" w:color="auto" w:sz="8" w:space="0"/>
+              <w:right w:val="single" w:color="auto" w:sz="8" w:space="0"/>
             </w:tcBorders>
             <w:shd w:val="clear" w:color="auto" w:fill="auto"/>
             <w:tcMar>
@@ -7241,8 +7402,8 @@
             <w:tcBorders>
               <w:top w:val="nil"/>
               <w:left w:val="nil"/>
-              <w:bottom w:val="single" w:sz="8" w:space="0" w:color="auto"/>
-              <w:right w:val="single" w:sz="8" w:space="0" w:color="auto"/>
+              <w:bottom w:val="single" w:color="auto" w:sz="8" w:space="0"/>
+              <w:right w:val="single" w:color="auto" w:sz="8" w:space="0"/>
             </w:tcBorders>
             <w:shd w:val="clear" w:color="auto" w:fill="auto"/>
             <w:tcMar>
@@ -7273,8 +7434,8 @@
             <w:tcBorders>
               <w:top w:val="nil"/>
               <w:left w:val="nil"/>
-              <w:bottom w:val="single" w:sz="8" w:space="0" w:color="auto"/>
-              <w:right w:val="single" w:sz="8" w:space="0" w:color="auto"/>
+              <w:bottom w:val="single" w:color="auto" w:sz="8" w:space="0"/>
+              <w:right w:val="single" w:color="auto" w:sz="8" w:space="0"/>
             </w:tcBorders>
             <w:shd w:val="clear" w:color="auto" w:fill="auto"/>
             <w:tcMar>
@@ -7302,8 +7463,6 @@
       </w:tr>
       <w:tr>
         <w:tblPrEx>
-          <w:tblW w:w="5000" w:type="pct"/>
-          <w:jc w:val="left"/>
           <w:tblCellMar>
             <w:top w:w="0" w:type="dxa"/>
             <w:left w:w="0" w:type="dxa"/>
@@ -7311,17 +7470,14 @@
             <w:right w:w="0" w:type="dxa"/>
           </w:tblCellMar>
         </w:tblPrEx>
-        <w:trPr>
-          <w:jc w:val="left"/>
-        </w:trPr>
         <w:tc>
           <w:tcPr>
             <w:tcW w:w="431" w:type="pct"/>
             <w:tcBorders>
               <w:top w:val="nil"/>
-              <w:left w:val="single" w:sz="8" w:space="0" w:color="auto"/>
-              <w:bottom w:val="single" w:sz="8" w:space="0" w:color="auto"/>
-              <w:right w:val="single" w:sz="8" w:space="0" w:color="auto"/>
+              <w:left w:val="single" w:color="auto" w:sz="8" w:space="0"/>
+              <w:bottom w:val="single" w:color="auto" w:sz="8" w:space="0"/>
+              <w:right w:val="single" w:color="auto" w:sz="8" w:space="0"/>
             </w:tcBorders>
             <w:shd w:val="clear" w:color="auto" w:fill="auto"/>
             <w:tcMar>
@@ -7352,8 +7508,8 @@
             <w:tcBorders>
               <w:top w:val="nil"/>
               <w:left w:val="nil"/>
-              <w:bottom w:val="single" w:sz="8" w:space="0" w:color="auto"/>
-              <w:right w:val="single" w:sz="8" w:space="0" w:color="auto"/>
+              <w:bottom w:val="single" w:color="auto" w:sz="8" w:space="0"/>
+              <w:right w:val="single" w:color="auto" w:sz="8" w:space="0"/>
             </w:tcBorders>
             <w:shd w:val="clear" w:color="auto" w:fill="auto"/>
             <w:tcMar>
@@ -7384,8 +7540,8 @@
             <w:tcBorders>
               <w:top w:val="nil"/>
               <w:left w:val="nil"/>
-              <w:bottom w:val="single" w:sz="8" w:space="0" w:color="auto"/>
-              <w:right w:val="single" w:sz="8" w:space="0" w:color="auto"/>
+              <w:bottom w:val="single" w:color="auto" w:sz="8" w:space="0"/>
+              <w:right w:val="single" w:color="auto" w:sz="8" w:space="0"/>
             </w:tcBorders>
             <w:shd w:val="clear" w:color="auto" w:fill="auto"/>
             <w:tcMar>
@@ -7415,8 +7571,8 @@
             <w:tcBorders>
               <w:top w:val="nil"/>
               <w:left w:val="nil"/>
-              <w:bottom w:val="single" w:sz="8" w:space="0" w:color="auto"/>
-              <w:right w:val="single" w:sz="8" w:space="0" w:color="auto"/>
+              <w:bottom w:val="single" w:color="auto" w:sz="8" w:space="0"/>
+              <w:right w:val="single" w:color="auto" w:sz="8" w:space="0"/>
             </w:tcBorders>
             <w:shd w:val="clear" w:color="auto" w:fill="auto"/>
             <w:tcMar>
@@ -7447,8 +7603,8 @@
             <w:tcBorders>
               <w:top w:val="nil"/>
               <w:left w:val="nil"/>
-              <w:bottom w:val="single" w:sz="8" w:space="0" w:color="auto"/>
-              <w:right w:val="single" w:sz="8" w:space="0" w:color="auto"/>
+              <w:bottom w:val="single" w:color="auto" w:sz="8" w:space="0"/>
+              <w:right w:val="single" w:color="auto" w:sz="8" w:space="0"/>
             </w:tcBorders>
             <w:shd w:val="clear" w:color="auto" w:fill="auto"/>
             <w:tcMar>
@@ -7479,8 +7635,8 @@
             <w:tcBorders>
               <w:top w:val="nil"/>
               <w:left w:val="nil"/>
-              <w:bottom w:val="single" w:sz="8" w:space="0" w:color="auto"/>
-              <w:right w:val="single" w:sz="8" w:space="0" w:color="auto"/>
+              <w:bottom w:val="single" w:color="auto" w:sz="8" w:space="0"/>
+              <w:right w:val="single" w:color="auto" w:sz="8" w:space="0"/>
             </w:tcBorders>
             <w:shd w:val="clear" w:color="auto" w:fill="auto"/>
             <w:tcMar>
@@ -7508,8 +7664,6 @@
       </w:tr>
       <w:tr>
         <w:tblPrEx>
-          <w:tblW w:w="5000" w:type="pct"/>
-          <w:jc w:val="left"/>
           <w:tblCellMar>
             <w:top w:w="0" w:type="dxa"/>
             <w:left w:w="0" w:type="dxa"/>
@@ -7517,17 +7671,14 @@
             <w:right w:w="0" w:type="dxa"/>
           </w:tblCellMar>
         </w:tblPrEx>
-        <w:trPr>
-          <w:jc w:val="left"/>
-        </w:trPr>
         <w:tc>
           <w:tcPr>
             <w:tcW w:w="431" w:type="pct"/>
             <w:tcBorders>
               <w:top w:val="nil"/>
-              <w:left w:val="single" w:sz="8" w:space="0" w:color="auto"/>
-              <w:bottom w:val="single" w:sz="8" w:space="0" w:color="auto"/>
-              <w:right w:val="single" w:sz="8" w:space="0" w:color="auto"/>
+              <w:left w:val="single" w:color="auto" w:sz="8" w:space="0"/>
+              <w:bottom w:val="single" w:color="auto" w:sz="8" w:space="0"/>
+              <w:right w:val="single" w:color="auto" w:sz="8" w:space="0"/>
             </w:tcBorders>
             <w:shd w:val="clear" w:color="auto" w:fill="auto"/>
             <w:tcMar>
@@ -7558,8 +7709,8 @@
             <w:tcBorders>
               <w:top w:val="nil"/>
               <w:left w:val="nil"/>
-              <w:bottom w:val="single" w:sz="8" w:space="0" w:color="auto"/>
-              <w:right w:val="single" w:sz="8" w:space="0" w:color="auto"/>
+              <w:bottom w:val="single" w:color="auto" w:sz="8" w:space="0"/>
+              <w:right w:val="single" w:color="auto" w:sz="8" w:space="0"/>
             </w:tcBorders>
             <w:shd w:val="clear" w:color="auto" w:fill="auto"/>
             <w:tcMar>
@@ -7590,8 +7741,8 @@
             <w:tcBorders>
               <w:top w:val="nil"/>
               <w:left w:val="nil"/>
-              <w:bottom w:val="single" w:sz="8" w:space="0" w:color="auto"/>
-              <w:right w:val="single" w:sz="8" w:space="0" w:color="auto"/>
+              <w:bottom w:val="single" w:color="auto" w:sz="8" w:space="0"/>
+              <w:right w:val="single" w:color="auto" w:sz="8" w:space="0"/>
             </w:tcBorders>
             <w:shd w:val="clear" w:color="auto" w:fill="auto"/>
             <w:tcMar>
@@ -7621,8 +7772,8 @@
             <w:tcBorders>
               <w:top w:val="nil"/>
               <w:left w:val="nil"/>
-              <w:bottom w:val="single" w:sz="8" w:space="0" w:color="auto"/>
-              <w:right w:val="single" w:sz="8" w:space="0" w:color="auto"/>
+              <w:bottom w:val="single" w:color="auto" w:sz="8" w:space="0"/>
+              <w:right w:val="single" w:color="auto" w:sz="8" w:space="0"/>
             </w:tcBorders>
             <w:shd w:val="clear" w:color="auto" w:fill="auto"/>
             <w:tcMar>
@@ -7653,8 +7804,8 @@
             <w:tcBorders>
               <w:top w:val="nil"/>
               <w:left w:val="nil"/>
-              <w:bottom w:val="single" w:sz="8" w:space="0" w:color="auto"/>
-              <w:right w:val="single" w:sz="8" w:space="0" w:color="auto"/>
+              <w:bottom w:val="single" w:color="auto" w:sz="8" w:space="0"/>
+              <w:right w:val="single" w:color="auto" w:sz="8" w:space="0"/>
             </w:tcBorders>
             <w:shd w:val="clear" w:color="auto" w:fill="auto"/>
             <w:tcMar>
@@ -7685,8 +7836,8 @@
             <w:tcBorders>
               <w:top w:val="nil"/>
               <w:left w:val="nil"/>
-              <w:bottom w:val="single" w:sz="8" w:space="0" w:color="auto"/>
-              <w:right w:val="single" w:sz="8" w:space="0" w:color="auto"/>
+              <w:bottom w:val="single" w:color="auto" w:sz="8" w:space="0"/>
+              <w:right w:val="single" w:color="auto" w:sz="8" w:space="0"/>
             </w:tcBorders>
             <w:shd w:val="clear" w:color="auto" w:fill="auto"/>
             <w:tcMar>
@@ -7714,8 +7865,6 @@
       </w:tr>
       <w:tr>
         <w:tblPrEx>
-          <w:tblW w:w="5000" w:type="pct"/>
-          <w:jc w:val="left"/>
           <w:tblCellMar>
             <w:top w:w="0" w:type="dxa"/>
             <w:left w:w="0" w:type="dxa"/>
@@ -7723,17 +7872,14 @@
             <w:right w:w="0" w:type="dxa"/>
           </w:tblCellMar>
         </w:tblPrEx>
-        <w:trPr>
-          <w:jc w:val="left"/>
-        </w:trPr>
         <w:tc>
           <w:tcPr>
             <w:tcW w:w="431" w:type="pct"/>
             <w:tcBorders>
               <w:top w:val="nil"/>
-              <w:left w:val="single" w:sz="8" w:space="0" w:color="auto"/>
-              <w:bottom w:val="single" w:sz="8" w:space="0" w:color="auto"/>
-              <w:right w:val="single" w:sz="8" w:space="0" w:color="auto"/>
+              <w:left w:val="single" w:color="auto" w:sz="8" w:space="0"/>
+              <w:bottom w:val="single" w:color="auto" w:sz="8" w:space="0"/>
+              <w:right w:val="single" w:color="auto" w:sz="8" w:space="0"/>
             </w:tcBorders>
             <w:shd w:val="clear" w:color="auto" w:fill="auto"/>
             <w:tcMar>
@@ -7764,8 +7910,8 @@
             <w:tcBorders>
               <w:top w:val="nil"/>
               <w:left w:val="nil"/>
-              <w:bottom w:val="single" w:sz="8" w:space="0" w:color="auto"/>
-              <w:right w:val="single" w:sz="8" w:space="0" w:color="auto"/>
+              <w:bottom w:val="single" w:color="auto" w:sz="8" w:space="0"/>
+              <w:right w:val="single" w:color="auto" w:sz="8" w:space="0"/>
             </w:tcBorders>
             <w:shd w:val="clear" w:color="auto" w:fill="auto"/>
             <w:tcMar>
@@ -7796,8 +7942,8 @@
             <w:tcBorders>
               <w:top w:val="nil"/>
               <w:left w:val="nil"/>
-              <w:bottom w:val="single" w:sz="8" w:space="0" w:color="auto"/>
-              <w:right w:val="single" w:sz="8" w:space="0" w:color="auto"/>
+              <w:bottom w:val="single" w:color="auto" w:sz="8" w:space="0"/>
+              <w:right w:val="single" w:color="auto" w:sz="8" w:space="0"/>
             </w:tcBorders>
             <w:shd w:val="clear" w:color="auto" w:fill="auto"/>
             <w:tcMar>
@@ -7827,8 +7973,8 @@
             <w:tcBorders>
               <w:top w:val="nil"/>
               <w:left w:val="nil"/>
-              <w:bottom w:val="single" w:sz="8" w:space="0" w:color="auto"/>
-              <w:right w:val="single" w:sz="8" w:space="0" w:color="auto"/>
+              <w:bottom w:val="single" w:color="auto" w:sz="8" w:space="0"/>
+              <w:right w:val="single" w:color="auto" w:sz="8" w:space="0"/>
             </w:tcBorders>
             <w:shd w:val="clear" w:color="auto" w:fill="auto"/>
             <w:tcMar>
@@ -7859,8 +8005,8 @@
             <w:tcBorders>
               <w:top w:val="nil"/>
               <w:left w:val="nil"/>
-              <w:bottom w:val="single" w:sz="8" w:space="0" w:color="auto"/>
-              <w:right w:val="single" w:sz="8" w:space="0" w:color="auto"/>
+              <w:bottom w:val="single" w:color="auto" w:sz="8" w:space="0"/>
+              <w:right w:val="single" w:color="auto" w:sz="8" w:space="0"/>
             </w:tcBorders>
             <w:shd w:val="clear" w:color="auto" w:fill="auto"/>
             <w:tcMar>
@@ -7891,8 +8037,8 @@
             <w:tcBorders>
               <w:top w:val="nil"/>
               <w:left w:val="nil"/>
-              <w:bottom w:val="single" w:sz="8" w:space="0" w:color="auto"/>
-              <w:right w:val="single" w:sz="8" w:space="0" w:color="auto"/>
+              <w:bottom w:val="single" w:color="auto" w:sz="8" w:space="0"/>
+              <w:right w:val="single" w:color="auto" w:sz="8" w:space="0"/>
             </w:tcBorders>
             <w:shd w:val="clear" w:color="auto" w:fill="auto"/>
             <w:tcMar>
@@ -7920,8 +8066,6 @@
       </w:tr>
       <w:tr>
         <w:tblPrEx>
-          <w:tblW w:w="5000" w:type="pct"/>
-          <w:jc w:val="left"/>
           <w:tblCellMar>
             <w:top w:w="0" w:type="dxa"/>
             <w:left w:w="0" w:type="dxa"/>
@@ -7929,17 +8073,14 @@
             <w:right w:w="0" w:type="dxa"/>
           </w:tblCellMar>
         </w:tblPrEx>
-        <w:trPr>
-          <w:jc w:val="left"/>
-        </w:trPr>
         <w:tc>
           <w:tcPr>
             <w:tcW w:w="431" w:type="pct"/>
             <w:tcBorders>
               <w:top w:val="nil"/>
-              <w:left w:val="single" w:sz="8" w:space="0" w:color="auto"/>
-              <w:bottom w:val="single" w:sz="8" w:space="0" w:color="auto"/>
-              <w:right w:val="single" w:sz="8" w:space="0" w:color="auto"/>
+              <w:left w:val="single" w:color="auto" w:sz="8" w:space="0"/>
+              <w:bottom w:val="single" w:color="auto" w:sz="8" w:space="0"/>
+              <w:right w:val="single" w:color="auto" w:sz="8" w:space="0"/>
             </w:tcBorders>
             <w:shd w:val="clear" w:color="auto" w:fill="auto"/>
             <w:tcMar>
@@ -7970,8 +8111,8 @@
             <w:tcBorders>
               <w:top w:val="nil"/>
               <w:left w:val="nil"/>
-              <w:bottom w:val="single" w:sz="8" w:space="0" w:color="auto"/>
-              <w:right w:val="single" w:sz="8" w:space="0" w:color="auto"/>
+              <w:bottom w:val="single" w:color="auto" w:sz="8" w:space="0"/>
+              <w:right w:val="single" w:color="auto" w:sz="8" w:space="0"/>
             </w:tcBorders>
             <w:shd w:val="clear" w:color="auto" w:fill="auto"/>
             <w:tcMar>
@@ -8002,8 +8143,8 @@
             <w:tcBorders>
               <w:top w:val="nil"/>
               <w:left w:val="nil"/>
-              <w:bottom w:val="single" w:sz="8" w:space="0" w:color="auto"/>
-              <w:right w:val="single" w:sz="8" w:space="0" w:color="auto"/>
+              <w:bottom w:val="single" w:color="auto" w:sz="8" w:space="0"/>
+              <w:right w:val="single" w:color="auto" w:sz="8" w:space="0"/>
             </w:tcBorders>
             <w:shd w:val="clear" w:color="auto" w:fill="auto"/>
             <w:tcMar>
@@ -8033,8 +8174,8 @@
             <w:tcBorders>
               <w:top w:val="nil"/>
               <w:left w:val="nil"/>
-              <w:bottom w:val="single" w:sz="8" w:space="0" w:color="auto"/>
-              <w:right w:val="single" w:sz="8" w:space="0" w:color="auto"/>
+              <w:bottom w:val="single" w:color="auto" w:sz="8" w:space="0"/>
+              <w:right w:val="single" w:color="auto" w:sz="8" w:space="0"/>
             </w:tcBorders>
             <w:shd w:val="clear" w:color="auto" w:fill="auto"/>
             <w:tcMar>
@@ -8065,8 +8206,8 @@
             <w:tcBorders>
               <w:top w:val="nil"/>
               <w:left w:val="nil"/>
-              <w:bottom w:val="single" w:sz="8" w:space="0" w:color="auto"/>
-              <w:right w:val="single" w:sz="8" w:space="0" w:color="auto"/>
+              <w:bottom w:val="single" w:color="auto" w:sz="8" w:space="0"/>
+              <w:right w:val="single" w:color="auto" w:sz="8" w:space="0"/>
             </w:tcBorders>
             <w:shd w:val="clear" w:color="auto" w:fill="auto"/>
             <w:tcMar>
@@ -8097,8 +8238,8 @@
             <w:tcBorders>
               <w:top w:val="nil"/>
               <w:left w:val="nil"/>
-              <w:bottom w:val="single" w:sz="8" w:space="0" w:color="auto"/>
-              <w:right w:val="single" w:sz="8" w:space="0" w:color="auto"/>
+              <w:bottom w:val="single" w:color="auto" w:sz="8" w:space="0"/>
+              <w:right w:val="single" w:color="auto" w:sz="8" w:space="0"/>
             </w:tcBorders>
             <w:shd w:val="clear" w:color="auto" w:fill="auto"/>
             <w:tcMar>
@@ -8126,8 +8267,6 @@
       </w:tr>
       <w:tr>
         <w:tblPrEx>
-          <w:tblW w:w="5000" w:type="pct"/>
-          <w:jc w:val="left"/>
           <w:tblCellMar>
             <w:top w:w="0" w:type="dxa"/>
             <w:left w:w="0" w:type="dxa"/>
@@ -8135,17 +8274,14 @@
             <w:right w:w="0" w:type="dxa"/>
           </w:tblCellMar>
         </w:tblPrEx>
-        <w:trPr>
-          <w:jc w:val="left"/>
-        </w:trPr>
         <w:tc>
           <w:tcPr>
             <w:tcW w:w="431" w:type="pct"/>
             <w:tcBorders>
               <w:top w:val="nil"/>
-              <w:left w:val="single" w:sz="8" w:space="0" w:color="auto"/>
-              <w:bottom w:val="single" w:sz="8" w:space="0" w:color="auto"/>
-              <w:right w:val="single" w:sz="8" w:space="0" w:color="auto"/>
+              <w:left w:val="single" w:color="auto" w:sz="8" w:space="0"/>
+              <w:bottom w:val="single" w:color="auto" w:sz="8" w:space="0"/>
+              <w:right w:val="single" w:color="auto" w:sz="8" w:space="0"/>
             </w:tcBorders>
             <w:shd w:val="clear" w:color="auto" w:fill="auto"/>
             <w:tcMar>
@@ -8176,8 +8312,8 @@
             <w:tcBorders>
               <w:top w:val="nil"/>
               <w:left w:val="nil"/>
-              <w:bottom w:val="single" w:sz="8" w:space="0" w:color="auto"/>
-              <w:right w:val="single" w:sz="8" w:space="0" w:color="auto"/>
+              <w:bottom w:val="single" w:color="auto" w:sz="8" w:space="0"/>
+              <w:right w:val="single" w:color="auto" w:sz="8" w:space="0"/>
             </w:tcBorders>
             <w:shd w:val="clear" w:color="auto" w:fill="auto"/>
             <w:tcMar>
@@ -8208,8 +8344,8 @@
             <w:tcBorders>
               <w:top w:val="nil"/>
               <w:left w:val="nil"/>
-              <w:bottom w:val="single" w:sz="8" w:space="0" w:color="auto"/>
-              <w:right w:val="single" w:sz="8" w:space="0" w:color="auto"/>
+              <w:bottom w:val="single" w:color="auto" w:sz="8" w:space="0"/>
+              <w:right w:val="single" w:color="auto" w:sz="8" w:space="0"/>
             </w:tcBorders>
             <w:shd w:val="clear" w:color="auto" w:fill="auto"/>
             <w:tcMar>
@@ -8239,8 +8375,8 @@
             <w:tcBorders>
               <w:top w:val="nil"/>
               <w:left w:val="nil"/>
-              <w:bottom w:val="single" w:sz="8" w:space="0" w:color="auto"/>
-              <w:right w:val="single" w:sz="8" w:space="0" w:color="auto"/>
+              <w:bottom w:val="single" w:color="auto" w:sz="8" w:space="0"/>
+              <w:right w:val="single" w:color="auto" w:sz="8" w:space="0"/>
             </w:tcBorders>
             <w:shd w:val="clear" w:color="auto" w:fill="auto"/>
             <w:tcMar>
@@ -8271,8 +8407,8 @@
             <w:tcBorders>
               <w:top w:val="nil"/>
               <w:left w:val="nil"/>
-              <w:bottom w:val="single" w:sz="8" w:space="0" w:color="auto"/>
-              <w:right w:val="single" w:sz="8" w:space="0" w:color="auto"/>
+              <w:bottom w:val="single" w:color="auto" w:sz="8" w:space="0"/>
+              <w:right w:val="single" w:color="auto" w:sz="8" w:space="0"/>
             </w:tcBorders>
             <w:shd w:val="clear" w:color="auto" w:fill="auto"/>
             <w:tcMar>
@@ -8303,8 +8439,8 @@
             <w:tcBorders>
               <w:top w:val="nil"/>
               <w:left w:val="nil"/>
-              <w:bottom w:val="single" w:sz="8" w:space="0" w:color="auto"/>
-              <w:right w:val="single" w:sz="8" w:space="0" w:color="auto"/>
+              <w:bottom w:val="single" w:color="auto" w:sz="8" w:space="0"/>
+              <w:right w:val="single" w:color="auto" w:sz="8" w:space="0"/>
             </w:tcBorders>
             <w:shd w:val="clear" w:color="auto" w:fill="auto"/>
             <w:tcMar>
@@ -8332,8 +8468,6 @@
       </w:tr>
       <w:tr>
         <w:tblPrEx>
-          <w:tblW w:w="5000" w:type="pct"/>
-          <w:jc w:val="left"/>
           <w:tblCellMar>
             <w:top w:w="0" w:type="dxa"/>
             <w:left w:w="0" w:type="dxa"/>
@@ -8341,17 +8475,14 @@
             <w:right w:w="0" w:type="dxa"/>
           </w:tblCellMar>
         </w:tblPrEx>
-        <w:trPr>
-          <w:jc w:val="left"/>
-        </w:trPr>
         <w:tc>
           <w:tcPr>
             <w:tcW w:w="431" w:type="pct"/>
             <w:tcBorders>
               <w:top w:val="nil"/>
-              <w:left w:val="single" w:sz="8" w:space="0" w:color="auto"/>
-              <w:bottom w:val="single" w:sz="8" w:space="0" w:color="auto"/>
-              <w:right w:val="single" w:sz="8" w:space="0" w:color="auto"/>
+              <w:left w:val="single" w:color="auto" w:sz="8" w:space="0"/>
+              <w:bottom w:val="single" w:color="auto" w:sz="8" w:space="0"/>
+              <w:right w:val="single" w:color="auto" w:sz="8" w:space="0"/>
             </w:tcBorders>
             <w:shd w:val="clear" w:color="auto" w:fill="auto"/>
             <w:tcMar>
@@ -8382,8 +8513,8 @@
             <w:tcBorders>
               <w:top w:val="nil"/>
               <w:left w:val="nil"/>
-              <w:bottom w:val="single" w:sz="8" w:space="0" w:color="auto"/>
-              <w:right w:val="single" w:sz="8" w:space="0" w:color="auto"/>
+              <w:bottom w:val="single" w:color="auto" w:sz="8" w:space="0"/>
+              <w:right w:val="single" w:color="auto" w:sz="8" w:space="0"/>
             </w:tcBorders>
             <w:shd w:val="clear" w:color="auto" w:fill="auto"/>
             <w:tcMar>
@@ -8414,8 +8545,8 @@
             <w:tcBorders>
               <w:top w:val="nil"/>
               <w:left w:val="nil"/>
-              <w:bottom w:val="single" w:sz="8" w:space="0" w:color="auto"/>
-              <w:right w:val="single" w:sz="8" w:space="0" w:color="auto"/>
+              <w:bottom w:val="single" w:color="auto" w:sz="8" w:space="0"/>
+              <w:right w:val="single" w:color="auto" w:sz="8" w:space="0"/>
             </w:tcBorders>
             <w:shd w:val="clear" w:color="auto" w:fill="auto"/>
             <w:tcMar>
@@ -8445,8 +8576,8 @@
             <w:tcBorders>
               <w:top w:val="nil"/>
               <w:left w:val="nil"/>
-              <w:bottom w:val="single" w:sz="8" w:space="0" w:color="auto"/>
-              <w:right w:val="single" w:sz="8" w:space="0" w:color="auto"/>
+              <w:bottom w:val="single" w:color="auto" w:sz="8" w:space="0"/>
+              <w:right w:val="single" w:color="auto" w:sz="8" w:space="0"/>
             </w:tcBorders>
             <w:shd w:val="clear" w:color="auto" w:fill="auto"/>
             <w:tcMar>
@@ -8477,8 +8608,8 @@
             <w:tcBorders>
               <w:top w:val="nil"/>
               <w:left w:val="nil"/>
-              <w:bottom w:val="single" w:sz="8" w:space="0" w:color="auto"/>
-              <w:right w:val="single" w:sz="8" w:space="0" w:color="auto"/>
+              <w:bottom w:val="single" w:color="auto" w:sz="8" w:space="0"/>
+              <w:right w:val="single" w:color="auto" w:sz="8" w:space="0"/>
             </w:tcBorders>
             <w:shd w:val="clear" w:color="auto" w:fill="auto"/>
             <w:tcMar>
@@ -8509,8 +8640,8 @@
             <w:tcBorders>
               <w:top w:val="nil"/>
               <w:left w:val="nil"/>
-              <w:bottom w:val="single" w:sz="8" w:space="0" w:color="auto"/>
-              <w:right w:val="single" w:sz="8" w:space="0" w:color="auto"/>
+              <w:bottom w:val="single" w:color="auto" w:sz="8" w:space="0"/>
+              <w:right w:val="single" w:color="auto" w:sz="8" w:space="0"/>
             </w:tcBorders>
             <w:shd w:val="clear" w:color="auto" w:fill="auto"/>
             <w:tcMar>
@@ -8538,8 +8669,6 @@
       </w:tr>
       <w:tr>
         <w:tblPrEx>
-          <w:tblW w:w="5000" w:type="pct"/>
-          <w:jc w:val="left"/>
           <w:tblCellMar>
             <w:top w:w="0" w:type="dxa"/>
             <w:left w:w="0" w:type="dxa"/>
@@ -8547,17 +8676,14 @@
             <w:right w:w="0" w:type="dxa"/>
           </w:tblCellMar>
         </w:tblPrEx>
-        <w:trPr>
-          <w:jc w:val="left"/>
-        </w:trPr>
         <w:tc>
           <w:tcPr>
             <w:tcW w:w="431" w:type="pct"/>
             <w:tcBorders>
               <w:top w:val="nil"/>
-              <w:left w:val="single" w:sz="8" w:space="0" w:color="auto"/>
-              <w:bottom w:val="single" w:sz="8" w:space="0" w:color="auto"/>
-              <w:right w:val="single" w:sz="8" w:space="0" w:color="auto"/>
+              <w:left w:val="single" w:color="auto" w:sz="8" w:space="0"/>
+              <w:bottom w:val="single" w:color="auto" w:sz="8" w:space="0"/>
+              <w:right w:val="single" w:color="auto" w:sz="8" w:space="0"/>
             </w:tcBorders>
             <w:shd w:val="clear" w:color="auto" w:fill="auto"/>
             <w:tcMar>
@@ -8588,8 +8714,8 @@
             <w:tcBorders>
               <w:top w:val="nil"/>
               <w:left w:val="nil"/>
-              <w:bottom w:val="single" w:sz="8" w:space="0" w:color="auto"/>
-              <w:right w:val="single" w:sz="8" w:space="0" w:color="auto"/>
+              <w:bottom w:val="single" w:color="auto" w:sz="8" w:space="0"/>
+              <w:right w:val="single" w:color="auto" w:sz="8" w:space="0"/>
             </w:tcBorders>
             <w:shd w:val="clear" w:color="auto" w:fill="auto"/>
             <w:tcMar>
@@ -8620,8 +8746,8 @@
             <w:tcBorders>
               <w:top w:val="nil"/>
               <w:left w:val="nil"/>
-              <w:bottom w:val="single" w:sz="8" w:space="0" w:color="auto"/>
-              <w:right w:val="single" w:sz="8" w:space="0" w:color="auto"/>
+              <w:bottom w:val="single" w:color="auto" w:sz="8" w:space="0"/>
+              <w:right w:val="single" w:color="auto" w:sz="8" w:space="0"/>
             </w:tcBorders>
             <w:shd w:val="clear" w:color="auto" w:fill="auto"/>
             <w:tcMar>
@@ -8651,8 +8777,8 @@
             <w:tcBorders>
               <w:top w:val="nil"/>
               <w:left w:val="nil"/>
-              <w:bottom w:val="single" w:sz="8" w:space="0" w:color="auto"/>
-              <w:right w:val="single" w:sz="8" w:space="0" w:color="auto"/>
+              <w:bottom w:val="single" w:color="auto" w:sz="8" w:space="0"/>
+              <w:right w:val="single" w:color="auto" w:sz="8" w:space="0"/>
             </w:tcBorders>
             <w:shd w:val="clear" w:color="auto" w:fill="auto"/>
             <w:tcMar>
@@ -8683,8 +8809,8 @@
             <w:tcBorders>
               <w:top w:val="nil"/>
               <w:left w:val="nil"/>
-              <w:bottom w:val="single" w:sz="8" w:space="0" w:color="auto"/>
-              <w:right w:val="single" w:sz="8" w:space="0" w:color="auto"/>
+              <w:bottom w:val="single" w:color="auto" w:sz="8" w:space="0"/>
+              <w:right w:val="single" w:color="auto" w:sz="8" w:space="0"/>
             </w:tcBorders>
             <w:shd w:val="clear" w:color="auto" w:fill="auto"/>
             <w:tcMar>
@@ -8715,8 +8841,8 @@
             <w:tcBorders>
               <w:top w:val="nil"/>
               <w:left w:val="nil"/>
-              <w:bottom w:val="single" w:sz="8" w:space="0" w:color="auto"/>
-              <w:right w:val="single" w:sz="8" w:space="0" w:color="auto"/>
+              <w:bottom w:val="single" w:color="auto" w:sz="8" w:space="0"/>
+              <w:right w:val="single" w:color="auto" w:sz="8" w:space="0"/>
             </w:tcBorders>
             <w:shd w:val="clear" w:color="auto" w:fill="auto"/>
             <w:tcMar>
@@ -8744,8 +8870,6 @@
       </w:tr>
       <w:tr>
         <w:tblPrEx>
-          <w:tblW w:w="5000" w:type="pct"/>
-          <w:jc w:val="left"/>
           <w:tblCellMar>
             <w:top w:w="0" w:type="dxa"/>
             <w:left w:w="0" w:type="dxa"/>
@@ -8753,17 +8877,14 @@
             <w:right w:w="0" w:type="dxa"/>
           </w:tblCellMar>
         </w:tblPrEx>
-        <w:trPr>
-          <w:jc w:val="left"/>
-        </w:trPr>
         <w:tc>
           <w:tcPr>
             <w:tcW w:w="431" w:type="pct"/>
             <w:tcBorders>
               <w:top w:val="nil"/>
-              <w:left w:val="single" w:sz="8" w:space="0" w:color="auto"/>
-              <w:bottom w:val="single" w:sz="8" w:space="0" w:color="auto"/>
-              <w:right w:val="single" w:sz="8" w:space="0" w:color="auto"/>
+              <w:left w:val="single" w:color="auto" w:sz="8" w:space="0"/>
+              <w:bottom w:val="single" w:color="auto" w:sz="8" w:space="0"/>
+              <w:right w:val="single" w:color="auto" w:sz="8" w:space="0"/>
             </w:tcBorders>
             <w:shd w:val="clear" w:color="auto" w:fill="auto"/>
             <w:tcMar>
@@ -8794,8 +8915,8 @@
             <w:tcBorders>
               <w:top w:val="nil"/>
               <w:left w:val="nil"/>
-              <w:bottom w:val="single" w:sz="8" w:space="0" w:color="auto"/>
-              <w:right w:val="single" w:sz="8" w:space="0" w:color="auto"/>
+              <w:bottom w:val="single" w:color="auto" w:sz="8" w:space="0"/>
+              <w:right w:val="single" w:color="auto" w:sz="8" w:space="0"/>
             </w:tcBorders>
             <w:shd w:val="clear" w:color="auto" w:fill="auto"/>
             <w:tcMar>
@@ -8826,8 +8947,8 @@
             <w:tcBorders>
               <w:top w:val="nil"/>
               <w:left w:val="nil"/>
-              <w:bottom w:val="single" w:sz="8" w:space="0" w:color="auto"/>
-              <w:right w:val="single" w:sz="8" w:space="0" w:color="auto"/>
+              <w:bottom w:val="single" w:color="auto" w:sz="8" w:space="0"/>
+              <w:right w:val="single" w:color="auto" w:sz="8" w:space="0"/>
             </w:tcBorders>
             <w:shd w:val="clear" w:color="auto" w:fill="auto"/>
             <w:tcMar>
@@ -8857,8 +8978,8 @@
             <w:tcBorders>
               <w:top w:val="nil"/>
               <w:left w:val="nil"/>
-              <w:bottom w:val="single" w:sz="8" w:space="0" w:color="auto"/>
-              <w:right w:val="single" w:sz="8" w:space="0" w:color="auto"/>
+              <w:bottom w:val="single" w:color="auto" w:sz="8" w:space="0"/>
+              <w:right w:val="single" w:color="auto" w:sz="8" w:space="0"/>
             </w:tcBorders>
             <w:shd w:val="clear" w:color="auto" w:fill="auto"/>
             <w:tcMar>
@@ -8889,8 +9010,8 @@
             <w:tcBorders>
               <w:top w:val="nil"/>
               <w:left w:val="nil"/>
-              <w:bottom w:val="single" w:sz="8" w:space="0" w:color="auto"/>
-              <w:right w:val="single" w:sz="8" w:space="0" w:color="auto"/>
+              <w:bottom w:val="single" w:color="auto" w:sz="8" w:space="0"/>
+              <w:right w:val="single" w:color="auto" w:sz="8" w:space="0"/>
             </w:tcBorders>
             <w:shd w:val="clear" w:color="auto" w:fill="auto"/>
             <w:tcMar>
@@ -8921,8 +9042,8 @@
             <w:tcBorders>
               <w:top w:val="nil"/>
               <w:left w:val="nil"/>
-              <w:bottom w:val="single" w:sz="8" w:space="0" w:color="auto"/>
-              <w:right w:val="single" w:sz="8" w:space="0" w:color="auto"/>
+              <w:bottom w:val="single" w:color="auto" w:sz="8" w:space="0"/>
+              <w:right w:val="single" w:color="auto" w:sz="8" w:space="0"/>
             </w:tcBorders>
             <w:shd w:val="clear" w:color="auto" w:fill="auto"/>
             <w:tcMar>
@@ -8950,8 +9071,6 @@
       </w:tr>
       <w:tr>
         <w:tblPrEx>
-          <w:tblW w:w="5000" w:type="pct"/>
-          <w:jc w:val="left"/>
           <w:tblCellMar>
             <w:top w:w="0" w:type="dxa"/>
             <w:left w:w="0" w:type="dxa"/>
@@ -8959,17 +9078,14 @@
             <w:right w:w="0" w:type="dxa"/>
           </w:tblCellMar>
         </w:tblPrEx>
-        <w:trPr>
-          <w:jc w:val="left"/>
-        </w:trPr>
         <w:tc>
           <w:tcPr>
             <w:tcW w:w="431" w:type="pct"/>
             <w:tcBorders>
               <w:top w:val="nil"/>
-              <w:left w:val="single" w:sz="8" w:space="0" w:color="auto"/>
-              <w:bottom w:val="single" w:sz="8" w:space="0" w:color="auto"/>
-              <w:right w:val="single" w:sz="8" w:space="0" w:color="auto"/>
+              <w:left w:val="single" w:color="auto" w:sz="8" w:space="0"/>
+              <w:bottom w:val="single" w:color="auto" w:sz="8" w:space="0"/>
+              <w:right w:val="single" w:color="auto" w:sz="8" w:space="0"/>
             </w:tcBorders>
             <w:shd w:val="clear" w:color="auto" w:fill="auto"/>
             <w:tcMar>
@@ -9000,8 +9116,8 @@
             <w:tcBorders>
               <w:top w:val="nil"/>
               <w:left w:val="nil"/>
-              <w:bottom w:val="single" w:sz="8" w:space="0" w:color="auto"/>
-              <w:right w:val="single" w:sz="8" w:space="0" w:color="auto"/>
+              <w:bottom w:val="single" w:color="auto" w:sz="8" w:space="0"/>
+              <w:right w:val="single" w:color="auto" w:sz="8" w:space="0"/>
             </w:tcBorders>
             <w:shd w:val="clear" w:color="auto" w:fill="auto"/>
             <w:tcMar>
@@ -9032,8 +9148,8 @@
             <w:tcBorders>
               <w:top w:val="nil"/>
               <w:left w:val="nil"/>
-              <w:bottom w:val="single" w:sz="8" w:space="0" w:color="auto"/>
-              <w:right w:val="single" w:sz="8" w:space="0" w:color="auto"/>
+              <w:bottom w:val="single" w:color="auto" w:sz="8" w:space="0"/>
+              <w:right w:val="single" w:color="auto" w:sz="8" w:space="0"/>
             </w:tcBorders>
             <w:shd w:val="clear" w:color="auto" w:fill="auto"/>
             <w:tcMar>
@@ -9063,8 +9179,8 @@
             <w:tcBorders>
               <w:top w:val="nil"/>
               <w:left w:val="nil"/>
-              <w:bottom w:val="single" w:sz="8" w:space="0" w:color="auto"/>
-              <w:right w:val="single" w:sz="8" w:space="0" w:color="auto"/>
+              <w:bottom w:val="single" w:color="auto" w:sz="8" w:space="0"/>
+              <w:right w:val="single" w:color="auto" w:sz="8" w:space="0"/>
             </w:tcBorders>
             <w:shd w:val="clear" w:color="auto" w:fill="auto"/>
             <w:tcMar>
@@ -9095,8 +9211,8 @@
             <w:tcBorders>
               <w:top w:val="nil"/>
               <w:left w:val="nil"/>
-              <w:bottom w:val="single" w:sz="8" w:space="0" w:color="auto"/>
-              <w:right w:val="single" w:sz="8" w:space="0" w:color="auto"/>
+              <w:bottom w:val="single" w:color="auto" w:sz="8" w:space="0"/>
+              <w:right w:val="single" w:color="auto" w:sz="8" w:space="0"/>
             </w:tcBorders>
             <w:shd w:val="clear" w:color="auto" w:fill="auto"/>
             <w:tcMar>
@@ -9127,8 +9243,8 @@
             <w:tcBorders>
               <w:top w:val="nil"/>
               <w:left w:val="nil"/>
-              <w:bottom w:val="single" w:sz="8" w:space="0" w:color="auto"/>
-              <w:right w:val="single" w:sz="8" w:space="0" w:color="auto"/>
+              <w:bottom w:val="single" w:color="auto" w:sz="8" w:space="0"/>
+              <w:right w:val="single" w:color="auto" w:sz="8" w:space="0"/>
             </w:tcBorders>
             <w:shd w:val="clear" w:color="auto" w:fill="auto"/>
             <w:tcMar>
@@ -9156,8 +9272,6 @@
       </w:tr>
       <w:tr>
         <w:tblPrEx>
-          <w:tblW w:w="5000" w:type="pct"/>
-          <w:jc w:val="left"/>
           <w:tblCellMar>
             <w:top w:w="0" w:type="dxa"/>
             <w:left w:w="0" w:type="dxa"/>
@@ -9165,17 +9279,14 @@
             <w:right w:w="0" w:type="dxa"/>
           </w:tblCellMar>
         </w:tblPrEx>
-        <w:trPr>
-          <w:jc w:val="left"/>
-        </w:trPr>
         <w:tc>
           <w:tcPr>
             <w:tcW w:w="431" w:type="pct"/>
             <w:tcBorders>
               <w:top w:val="nil"/>
-              <w:left w:val="single" w:sz="8" w:space="0" w:color="auto"/>
-              <w:bottom w:val="single" w:sz="8" w:space="0" w:color="auto"/>
-              <w:right w:val="single" w:sz="8" w:space="0" w:color="auto"/>
+              <w:left w:val="single" w:color="auto" w:sz="8" w:space="0"/>
+              <w:bottom w:val="single" w:color="auto" w:sz="8" w:space="0"/>
+              <w:right w:val="single" w:color="auto" w:sz="8" w:space="0"/>
             </w:tcBorders>
             <w:shd w:val="clear" w:color="auto" w:fill="auto"/>
             <w:tcMar>
@@ -9206,8 +9317,8 @@
             <w:tcBorders>
               <w:top w:val="nil"/>
               <w:left w:val="nil"/>
-              <w:bottom w:val="single" w:sz="8" w:space="0" w:color="auto"/>
-              <w:right w:val="single" w:sz="8" w:space="0" w:color="auto"/>
+              <w:bottom w:val="single" w:color="auto" w:sz="8" w:space="0"/>
+              <w:right w:val="single" w:color="auto" w:sz="8" w:space="0"/>
             </w:tcBorders>
             <w:shd w:val="clear" w:color="auto" w:fill="auto"/>
             <w:tcMar>
@@ -9238,8 +9349,8 @@
             <w:tcBorders>
               <w:top w:val="nil"/>
               <w:left w:val="nil"/>
-              <w:bottom w:val="single" w:sz="8" w:space="0" w:color="auto"/>
-              <w:right w:val="single" w:sz="8" w:space="0" w:color="auto"/>
+              <w:bottom w:val="single" w:color="auto" w:sz="8" w:space="0"/>
+              <w:right w:val="single" w:color="auto" w:sz="8" w:space="0"/>
             </w:tcBorders>
             <w:shd w:val="clear" w:color="auto" w:fill="auto"/>
             <w:tcMar>
@@ -9269,8 +9380,8 @@
             <w:tcBorders>
               <w:top w:val="nil"/>
               <w:left w:val="nil"/>
-              <w:bottom w:val="single" w:sz="8" w:space="0" w:color="auto"/>
-              <w:right w:val="single" w:sz="8" w:space="0" w:color="auto"/>
+              <w:bottom w:val="single" w:color="auto" w:sz="8" w:space="0"/>
+              <w:right w:val="single" w:color="auto" w:sz="8" w:space="0"/>
             </w:tcBorders>
             <w:shd w:val="clear" w:color="auto" w:fill="auto"/>
             <w:tcMar>
@@ -9301,8 +9412,8 @@
             <w:tcBorders>
               <w:top w:val="nil"/>
               <w:left w:val="nil"/>
-              <w:bottom w:val="single" w:sz="8" w:space="0" w:color="auto"/>
-              <w:right w:val="single" w:sz="8" w:space="0" w:color="auto"/>
+              <w:bottom w:val="single" w:color="auto" w:sz="8" w:space="0"/>
+              <w:right w:val="single" w:color="auto" w:sz="8" w:space="0"/>
             </w:tcBorders>
             <w:shd w:val="clear" w:color="auto" w:fill="auto"/>
             <w:tcMar>
@@ -9333,8 +9444,8 @@
             <w:tcBorders>
               <w:top w:val="nil"/>
               <w:left w:val="nil"/>
-              <w:bottom w:val="single" w:sz="8" w:space="0" w:color="auto"/>
-              <w:right w:val="single" w:sz="8" w:space="0" w:color="auto"/>
+              <w:bottom w:val="single" w:color="auto" w:sz="8" w:space="0"/>
+              <w:right w:val="single" w:color="auto" w:sz="8" w:space="0"/>
             </w:tcBorders>
             <w:shd w:val="clear" w:color="auto" w:fill="auto"/>
             <w:tcMar>
@@ -9362,8 +9473,6 @@
       </w:tr>
       <w:tr>
         <w:tblPrEx>
-          <w:tblW w:w="5000" w:type="pct"/>
-          <w:jc w:val="left"/>
           <w:tblCellMar>
             <w:top w:w="0" w:type="dxa"/>
             <w:left w:w="0" w:type="dxa"/>
@@ -9371,17 +9480,14 @@
             <w:right w:w="0" w:type="dxa"/>
           </w:tblCellMar>
         </w:tblPrEx>
-        <w:trPr>
-          <w:jc w:val="left"/>
-        </w:trPr>
         <w:tc>
           <w:tcPr>
             <w:tcW w:w="431" w:type="pct"/>
             <w:tcBorders>
               <w:top w:val="nil"/>
-              <w:left w:val="single" w:sz="8" w:space="0" w:color="auto"/>
-              <w:bottom w:val="single" w:sz="8" w:space="0" w:color="auto"/>
-              <w:right w:val="single" w:sz="8" w:space="0" w:color="auto"/>
+              <w:left w:val="single" w:color="auto" w:sz="8" w:space="0"/>
+              <w:bottom w:val="single" w:color="auto" w:sz="8" w:space="0"/>
+              <w:right w:val="single" w:color="auto" w:sz="8" w:space="0"/>
             </w:tcBorders>
             <w:shd w:val="clear" w:color="auto" w:fill="auto"/>
             <w:tcMar>
@@ -9412,8 +9518,8 @@
             <w:tcBorders>
               <w:top w:val="nil"/>
               <w:left w:val="nil"/>
-              <w:bottom w:val="single" w:sz="8" w:space="0" w:color="auto"/>
-              <w:right w:val="single" w:sz="8" w:space="0" w:color="auto"/>
+              <w:bottom w:val="single" w:color="auto" w:sz="8" w:space="0"/>
+              <w:right w:val="single" w:color="auto" w:sz="8" w:space="0"/>
             </w:tcBorders>
             <w:shd w:val="clear" w:color="auto" w:fill="auto"/>
             <w:tcMar>
@@ -9444,8 +9550,8 @@
             <w:tcBorders>
               <w:top w:val="nil"/>
               <w:left w:val="nil"/>
-              <w:bottom w:val="single" w:sz="8" w:space="0" w:color="auto"/>
-              <w:right w:val="single" w:sz="8" w:space="0" w:color="auto"/>
+              <w:bottom w:val="single" w:color="auto" w:sz="8" w:space="0"/>
+              <w:right w:val="single" w:color="auto" w:sz="8" w:space="0"/>
             </w:tcBorders>
             <w:shd w:val="clear" w:color="auto" w:fill="auto"/>
             <w:tcMar>
@@ -9475,8 +9581,8 @@
             <w:tcBorders>
               <w:top w:val="nil"/>
               <w:left w:val="nil"/>
-              <w:bottom w:val="single" w:sz="8" w:space="0" w:color="auto"/>
-              <w:right w:val="single" w:sz="8" w:space="0" w:color="auto"/>
+              <w:bottom w:val="single" w:color="auto" w:sz="8" w:space="0"/>
+              <w:right w:val="single" w:color="auto" w:sz="8" w:space="0"/>
             </w:tcBorders>
             <w:shd w:val="clear" w:color="auto" w:fill="auto"/>
             <w:tcMar>
@@ -9507,8 +9613,8 @@
             <w:tcBorders>
               <w:top w:val="nil"/>
               <w:left w:val="nil"/>
-              <w:bottom w:val="single" w:sz="8" w:space="0" w:color="auto"/>
-              <w:right w:val="single" w:sz="8" w:space="0" w:color="auto"/>
+              <w:bottom w:val="single" w:color="auto" w:sz="8" w:space="0"/>
+              <w:right w:val="single" w:color="auto" w:sz="8" w:space="0"/>
             </w:tcBorders>
             <w:shd w:val="clear" w:color="auto" w:fill="auto"/>
             <w:tcMar>
@@ -9539,8 +9645,8 @@
             <w:tcBorders>
               <w:top w:val="nil"/>
               <w:left w:val="nil"/>
-              <w:bottom w:val="single" w:sz="8" w:space="0" w:color="auto"/>
-              <w:right w:val="single" w:sz="8" w:space="0" w:color="auto"/>
+              <w:bottom w:val="single" w:color="auto" w:sz="8" w:space="0"/>
+              <w:right w:val="single" w:color="auto" w:sz="8" w:space="0"/>
             </w:tcBorders>
             <w:shd w:val="clear" w:color="auto" w:fill="auto"/>
             <w:tcMar>
@@ -9568,8 +9674,6 @@
       </w:tr>
       <w:tr>
         <w:tblPrEx>
-          <w:tblW w:w="5000" w:type="pct"/>
-          <w:jc w:val="left"/>
           <w:tblCellMar>
             <w:top w:w="0" w:type="dxa"/>
             <w:left w:w="0" w:type="dxa"/>
@@ -9577,17 +9681,14 @@
             <w:right w:w="0" w:type="dxa"/>
           </w:tblCellMar>
         </w:tblPrEx>
-        <w:trPr>
-          <w:jc w:val="left"/>
-        </w:trPr>
         <w:tc>
           <w:tcPr>
             <w:tcW w:w="431" w:type="pct"/>
             <w:tcBorders>
               <w:top w:val="nil"/>
-              <w:left w:val="single" w:sz="8" w:space="0" w:color="auto"/>
-              <w:bottom w:val="single" w:sz="8" w:space="0" w:color="auto"/>
-              <w:right w:val="single" w:sz="8" w:space="0" w:color="auto"/>
+              <w:left w:val="single" w:color="auto" w:sz="8" w:space="0"/>
+              <w:bottom w:val="single" w:color="auto" w:sz="8" w:space="0"/>
+              <w:right w:val="single" w:color="auto" w:sz="8" w:space="0"/>
             </w:tcBorders>
             <w:shd w:val="clear" w:color="auto" w:fill="auto"/>
             <w:tcMar>
@@ -9618,8 +9719,8 @@
             <w:tcBorders>
               <w:top w:val="nil"/>
               <w:left w:val="nil"/>
-              <w:bottom w:val="single" w:sz="8" w:space="0" w:color="auto"/>
-              <w:right w:val="single" w:sz="8" w:space="0" w:color="auto"/>
+              <w:bottom w:val="single" w:color="auto" w:sz="8" w:space="0"/>
+              <w:right w:val="single" w:color="auto" w:sz="8" w:space="0"/>
             </w:tcBorders>
             <w:shd w:val="clear" w:color="auto" w:fill="auto"/>
             <w:tcMar>
@@ -9650,8 +9751,8 @@
             <w:tcBorders>
               <w:top w:val="nil"/>
               <w:left w:val="nil"/>
-              <w:bottom w:val="single" w:sz="8" w:space="0" w:color="auto"/>
-              <w:right w:val="single" w:sz="8" w:space="0" w:color="auto"/>
+              <w:bottom w:val="single" w:color="auto" w:sz="8" w:space="0"/>
+              <w:right w:val="single" w:color="auto" w:sz="8" w:space="0"/>
             </w:tcBorders>
             <w:shd w:val="clear" w:color="auto" w:fill="auto"/>
             <w:tcMar>
@@ -9681,8 +9782,8 @@
             <w:tcBorders>
               <w:top w:val="nil"/>
               <w:left w:val="nil"/>
-              <w:bottom w:val="single" w:sz="8" w:space="0" w:color="auto"/>
-              <w:right w:val="single" w:sz="8" w:space="0" w:color="auto"/>
+              <w:bottom w:val="single" w:color="auto" w:sz="8" w:space="0"/>
+              <w:right w:val="single" w:color="auto" w:sz="8" w:space="0"/>
             </w:tcBorders>
             <w:shd w:val="clear" w:color="auto" w:fill="auto"/>
             <w:tcMar>
@@ -9713,8 +9814,8 @@
             <w:tcBorders>
               <w:top w:val="nil"/>
               <w:left w:val="nil"/>
-              <w:bottom w:val="single" w:sz="8" w:space="0" w:color="auto"/>
-              <w:right w:val="single" w:sz="8" w:space="0" w:color="auto"/>
+              <w:bottom w:val="single" w:color="auto" w:sz="8" w:space="0"/>
+              <w:right w:val="single" w:color="auto" w:sz="8" w:space="0"/>
             </w:tcBorders>
             <w:shd w:val="clear" w:color="auto" w:fill="auto"/>
             <w:tcMar>
@@ -9745,8 +9846,8 @@
             <w:tcBorders>
               <w:top w:val="nil"/>
               <w:left w:val="nil"/>
-              <w:bottom w:val="single" w:sz="8" w:space="0" w:color="auto"/>
-              <w:right w:val="single" w:sz="8" w:space="0" w:color="auto"/>
+              <w:bottom w:val="single" w:color="auto" w:sz="8" w:space="0"/>
+              <w:right w:val="single" w:color="auto" w:sz="8" w:space="0"/>
             </w:tcBorders>
             <w:shd w:val="clear" w:color="auto" w:fill="auto"/>
             <w:tcMar>
@@ -9774,8 +9875,6 @@
       </w:tr>
       <w:tr>
         <w:tblPrEx>
-          <w:tblW w:w="5000" w:type="pct"/>
-          <w:jc w:val="left"/>
           <w:tblCellMar>
             <w:top w:w="0" w:type="dxa"/>
             <w:left w:w="0" w:type="dxa"/>
@@ -9783,17 +9882,14 @@
             <w:right w:w="0" w:type="dxa"/>
           </w:tblCellMar>
         </w:tblPrEx>
-        <w:trPr>
-          <w:jc w:val="left"/>
-        </w:trPr>
         <w:tc>
           <w:tcPr>
             <w:tcW w:w="431" w:type="pct"/>
             <w:tcBorders>
               <w:top w:val="nil"/>
-              <w:left w:val="single" w:sz="8" w:space="0" w:color="auto"/>
-              <w:bottom w:val="single" w:sz="8" w:space="0" w:color="auto"/>
-              <w:right w:val="single" w:sz="8" w:space="0" w:color="auto"/>
+              <w:left w:val="single" w:color="auto" w:sz="8" w:space="0"/>
+              <w:bottom w:val="single" w:color="auto" w:sz="8" w:space="0"/>
+              <w:right w:val="single" w:color="auto" w:sz="8" w:space="0"/>
             </w:tcBorders>
             <w:shd w:val="clear" w:color="auto" w:fill="auto"/>
             <w:tcMar>
@@ -9824,8 +9920,8 @@
             <w:tcBorders>
               <w:top w:val="nil"/>
               <w:left w:val="nil"/>
-              <w:bottom w:val="single" w:sz="8" w:space="0" w:color="auto"/>
-              <w:right w:val="single" w:sz="8" w:space="0" w:color="auto"/>
+              <w:bottom w:val="single" w:color="auto" w:sz="8" w:space="0"/>
+              <w:right w:val="single" w:color="auto" w:sz="8" w:space="0"/>
             </w:tcBorders>
             <w:shd w:val="clear" w:color="auto" w:fill="auto"/>
             <w:tcMar>
@@ -9856,8 +9952,8 @@
             <w:tcBorders>
               <w:top w:val="nil"/>
               <w:left w:val="nil"/>
-              <w:bottom w:val="single" w:sz="8" w:space="0" w:color="auto"/>
-              <w:right w:val="single" w:sz="8" w:space="0" w:color="auto"/>
+              <w:bottom w:val="single" w:color="auto" w:sz="8" w:space="0"/>
+              <w:right w:val="single" w:color="auto" w:sz="8" w:space="0"/>
             </w:tcBorders>
             <w:shd w:val="clear" w:color="auto" w:fill="auto"/>
             <w:tcMar>
@@ -9887,8 +9983,8 @@
             <w:tcBorders>
               <w:top w:val="nil"/>
               <w:left w:val="nil"/>
-              <w:bottom w:val="single" w:sz="8" w:space="0" w:color="auto"/>
-              <w:right w:val="single" w:sz="8" w:space="0" w:color="auto"/>
+              <w:bottom w:val="single" w:color="auto" w:sz="8" w:space="0"/>
+              <w:right w:val="single" w:color="auto" w:sz="8" w:space="0"/>
             </w:tcBorders>
             <w:shd w:val="clear" w:color="auto" w:fill="auto"/>
             <w:tcMar>
@@ -9919,8 +10015,8 @@
             <w:tcBorders>
               <w:top w:val="nil"/>
               <w:left w:val="nil"/>
-              <w:bottom w:val="single" w:sz="8" w:space="0" w:color="auto"/>
-              <w:right w:val="single" w:sz="8" w:space="0" w:color="auto"/>
+              <w:bottom w:val="single" w:color="auto" w:sz="8" w:space="0"/>
+              <w:right w:val="single" w:color="auto" w:sz="8" w:space="0"/>
             </w:tcBorders>
             <w:shd w:val="clear" w:color="auto" w:fill="auto"/>
             <w:tcMar>
@@ -9951,8 +10047,8 @@
             <w:tcBorders>
               <w:top w:val="nil"/>
               <w:left w:val="nil"/>
-              <w:bottom w:val="single" w:sz="8" w:space="0" w:color="auto"/>
-              <w:right w:val="single" w:sz="8" w:space="0" w:color="auto"/>
+              <w:bottom w:val="single" w:color="auto" w:sz="8" w:space="0"/>
+              <w:right w:val="single" w:color="auto" w:sz="8" w:space="0"/>
             </w:tcBorders>
             <w:shd w:val="clear" w:color="auto" w:fill="auto"/>
             <w:tcMar>
@@ -9980,8 +10076,6 @@
       </w:tr>
       <w:tr>
         <w:tblPrEx>
-          <w:tblW w:w="5000" w:type="pct"/>
-          <w:jc w:val="left"/>
           <w:tblCellMar>
             <w:top w:w="0" w:type="dxa"/>
             <w:left w:w="0" w:type="dxa"/>
@@ -9989,17 +10083,14 @@
             <w:right w:w="0" w:type="dxa"/>
           </w:tblCellMar>
         </w:tblPrEx>
-        <w:trPr>
-          <w:jc w:val="left"/>
-        </w:trPr>
         <w:tc>
           <w:tcPr>
             <w:tcW w:w="431" w:type="pct"/>
             <w:tcBorders>
               <w:top w:val="nil"/>
-              <w:left w:val="single" w:sz="8" w:space="0" w:color="auto"/>
-              <w:bottom w:val="single" w:sz="8" w:space="0" w:color="auto"/>
-              <w:right w:val="single" w:sz="8" w:space="0" w:color="auto"/>
+              <w:left w:val="single" w:color="auto" w:sz="8" w:space="0"/>
+              <w:bottom w:val="single" w:color="auto" w:sz="8" w:space="0"/>
+              <w:right w:val="single" w:color="auto" w:sz="8" w:space="0"/>
             </w:tcBorders>
             <w:shd w:val="clear" w:color="auto" w:fill="auto"/>
             <w:tcMar>
@@ -10030,8 +10121,8 @@
             <w:tcBorders>
               <w:top w:val="nil"/>
               <w:left w:val="nil"/>
-              <w:bottom w:val="single" w:sz="8" w:space="0" w:color="auto"/>
-              <w:right w:val="single" w:sz="8" w:space="0" w:color="auto"/>
+              <w:bottom w:val="single" w:color="auto" w:sz="8" w:space="0"/>
+              <w:right w:val="single" w:color="auto" w:sz="8" w:space="0"/>
             </w:tcBorders>
             <w:shd w:val="clear" w:color="auto" w:fill="auto"/>
             <w:tcMar>
@@ -10062,8 +10153,8 @@
             <w:tcBorders>
               <w:top w:val="nil"/>
               <w:left w:val="nil"/>
-              <w:bottom w:val="single" w:sz="8" w:space="0" w:color="auto"/>
-              <w:right w:val="single" w:sz="8" w:space="0" w:color="auto"/>
+              <w:bottom w:val="single" w:color="auto" w:sz="8" w:space="0"/>
+              <w:right w:val="single" w:color="auto" w:sz="8" w:space="0"/>
             </w:tcBorders>
             <w:shd w:val="clear" w:color="auto" w:fill="auto"/>
             <w:tcMar>
@@ -10093,8 +10184,8 @@
             <w:tcBorders>
               <w:top w:val="nil"/>
               <w:left w:val="nil"/>
-              <w:bottom w:val="single" w:sz="8" w:space="0" w:color="auto"/>
-              <w:right w:val="single" w:sz="8" w:space="0" w:color="auto"/>
+              <w:bottom w:val="single" w:color="auto" w:sz="8" w:space="0"/>
+              <w:right w:val="single" w:color="auto" w:sz="8" w:space="0"/>
             </w:tcBorders>
             <w:shd w:val="clear" w:color="auto" w:fill="auto"/>
             <w:tcMar>
@@ -10125,8 +10216,8 @@
             <w:tcBorders>
               <w:top w:val="nil"/>
               <w:left w:val="nil"/>
-              <w:bottom w:val="single" w:sz="8" w:space="0" w:color="auto"/>
-              <w:right w:val="single" w:sz="8" w:space="0" w:color="auto"/>
+              <w:bottom w:val="single" w:color="auto" w:sz="8" w:space="0"/>
+              <w:right w:val="single" w:color="auto" w:sz="8" w:space="0"/>
             </w:tcBorders>
             <w:shd w:val="clear" w:color="auto" w:fill="auto"/>
             <w:tcMar>
@@ -10157,8 +10248,8 @@
             <w:tcBorders>
               <w:top w:val="nil"/>
               <w:left w:val="nil"/>
-              <w:bottom w:val="single" w:sz="8" w:space="0" w:color="auto"/>
-              <w:right w:val="single" w:sz="8" w:space="0" w:color="auto"/>
+              <w:bottom w:val="single" w:color="auto" w:sz="8" w:space="0"/>
+              <w:right w:val="single" w:color="auto" w:sz="8" w:space="0"/>
             </w:tcBorders>
             <w:shd w:val="clear" w:color="auto" w:fill="auto"/>
             <w:tcMar>
@@ -10186,8 +10277,6 @@
       </w:tr>
       <w:tr>
         <w:tblPrEx>
-          <w:tblW w:w="5000" w:type="pct"/>
-          <w:jc w:val="left"/>
           <w:tblCellMar>
             <w:top w:w="0" w:type="dxa"/>
             <w:left w:w="0" w:type="dxa"/>
@@ -10195,17 +10284,14 @@
             <w:right w:w="0" w:type="dxa"/>
           </w:tblCellMar>
         </w:tblPrEx>
-        <w:trPr>
-          <w:jc w:val="left"/>
-        </w:trPr>
         <w:tc>
           <w:tcPr>
             <w:tcW w:w="431" w:type="pct"/>
             <w:tcBorders>
               <w:top w:val="nil"/>
-              <w:left w:val="single" w:sz="8" w:space="0" w:color="auto"/>
-              <w:bottom w:val="single" w:sz="8" w:space="0" w:color="auto"/>
-              <w:right w:val="single" w:sz="8" w:space="0" w:color="auto"/>
+              <w:left w:val="single" w:color="auto" w:sz="8" w:space="0"/>
+              <w:bottom w:val="single" w:color="auto" w:sz="8" w:space="0"/>
+              <w:right w:val="single" w:color="auto" w:sz="8" w:space="0"/>
             </w:tcBorders>
             <w:shd w:val="clear" w:color="auto" w:fill="auto"/>
             <w:tcMar>
@@ -10236,8 +10322,8 @@
             <w:tcBorders>
               <w:top w:val="nil"/>
               <w:left w:val="nil"/>
-              <w:bottom w:val="single" w:sz="8" w:space="0" w:color="auto"/>
-              <w:right w:val="single" w:sz="8" w:space="0" w:color="auto"/>
+              <w:bottom w:val="single" w:color="auto" w:sz="8" w:space="0"/>
+              <w:right w:val="single" w:color="auto" w:sz="8" w:space="0"/>
             </w:tcBorders>
             <w:shd w:val="clear" w:color="auto" w:fill="auto"/>
             <w:tcMar>
@@ -10268,8 +10354,8 @@
             <w:tcBorders>
               <w:top w:val="nil"/>
               <w:left w:val="nil"/>
-              <w:bottom w:val="single" w:sz="8" w:space="0" w:color="auto"/>
-              <w:right w:val="single" w:sz="8" w:space="0" w:color="auto"/>
+              <w:bottom w:val="single" w:color="auto" w:sz="8" w:space="0"/>
+              <w:right w:val="single" w:color="auto" w:sz="8" w:space="0"/>
             </w:tcBorders>
             <w:shd w:val="clear" w:color="auto" w:fill="auto"/>
             <w:tcMar>
@@ -10299,8 +10385,8 @@
             <w:tcBorders>
               <w:top w:val="nil"/>
               <w:left w:val="nil"/>
-              <w:bottom w:val="single" w:sz="8" w:space="0" w:color="auto"/>
-              <w:right w:val="single" w:sz="8" w:space="0" w:color="auto"/>
+              <w:bottom w:val="single" w:color="auto" w:sz="8" w:space="0"/>
+              <w:right w:val="single" w:color="auto" w:sz="8" w:space="0"/>
             </w:tcBorders>
             <w:shd w:val="clear" w:color="auto" w:fill="auto"/>
             <w:tcMar>
@@ -10331,8 +10417,8 @@
             <w:tcBorders>
               <w:top w:val="nil"/>
               <w:left w:val="nil"/>
-              <w:bottom w:val="single" w:sz="8" w:space="0" w:color="auto"/>
-              <w:right w:val="single" w:sz="8" w:space="0" w:color="auto"/>
+              <w:bottom w:val="single" w:color="auto" w:sz="8" w:space="0"/>
+              <w:right w:val="single" w:color="auto" w:sz="8" w:space="0"/>
             </w:tcBorders>
             <w:shd w:val="clear" w:color="auto" w:fill="auto"/>
             <w:tcMar>
@@ -10363,8 +10449,8 @@
             <w:tcBorders>
               <w:top w:val="nil"/>
               <w:left w:val="nil"/>
-              <w:bottom w:val="single" w:sz="8" w:space="0" w:color="auto"/>
-              <w:right w:val="single" w:sz="8" w:space="0" w:color="auto"/>
+              <w:bottom w:val="single" w:color="auto" w:sz="8" w:space="0"/>
+              <w:right w:val="single" w:color="auto" w:sz="8" w:space="0"/>
             </w:tcBorders>
             <w:shd w:val="clear" w:color="auto" w:fill="auto"/>
             <w:tcMar>
@@ -10392,8 +10478,6 @@
       </w:tr>
       <w:tr>
         <w:tblPrEx>
-          <w:tblW w:w="5000" w:type="pct"/>
-          <w:jc w:val="left"/>
           <w:tblCellMar>
             <w:top w:w="0" w:type="dxa"/>
             <w:left w:w="0" w:type="dxa"/>
@@ -10401,17 +10485,14 @@
             <w:right w:w="0" w:type="dxa"/>
           </w:tblCellMar>
         </w:tblPrEx>
-        <w:trPr>
-          <w:jc w:val="left"/>
-        </w:trPr>
         <w:tc>
           <w:tcPr>
             <w:tcW w:w="431" w:type="pct"/>
             <w:tcBorders>
               <w:top w:val="nil"/>
-              <w:left w:val="single" w:sz="8" w:space="0" w:color="auto"/>
-              <w:bottom w:val="single" w:sz="8" w:space="0" w:color="auto"/>
-              <w:right w:val="single" w:sz="8" w:space="0" w:color="auto"/>
+              <w:left w:val="single" w:color="auto" w:sz="8" w:space="0"/>
+              <w:bottom w:val="single" w:color="auto" w:sz="8" w:space="0"/>
+              <w:right w:val="single" w:color="auto" w:sz="8" w:space="0"/>
             </w:tcBorders>
             <w:shd w:val="clear" w:color="auto" w:fill="auto"/>
             <w:tcMar>
@@ -10442,8 +10523,8 @@
             <w:tcBorders>
               <w:top w:val="nil"/>
               <w:left w:val="nil"/>
-              <w:bottom w:val="single" w:sz="8" w:space="0" w:color="auto"/>
-              <w:right w:val="single" w:sz="8" w:space="0" w:color="auto"/>
+              <w:bottom w:val="single" w:color="auto" w:sz="8" w:space="0"/>
+              <w:right w:val="single" w:color="auto" w:sz="8" w:space="0"/>
             </w:tcBorders>
             <w:shd w:val="clear" w:color="auto" w:fill="auto"/>
             <w:tcMar>
@@ -10474,8 +10555,8 @@
             <w:tcBorders>
               <w:top w:val="nil"/>
               <w:left w:val="nil"/>
-              <w:bottom w:val="single" w:sz="8" w:space="0" w:color="auto"/>
-              <w:right w:val="single" w:sz="8" w:space="0" w:color="auto"/>
+              <w:bottom w:val="single" w:color="auto" w:sz="8" w:space="0"/>
+              <w:right w:val="single" w:color="auto" w:sz="8" w:space="0"/>
             </w:tcBorders>
             <w:shd w:val="clear" w:color="auto" w:fill="auto"/>
             <w:tcMar>
@@ -10505,8 +10586,8 @@
             <w:tcBorders>
               <w:top w:val="nil"/>
               <w:left w:val="nil"/>
-              <w:bottom w:val="single" w:sz="8" w:space="0" w:color="auto"/>
-              <w:right w:val="single" w:sz="8" w:space="0" w:color="auto"/>
+              <w:bottom w:val="single" w:color="auto" w:sz="8" w:space="0"/>
+              <w:right w:val="single" w:color="auto" w:sz="8" w:space="0"/>
             </w:tcBorders>
             <w:shd w:val="clear" w:color="auto" w:fill="auto"/>
             <w:tcMar>
@@ -10537,8 +10618,8 @@
             <w:tcBorders>
               <w:top w:val="nil"/>
               <w:left w:val="nil"/>
-              <w:bottom w:val="single" w:sz="8" w:space="0" w:color="auto"/>
-              <w:right w:val="single" w:sz="8" w:space="0" w:color="auto"/>
+              <w:bottom w:val="single" w:color="auto" w:sz="8" w:space="0"/>
+              <w:right w:val="single" w:color="auto" w:sz="8" w:space="0"/>
             </w:tcBorders>
             <w:shd w:val="clear" w:color="auto" w:fill="auto"/>
             <w:tcMar>
@@ -10569,8 +10650,8 @@
             <w:tcBorders>
               <w:top w:val="nil"/>
               <w:left w:val="nil"/>
-              <w:bottom w:val="single" w:sz="8" w:space="0" w:color="auto"/>
-              <w:right w:val="single" w:sz="8" w:space="0" w:color="auto"/>
+              <w:bottom w:val="single" w:color="auto" w:sz="8" w:space="0"/>
+              <w:right w:val="single" w:color="auto" w:sz="8" w:space="0"/>
             </w:tcBorders>
             <w:shd w:val="clear" w:color="auto" w:fill="auto"/>
             <w:tcMar>
@@ -10598,8 +10679,6 @@
       </w:tr>
       <w:tr>
         <w:tblPrEx>
-          <w:tblW w:w="5000" w:type="pct"/>
-          <w:jc w:val="left"/>
           <w:tblCellMar>
             <w:top w:w="0" w:type="dxa"/>
             <w:left w:w="0" w:type="dxa"/>
@@ -10607,17 +10686,14 @@
             <w:right w:w="0" w:type="dxa"/>
           </w:tblCellMar>
         </w:tblPrEx>
-        <w:trPr>
-          <w:jc w:val="left"/>
-        </w:trPr>
         <w:tc>
           <w:tcPr>
             <w:tcW w:w="431" w:type="pct"/>
             <w:tcBorders>
               <w:top w:val="nil"/>
-              <w:left w:val="single" w:sz="8" w:space="0" w:color="auto"/>
-              <w:bottom w:val="single" w:sz="8" w:space="0" w:color="auto"/>
-              <w:right w:val="single" w:sz="8" w:space="0" w:color="auto"/>
+              <w:left w:val="single" w:color="auto" w:sz="8" w:space="0"/>
+              <w:bottom w:val="single" w:color="auto" w:sz="8" w:space="0"/>
+              <w:right w:val="single" w:color="auto" w:sz="8" w:space="0"/>
             </w:tcBorders>
             <w:shd w:val="clear" w:color="auto" w:fill="auto"/>
             <w:tcMar>
@@ -10648,8 +10724,8 @@
             <w:tcBorders>
               <w:top w:val="nil"/>
               <w:left w:val="nil"/>
-              <w:bottom w:val="single" w:sz="8" w:space="0" w:color="auto"/>
-              <w:right w:val="single" w:sz="8" w:space="0" w:color="auto"/>
+              <w:bottom w:val="single" w:color="auto" w:sz="8" w:space="0"/>
+              <w:right w:val="single" w:color="auto" w:sz="8" w:space="0"/>
             </w:tcBorders>
             <w:shd w:val="clear" w:color="auto" w:fill="auto"/>
             <w:tcMar>
@@ -10680,8 +10756,8 @@
             <w:tcBorders>
               <w:top w:val="nil"/>
               <w:left w:val="nil"/>
-              <w:bottom w:val="single" w:sz="8" w:space="0" w:color="auto"/>
-              <w:right w:val="single" w:sz="8" w:space="0" w:color="auto"/>
+              <w:bottom w:val="single" w:color="auto" w:sz="8" w:space="0"/>
+              <w:right w:val="single" w:color="auto" w:sz="8" w:space="0"/>
             </w:tcBorders>
             <w:shd w:val="clear" w:color="auto" w:fill="auto"/>
             <w:tcMar>
@@ -10711,8 +10787,8 @@
             <w:tcBorders>
               <w:top w:val="nil"/>
               <w:left w:val="nil"/>
-              <w:bottom w:val="single" w:sz="8" w:space="0" w:color="auto"/>
-              <w:right w:val="single" w:sz="8" w:space="0" w:color="auto"/>
+              <w:bottom w:val="single" w:color="auto" w:sz="8" w:space="0"/>
+              <w:right w:val="single" w:color="auto" w:sz="8" w:space="0"/>
             </w:tcBorders>
             <w:shd w:val="clear" w:color="auto" w:fill="auto"/>
             <w:tcMar>
@@ -10743,8 +10819,8 @@
             <w:tcBorders>
               <w:top w:val="nil"/>
               <w:left w:val="nil"/>
-              <w:bottom w:val="single" w:sz="8" w:space="0" w:color="auto"/>
-              <w:right w:val="single" w:sz="8" w:space="0" w:color="auto"/>
+              <w:bottom w:val="single" w:color="auto" w:sz="8" w:space="0"/>
+              <w:right w:val="single" w:color="auto" w:sz="8" w:space="0"/>
             </w:tcBorders>
             <w:shd w:val="clear" w:color="auto" w:fill="auto"/>
             <w:tcMar>
@@ -10775,8 +10851,8 @@
             <w:tcBorders>
               <w:top w:val="nil"/>
               <w:left w:val="nil"/>
-              <w:bottom w:val="single" w:sz="8" w:space="0" w:color="auto"/>
-              <w:right w:val="single" w:sz="8" w:space="0" w:color="auto"/>
+              <w:bottom w:val="single" w:color="auto" w:sz="8" w:space="0"/>
+              <w:right w:val="single" w:color="auto" w:sz="8" w:space="0"/>
             </w:tcBorders>
             <w:shd w:val="clear" w:color="auto" w:fill="auto"/>
             <w:tcMar>
@@ -10804,8 +10880,6 @@
       </w:tr>
       <w:tr>
         <w:tblPrEx>
-          <w:tblW w:w="5000" w:type="pct"/>
-          <w:jc w:val="left"/>
           <w:tblCellMar>
             <w:top w:w="0" w:type="dxa"/>
             <w:left w:w="0" w:type="dxa"/>
@@ -10813,17 +10887,14 @@
             <w:right w:w="0" w:type="dxa"/>
           </w:tblCellMar>
         </w:tblPrEx>
-        <w:trPr>
-          <w:jc w:val="left"/>
-        </w:trPr>
         <w:tc>
           <w:tcPr>
             <w:tcW w:w="431" w:type="pct"/>
             <w:tcBorders>
               <w:top w:val="nil"/>
-              <w:left w:val="single" w:sz="8" w:space="0" w:color="auto"/>
-              <w:bottom w:val="single" w:sz="8" w:space="0" w:color="auto"/>
-              <w:right w:val="single" w:sz="8" w:space="0" w:color="auto"/>
+              <w:left w:val="single" w:color="auto" w:sz="8" w:space="0"/>
+              <w:bottom w:val="single" w:color="auto" w:sz="8" w:space="0"/>
+              <w:right w:val="single" w:color="auto" w:sz="8" w:space="0"/>
             </w:tcBorders>
             <w:shd w:val="clear" w:color="auto" w:fill="auto"/>
             <w:tcMar>
@@ -10854,8 +10925,8 @@
             <w:tcBorders>
               <w:top w:val="nil"/>
               <w:left w:val="nil"/>
-              <w:bottom w:val="single" w:sz="8" w:space="0" w:color="auto"/>
-              <w:right w:val="single" w:sz="8" w:space="0" w:color="auto"/>
+              <w:bottom w:val="single" w:color="auto" w:sz="8" w:space="0"/>
+              <w:right w:val="single" w:color="auto" w:sz="8" w:space="0"/>
             </w:tcBorders>
             <w:shd w:val="clear" w:color="auto" w:fill="auto"/>
             <w:tcMar>
@@ -10886,8 +10957,8 @@
             <w:tcBorders>
               <w:top w:val="nil"/>
               <w:left w:val="nil"/>
-              <w:bottom w:val="single" w:sz="8" w:space="0" w:color="auto"/>
-              <w:right w:val="single" w:sz="8" w:space="0" w:color="auto"/>
+              <w:bottom w:val="single" w:color="auto" w:sz="8" w:space="0"/>
+              <w:right w:val="single" w:color="auto" w:sz="8" w:space="0"/>
             </w:tcBorders>
             <w:shd w:val="clear" w:color="auto" w:fill="auto"/>
             <w:tcMar>
@@ -10917,8 +10988,8 @@
             <w:tcBorders>
               <w:top w:val="nil"/>
               <w:left w:val="nil"/>
-              <w:bottom w:val="single" w:sz="8" w:space="0" w:color="auto"/>
-              <w:right w:val="single" w:sz="8" w:space="0" w:color="auto"/>
+              <w:bottom w:val="single" w:color="auto" w:sz="8" w:space="0"/>
+              <w:right w:val="single" w:color="auto" w:sz="8" w:space="0"/>
             </w:tcBorders>
             <w:shd w:val="clear" w:color="auto" w:fill="auto"/>
             <w:tcMar>
@@ -10949,8 +11020,8 @@
             <w:tcBorders>
               <w:top w:val="nil"/>
               <w:left w:val="nil"/>
-              <w:bottom w:val="single" w:sz="8" w:space="0" w:color="auto"/>
-              <w:right w:val="single" w:sz="8" w:space="0" w:color="auto"/>
+              <w:bottom w:val="single" w:color="auto" w:sz="8" w:space="0"/>
+              <w:right w:val="single" w:color="auto" w:sz="8" w:space="0"/>
             </w:tcBorders>
             <w:shd w:val="clear" w:color="auto" w:fill="auto"/>
             <w:tcMar>
@@ -10981,8 +11052,8 @@
             <w:tcBorders>
               <w:top w:val="nil"/>
               <w:left w:val="nil"/>
-              <w:bottom w:val="single" w:sz="8" w:space="0" w:color="auto"/>
-              <w:right w:val="single" w:sz="8" w:space="0" w:color="auto"/>
+              <w:bottom w:val="single" w:color="auto" w:sz="8" w:space="0"/>
+              <w:right w:val="single" w:color="auto" w:sz="8" w:space="0"/>
             </w:tcBorders>
             <w:shd w:val="clear" w:color="auto" w:fill="auto"/>
             <w:tcMar>
@@ -11010,8 +11081,6 @@
       </w:tr>
       <w:tr>
         <w:tblPrEx>
-          <w:tblW w:w="5000" w:type="pct"/>
-          <w:jc w:val="left"/>
           <w:tblCellMar>
             <w:top w:w="0" w:type="dxa"/>
             <w:left w:w="0" w:type="dxa"/>
@@ -11019,17 +11088,14 @@
             <w:right w:w="0" w:type="dxa"/>
           </w:tblCellMar>
         </w:tblPrEx>
-        <w:trPr>
-          <w:jc w:val="left"/>
-        </w:trPr>
         <w:tc>
           <w:tcPr>
             <w:tcW w:w="431" w:type="pct"/>
             <w:tcBorders>
               <w:top w:val="nil"/>
-              <w:left w:val="single" w:sz="8" w:space="0" w:color="auto"/>
-              <w:bottom w:val="single" w:sz="8" w:space="0" w:color="auto"/>
-              <w:right w:val="single" w:sz="8" w:space="0" w:color="auto"/>
+              <w:left w:val="single" w:color="auto" w:sz="8" w:space="0"/>
+              <w:bottom w:val="single" w:color="auto" w:sz="8" w:space="0"/>
+              <w:right w:val="single" w:color="auto" w:sz="8" w:space="0"/>
             </w:tcBorders>
             <w:shd w:val="clear" w:color="auto" w:fill="auto"/>
             <w:tcMar>
@@ -11060,8 +11126,8 @@
             <w:tcBorders>
               <w:top w:val="nil"/>
               <w:left w:val="nil"/>
-              <w:bottom w:val="single" w:sz="8" w:space="0" w:color="auto"/>
-              <w:right w:val="single" w:sz="8" w:space="0" w:color="auto"/>
+              <w:bottom w:val="single" w:color="auto" w:sz="8" w:space="0"/>
+              <w:right w:val="single" w:color="auto" w:sz="8" w:space="0"/>
             </w:tcBorders>
             <w:shd w:val="clear" w:color="auto" w:fill="auto"/>
             <w:tcMar>
@@ -11092,8 +11158,8 @@
             <w:tcBorders>
               <w:top w:val="nil"/>
               <w:left w:val="nil"/>
-              <w:bottom w:val="single" w:sz="8" w:space="0" w:color="auto"/>
-              <w:right w:val="single" w:sz="8" w:space="0" w:color="auto"/>
+              <w:bottom w:val="single" w:color="auto" w:sz="8" w:space="0"/>
+              <w:right w:val="single" w:color="auto" w:sz="8" w:space="0"/>
             </w:tcBorders>
             <w:shd w:val="clear" w:color="auto" w:fill="auto"/>
             <w:tcMar>
@@ -11123,8 +11189,8 @@
             <w:tcBorders>
               <w:top w:val="nil"/>
               <w:left w:val="nil"/>
-              <w:bottom w:val="single" w:sz="8" w:space="0" w:color="auto"/>
-              <w:right w:val="single" w:sz="8" w:space="0" w:color="auto"/>
+              <w:bottom w:val="single" w:color="auto" w:sz="8" w:space="0"/>
+              <w:right w:val="single" w:color="auto" w:sz="8" w:space="0"/>
             </w:tcBorders>
             <w:shd w:val="clear" w:color="auto" w:fill="auto"/>
             <w:tcMar>
@@ -11155,8 +11221,8 @@
             <w:tcBorders>
               <w:top w:val="nil"/>
               <w:left w:val="nil"/>
-              <w:bottom w:val="single" w:sz="8" w:space="0" w:color="auto"/>
-              <w:right w:val="single" w:sz="8" w:space="0" w:color="auto"/>
+              <w:bottom w:val="single" w:color="auto" w:sz="8" w:space="0"/>
+              <w:right w:val="single" w:color="auto" w:sz="8" w:space="0"/>
             </w:tcBorders>
             <w:shd w:val="clear" w:color="auto" w:fill="auto"/>
             <w:tcMar>
@@ -11187,8 +11253,8 @@
             <w:tcBorders>
               <w:top w:val="nil"/>
               <w:left w:val="nil"/>
-              <w:bottom w:val="single" w:sz="8" w:space="0" w:color="auto"/>
-              <w:right w:val="single" w:sz="8" w:space="0" w:color="auto"/>
+              <w:bottom w:val="single" w:color="auto" w:sz="8" w:space="0"/>
+              <w:right w:val="single" w:color="auto" w:sz="8" w:space="0"/>
             </w:tcBorders>
             <w:shd w:val="clear" w:color="auto" w:fill="auto"/>
             <w:tcMar>
@@ -11216,8 +11282,6 @@
       </w:tr>
       <w:tr>
         <w:tblPrEx>
-          <w:tblW w:w="5000" w:type="pct"/>
-          <w:jc w:val="left"/>
           <w:tblCellMar>
             <w:top w:w="0" w:type="dxa"/>
             <w:left w:w="0" w:type="dxa"/>
@@ -11225,17 +11289,14 @@
             <w:right w:w="0" w:type="dxa"/>
           </w:tblCellMar>
         </w:tblPrEx>
-        <w:trPr>
-          <w:jc w:val="left"/>
-        </w:trPr>
         <w:tc>
           <w:tcPr>
             <w:tcW w:w="431" w:type="pct"/>
             <w:tcBorders>
               <w:top w:val="nil"/>
-              <w:left w:val="single" w:sz="8" w:space="0" w:color="auto"/>
-              <w:bottom w:val="single" w:sz="8" w:space="0" w:color="auto"/>
-              <w:right w:val="single" w:sz="8" w:space="0" w:color="auto"/>
+              <w:left w:val="single" w:color="auto" w:sz="8" w:space="0"/>
+              <w:bottom w:val="single" w:color="auto" w:sz="8" w:space="0"/>
+              <w:right w:val="single" w:color="auto" w:sz="8" w:space="0"/>
             </w:tcBorders>
             <w:shd w:val="clear" w:color="auto" w:fill="auto"/>
             <w:tcMar>
@@ -11266,8 +11327,8 @@
             <w:tcBorders>
               <w:top w:val="nil"/>
               <w:left w:val="nil"/>
-              <w:bottom w:val="single" w:sz="8" w:space="0" w:color="auto"/>
-              <w:right w:val="single" w:sz="8" w:space="0" w:color="auto"/>
+              <w:bottom w:val="single" w:color="auto" w:sz="8" w:space="0"/>
+              <w:right w:val="single" w:color="auto" w:sz="8" w:space="0"/>
             </w:tcBorders>
             <w:shd w:val="clear" w:color="auto" w:fill="auto"/>
             <w:tcMar>
@@ -11298,8 +11359,8 @@
             <w:tcBorders>
               <w:top w:val="nil"/>
               <w:left w:val="nil"/>
-              <w:bottom w:val="single" w:sz="8" w:space="0" w:color="auto"/>
-              <w:right w:val="single" w:sz="8" w:space="0" w:color="auto"/>
+              <w:bottom w:val="single" w:color="auto" w:sz="8" w:space="0"/>
+              <w:right w:val="single" w:color="auto" w:sz="8" w:space="0"/>
             </w:tcBorders>
             <w:shd w:val="clear" w:color="auto" w:fill="auto"/>
             <w:tcMar>
@@ -11329,8 +11390,8 @@
             <w:tcBorders>
               <w:top w:val="nil"/>
               <w:left w:val="nil"/>
-              <w:bottom w:val="single" w:sz="8" w:space="0" w:color="auto"/>
-              <w:right w:val="single" w:sz="8" w:space="0" w:color="auto"/>
+              <w:bottom w:val="single" w:color="auto" w:sz="8" w:space="0"/>
+              <w:right w:val="single" w:color="auto" w:sz="8" w:space="0"/>
             </w:tcBorders>
             <w:shd w:val="clear" w:color="auto" w:fill="auto"/>
             <w:tcMar>
@@ -11361,8 +11422,8 @@
             <w:tcBorders>
               <w:top w:val="nil"/>
               <w:left w:val="nil"/>
-              <w:bottom w:val="single" w:sz="8" w:space="0" w:color="auto"/>
-              <w:right w:val="single" w:sz="8" w:space="0" w:color="auto"/>
+              <w:bottom w:val="single" w:color="auto" w:sz="8" w:space="0"/>
+              <w:right w:val="single" w:color="auto" w:sz="8" w:space="0"/>
             </w:tcBorders>
             <w:shd w:val="clear" w:color="auto" w:fill="auto"/>
             <w:tcMar>
@@ -11393,8 +11454,8 @@
             <w:tcBorders>
               <w:top w:val="nil"/>
               <w:left w:val="nil"/>
-              <w:bottom w:val="single" w:sz="8" w:space="0" w:color="auto"/>
-              <w:right w:val="single" w:sz="8" w:space="0" w:color="auto"/>
+              <w:bottom w:val="single" w:color="auto" w:sz="8" w:space="0"/>
+              <w:right w:val="single" w:color="auto" w:sz="8" w:space="0"/>
             </w:tcBorders>
             <w:shd w:val="clear" w:color="auto" w:fill="auto"/>
             <w:tcMar>
@@ -11422,8 +11483,6 @@
       </w:tr>
       <w:tr>
         <w:tblPrEx>
-          <w:tblW w:w="5000" w:type="pct"/>
-          <w:jc w:val="left"/>
           <w:tblCellMar>
             <w:top w:w="0" w:type="dxa"/>
             <w:left w:w="0" w:type="dxa"/>
@@ -11431,17 +11490,14 @@
             <w:right w:w="0" w:type="dxa"/>
           </w:tblCellMar>
         </w:tblPrEx>
-        <w:trPr>
-          <w:jc w:val="left"/>
-        </w:trPr>
         <w:tc>
           <w:tcPr>
             <w:tcW w:w="431" w:type="pct"/>
             <w:tcBorders>
               <w:top w:val="nil"/>
-              <w:left w:val="single" w:sz="8" w:space="0" w:color="auto"/>
-              <w:bottom w:val="single" w:sz="8" w:space="0" w:color="auto"/>
-              <w:right w:val="single" w:sz="8" w:space="0" w:color="auto"/>
+              <w:left w:val="single" w:color="auto" w:sz="8" w:space="0"/>
+              <w:bottom w:val="single" w:color="auto" w:sz="8" w:space="0"/>
+              <w:right w:val="single" w:color="auto" w:sz="8" w:space="0"/>
             </w:tcBorders>
             <w:shd w:val="clear" w:color="auto" w:fill="auto"/>
             <w:tcMar>
@@ -11472,8 +11528,8 @@
             <w:tcBorders>
               <w:top w:val="nil"/>
               <w:left w:val="nil"/>
-              <w:bottom w:val="single" w:sz="8" w:space="0" w:color="auto"/>
-              <w:right w:val="single" w:sz="8" w:space="0" w:color="auto"/>
+              <w:bottom w:val="single" w:color="auto" w:sz="8" w:space="0"/>
+              <w:right w:val="single" w:color="auto" w:sz="8" w:space="0"/>
             </w:tcBorders>
             <w:shd w:val="clear" w:color="auto" w:fill="auto"/>
             <w:tcMar>
@@ -11504,8 +11560,8 @@
             <w:tcBorders>
               <w:top w:val="nil"/>
               <w:left w:val="nil"/>
-              <w:bottom w:val="single" w:sz="8" w:space="0" w:color="auto"/>
-              <w:right w:val="single" w:sz="8" w:space="0" w:color="auto"/>
+              <w:bottom w:val="single" w:color="auto" w:sz="8" w:space="0"/>
+              <w:right w:val="single" w:color="auto" w:sz="8" w:space="0"/>
             </w:tcBorders>
             <w:shd w:val="clear" w:color="auto" w:fill="auto"/>
             <w:tcMar>
@@ -11535,8 +11591,8 @@
             <w:tcBorders>
               <w:top w:val="nil"/>
               <w:left w:val="nil"/>
-              <w:bottom w:val="single" w:sz="8" w:space="0" w:color="auto"/>
-              <w:right w:val="single" w:sz="8" w:space="0" w:color="auto"/>
+              <w:bottom w:val="single" w:color="auto" w:sz="8" w:space="0"/>
+              <w:right w:val="single" w:color="auto" w:sz="8" w:space="0"/>
             </w:tcBorders>
             <w:shd w:val="clear" w:color="auto" w:fill="auto"/>
             <w:tcMar>
@@ -11567,8 +11623,8 @@
             <w:tcBorders>
               <w:top w:val="nil"/>
               <w:left w:val="nil"/>
-              <w:bottom w:val="single" w:sz="8" w:space="0" w:color="auto"/>
-              <w:right w:val="single" w:sz="8" w:space="0" w:color="auto"/>
+              <w:bottom w:val="single" w:color="auto" w:sz="8" w:space="0"/>
+              <w:right w:val="single" w:color="auto" w:sz="8" w:space="0"/>
             </w:tcBorders>
             <w:shd w:val="clear" w:color="auto" w:fill="auto"/>
             <w:tcMar>
@@ -11599,8 +11655,8 @@
             <w:tcBorders>
               <w:top w:val="nil"/>
               <w:left w:val="nil"/>
-              <w:bottom w:val="single" w:sz="8" w:space="0" w:color="auto"/>
-              <w:right w:val="single" w:sz="8" w:space="0" w:color="auto"/>
+              <w:bottom w:val="single" w:color="auto" w:sz="8" w:space="0"/>
+              <w:right w:val="single" w:color="auto" w:sz="8" w:space="0"/>
             </w:tcBorders>
             <w:shd w:val="clear" w:color="auto" w:fill="auto"/>
             <w:tcMar>
@@ -11628,8 +11684,6 @@
       </w:tr>
       <w:tr>
         <w:tblPrEx>
-          <w:tblW w:w="5000" w:type="pct"/>
-          <w:jc w:val="left"/>
           <w:tblCellMar>
             <w:top w:w="0" w:type="dxa"/>
             <w:left w:w="0" w:type="dxa"/>
@@ -11637,17 +11691,14 @@
             <w:right w:w="0" w:type="dxa"/>
           </w:tblCellMar>
         </w:tblPrEx>
-        <w:trPr>
-          <w:jc w:val="left"/>
-        </w:trPr>
         <w:tc>
           <w:tcPr>
             <w:tcW w:w="431" w:type="pct"/>
             <w:tcBorders>
               <w:top w:val="nil"/>
-              <w:left w:val="single" w:sz="8" w:space="0" w:color="auto"/>
-              <w:bottom w:val="single" w:sz="8" w:space="0" w:color="auto"/>
-              <w:right w:val="single" w:sz="8" w:space="0" w:color="auto"/>
+              <w:left w:val="single" w:color="auto" w:sz="8" w:space="0"/>
+              <w:bottom w:val="single" w:color="auto" w:sz="8" w:space="0"/>
+              <w:right w:val="single" w:color="auto" w:sz="8" w:space="0"/>
             </w:tcBorders>
             <w:shd w:val="clear" w:color="auto" w:fill="auto"/>
             <w:tcMar>
@@ -11678,8 +11729,8 @@
             <w:tcBorders>
               <w:top w:val="nil"/>
               <w:left w:val="nil"/>
-              <w:bottom w:val="single" w:sz="8" w:space="0" w:color="auto"/>
-              <w:right w:val="single" w:sz="8" w:space="0" w:color="auto"/>
+              <w:bottom w:val="single" w:color="auto" w:sz="8" w:space="0"/>
+              <w:right w:val="single" w:color="auto" w:sz="8" w:space="0"/>
             </w:tcBorders>
             <w:shd w:val="clear" w:color="auto" w:fill="auto"/>
             <w:tcMar>
@@ -11710,8 +11761,8 @@
             <w:tcBorders>
               <w:top w:val="nil"/>
               <w:left w:val="nil"/>
-              <w:bottom w:val="single" w:sz="8" w:space="0" w:color="auto"/>
-              <w:right w:val="single" w:sz="8" w:space="0" w:color="auto"/>
+              <w:bottom w:val="single" w:color="auto" w:sz="8" w:space="0"/>
+              <w:right w:val="single" w:color="auto" w:sz="8" w:space="0"/>
             </w:tcBorders>
             <w:shd w:val="clear" w:color="auto" w:fill="auto"/>
             <w:tcMar>
@@ -11741,8 +11792,8 @@
             <w:tcBorders>
               <w:top w:val="nil"/>
               <w:left w:val="nil"/>
-              <w:bottom w:val="single" w:sz="8" w:space="0" w:color="auto"/>
-              <w:right w:val="single" w:sz="8" w:space="0" w:color="auto"/>
+              <w:bottom w:val="single" w:color="auto" w:sz="8" w:space="0"/>
+              <w:right w:val="single" w:color="auto" w:sz="8" w:space="0"/>
             </w:tcBorders>
             <w:shd w:val="clear" w:color="auto" w:fill="auto"/>
             <w:tcMar>
@@ -11773,8 +11824,8 @@
             <w:tcBorders>
               <w:top w:val="nil"/>
               <w:left w:val="nil"/>
-              <w:bottom w:val="single" w:sz="8" w:space="0" w:color="auto"/>
-              <w:right w:val="single" w:sz="8" w:space="0" w:color="auto"/>
+              <w:bottom w:val="single" w:color="auto" w:sz="8" w:space="0"/>
+              <w:right w:val="single" w:color="auto" w:sz="8" w:space="0"/>
             </w:tcBorders>
             <w:shd w:val="clear" w:color="auto" w:fill="auto"/>
             <w:tcMar>
@@ -11805,8 +11856,8 @@
             <w:tcBorders>
               <w:top w:val="nil"/>
               <w:left w:val="nil"/>
-              <w:bottom w:val="single" w:sz="8" w:space="0" w:color="auto"/>
-              <w:right w:val="single" w:sz="8" w:space="0" w:color="auto"/>
+              <w:bottom w:val="single" w:color="auto" w:sz="8" w:space="0"/>
+              <w:right w:val="single" w:color="auto" w:sz="8" w:space="0"/>
             </w:tcBorders>
             <w:shd w:val="clear" w:color="auto" w:fill="auto"/>
             <w:tcMar>
@@ -11834,8 +11885,6 @@
       </w:tr>
       <w:tr>
         <w:tblPrEx>
-          <w:tblW w:w="5000" w:type="pct"/>
-          <w:jc w:val="left"/>
           <w:tblCellMar>
             <w:top w:w="0" w:type="dxa"/>
             <w:left w:w="0" w:type="dxa"/>
@@ -11843,17 +11892,14 @@
             <w:right w:w="0" w:type="dxa"/>
           </w:tblCellMar>
         </w:tblPrEx>
-        <w:trPr>
-          <w:jc w:val="left"/>
-        </w:trPr>
         <w:tc>
           <w:tcPr>
             <w:tcW w:w="431" w:type="pct"/>
             <w:tcBorders>
               <w:top w:val="nil"/>
-              <w:left w:val="single" w:sz="8" w:space="0" w:color="auto"/>
-              <w:bottom w:val="single" w:sz="8" w:space="0" w:color="auto"/>
-              <w:right w:val="single" w:sz="8" w:space="0" w:color="auto"/>
+              <w:left w:val="single" w:color="auto" w:sz="8" w:space="0"/>
+              <w:bottom w:val="single" w:color="auto" w:sz="8" w:space="0"/>
+              <w:right w:val="single" w:color="auto" w:sz="8" w:space="0"/>
             </w:tcBorders>
             <w:shd w:val="clear" w:color="auto" w:fill="auto"/>
             <w:tcMar>
@@ -11884,8 +11930,8 @@
             <w:tcBorders>
               <w:top w:val="nil"/>
               <w:left w:val="nil"/>
-              <w:bottom w:val="single" w:sz="8" w:space="0" w:color="auto"/>
-              <w:right w:val="single" w:sz="8" w:space="0" w:color="auto"/>
+              <w:bottom w:val="single" w:color="auto" w:sz="8" w:space="0"/>
+              <w:right w:val="single" w:color="auto" w:sz="8" w:space="0"/>
             </w:tcBorders>
             <w:shd w:val="clear" w:color="auto" w:fill="auto"/>
             <w:tcMar>
@@ -11916,8 +11962,8 @@
             <w:tcBorders>
               <w:top w:val="nil"/>
               <w:left w:val="nil"/>
-              <w:bottom w:val="single" w:sz="8" w:space="0" w:color="auto"/>
-              <w:right w:val="single" w:sz="8" w:space="0" w:color="auto"/>
+              <w:bottom w:val="single" w:color="auto" w:sz="8" w:space="0"/>
+              <w:right w:val="single" w:color="auto" w:sz="8" w:space="0"/>
             </w:tcBorders>
             <w:shd w:val="clear" w:color="auto" w:fill="auto"/>
             <w:tcMar>
@@ -11947,8 +11993,8 @@
             <w:tcBorders>
               <w:top w:val="nil"/>
               <w:left w:val="nil"/>
-              <w:bottom w:val="single" w:sz="8" w:space="0" w:color="auto"/>
-              <w:right w:val="single" w:sz="8" w:space="0" w:color="auto"/>
+              <w:bottom w:val="single" w:color="auto" w:sz="8" w:space="0"/>
+              <w:right w:val="single" w:color="auto" w:sz="8" w:space="0"/>
             </w:tcBorders>
             <w:shd w:val="clear" w:color="auto" w:fill="auto"/>
             <w:tcMar>
@@ -11979,8 +12025,8 @@
             <w:tcBorders>
               <w:top w:val="nil"/>
               <w:left w:val="nil"/>
-              <w:bottom w:val="single" w:sz="8" w:space="0" w:color="auto"/>
-              <w:right w:val="single" w:sz="8" w:space="0" w:color="auto"/>
+              <w:bottom w:val="single" w:color="auto" w:sz="8" w:space="0"/>
+              <w:right w:val="single" w:color="auto" w:sz="8" w:space="0"/>
             </w:tcBorders>
             <w:shd w:val="clear" w:color="auto" w:fill="auto"/>
             <w:tcMar>
@@ -12011,8 +12057,8 @@
             <w:tcBorders>
               <w:top w:val="nil"/>
               <w:left w:val="nil"/>
-              <w:bottom w:val="single" w:sz="8" w:space="0" w:color="auto"/>
-              <w:right w:val="single" w:sz="8" w:space="0" w:color="auto"/>
+              <w:bottom w:val="single" w:color="auto" w:sz="8" w:space="0"/>
+              <w:right w:val="single" w:color="auto" w:sz="8" w:space="0"/>
             </w:tcBorders>
             <w:shd w:val="clear" w:color="auto" w:fill="auto"/>
             <w:tcMar>
@@ -12040,8 +12086,6 @@
       </w:tr>
       <w:tr>
         <w:tblPrEx>
-          <w:tblW w:w="5000" w:type="pct"/>
-          <w:jc w:val="left"/>
           <w:tblCellMar>
             <w:top w:w="0" w:type="dxa"/>
             <w:left w:w="0" w:type="dxa"/>
@@ -12049,17 +12093,14 @@
             <w:right w:w="0" w:type="dxa"/>
           </w:tblCellMar>
         </w:tblPrEx>
-        <w:trPr>
-          <w:jc w:val="left"/>
-        </w:trPr>
         <w:tc>
           <w:tcPr>
             <w:tcW w:w="431" w:type="pct"/>
             <w:tcBorders>
               <w:top w:val="nil"/>
-              <w:left w:val="single" w:sz="8" w:space="0" w:color="auto"/>
-              <w:bottom w:val="single" w:sz="8" w:space="0" w:color="auto"/>
-              <w:right w:val="single" w:sz="8" w:space="0" w:color="auto"/>
+              <w:left w:val="single" w:color="auto" w:sz="8" w:space="0"/>
+              <w:bottom w:val="single" w:color="auto" w:sz="8" w:space="0"/>
+              <w:right w:val="single" w:color="auto" w:sz="8" w:space="0"/>
             </w:tcBorders>
             <w:shd w:val="clear" w:color="auto" w:fill="auto"/>
             <w:tcMar>
@@ -12090,8 +12131,8 @@
             <w:tcBorders>
               <w:top w:val="nil"/>
               <w:left w:val="nil"/>
-              <w:bottom w:val="single" w:sz="8" w:space="0" w:color="auto"/>
-              <w:right w:val="single" w:sz="8" w:space="0" w:color="auto"/>
+              <w:bottom w:val="single" w:color="auto" w:sz="8" w:space="0"/>
+              <w:right w:val="single" w:color="auto" w:sz="8" w:space="0"/>
             </w:tcBorders>
             <w:shd w:val="clear" w:color="auto" w:fill="auto"/>
             <w:tcMar>
@@ -12122,8 +12163,8 @@
             <w:tcBorders>
               <w:top w:val="nil"/>
               <w:left w:val="nil"/>
-              <w:bottom w:val="single" w:sz="8" w:space="0" w:color="auto"/>
-              <w:right w:val="single" w:sz="8" w:space="0" w:color="auto"/>
+              <w:bottom w:val="single" w:color="auto" w:sz="8" w:space="0"/>
+              <w:right w:val="single" w:color="auto" w:sz="8" w:space="0"/>
             </w:tcBorders>
             <w:shd w:val="clear" w:color="auto" w:fill="auto"/>
             <w:tcMar>
@@ -12153,8 +12194,8 @@
             <w:tcBorders>
               <w:top w:val="nil"/>
               <w:left w:val="nil"/>
-              <w:bottom w:val="single" w:sz="8" w:space="0" w:color="auto"/>
-              <w:right w:val="single" w:sz="8" w:space="0" w:color="auto"/>
+              <w:bottom w:val="single" w:color="auto" w:sz="8" w:space="0"/>
+              <w:right w:val="single" w:color="auto" w:sz="8" w:space="0"/>
             </w:tcBorders>
             <w:shd w:val="clear" w:color="auto" w:fill="auto"/>
             <w:tcMar>
@@ -12185,8 +12226,8 @@
             <w:tcBorders>
               <w:top w:val="nil"/>
               <w:left w:val="nil"/>
-              <w:bottom w:val="single" w:sz="8" w:space="0" w:color="auto"/>
-              <w:right w:val="single" w:sz="8" w:space="0" w:color="auto"/>
+              <w:bottom w:val="single" w:color="auto" w:sz="8" w:space="0"/>
+              <w:right w:val="single" w:color="auto" w:sz="8" w:space="0"/>
             </w:tcBorders>
             <w:shd w:val="clear" w:color="auto" w:fill="auto"/>
             <w:tcMar>
@@ -12217,8 +12258,8 @@
             <w:tcBorders>
               <w:top w:val="nil"/>
               <w:left w:val="nil"/>
-              <w:bottom w:val="single" w:sz="8" w:space="0" w:color="auto"/>
-              <w:right w:val="single" w:sz="8" w:space="0" w:color="auto"/>
+              <w:bottom w:val="single" w:color="auto" w:sz="8" w:space="0"/>
+              <w:right w:val="single" w:color="auto" w:sz="8" w:space="0"/>
             </w:tcBorders>
             <w:shd w:val="clear" w:color="auto" w:fill="auto"/>
             <w:tcMar>
@@ -12246,8 +12287,6 @@
       </w:tr>
       <w:tr>
         <w:tblPrEx>
-          <w:tblW w:w="5000" w:type="pct"/>
-          <w:jc w:val="left"/>
           <w:tblCellMar>
             <w:top w:w="0" w:type="dxa"/>
             <w:left w:w="0" w:type="dxa"/>
@@ -12255,17 +12294,14 @@
             <w:right w:w="0" w:type="dxa"/>
           </w:tblCellMar>
         </w:tblPrEx>
-        <w:trPr>
-          <w:jc w:val="left"/>
-        </w:trPr>
         <w:tc>
           <w:tcPr>
             <w:tcW w:w="431" w:type="pct"/>
             <w:tcBorders>
               <w:top w:val="nil"/>
-              <w:left w:val="single" w:sz="8" w:space="0" w:color="auto"/>
-              <w:bottom w:val="single" w:sz="8" w:space="0" w:color="auto"/>
-              <w:right w:val="single" w:sz="8" w:space="0" w:color="auto"/>
+              <w:left w:val="single" w:color="auto" w:sz="8" w:space="0"/>
+              <w:bottom w:val="single" w:color="auto" w:sz="8" w:space="0"/>
+              <w:right w:val="single" w:color="auto" w:sz="8" w:space="0"/>
             </w:tcBorders>
             <w:shd w:val="clear" w:color="auto" w:fill="auto"/>
             <w:tcMar>
@@ -12296,8 +12332,8 @@
             <w:tcBorders>
               <w:top w:val="nil"/>
               <w:left w:val="nil"/>
-              <w:bottom w:val="single" w:sz="8" w:space="0" w:color="auto"/>
-              <w:right w:val="single" w:sz="8" w:space="0" w:color="auto"/>
+              <w:bottom w:val="single" w:color="auto" w:sz="8" w:space="0"/>
+              <w:right w:val="single" w:color="auto" w:sz="8" w:space="0"/>
             </w:tcBorders>
             <w:shd w:val="clear" w:color="auto" w:fill="auto"/>
             <w:tcMar>
@@ -12328,8 +12364,8 @@
             <w:tcBorders>
               <w:top w:val="nil"/>
               <w:left w:val="nil"/>
-              <w:bottom w:val="single" w:sz="8" w:space="0" w:color="auto"/>
-              <w:right w:val="single" w:sz="8" w:space="0" w:color="auto"/>
+              <w:bottom w:val="single" w:color="auto" w:sz="8" w:space="0"/>
+              <w:right w:val="single" w:color="auto" w:sz="8" w:space="0"/>
             </w:tcBorders>
             <w:shd w:val="clear" w:color="auto" w:fill="auto"/>
             <w:tcMar>
@@ -12359,8 +12395,8 @@
             <w:tcBorders>
               <w:top w:val="nil"/>
               <w:left w:val="nil"/>
-              <w:bottom w:val="single" w:sz="8" w:space="0" w:color="auto"/>
-              <w:right w:val="single" w:sz="8" w:space="0" w:color="auto"/>
+              <w:bottom w:val="single" w:color="auto" w:sz="8" w:space="0"/>
+              <w:right w:val="single" w:color="auto" w:sz="8" w:space="0"/>
             </w:tcBorders>
             <w:shd w:val="clear" w:color="auto" w:fill="auto"/>
             <w:tcMar>
@@ -12391,8 +12427,8 @@
             <w:tcBorders>
               <w:top w:val="nil"/>
               <w:left w:val="nil"/>
-              <w:bottom w:val="single" w:sz="8" w:space="0" w:color="auto"/>
-              <w:right w:val="single" w:sz="8" w:space="0" w:color="auto"/>
+              <w:bottom w:val="single" w:color="auto" w:sz="8" w:space="0"/>
+              <w:right w:val="single" w:color="auto" w:sz="8" w:space="0"/>
             </w:tcBorders>
             <w:shd w:val="clear" w:color="auto" w:fill="auto"/>
             <w:tcMar>
@@ -12423,8 +12459,8 @@
             <w:tcBorders>
               <w:top w:val="nil"/>
               <w:left w:val="nil"/>
-              <w:bottom w:val="single" w:sz="8" w:space="0" w:color="auto"/>
-              <w:right w:val="single" w:sz="8" w:space="0" w:color="auto"/>
+              <w:bottom w:val="single" w:color="auto" w:sz="8" w:space="0"/>
+              <w:right w:val="single" w:color="auto" w:sz="8" w:space="0"/>
             </w:tcBorders>
             <w:shd w:val="clear" w:color="auto" w:fill="auto"/>
             <w:tcMar>
@@ -12452,8 +12488,6 @@
       </w:tr>
       <w:tr>
         <w:tblPrEx>
-          <w:tblW w:w="5000" w:type="pct"/>
-          <w:jc w:val="left"/>
           <w:tblCellMar>
             <w:top w:w="0" w:type="dxa"/>
             <w:left w:w="0" w:type="dxa"/>
@@ -12461,17 +12495,14 @@
             <w:right w:w="0" w:type="dxa"/>
           </w:tblCellMar>
         </w:tblPrEx>
-        <w:trPr>
-          <w:jc w:val="left"/>
-        </w:trPr>
         <w:tc>
           <w:tcPr>
             <w:tcW w:w="431" w:type="pct"/>
             <w:tcBorders>
               <w:top w:val="nil"/>
-              <w:left w:val="single" w:sz="8" w:space="0" w:color="auto"/>
-              <w:bottom w:val="single" w:sz="8" w:space="0" w:color="auto"/>
-              <w:right w:val="single" w:sz="8" w:space="0" w:color="auto"/>
+              <w:left w:val="single" w:color="auto" w:sz="8" w:space="0"/>
+              <w:bottom w:val="single" w:color="auto" w:sz="8" w:space="0"/>
+              <w:right w:val="single" w:color="auto" w:sz="8" w:space="0"/>
             </w:tcBorders>
             <w:shd w:val="clear" w:color="auto" w:fill="auto"/>
             <w:tcMar>
@@ -12502,8 +12533,8 @@
             <w:tcBorders>
               <w:top w:val="nil"/>
               <w:left w:val="nil"/>
-              <w:bottom w:val="single" w:sz="8" w:space="0" w:color="auto"/>
-              <w:right w:val="single" w:sz="8" w:space="0" w:color="auto"/>
+              <w:bottom w:val="single" w:color="auto" w:sz="8" w:space="0"/>
+              <w:right w:val="single" w:color="auto" w:sz="8" w:space="0"/>
             </w:tcBorders>
             <w:shd w:val="clear" w:color="auto" w:fill="auto"/>
             <w:tcMar>
@@ -12534,8 +12565,8 @@
             <w:tcBorders>
               <w:top w:val="nil"/>
               <w:left w:val="nil"/>
-              <w:bottom w:val="single" w:sz="8" w:space="0" w:color="auto"/>
-              <w:right w:val="single" w:sz="8" w:space="0" w:color="auto"/>
+              <w:bottom w:val="single" w:color="auto" w:sz="8" w:space="0"/>
+              <w:right w:val="single" w:color="auto" w:sz="8" w:space="0"/>
             </w:tcBorders>
             <w:shd w:val="clear" w:color="auto" w:fill="auto"/>
             <w:tcMar>
@@ -12565,8 +12596,8 @@
             <w:tcBorders>
               <w:top w:val="nil"/>
               <w:left w:val="nil"/>
-              <w:bottom w:val="single" w:sz="8" w:space="0" w:color="auto"/>
-              <w:right w:val="single" w:sz="8" w:space="0" w:color="auto"/>
+              <w:bottom w:val="single" w:color="auto" w:sz="8" w:space="0"/>
+              <w:right w:val="single" w:color="auto" w:sz="8" w:space="0"/>
             </w:tcBorders>
             <w:shd w:val="clear" w:color="auto" w:fill="auto"/>
             <w:tcMar>
@@ -12597,8 +12628,8 @@
             <w:tcBorders>
               <w:top w:val="nil"/>
               <w:left w:val="nil"/>
-              <w:bottom w:val="single" w:sz="8" w:space="0" w:color="auto"/>
-              <w:right w:val="single" w:sz="8" w:space="0" w:color="auto"/>
+              <w:bottom w:val="single" w:color="auto" w:sz="8" w:space="0"/>
+              <w:right w:val="single" w:color="auto" w:sz="8" w:space="0"/>
             </w:tcBorders>
             <w:shd w:val="clear" w:color="auto" w:fill="auto"/>
             <w:tcMar>
@@ -12629,8 +12660,8 @@
             <w:tcBorders>
               <w:top w:val="nil"/>
               <w:left w:val="nil"/>
-              <w:bottom w:val="single" w:sz="8" w:space="0" w:color="auto"/>
-              <w:right w:val="single" w:sz="8" w:space="0" w:color="auto"/>
+              <w:bottom w:val="single" w:color="auto" w:sz="8" w:space="0"/>
+              <w:right w:val="single" w:color="auto" w:sz="8" w:space="0"/>
             </w:tcBorders>
             <w:shd w:val="clear" w:color="auto" w:fill="auto"/>
             <w:tcMar>
@@ -12658,8 +12689,6 @@
       </w:tr>
       <w:tr>
         <w:tblPrEx>
-          <w:tblW w:w="5000" w:type="pct"/>
-          <w:jc w:val="left"/>
           <w:tblCellMar>
             <w:top w:w="0" w:type="dxa"/>
             <w:left w:w="0" w:type="dxa"/>
@@ -12667,17 +12696,14 @@
             <w:right w:w="0" w:type="dxa"/>
           </w:tblCellMar>
         </w:tblPrEx>
-        <w:trPr>
-          <w:jc w:val="left"/>
-        </w:trPr>
         <w:tc>
           <w:tcPr>
             <w:tcW w:w="431" w:type="pct"/>
             <w:tcBorders>
               <w:top w:val="nil"/>
-              <w:left w:val="single" w:sz="8" w:space="0" w:color="auto"/>
-              <w:bottom w:val="single" w:sz="8" w:space="0" w:color="auto"/>
-              <w:right w:val="single" w:sz="8" w:space="0" w:color="auto"/>
+              <w:left w:val="single" w:color="auto" w:sz="8" w:space="0"/>
+              <w:bottom w:val="single" w:color="auto" w:sz="8" w:space="0"/>
+              <w:right w:val="single" w:color="auto" w:sz="8" w:space="0"/>
             </w:tcBorders>
             <w:shd w:val="clear" w:color="auto" w:fill="auto"/>
             <w:tcMar>
@@ -12708,8 +12734,8 @@
             <w:tcBorders>
               <w:top w:val="nil"/>
               <w:left w:val="nil"/>
-              <w:bottom w:val="single" w:sz="8" w:space="0" w:color="auto"/>
-              <w:right w:val="single" w:sz="8" w:space="0" w:color="auto"/>
+              <w:bottom w:val="single" w:color="auto" w:sz="8" w:space="0"/>
+              <w:right w:val="single" w:color="auto" w:sz="8" w:space="0"/>
             </w:tcBorders>
             <w:shd w:val="clear" w:color="auto" w:fill="auto"/>
             <w:tcMar>
@@ -12740,8 +12766,8 @@
             <w:tcBorders>
               <w:top w:val="nil"/>
               <w:left w:val="nil"/>
-              <w:bottom w:val="single" w:sz="8" w:space="0" w:color="auto"/>
-              <w:right w:val="single" w:sz="8" w:space="0" w:color="auto"/>
+              <w:bottom w:val="single" w:color="auto" w:sz="8" w:space="0"/>
+              <w:right w:val="single" w:color="auto" w:sz="8" w:space="0"/>
             </w:tcBorders>
             <w:shd w:val="clear" w:color="auto" w:fill="auto"/>
             <w:tcMar>
@@ -12771,8 +12797,8 @@
             <w:tcBorders>
               <w:top w:val="nil"/>
               <w:left w:val="nil"/>
-              <w:bottom w:val="single" w:sz="8" w:space="0" w:color="auto"/>
-              <w:right w:val="single" w:sz="8" w:space="0" w:color="auto"/>
+              <w:bottom w:val="single" w:color="auto" w:sz="8" w:space="0"/>
+              <w:right w:val="single" w:color="auto" w:sz="8" w:space="0"/>
             </w:tcBorders>
             <w:shd w:val="clear" w:color="auto" w:fill="auto"/>
             <w:tcMar>
@@ -12803,8 +12829,8 @@
             <w:tcBorders>
               <w:top w:val="nil"/>
               <w:left w:val="nil"/>
-              <w:bottom w:val="single" w:sz="8" w:space="0" w:color="auto"/>
-              <w:right w:val="single" w:sz="8" w:space="0" w:color="auto"/>
+              <w:bottom w:val="single" w:color="auto" w:sz="8" w:space="0"/>
+              <w:right w:val="single" w:color="auto" w:sz="8" w:space="0"/>
             </w:tcBorders>
             <w:shd w:val="clear" w:color="auto" w:fill="auto"/>
             <w:tcMar>
@@ -12835,8 +12861,8 @@
             <w:tcBorders>
               <w:top w:val="nil"/>
               <w:left w:val="nil"/>
-              <w:bottom w:val="single" w:sz="8" w:space="0" w:color="auto"/>
-              <w:right w:val="single" w:sz="8" w:space="0" w:color="auto"/>
+              <w:bottom w:val="single" w:color="auto" w:sz="8" w:space="0"/>
+              <w:right w:val="single" w:color="auto" w:sz="8" w:space="0"/>
             </w:tcBorders>
             <w:shd w:val="clear" w:color="auto" w:fill="auto"/>
             <w:tcMar>
@@ -12864,8 +12890,6 @@
       </w:tr>
       <w:tr>
         <w:tblPrEx>
-          <w:tblW w:w="5000" w:type="pct"/>
-          <w:jc w:val="left"/>
           <w:tblCellMar>
             <w:top w:w="0" w:type="dxa"/>
             <w:left w:w="0" w:type="dxa"/>
@@ -12873,17 +12897,14 @@
             <w:right w:w="0" w:type="dxa"/>
           </w:tblCellMar>
         </w:tblPrEx>
-        <w:trPr>
-          <w:jc w:val="left"/>
-        </w:trPr>
         <w:tc>
           <w:tcPr>
             <w:tcW w:w="431" w:type="pct"/>
             <w:tcBorders>
               <w:top w:val="nil"/>
-              <w:left w:val="single" w:sz="8" w:space="0" w:color="auto"/>
-              <w:bottom w:val="single" w:sz="8" w:space="0" w:color="auto"/>
-              <w:right w:val="single" w:sz="8" w:space="0" w:color="auto"/>
+              <w:left w:val="single" w:color="auto" w:sz="8" w:space="0"/>
+              <w:bottom w:val="single" w:color="auto" w:sz="8" w:space="0"/>
+              <w:right w:val="single" w:color="auto" w:sz="8" w:space="0"/>
             </w:tcBorders>
             <w:shd w:val="clear" w:color="auto" w:fill="auto"/>
             <w:tcMar>
@@ -12914,8 +12935,8 @@
             <w:tcBorders>
               <w:top w:val="nil"/>
               <w:left w:val="nil"/>
-              <w:bottom w:val="single" w:sz="8" w:space="0" w:color="auto"/>
-              <w:right w:val="single" w:sz="8" w:space="0" w:color="auto"/>
+              <w:bottom w:val="single" w:color="auto" w:sz="8" w:space="0"/>
+              <w:right w:val="single" w:color="auto" w:sz="8" w:space="0"/>
             </w:tcBorders>
             <w:shd w:val="clear" w:color="auto" w:fill="auto"/>
             <w:tcMar>
@@ -12946,8 +12967,8 @@
             <w:tcBorders>
               <w:top w:val="nil"/>
               <w:left w:val="nil"/>
-              <w:bottom w:val="single" w:sz="8" w:space="0" w:color="auto"/>
-              <w:right w:val="single" w:sz="8" w:space="0" w:color="auto"/>
+              <w:bottom w:val="single" w:color="auto" w:sz="8" w:space="0"/>
+              <w:right w:val="single" w:color="auto" w:sz="8" w:space="0"/>
             </w:tcBorders>
             <w:shd w:val="clear" w:color="auto" w:fill="auto"/>
             <w:tcMar>
@@ -12977,8 +12998,8 @@
             <w:tcBorders>
               <w:top w:val="nil"/>
               <w:left w:val="nil"/>
-              <w:bottom w:val="single" w:sz="8" w:space="0" w:color="auto"/>
-              <w:right w:val="single" w:sz="8" w:space="0" w:color="auto"/>
+              <w:bottom w:val="single" w:color="auto" w:sz="8" w:space="0"/>
+              <w:right w:val="single" w:color="auto" w:sz="8" w:space="0"/>
             </w:tcBorders>
             <w:shd w:val="clear" w:color="auto" w:fill="auto"/>
             <w:tcMar>
@@ -13009,8 +13030,8 @@
             <w:tcBorders>
               <w:top w:val="nil"/>
               <w:left w:val="nil"/>
-              <w:bottom w:val="single" w:sz="8" w:space="0" w:color="auto"/>
-              <w:right w:val="single" w:sz="8" w:space="0" w:color="auto"/>
+              <w:bottom w:val="single" w:color="auto" w:sz="8" w:space="0"/>
+              <w:right w:val="single" w:color="auto" w:sz="8" w:space="0"/>
             </w:tcBorders>
             <w:shd w:val="clear" w:color="auto" w:fill="auto"/>
             <w:tcMar>
@@ -13041,8 +13062,8 @@
             <w:tcBorders>
               <w:top w:val="nil"/>
               <w:left w:val="nil"/>
-              <w:bottom w:val="single" w:sz="8" w:space="0" w:color="auto"/>
-              <w:right w:val="single" w:sz="8" w:space="0" w:color="auto"/>
+              <w:bottom w:val="single" w:color="auto" w:sz="8" w:space="0"/>
+              <w:right w:val="single" w:color="auto" w:sz="8" w:space="0"/>
             </w:tcBorders>
             <w:shd w:val="clear" w:color="auto" w:fill="auto"/>
             <w:tcMar>
@@ -13070,8 +13091,6 @@
       </w:tr>
       <w:tr>
         <w:tblPrEx>
-          <w:tblW w:w="5000" w:type="pct"/>
-          <w:jc w:val="left"/>
           <w:tblCellMar>
             <w:top w:w="0" w:type="dxa"/>
             <w:left w:w="0" w:type="dxa"/>
@@ -13079,17 +13098,14 @@
             <w:right w:w="0" w:type="dxa"/>
           </w:tblCellMar>
         </w:tblPrEx>
-        <w:trPr>
-          <w:jc w:val="left"/>
-        </w:trPr>
         <w:tc>
           <w:tcPr>
             <w:tcW w:w="431" w:type="pct"/>
             <w:tcBorders>
               <w:top w:val="nil"/>
-              <w:left w:val="single" w:sz="8" w:space="0" w:color="auto"/>
-              <w:bottom w:val="single" w:sz="8" w:space="0" w:color="auto"/>
-              <w:right w:val="single" w:sz="8" w:space="0" w:color="auto"/>
+              <w:left w:val="single" w:color="auto" w:sz="8" w:space="0"/>
+              <w:bottom w:val="single" w:color="auto" w:sz="8" w:space="0"/>
+              <w:right w:val="single" w:color="auto" w:sz="8" w:space="0"/>
             </w:tcBorders>
             <w:shd w:val="clear" w:color="auto" w:fill="auto"/>
             <w:tcMar>
@@ -13122,8 +13138,8 @@
             <w:tcBorders>
               <w:top w:val="nil"/>
               <w:left w:val="nil"/>
-              <w:bottom w:val="single" w:sz="8" w:space="0" w:color="auto"/>
-              <w:right w:val="single" w:sz="8" w:space="0" w:color="auto"/>
+              <w:bottom w:val="single" w:color="auto" w:sz="8" w:space="0"/>
+              <w:right w:val="single" w:color="auto" w:sz="8" w:space="0"/>
             </w:tcBorders>
             <w:shd w:val="clear" w:color="auto" w:fill="auto"/>
             <w:tcMar>
@@ -13156,8 +13172,8 @@
             <w:tcBorders>
               <w:top w:val="nil"/>
               <w:left w:val="nil"/>
-              <w:bottom w:val="single" w:sz="8" w:space="0" w:color="auto"/>
-              <w:right w:val="single" w:sz="8" w:space="0" w:color="auto"/>
+              <w:bottom w:val="single" w:color="auto" w:sz="8" w:space="0"/>
+              <w:right w:val="single" w:color="auto" w:sz="8" w:space="0"/>
             </w:tcBorders>
             <w:shd w:val="clear" w:color="auto" w:fill="auto"/>
             <w:tcMar>
@@ -13189,8 +13205,8 @@
             <w:tcBorders>
               <w:top w:val="nil"/>
               <w:left w:val="nil"/>
-              <w:bottom w:val="single" w:sz="8" w:space="0" w:color="auto"/>
-              <w:right w:val="single" w:sz="8" w:space="0" w:color="auto"/>
+              <w:bottom w:val="single" w:color="auto" w:sz="8" w:space="0"/>
+              <w:right w:val="single" w:color="auto" w:sz="8" w:space="0"/>
             </w:tcBorders>
             <w:shd w:val="clear" w:color="auto" w:fill="auto"/>
             <w:tcMar>
@@ -13223,8 +13239,8 @@
             <w:tcBorders>
               <w:top w:val="nil"/>
               <w:left w:val="nil"/>
-              <w:bottom w:val="single" w:sz="8" w:space="0" w:color="auto"/>
-              <w:right w:val="single" w:sz="8" w:space="0" w:color="auto"/>
+              <w:bottom w:val="single" w:color="auto" w:sz="8" w:space="0"/>
+              <w:right w:val="single" w:color="auto" w:sz="8" w:space="0"/>
             </w:tcBorders>
             <w:shd w:val="clear" w:color="auto" w:fill="auto"/>
             <w:tcMar>
@@ -13257,8 +13273,8 @@
             <w:tcBorders>
               <w:top w:val="nil"/>
               <w:left w:val="nil"/>
-              <w:bottom w:val="single" w:sz="8" w:space="0" w:color="auto"/>
-              <w:right w:val="single" w:sz="8" w:space="0" w:color="auto"/>
+              <w:bottom w:val="single" w:color="auto" w:sz="8" w:space="0"/>
+              <w:right w:val="single" w:color="auto" w:sz="8" w:space="0"/>
             </w:tcBorders>
             <w:shd w:val="clear" w:color="auto" w:fill="auto"/>
             <w:tcMar>
@@ -13341,7 +13357,10 @@
     </w:p>
     <w:tbl>
       <w:tblPr>
-        <w:jc w:val="left"/>
+        <w:tblStyle w:val="3"/>
+        <w:tblW w:w="0" w:type="auto"/>
+        <w:tblInd w:w="0" w:type="dxa"/>
+        <w:tblLayout w:type="autofit"/>
         <w:tblCellMar>
           <w:top w:w="0" w:type="dxa"/>
           <w:left w:w="0" w:type="dxa"/>
@@ -13350,12 +13369,11 @@
         </w:tblCellMar>
       </w:tblPr>
       <w:tblGrid>
-        <w:gridCol w:w="4311"/>
-        <w:gridCol w:w="4329"/>
+        <w:gridCol w:w="4428"/>
+        <w:gridCol w:w="4428"/>
       </w:tblGrid>
       <w:tr>
         <w:tblPrEx>
-          <w:jc w:val="left"/>
           <w:tblCellMar>
             <w:top w:w="0" w:type="dxa"/>
             <w:left w:w="0" w:type="dxa"/>
@@ -13363,9 +13381,6 @@
             <w:right w:w="0" w:type="dxa"/>
           </w:tblCellMar>
         </w:tblPrEx>
-        <w:trPr>
-          <w:jc w:val="left"/>
-        </w:trPr>
         <w:tc>
           <w:tcPr>
             <w:tcW w:w="4428" w:type="dxa"/>
@@ -13390,7 +13405,7 @@
                 <w:iCs/>
                 <w:rtl w:val="0"/>
               </w:rPr>
-              <w:br/>
+              <w:br w:type="textWrapping"/>
             </w:r>
             <w:r>
               <w:rPr>
@@ -13410,7 +13425,7 @@
                 <w:iCs/>
                 <w:rtl w:val="0"/>
               </w:rPr>
-              <w:br/>
+              <w:br w:type="textWrapping"/>
             </w:r>
             <w:r>
               <w:rPr>
@@ -13424,7 +13439,7 @@
                 <w:sz w:val="16"/>
                 <w:rtl w:val="0"/>
               </w:rPr>
-              <w:br/>
+              <w:br w:type="textWrapping"/>
             </w:r>
             <w:r>
               <w:rPr>
@@ -13438,7 +13453,7 @@
                 <w:sz w:val="16"/>
                 <w:rtl w:val="0"/>
               </w:rPr>
-              <w:br/>
+              <w:br w:type="textWrapping"/>
             </w:r>
             <w:r>
               <w:rPr>
@@ -13478,7 +13493,7 @@
                 <w:iCs/>
                 <w:rtl w:val="0"/>
               </w:rPr>
-              <w:br/>
+              <w:br w:type="textWrapping"/>
             </w:r>
             <w:r>
               <w:rPr>
@@ -13523,7 +13538,10 @@
     </w:p>
     <w:tbl>
       <w:tblPr>
-        <w:jc w:val="left"/>
+        <w:tblStyle w:val="3"/>
+        <w:tblW w:w="0" w:type="auto"/>
+        <w:tblInd w:w="0" w:type="dxa"/>
+        <w:tblLayout w:type="autofit"/>
         <w:tblCellMar>
           <w:top w:w="0" w:type="dxa"/>
           <w:left w:w="0" w:type="dxa"/>
@@ -13532,12 +13550,11 @@
         </w:tblCellMar>
       </w:tblPr>
       <w:tblGrid>
-        <w:gridCol w:w="2916"/>
-        <w:gridCol w:w="5724"/>
+        <w:gridCol w:w="3348"/>
+        <w:gridCol w:w="5508"/>
       </w:tblGrid>
       <w:tr>
         <w:tblPrEx>
-          <w:jc w:val="left"/>
           <w:tblCellMar>
             <w:top w:w="0" w:type="dxa"/>
             <w:left w:w="0" w:type="dxa"/>
@@ -13545,9 +13562,6 @@
             <w:right w:w="0" w:type="dxa"/>
           </w:tblCellMar>
         </w:tblPrEx>
-        <w:trPr>
-          <w:jc w:val="left"/>
-        </w:trPr>
         <w:tc>
           <w:tcPr>
             <w:tcW w:w="3348" w:type="dxa"/>
@@ -13579,7 +13593,7 @@
                 <w:bCs/>
                 <w:rtl w:val="0"/>
               </w:rPr>
-              <w:br/>
+              <w:br w:type="textWrapping"/>
             </w:r>
             <w:r>
               <w:rPr>
@@ -13622,7 +13636,7 @@
                 <w:bCs/>
                 <w:rtl w:val="0"/>
               </w:rPr>
-              <w:br/>
+              <w:br w:type="textWrapping"/>
             </w:r>
             <w:r>
               <w:rPr>
@@ -13638,7 +13652,7 @@
                 <w:bCs/>
                 <w:rtl w:val="0"/>
               </w:rPr>
-              <w:br/>
+              <w:br w:type="textWrapping"/>
             </w:r>
             <w:r>
               <w:rPr>
@@ -13653,7 +13667,6 @@
       </w:tr>
       <w:tr>
         <w:tblPrEx>
-          <w:jc w:val="left"/>
           <w:tblCellMar>
             <w:top w:w="0" w:type="dxa"/>
             <w:left w:w="0" w:type="dxa"/>
@@ -13661,9 +13674,6 @@
             <w:right w:w="0" w:type="dxa"/>
           </w:tblCellMar>
         </w:tblPrEx>
-        <w:trPr>
-          <w:jc w:val="left"/>
-        </w:trPr>
         <w:tc>
           <w:tcPr>
             <w:tcW w:w="3348" w:type="dxa"/>
@@ -13691,7 +13701,7 @@
               <w:rPr>
                 <w:rtl w:val="0"/>
               </w:rPr>
-              <w:br/>
+              <w:br w:type="textWrapping"/>
             </w:r>
             <w:bookmarkStart w:id="107" w:name="chuong_pl3_name"/>
             <w:r>
@@ -13972,7 +13982,10 @@
     </w:p>
     <w:tbl>
       <w:tblPr>
-        <w:jc w:val="left"/>
+        <w:tblStyle w:val="3"/>
+        <w:tblW w:w="0" w:type="auto"/>
+        <w:tblInd w:w="0" w:type="dxa"/>
+        <w:tblLayout w:type="autofit"/>
         <w:tblCellMar>
           <w:top w:w="0" w:type="dxa"/>
           <w:left w:w="0" w:type="dxa"/>
@@ -13981,12 +13994,11 @@
         </w:tblCellMar>
       </w:tblPr>
       <w:tblGrid>
-        <w:gridCol w:w="4311"/>
-        <w:gridCol w:w="4329"/>
+        <w:gridCol w:w="4428"/>
+        <w:gridCol w:w="4428"/>
       </w:tblGrid>
       <w:tr>
         <w:tblPrEx>
-          <w:jc w:val="left"/>
           <w:tblCellMar>
             <w:top w:w="0" w:type="dxa"/>
             <w:left w:w="0" w:type="dxa"/>
@@ -13994,9 +14006,6 @@
             <w:right w:w="0" w:type="dxa"/>
           </w:tblCellMar>
         </w:tblPrEx>
-        <w:trPr>
-          <w:jc w:val="left"/>
-        </w:trPr>
         <w:tc>
           <w:tcPr>
             <w:tcW w:w="4428" w:type="dxa"/>
@@ -14021,7 +14030,7 @@
                 <w:iCs/>
                 <w:rtl w:val="0"/>
               </w:rPr>
-              <w:br/>
+              <w:br w:type="textWrapping"/>
             </w:r>
             <w:r>
               <w:rPr>
@@ -14041,7 +14050,7 @@
                 <w:iCs/>
                 <w:rtl w:val="0"/>
               </w:rPr>
-              <w:br/>
+              <w:br w:type="textWrapping"/>
             </w:r>
             <w:r>
               <w:rPr>
@@ -14055,7 +14064,7 @@
                 <w:sz w:val="16"/>
                 <w:rtl w:val="0"/>
               </w:rPr>
-              <w:br/>
+              <w:br w:type="textWrapping"/>
             </w:r>
             <w:r>
               <w:rPr>
@@ -14069,7 +14078,7 @@
                 <w:sz w:val="16"/>
                 <w:rtl w:val="0"/>
               </w:rPr>
-              <w:br/>
+              <w:br w:type="textWrapping"/>
             </w:r>
             <w:r>
               <w:rPr>
@@ -14109,7 +14118,7 @@
                 <w:iCs/>
                 <w:rtl w:val="0"/>
               </w:rPr>
-              <w:br/>
+              <w:br w:type="textWrapping"/>
             </w:r>
             <w:r>
               <w:rPr>
@@ -14152,8 +14161,10 @@
     </w:p>
     <w:tbl>
       <w:tblPr>
+        <w:tblStyle w:val="3"/>
         <w:tblW w:w="5000" w:type="pct"/>
-        <w:jc w:val="left"/>
+        <w:tblInd w:w="0" w:type="dxa"/>
+        <w:tblLayout w:type="autofit"/>
         <w:tblCellMar>
           <w:top w:w="0" w:type="dxa"/>
           <w:left w:w="0" w:type="dxa"/>
@@ -14162,19 +14173,17 @@
         </w:tblCellMar>
       </w:tblPr>
       <w:tblGrid>
-        <w:gridCol w:w="584"/>
-        <w:gridCol w:w="1192"/>
-        <w:gridCol w:w="1042"/>
-        <w:gridCol w:w="1180"/>
-        <w:gridCol w:w="1474"/>
-        <w:gridCol w:w="1267"/>
-        <w:gridCol w:w="1132"/>
-        <w:gridCol w:w="769"/>
+        <w:gridCol w:w="585"/>
+        <w:gridCol w:w="1195"/>
+        <w:gridCol w:w="1044"/>
+        <w:gridCol w:w="1183"/>
+        <w:gridCol w:w="1477"/>
+        <w:gridCol w:w="1270"/>
+        <w:gridCol w:w="1134"/>
+        <w:gridCol w:w="772"/>
       </w:tblGrid>
       <w:tr>
         <w:tblPrEx>
-          <w:tblW w:w="5000" w:type="pct"/>
-          <w:jc w:val="left"/>
           <w:tblCellMar>
             <w:top w:w="0" w:type="dxa"/>
             <w:left w:w="0" w:type="dxa"/>
@@ -14182,17 +14191,14 @@
             <w:right w:w="0" w:type="dxa"/>
           </w:tblCellMar>
         </w:tblPrEx>
-        <w:trPr>
-          <w:jc w:val="left"/>
-        </w:trPr>
         <w:tc>
           <w:tcPr>
             <w:tcW w:w="338" w:type="pct"/>
             <w:tcBorders>
-              <w:top w:val="single" w:sz="8" w:space="0" w:color="auto"/>
-              <w:left w:val="single" w:sz="8" w:space="0" w:color="auto"/>
-              <w:bottom w:val="single" w:sz="8" w:space="0" w:color="auto"/>
-              <w:right w:val="single" w:sz="8" w:space="0" w:color="auto"/>
+              <w:top w:val="single" w:color="auto" w:sz="8" w:space="0"/>
+              <w:left w:val="single" w:color="auto" w:sz="8" w:space="0"/>
+              <w:bottom w:val="single" w:color="auto" w:sz="8" w:space="0"/>
+              <w:right w:val="single" w:color="auto" w:sz="8" w:space="0"/>
             </w:tcBorders>
             <w:shd w:val="clear" w:color="auto" w:fill="auto"/>
             <w:tcMar>
@@ -14223,10 +14229,10 @@
           <w:tcPr>
             <w:tcW w:w="690" w:type="pct"/>
             <w:tcBorders>
-              <w:top w:val="single" w:sz="8" w:space="0" w:color="auto"/>
-              <w:left w:val="nil"/>
-              <w:bottom w:val="single" w:sz="8" w:space="0" w:color="auto"/>
-              <w:right w:val="single" w:sz="8" w:space="0" w:color="auto"/>
+              <w:top w:val="single" w:color="auto" w:sz="8" w:space="0"/>
+              <w:left w:val="nil"/>
+              <w:bottom w:val="single" w:color="auto" w:sz="8" w:space="0"/>
+              <w:right w:val="single" w:color="auto" w:sz="8" w:space="0"/>
             </w:tcBorders>
             <w:shd w:val="clear" w:color="auto" w:fill="auto"/>
             <w:tcMar>
@@ -14257,10 +14263,10 @@
           <w:tcPr>
             <w:tcW w:w="603" w:type="pct"/>
             <w:tcBorders>
-              <w:top w:val="single" w:sz="8" w:space="0" w:color="auto"/>
-              <w:left w:val="nil"/>
-              <w:bottom w:val="single" w:sz="8" w:space="0" w:color="auto"/>
-              <w:right w:val="single" w:sz="8" w:space="0" w:color="auto"/>
+              <w:top w:val="single" w:color="auto" w:sz="8" w:space="0"/>
+              <w:left w:val="nil"/>
+              <w:bottom w:val="single" w:color="auto" w:sz="8" w:space="0"/>
+              <w:right w:val="single" w:color="auto" w:sz="8" w:space="0"/>
             </w:tcBorders>
             <w:shd w:val="clear" w:color="auto" w:fill="auto"/>
             <w:tcMar>
@@ -14291,10 +14297,10 @@
           <w:tcPr>
             <w:tcW w:w="683" w:type="pct"/>
             <w:tcBorders>
-              <w:top w:val="single" w:sz="8" w:space="0" w:color="auto"/>
-              <w:left w:val="nil"/>
-              <w:bottom w:val="single" w:sz="8" w:space="0" w:color="auto"/>
-              <w:right w:val="single" w:sz="8" w:space="0" w:color="auto"/>
+              <w:top w:val="single" w:color="auto" w:sz="8" w:space="0"/>
+              <w:left w:val="nil"/>
+              <w:bottom w:val="single" w:color="auto" w:sz="8" w:space="0"/>
+              <w:right w:val="single" w:color="auto" w:sz="8" w:space="0"/>
             </w:tcBorders>
             <w:shd w:val="clear" w:color="auto" w:fill="auto"/>
             <w:tcMar>
@@ -14325,10 +14331,10 @@
           <w:tcPr>
             <w:tcW w:w="853" w:type="pct"/>
             <w:tcBorders>
-              <w:top w:val="single" w:sz="8" w:space="0" w:color="auto"/>
-              <w:left w:val="nil"/>
-              <w:bottom w:val="single" w:sz="8" w:space="0" w:color="auto"/>
-              <w:right w:val="single" w:sz="8" w:space="0" w:color="auto"/>
+              <w:top w:val="single" w:color="auto" w:sz="8" w:space="0"/>
+              <w:left w:val="nil"/>
+              <w:bottom w:val="single" w:color="auto" w:sz="8" w:space="0"/>
+              <w:right w:val="single" w:color="auto" w:sz="8" w:space="0"/>
             </w:tcBorders>
             <w:shd w:val="clear" w:color="auto" w:fill="auto"/>
             <w:tcMar>
@@ -14359,10 +14365,10 @@
           <w:tcPr>
             <w:tcW w:w="733" w:type="pct"/>
             <w:tcBorders>
-              <w:top w:val="single" w:sz="8" w:space="0" w:color="auto"/>
-              <w:left w:val="nil"/>
-              <w:bottom w:val="single" w:sz="8" w:space="0" w:color="auto"/>
-              <w:right w:val="single" w:sz="8" w:space="0" w:color="auto"/>
+              <w:top w:val="single" w:color="auto" w:sz="8" w:space="0"/>
+              <w:left w:val="nil"/>
+              <w:bottom w:val="single" w:color="auto" w:sz="8" w:space="0"/>
+              <w:right w:val="single" w:color="auto" w:sz="8" w:space="0"/>
             </w:tcBorders>
             <w:shd w:val="clear" w:color="auto" w:fill="auto"/>
             <w:tcMar>
@@ -14393,10 +14399,10 @@
           <w:tcPr>
             <w:tcW w:w="655" w:type="pct"/>
             <w:tcBorders>
-              <w:top w:val="single" w:sz="8" w:space="0" w:color="auto"/>
-              <w:left w:val="nil"/>
-              <w:bottom w:val="single" w:sz="8" w:space="0" w:color="auto"/>
-              <w:right w:val="single" w:sz="8" w:space="0" w:color="auto"/>
+              <w:top w:val="single" w:color="auto" w:sz="8" w:space="0"/>
+              <w:left w:val="nil"/>
+              <w:bottom w:val="single" w:color="auto" w:sz="8" w:space="0"/>
+              <w:right w:val="single" w:color="auto" w:sz="8" w:space="0"/>
             </w:tcBorders>
             <w:shd w:val="clear" w:color="auto" w:fill="auto"/>
             <w:tcMar>
@@ -14427,10 +14433,10 @@
           <w:tcPr>
             <w:tcW w:w="445" w:type="pct"/>
             <w:tcBorders>
-              <w:top w:val="single" w:sz="8" w:space="0" w:color="auto"/>
-              <w:left w:val="nil"/>
-              <w:bottom w:val="single" w:sz="8" w:space="0" w:color="auto"/>
-              <w:right w:val="single" w:sz="8" w:space="0" w:color="auto"/>
+              <w:top w:val="single" w:color="auto" w:sz="8" w:space="0"/>
+              <w:left w:val="nil"/>
+              <w:bottom w:val="single" w:color="auto" w:sz="8" w:space="0"/>
+              <w:right w:val="single" w:color="auto" w:sz="8" w:space="0"/>
             </w:tcBorders>
             <w:shd w:val="clear" w:color="auto" w:fill="auto"/>
             <w:tcMar>
@@ -14460,8 +14466,6 @@
       </w:tr>
       <w:tr>
         <w:tblPrEx>
-          <w:tblW w:w="5000" w:type="pct"/>
-          <w:jc w:val="left"/>
           <w:tblCellMar>
             <w:top w:w="0" w:type="dxa"/>
             <w:left w:w="0" w:type="dxa"/>
@@ -14469,17 +14473,14 @@
             <w:right w:w="0" w:type="dxa"/>
           </w:tblCellMar>
         </w:tblPrEx>
-        <w:trPr>
-          <w:jc w:val="left"/>
-        </w:trPr>
         <w:tc>
           <w:tcPr>
             <w:tcW w:w="338" w:type="pct"/>
             <w:tcBorders>
               <w:top w:val="nil"/>
-              <w:left w:val="single" w:sz="8" w:space="0" w:color="auto"/>
-              <w:bottom w:val="single" w:sz="8" w:space="0" w:color="auto"/>
-              <w:right w:val="single" w:sz="8" w:space="0" w:color="auto"/>
+              <w:left w:val="single" w:color="auto" w:sz="8" w:space="0"/>
+              <w:bottom w:val="single" w:color="auto" w:sz="8" w:space="0"/>
+              <w:right w:val="single" w:color="auto" w:sz="8" w:space="0"/>
             </w:tcBorders>
             <w:shd w:val="clear" w:color="auto" w:fill="auto"/>
             <w:tcMar>
@@ -14508,8 +14509,8 @@
             <w:tcBorders>
               <w:top w:val="nil"/>
               <w:left w:val="nil"/>
-              <w:bottom w:val="single" w:sz="8" w:space="0" w:color="auto"/>
-              <w:right w:val="single" w:sz="8" w:space="0" w:color="auto"/>
+              <w:bottom w:val="single" w:color="auto" w:sz="8" w:space="0"/>
+              <w:right w:val="single" w:color="auto" w:sz="8" w:space="0"/>
             </w:tcBorders>
             <w:shd w:val="clear" w:color="auto" w:fill="auto"/>
             <w:tcMar>
@@ -14538,8 +14539,8 @@
             <w:tcBorders>
               <w:top w:val="nil"/>
               <w:left w:val="nil"/>
-              <w:bottom w:val="single" w:sz="8" w:space="0" w:color="auto"/>
-              <w:right w:val="single" w:sz="8" w:space="0" w:color="auto"/>
+              <w:bottom w:val="single" w:color="auto" w:sz="8" w:space="0"/>
+              <w:right w:val="single" w:color="auto" w:sz="8" w:space="0"/>
             </w:tcBorders>
             <w:shd w:val="clear" w:color="auto" w:fill="auto"/>
             <w:tcMar>
@@ -14568,8 +14569,8 @@
             <w:tcBorders>
               <w:top w:val="nil"/>
               <w:left w:val="nil"/>
-              <w:bottom w:val="single" w:sz="8" w:space="0" w:color="auto"/>
-              <w:right w:val="single" w:sz="8" w:space="0" w:color="auto"/>
+              <w:bottom w:val="single" w:color="auto" w:sz="8" w:space="0"/>
+              <w:right w:val="single" w:color="auto" w:sz="8" w:space="0"/>
             </w:tcBorders>
             <w:shd w:val="clear" w:color="auto" w:fill="auto"/>
             <w:tcMar>
@@ -14598,8 +14599,8 @@
             <w:tcBorders>
               <w:top w:val="nil"/>
               <w:left w:val="nil"/>
-              <w:bottom w:val="single" w:sz="8" w:space="0" w:color="auto"/>
-              <w:right w:val="single" w:sz="8" w:space="0" w:color="auto"/>
+              <w:bottom w:val="single" w:color="auto" w:sz="8" w:space="0"/>
+              <w:right w:val="single" w:color="auto" w:sz="8" w:space="0"/>
             </w:tcBorders>
             <w:shd w:val="clear" w:color="auto" w:fill="auto"/>
             <w:tcMar>
@@ -14628,8 +14629,8 @@
             <w:tcBorders>
               <w:top w:val="nil"/>
               <w:left w:val="nil"/>
-              <w:bottom w:val="single" w:sz="8" w:space="0" w:color="auto"/>
-              <w:right w:val="single" w:sz="8" w:space="0" w:color="auto"/>
+              <w:bottom w:val="single" w:color="auto" w:sz="8" w:space="0"/>
+              <w:right w:val="single" w:color="auto" w:sz="8" w:space="0"/>
             </w:tcBorders>
             <w:shd w:val="clear" w:color="auto" w:fill="auto"/>
             <w:tcMar>
@@ -14658,8 +14659,8 @@
             <w:tcBorders>
               <w:top w:val="nil"/>
               <w:left w:val="nil"/>
-              <w:bottom w:val="single" w:sz="8" w:space="0" w:color="auto"/>
-              <w:right w:val="single" w:sz="8" w:space="0" w:color="auto"/>
+              <w:bottom w:val="single" w:color="auto" w:sz="8" w:space="0"/>
+              <w:right w:val="single" w:color="auto" w:sz="8" w:space="0"/>
             </w:tcBorders>
             <w:shd w:val="clear" w:color="auto" w:fill="auto"/>
             <w:tcMar>
@@ -14688,8 +14689,8 @@
             <w:tcBorders>
               <w:top w:val="nil"/>
               <w:left w:val="nil"/>
-              <w:bottom w:val="single" w:sz="8" w:space="0" w:color="auto"/>
-              <w:right w:val="single" w:sz="8" w:space="0" w:color="auto"/>
+              <w:bottom w:val="single" w:color="auto" w:sz="8" w:space="0"/>
+              <w:right w:val="single" w:color="auto" w:sz="8" w:space="0"/>
             </w:tcBorders>
             <w:shd w:val="clear" w:color="auto" w:fill="auto"/>
             <w:tcMar>
@@ -14715,8 +14716,6 @@
       </w:tr>
       <w:tr>
         <w:tblPrEx>
-          <w:tblW w:w="5000" w:type="pct"/>
-          <w:jc w:val="left"/>
           <w:tblCellMar>
             <w:top w:w="0" w:type="dxa"/>
             <w:left w:w="0" w:type="dxa"/>
@@ -14724,17 +14723,14 @@
             <w:right w:w="0" w:type="dxa"/>
           </w:tblCellMar>
         </w:tblPrEx>
-        <w:trPr>
-          <w:jc w:val="left"/>
-        </w:trPr>
         <w:tc>
           <w:tcPr>
             <w:tcW w:w="338" w:type="pct"/>
             <w:tcBorders>
               <w:top w:val="nil"/>
-              <w:left w:val="single" w:sz="8" w:space="0" w:color="auto"/>
-              <w:bottom w:val="single" w:sz="8" w:space="0" w:color="auto"/>
-              <w:right w:val="single" w:sz="8" w:space="0" w:color="auto"/>
+              <w:left w:val="single" w:color="auto" w:sz="8" w:space="0"/>
+              <w:bottom w:val="single" w:color="auto" w:sz="8" w:space="0"/>
+              <w:right w:val="single" w:color="auto" w:sz="8" w:space="0"/>
             </w:tcBorders>
             <w:shd w:val="clear" w:color="auto" w:fill="auto"/>
             <w:tcMar>
@@ -14763,8 +14759,8 @@
             <w:tcBorders>
               <w:top w:val="nil"/>
               <w:left w:val="nil"/>
-              <w:bottom w:val="single" w:sz="8" w:space="0" w:color="auto"/>
-              <w:right w:val="single" w:sz="8" w:space="0" w:color="auto"/>
+              <w:bottom w:val="single" w:color="auto" w:sz="8" w:space="0"/>
+              <w:right w:val="single" w:color="auto" w:sz="8" w:space="0"/>
             </w:tcBorders>
             <w:shd w:val="clear" w:color="auto" w:fill="auto"/>
             <w:tcMar>
@@ -14793,8 +14789,8 @@
             <w:tcBorders>
               <w:top w:val="nil"/>
               <w:left w:val="nil"/>
-              <w:bottom w:val="single" w:sz="8" w:space="0" w:color="auto"/>
-              <w:right w:val="single" w:sz="8" w:space="0" w:color="auto"/>
+              <w:bottom w:val="single" w:color="auto" w:sz="8" w:space="0"/>
+              <w:right w:val="single" w:color="auto" w:sz="8" w:space="0"/>
             </w:tcBorders>
             <w:shd w:val="clear" w:color="auto" w:fill="auto"/>
             <w:tcMar>
@@ -14823,8 +14819,8 @@
             <w:tcBorders>
               <w:top w:val="nil"/>
               <w:left w:val="nil"/>
-              <w:bottom w:val="single" w:sz="8" w:space="0" w:color="auto"/>
-              <w:right w:val="single" w:sz="8" w:space="0" w:color="auto"/>
+              <w:bottom w:val="single" w:color="auto" w:sz="8" w:space="0"/>
+              <w:right w:val="single" w:color="auto" w:sz="8" w:space="0"/>
             </w:tcBorders>
             <w:shd w:val="clear" w:color="auto" w:fill="auto"/>
             <w:tcMar>
@@ -14853,8 +14849,8 @@
             <w:tcBorders>
               <w:top w:val="nil"/>
               <w:left w:val="nil"/>
-              <w:bottom w:val="single" w:sz="8" w:space="0" w:color="auto"/>
-              <w:right w:val="single" w:sz="8" w:space="0" w:color="auto"/>
+              <w:bottom w:val="single" w:color="auto" w:sz="8" w:space="0"/>
+              <w:right w:val="single" w:color="auto" w:sz="8" w:space="0"/>
             </w:tcBorders>
             <w:shd w:val="clear" w:color="auto" w:fill="auto"/>
             <w:tcMar>
@@ -14883,8 +14879,8 @@
             <w:tcBorders>
               <w:top w:val="nil"/>
               <w:left w:val="nil"/>
-              <w:bottom w:val="single" w:sz="8" w:space="0" w:color="auto"/>
-              <w:right w:val="single" w:sz="8" w:space="0" w:color="auto"/>
+              <w:bottom w:val="single" w:color="auto" w:sz="8" w:space="0"/>
+              <w:right w:val="single" w:color="auto" w:sz="8" w:space="0"/>
             </w:tcBorders>
             <w:shd w:val="clear" w:color="auto" w:fill="auto"/>
             <w:tcMar>
@@ -14913,8 +14909,8 @@
             <w:tcBorders>
               <w:top w:val="nil"/>
               <w:left w:val="nil"/>
-              <w:bottom w:val="single" w:sz="8" w:space="0" w:color="auto"/>
-              <w:right w:val="single" w:sz="8" w:space="0" w:color="auto"/>
+              <w:bottom w:val="single" w:color="auto" w:sz="8" w:space="0"/>
+              <w:right w:val="single" w:color="auto" w:sz="8" w:space="0"/>
             </w:tcBorders>
             <w:shd w:val="clear" w:color="auto" w:fill="auto"/>
             <w:tcMar>
@@ -14943,8 +14939,8 @@
             <w:tcBorders>
               <w:top w:val="nil"/>
               <w:left w:val="nil"/>
-              <w:bottom w:val="single" w:sz="8" w:space="0" w:color="auto"/>
-              <w:right w:val="single" w:sz="8" w:space="0" w:color="auto"/>
+              <w:bottom w:val="single" w:color="auto" w:sz="8" w:space="0"/>
+              <w:right w:val="single" w:color="auto" w:sz="8" w:space="0"/>
             </w:tcBorders>
             <w:shd w:val="clear" w:color="auto" w:fill="auto"/>
             <w:tcMar>
@@ -14970,8 +14966,6 @@
       </w:tr>
       <w:tr>
         <w:tblPrEx>
-          <w:tblW w:w="5000" w:type="pct"/>
-          <w:jc w:val="left"/>
           <w:tblCellMar>
             <w:top w:w="0" w:type="dxa"/>
             <w:left w:w="0" w:type="dxa"/>
@@ -14979,17 +14973,14 @@
             <w:right w:w="0" w:type="dxa"/>
           </w:tblCellMar>
         </w:tblPrEx>
-        <w:trPr>
-          <w:jc w:val="left"/>
-        </w:trPr>
         <w:tc>
           <w:tcPr>
             <w:tcW w:w="338" w:type="pct"/>
             <w:tcBorders>
               <w:top w:val="nil"/>
-              <w:left w:val="single" w:sz="8" w:space="0" w:color="auto"/>
-              <w:bottom w:val="single" w:sz="8" w:space="0" w:color="auto"/>
-              <w:right w:val="single" w:sz="8" w:space="0" w:color="auto"/>
+              <w:left w:val="single" w:color="auto" w:sz="8" w:space="0"/>
+              <w:bottom w:val="single" w:color="auto" w:sz="8" w:space="0"/>
+              <w:right w:val="single" w:color="auto" w:sz="8" w:space="0"/>
             </w:tcBorders>
             <w:shd w:val="clear" w:color="auto" w:fill="auto"/>
             <w:tcMar>
@@ -15018,8 +15009,8 @@
             <w:tcBorders>
               <w:top w:val="nil"/>
               <w:left w:val="nil"/>
-              <w:bottom w:val="single" w:sz="8" w:space="0" w:color="auto"/>
-              <w:right w:val="single" w:sz="8" w:space="0" w:color="auto"/>
+              <w:bottom w:val="single" w:color="auto" w:sz="8" w:space="0"/>
+              <w:right w:val="single" w:color="auto" w:sz="8" w:space="0"/>
             </w:tcBorders>
             <w:shd w:val="clear" w:color="auto" w:fill="auto"/>
             <w:tcMar>
@@ -15048,8 +15039,8 @@
             <w:tcBorders>
               <w:top w:val="nil"/>
               <w:left w:val="nil"/>
-              <w:bottom w:val="single" w:sz="8" w:space="0" w:color="auto"/>
-              <w:right w:val="single" w:sz="8" w:space="0" w:color="auto"/>
+              <w:bottom w:val="single" w:color="auto" w:sz="8" w:space="0"/>
+              <w:right w:val="single" w:color="auto" w:sz="8" w:space="0"/>
             </w:tcBorders>
             <w:shd w:val="clear" w:color="auto" w:fill="auto"/>
             <w:tcMar>
@@ -15078,8 +15069,8 @@
             <w:tcBorders>
               <w:top w:val="nil"/>
               <w:left w:val="nil"/>
-              <w:bottom w:val="single" w:sz="8" w:space="0" w:color="auto"/>
-              <w:right w:val="single" w:sz="8" w:space="0" w:color="auto"/>
+              <w:bottom w:val="single" w:color="auto" w:sz="8" w:space="0"/>
+              <w:right w:val="single" w:color="auto" w:sz="8" w:space="0"/>
             </w:tcBorders>
             <w:shd w:val="clear" w:color="auto" w:fill="auto"/>
             <w:tcMar>
@@ -15108,8 +15099,8 @@
             <w:tcBorders>
               <w:top w:val="nil"/>
               <w:left w:val="nil"/>
-              <w:bottom w:val="single" w:sz="8" w:space="0" w:color="auto"/>
-              <w:right w:val="single" w:sz="8" w:space="0" w:color="auto"/>
+              <w:bottom w:val="single" w:color="auto" w:sz="8" w:space="0"/>
+              <w:right w:val="single" w:color="auto" w:sz="8" w:space="0"/>
             </w:tcBorders>
             <w:shd w:val="clear" w:color="auto" w:fill="auto"/>
             <w:tcMar>
@@ -15138,8 +15129,8 @@
             <w:tcBorders>
               <w:top w:val="nil"/>
               <w:left w:val="nil"/>
-              <w:bottom w:val="single" w:sz="8" w:space="0" w:color="auto"/>
-              <w:right w:val="single" w:sz="8" w:space="0" w:color="auto"/>
+              <w:bottom w:val="single" w:color="auto" w:sz="8" w:space="0"/>
+              <w:right w:val="single" w:color="auto" w:sz="8" w:space="0"/>
             </w:tcBorders>
             <w:shd w:val="clear" w:color="auto" w:fill="auto"/>
             <w:tcMar>
@@ -15168,8 +15159,8 @@
             <w:tcBorders>
               <w:top w:val="nil"/>
               <w:left w:val="nil"/>
-              <w:bottom w:val="single" w:sz="8" w:space="0" w:color="auto"/>
-              <w:right w:val="single" w:sz="8" w:space="0" w:color="auto"/>
+              <w:bottom w:val="single" w:color="auto" w:sz="8" w:space="0"/>
+              <w:right w:val="single" w:color="auto" w:sz="8" w:space="0"/>
             </w:tcBorders>
             <w:shd w:val="clear" w:color="auto" w:fill="auto"/>
             <w:tcMar>
@@ -15198,8 +15189,8 @@
             <w:tcBorders>
               <w:top w:val="nil"/>
               <w:left w:val="nil"/>
-              <w:bottom w:val="single" w:sz="8" w:space="0" w:color="auto"/>
-              <w:right w:val="single" w:sz="8" w:space="0" w:color="auto"/>
+              <w:bottom w:val="single" w:color="auto" w:sz="8" w:space="0"/>
+              <w:right w:val="single" w:color="auto" w:sz="8" w:space="0"/>
             </w:tcBorders>
             <w:shd w:val="clear" w:color="auto" w:fill="auto"/>
             <w:tcMar>
@@ -15225,8 +15216,6 @@
       </w:tr>
       <w:tr>
         <w:tblPrEx>
-          <w:tblW w:w="5000" w:type="pct"/>
-          <w:jc w:val="left"/>
           <w:tblCellMar>
             <w:top w:w="0" w:type="dxa"/>
             <w:left w:w="0" w:type="dxa"/>
@@ -15234,17 +15223,14 @@
             <w:right w:w="0" w:type="dxa"/>
           </w:tblCellMar>
         </w:tblPrEx>
-        <w:trPr>
-          <w:jc w:val="left"/>
-        </w:trPr>
         <w:tc>
           <w:tcPr>
             <w:tcW w:w="338" w:type="pct"/>
             <w:tcBorders>
               <w:top w:val="nil"/>
-              <w:left w:val="single" w:sz="8" w:space="0" w:color="auto"/>
-              <w:bottom w:val="single" w:sz="8" w:space="0" w:color="auto"/>
-              <w:right w:val="single" w:sz="8" w:space="0" w:color="auto"/>
+              <w:left w:val="single" w:color="auto" w:sz="8" w:space="0"/>
+              <w:bottom w:val="single" w:color="auto" w:sz="8" w:space="0"/>
+              <w:right w:val="single" w:color="auto" w:sz="8" w:space="0"/>
             </w:tcBorders>
             <w:shd w:val="clear" w:color="auto" w:fill="auto"/>
             <w:tcMar>
@@ -15273,8 +15259,8 @@
             <w:tcBorders>
               <w:top w:val="nil"/>
               <w:left w:val="nil"/>
-              <w:bottom w:val="single" w:sz="8" w:space="0" w:color="auto"/>
-              <w:right w:val="single" w:sz="8" w:space="0" w:color="auto"/>
+              <w:bottom w:val="single" w:color="auto" w:sz="8" w:space="0"/>
+              <w:right w:val="single" w:color="auto" w:sz="8" w:space="0"/>
             </w:tcBorders>
             <w:shd w:val="clear" w:color="auto" w:fill="auto"/>
             <w:tcMar>
@@ -15303,8 +15289,8 @@
             <w:tcBorders>
               <w:top w:val="nil"/>
               <w:left w:val="nil"/>
-              <w:bottom w:val="single" w:sz="8" w:space="0" w:color="auto"/>
-              <w:right w:val="single" w:sz="8" w:space="0" w:color="auto"/>
+              <w:bottom w:val="single" w:color="auto" w:sz="8" w:space="0"/>
+              <w:right w:val="single" w:color="auto" w:sz="8" w:space="0"/>
             </w:tcBorders>
             <w:shd w:val="clear" w:color="auto" w:fill="auto"/>
             <w:tcMar>
@@ -15333,8 +15319,8 @@
             <w:tcBorders>
               <w:top w:val="nil"/>
               <w:left w:val="nil"/>
-              <w:bottom w:val="single" w:sz="8" w:space="0" w:color="auto"/>
-              <w:right w:val="single" w:sz="8" w:space="0" w:color="auto"/>
+              <w:bottom w:val="single" w:color="auto" w:sz="8" w:space="0"/>
+              <w:right w:val="single" w:color="auto" w:sz="8" w:space="0"/>
             </w:tcBorders>
             <w:shd w:val="clear" w:color="auto" w:fill="auto"/>
             <w:tcMar>
@@ -15363,8 +15349,8 @@
             <w:tcBorders>
               <w:top w:val="nil"/>
               <w:left w:val="nil"/>
-              <w:bottom w:val="single" w:sz="8" w:space="0" w:color="auto"/>
-              <w:right w:val="single" w:sz="8" w:space="0" w:color="auto"/>
+              <w:bottom w:val="single" w:color="auto" w:sz="8" w:space="0"/>
+              <w:right w:val="single" w:color="auto" w:sz="8" w:space="0"/>
             </w:tcBorders>
             <w:shd w:val="clear" w:color="auto" w:fill="auto"/>
             <w:tcMar>
@@ -15393,8 +15379,8 @@
             <w:tcBorders>
               <w:top w:val="nil"/>
               <w:left w:val="nil"/>
-              <w:bottom w:val="single" w:sz="8" w:space="0" w:color="auto"/>
-              <w:right w:val="single" w:sz="8" w:space="0" w:color="auto"/>
+              <w:bottom w:val="single" w:color="auto" w:sz="8" w:space="0"/>
+              <w:right w:val="single" w:color="auto" w:sz="8" w:space="0"/>
             </w:tcBorders>
             <w:shd w:val="clear" w:color="auto" w:fill="auto"/>
             <w:tcMar>
@@ -15423,8 +15409,8 @@
             <w:tcBorders>
               <w:top w:val="nil"/>
               <w:left w:val="nil"/>
-              <w:bottom w:val="single" w:sz="8" w:space="0" w:color="auto"/>
-              <w:right w:val="single" w:sz="8" w:space="0" w:color="auto"/>
+              <w:bottom w:val="single" w:color="auto" w:sz="8" w:space="0"/>
+              <w:right w:val="single" w:color="auto" w:sz="8" w:space="0"/>
             </w:tcBorders>
             <w:shd w:val="clear" w:color="auto" w:fill="auto"/>
             <w:tcMar>
@@ -15453,8 +15439,8 @@
             <w:tcBorders>
               <w:top w:val="nil"/>
               <w:left w:val="nil"/>
-              <w:bottom w:val="single" w:sz="8" w:space="0" w:color="auto"/>
-              <w:right w:val="single" w:sz="8" w:space="0" w:color="auto"/>
+              <w:bottom w:val="single" w:color="auto" w:sz="8" w:space="0"/>
+              <w:right w:val="single" w:color="auto" w:sz="8" w:space="0"/>
             </w:tcBorders>
             <w:shd w:val="clear" w:color="auto" w:fill="auto"/>
             <w:tcMar>
@@ -15510,7 +15496,10 @@
     </w:p>
     <w:tbl>
       <w:tblPr>
-        <w:jc w:val="left"/>
+        <w:tblStyle w:val="3"/>
+        <w:tblW w:w="0" w:type="auto"/>
+        <w:tblInd w:w="0" w:type="dxa"/>
+        <w:tblLayout w:type="autofit"/>
         <w:tblCellMar>
           <w:top w:w="0" w:type="dxa"/>
           <w:left w:w="0" w:type="dxa"/>
@@ -15519,12 +15508,11 @@
         </w:tblCellMar>
       </w:tblPr>
       <w:tblGrid>
-        <w:gridCol w:w="2916"/>
-        <w:gridCol w:w="5724"/>
+        <w:gridCol w:w="3348"/>
+        <w:gridCol w:w="5508"/>
       </w:tblGrid>
       <w:tr>
         <w:tblPrEx>
-          <w:jc w:val="left"/>
           <w:tblCellMar>
             <w:top w:w="0" w:type="dxa"/>
             <w:left w:w="0" w:type="dxa"/>
@@ -15532,9 +15520,6 @@
             <w:right w:w="0" w:type="dxa"/>
           </w:tblCellMar>
         </w:tblPrEx>
-        <w:trPr>
-          <w:jc w:val="left"/>
-        </w:trPr>
         <w:tc>
           <w:tcPr>
             <w:tcW w:w="3348" w:type="dxa"/>
@@ -15566,7 +15551,7 @@
                 <w:bCs/>
                 <w:rtl w:val="0"/>
               </w:rPr>
-              <w:br/>
+              <w:br w:type="textWrapping"/>
             </w:r>
             <w:r>
               <w:rPr>
@@ -15609,7 +15594,7 @@
                 <w:bCs/>
                 <w:rtl w:val="0"/>
               </w:rPr>
-              <w:br/>
+              <w:br w:type="textWrapping"/>
             </w:r>
             <w:r>
               <w:rPr>
@@ -15625,7 +15610,7 @@
                 <w:bCs/>
                 <w:rtl w:val="0"/>
               </w:rPr>
-              <w:br/>
+              <w:br w:type="textWrapping"/>
             </w:r>
             <w:r>
               <w:rPr>
@@ -15640,7 +15625,6 @@
       </w:tr>
       <w:tr>
         <w:tblPrEx>
-          <w:jc w:val="left"/>
           <w:tblCellMar>
             <w:top w:w="0" w:type="dxa"/>
             <w:left w:w="0" w:type="dxa"/>
@@ -15648,9 +15632,6 @@
             <w:right w:w="0" w:type="dxa"/>
           </w:tblCellMar>
         </w:tblPrEx>
-        <w:trPr>
-          <w:jc w:val="left"/>
-        </w:trPr>
         <w:tc>
           <w:tcPr>
             <w:tcW w:w="3348" w:type="dxa"/>
@@ -15678,7 +15659,7 @@
               <w:rPr>
                 <w:rtl w:val="0"/>
               </w:rPr>
-              <w:br/>
+              <w:br w:type="textWrapping"/>
             </w:r>
             <w:bookmarkStart w:id="116" w:name="chuong_pl4_name"/>
             <w:r>
@@ -15736,7 +15717,10 @@
     </w:p>
     <w:tbl>
       <w:tblPr>
-        <w:jc w:val="left"/>
+        <w:tblStyle w:val="3"/>
+        <w:tblW w:w="0" w:type="auto"/>
+        <w:tblInd w:w="0" w:type="dxa"/>
+        <w:tblLayout w:type="autofit"/>
         <w:tblCellMar>
           <w:top w:w="0" w:type="dxa"/>
           <w:left w:w="0" w:type="dxa"/>
@@ -15745,12 +15729,11 @@
         </w:tblCellMar>
       </w:tblPr>
       <w:tblGrid>
-        <w:gridCol w:w="2995"/>
-        <w:gridCol w:w="5645"/>
+        <w:gridCol w:w="2988"/>
+        <w:gridCol w:w="5868"/>
       </w:tblGrid>
       <w:tr>
         <w:tblPrEx>
-          <w:jc w:val="left"/>
           <w:tblCellMar>
             <w:top w:w="0" w:type="dxa"/>
             <w:left w:w="0" w:type="dxa"/>
@@ -15758,9 +15741,6 @@
             <w:right w:w="0" w:type="dxa"/>
           </w:tblCellMar>
         </w:tblPrEx>
-        <w:trPr>
-          <w:jc w:val="left"/>
-        </w:trPr>
         <w:tc>
           <w:tcPr>
             <w:tcW w:w="2988" w:type="dxa"/>
@@ -15812,7 +15792,7 @@
               <w:rPr>
                 <w:rtl w:val="0"/>
               </w:rPr>
-              <w:br/>
+              <w:br w:type="textWrapping"/>
             </w:r>
             <w:r>
               <w:rPr>
@@ -15898,8 +15878,10 @@
     </w:p>
     <w:tbl>
       <w:tblPr>
+        <w:tblStyle w:val="3"/>
         <w:tblW w:w="5000" w:type="pct"/>
-        <w:jc w:val="left"/>
+        <w:tblInd w:w="0" w:type="dxa"/>
+        <w:tblLayout w:type="autofit"/>
         <w:tblCellMar>
           <w:top w:w="0" w:type="dxa"/>
           <w:left w:w="0" w:type="dxa"/>
@@ -15908,19 +15890,17 @@
         </w:tblCellMar>
       </w:tblPr>
       <w:tblGrid>
-        <w:gridCol w:w="570"/>
-        <w:gridCol w:w="1431"/>
-        <w:gridCol w:w="859"/>
-        <w:gridCol w:w="949"/>
-        <w:gridCol w:w="1394"/>
-        <w:gridCol w:w="1256"/>
-        <w:gridCol w:w="1244"/>
-        <w:gridCol w:w="937"/>
+        <w:gridCol w:w="571"/>
+        <w:gridCol w:w="1434"/>
+        <w:gridCol w:w="861"/>
+        <w:gridCol w:w="951"/>
+        <w:gridCol w:w="1398"/>
+        <w:gridCol w:w="1259"/>
+        <w:gridCol w:w="1247"/>
+        <w:gridCol w:w="939"/>
       </w:tblGrid>
       <w:tr>
         <w:tblPrEx>
-          <w:tblW w:w="5000" w:type="pct"/>
-          <w:jc w:val="left"/>
           <w:tblCellMar>
             <w:top w:w="0" w:type="dxa"/>
             <w:left w:w="0" w:type="dxa"/>
@@ -15928,17 +15908,14 @@
             <w:right w:w="0" w:type="dxa"/>
           </w:tblCellMar>
         </w:tblPrEx>
-        <w:trPr>
-          <w:jc w:val="left"/>
-        </w:trPr>
         <w:tc>
           <w:tcPr>
             <w:tcW w:w="330" w:type="pct"/>
             <w:tcBorders>
-              <w:top w:val="single" w:sz="8" w:space="0" w:color="auto"/>
-              <w:left w:val="single" w:sz="8" w:space="0" w:color="auto"/>
-              <w:bottom w:val="single" w:sz="8" w:space="0" w:color="auto"/>
-              <w:right w:val="single" w:sz="8" w:space="0" w:color="auto"/>
+              <w:top w:val="single" w:color="auto" w:sz="8" w:space="0"/>
+              <w:left w:val="single" w:color="auto" w:sz="8" w:space="0"/>
+              <w:bottom w:val="single" w:color="auto" w:sz="8" w:space="0"/>
+              <w:right w:val="single" w:color="auto" w:sz="8" w:space="0"/>
             </w:tcBorders>
             <w:shd w:val="clear" w:color="auto" w:fill="auto"/>
             <w:tcMar>
@@ -15969,10 +15946,10 @@
           <w:tcPr>
             <w:tcW w:w="828" w:type="pct"/>
             <w:tcBorders>
-              <w:top w:val="single" w:sz="8" w:space="0" w:color="auto"/>
-              <w:left w:val="nil"/>
-              <w:bottom w:val="single" w:sz="8" w:space="0" w:color="auto"/>
-              <w:right w:val="single" w:sz="8" w:space="0" w:color="auto"/>
+              <w:top w:val="single" w:color="auto" w:sz="8" w:space="0"/>
+              <w:left w:val="nil"/>
+              <w:bottom w:val="single" w:color="auto" w:sz="8" w:space="0"/>
+              <w:right w:val="single" w:color="auto" w:sz="8" w:space="0"/>
             </w:tcBorders>
             <w:shd w:val="clear" w:color="auto" w:fill="auto"/>
             <w:tcMar>
@@ -16003,10 +15980,10 @@
           <w:tcPr>
             <w:tcW w:w="497" w:type="pct"/>
             <w:tcBorders>
-              <w:top w:val="single" w:sz="8" w:space="0" w:color="auto"/>
-              <w:left w:val="nil"/>
-              <w:bottom w:val="single" w:sz="8" w:space="0" w:color="auto"/>
-              <w:right w:val="single" w:sz="8" w:space="0" w:color="auto"/>
+              <w:top w:val="single" w:color="auto" w:sz="8" w:space="0"/>
+              <w:left w:val="nil"/>
+              <w:bottom w:val="single" w:color="auto" w:sz="8" w:space="0"/>
+              <w:right w:val="single" w:color="auto" w:sz="8" w:space="0"/>
             </w:tcBorders>
             <w:shd w:val="clear" w:color="auto" w:fill="auto"/>
             <w:tcMar>
@@ -16037,10 +16014,10 @@
           <w:tcPr>
             <w:tcW w:w="549" w:type="pct"/>
             <w:tcBorders>
-              <w:top w:val="single" w:sz="8" w:space="0" w:color="auto"/>
-              <w:left w:val="nil"/>
-              <w:bottom w:val="single" w:sz="8" w:space="0" w:color="auto"/>
-              <w:right w:val="single" w:sz="8" w:space="0" w:color="auto"/>
+              <w:top w:val="single" w:color="auto" w:sz="8" w:space="0"/>
+              <w:left w:val="nil"/>
+              <w:bottom w:val="single" w:color="auto" w:sz="8" w:space="0"/>
+              <w:right w:val="single" w:color="auto" w:sz="8" w:space="0"/>
             </w:tcBorders>
             <w:shd w:val="clear" w:color="auto" w:fill="auto"/>
             <w:tcMar>
@@ -16071,10 +16048,10 @@
           <w:tcPr>
             <w:tcW w:w="807" w:type="pct"/>
             <w:tcBorders>
-              <w:top w:val="single" w:sz="8" w:space="0" w:color="auto"/>
-              <w:left w:val="nil"/>
-              <w:bottom w:val="single" w:sz="8" w:space="0" w:color="auto"/>
-              <w:right w:val="single" w:sz="8" w:space="0" w:color="auto"/>
+              <w:top w:val="single" w:color="auto" w:sz="8" w:space="0"/>
+              <w:left w:val="nil"/>
+              <w:bottom w:val="single" w:color="auto" w:sz="8" w:space="0"/>
+              <w:right w:val="single" w:color="auto" w:sz="8" w:space="0"/>
             </w:tcBorders>
             <w:shd w:val="clear" w:color="auto" w:fill="auto"/>
             <w:tcMar>
@@ -16105,10 +16082,10 @@
           <w:tcPr>
             <w:tcW w:w="727" w:type="pct"/>
             <w:tcBorders>
-              <w:top w:val="single" w:sz="8" w:space="0" w:color="auto"/>
-              <w:left w:val="nil"/>
-              <w:bottom w:val="single" w:sz="8" w:space="0" w:color="auto"/>
-              <w:right w:val="single" w:sz="8" w:space="0" w:color="auto"/>
+              <w:top w:val="single" w:color="auto" w:sz="8" w:space="0"/>
+              <w:left w:val="nil"/>
+              <w:bottom w:val="single" w:color="auto" w:sz="8" w:space="0"/>
+              <w:right w:val="single" w:color="auto" w:sz="8" w:space="0"/>
             </w:tcBorders>
             <w:shd w:val="clear" w:color="auto" w:fill="auto"/>
             <w:tcMar>
@@ -16139,10 +16116,10 @@
           <w:tcPr>
             <w:tcW w:w="720" w:type="pct"/>
             <w:tcBorders>
-              <w:top w:val="single" w:sz="8" w:space="0" w:color="auto"/>
-              <w:left w:val="nil"/>
-              <w:bottom w:val="single" w:sz="8" w:space="0" w:color="auto"/>
-              <w:right w:val="single" w:sz="8" w:space="0" w:color="auto"/>
+              <w:top w:val="single" w:color="auto" w:sz="8" w:space="0"/>
+              <w:left w:val="nil"/>
+              <w:bottom w:val="single" w:color="auto" w:sz="8" w:space="0"/>
+              <w:right w:val="single" w:color="auto" w:sz="8" w:space="0"/>
             </w:tcBorders>
             <w:shd w:val="clear" w:color="auto" w:fill="auto"/>
             <w:tcMar>
@@ -16173,10 +16150,10 @@
           <w:tcPr>
             <w:tcW w:w="542" w:type="pct"/>
             <w:tcBorders>
-              <w:top w:val="single" w:sz="8" w:space="0" w:color="auto"/>
-              <w:left w:val="nil"/>
-              <w:bottom w:val="single" w:sz="8" w:space="0" w:color="auto"/>
-              <w:right w:val="single" w:sz="8" w:space="0" w:color="auto"/>
+              <w:top w:val="single" w:color="auto" w:sz="8" w:space="0"/>
+              <w:left w:val="nil"/>
+              <w:bottom w:val="single" w:color="auto" w:sz="8" w:space="0"/>
+              <w:right w:val="single" w:color="auto" w:sz="8" w:space="0"/>
             </w:tcBorders>
             <w:shd w:val="clear" w:color="auto" w:fill="auto"/>
             <w:tcMar>
@@ -16206,8 +16183,6 @@
       </w:tr>
       <w:tr>
         <w:tblPrEx>
-          <w:tblW w:w="5000" w:type="pct"/>
-          <w:jc w:val="left"/>
           <w:tblCellMar>
             <w:top w:w="0" w:type="dxa"/>
             <w:left w:w="0" w:type="dxa"/>
@@ -16215,17 +16190,14 @@
             <w:right w:w="0" w:type="dxa"/>
           </w:tblCellMar>
         </w:tblPrEx>
-        <w:trPr>
-          <w:jc w:val="left"/>
-        </w:trPr>
         <w:tc>
           <w:tcPr>
             <w:tcW w:w="330" w:type="pct"/>
             <w:tcBorders>
               <w:top w:val="nil"/>
-              <w:left w:val="single" w:sz="8" w:space="0" w:color="auto"/>
-              <w:bottom w:val="single" w:sz="8" w:space="0" w:color="auto"/>
-              <w:right w:val="single" w:sz="8" w:space="0" w:color="auto"/>
+              <w:left w:val="single" w:color="auto" w:sz="8" w:space="0"/>
+              <w:bottom w:val="single" w:color="auto" w:sz="8" w:space="0"/>
+              <w:right w:val="single" w:color="auto" w:sz="8" w:space="0"/>
             </w:tcBorders>
             <w:shd w:val="clear" w:color="auto" w:fill="auto"/>
             <w:tcMar>
@@ -16254,8 +16226,8 @@
             <w:tcBorders>
               <w:top w:val="nil"/>
               <w:left w:val="nil"/>
-              <w:bottom w:val="single" w:sz="8" w:space="0" w:color="auto"/>
-              <w:right w:val="single" w:sz="8" w:space="0" w:color="auto"/>
+              <w:bottom w:val="single" w:color="auto" w:sz="8" w:space="0"/>
+              <w:right w:val="single" w:color="auto" w:sz="8" w:space="0"/>
             </w:tcBorders>
             <w:shd w:val="clear" w:color="auto" w:fill="auto"/>
             <w:tcMar>
@@ -16284,8 +16256,8 @@
             <w:tcBorders>
               <w:top w:val="nil"/>
               <w:left w:val="nil"/>
-              <w:bottom w:val="single" w:sz="8" w:space="0" w:color="auto"/>
-              <w:right w:val="single" w:sz="8" w:space="0" w:color="auto"/>
+              <w:bottom w:val="single" w:color="auto" w:sz="8" w:space="0"/>
+              <w:right w:val="single" w:color="auto" w:sz="8" w:space="0"/>
             </w:tcBorders>
             <w:shd w:val="clear" w:color="auto" w:fill="auto"/>
             <w:tcMar>
@@ -16314,8 +16286,8 @@
             <w:tcBorders>
               <w:top w:val="nil"/>
               <w:left w:val="nil"/>
-              <w:bottom w:val="single" w:sz="8" w:space="0" w:color="auto"/>
-              <w:right w:val="single" w:sz="8" w:space="0" w:color="auto"/>
+              <w:bottom w:val="single" w:color="auto" w:sz="8" w:space="0"/>
+              <w:right w:val="single" w:color="auto" w:sz="8" w:space="0"/>
             </w:tcBorders>
             <w:shd w:val="clear" w:color="auto" w:fill="auto"/>
             <w:tcMar>
@@ -16344,8 +16316,8 @@
             <w:tcBorders>
               <w:top w:val="nil"/>
               <w:left w:val="nil"/>
-              <w:bottom w:val="single" w:sz="8" w:space="0" w:color="auto"/>
-              <w:right w:val="single" w:sz="8" w:space="0" w:color="auto"/>
+              <w:bottom w:val="single" w:color="auto" w:sz="8" w:space="0"/>
+              <w:right w:val="single" w:color="auto" w:sz="8" w:space="0"/>
             </w:tcBorders>
             <w:shd w:val="clear" w:color="auto" w:fill="auto"/>
             <w:tcMar>
@@ -16374,8 +16346,8 @@
             <w:tcBorders>
               <w:top w:val="nil"/>
               <w:left w:val="nil"/>
-              <w:bottom w:val="single" w:sz="8" w:space="0" w:color="auto"/>
-              <w:right w:val="single" w:sz="8" w:space="0" w:color="auto"/>
+              <w:bottom w:val="single" w:color="auto" w:sz="8" w:space="0"/>
+              <w:right w:val="single" w:color="auto" w:sz="8" w:space="0"/>
             </w:tcBorders>
             <w:shd w:val="clear" w:color="auto" w:fill="auto"/>
             <w:tcMar>
@@ -16404,8 +16376,8 @@
             <w:tcBorders>
               <w:top w:val="nil"/>
               <w:left w:val="nil"/>
-              <w:bottom w:val="single" w:sz="8" w:space="0" w:color="auto"/>
-              <w:right w:val="single" w:sz="8" w:space="0" w:color="auto"/>
+              <w:bottom w:val="single" w:color="auto" w:sz="8" w:space="0"/>
+              <w:right w:val="single" w:color="auto" w:sz="8" w:space="0"/>
             </w:tcBorders>
             <w:shd w:val="clear" w:color="auto" w:fill="auto"/>
             <w:tcMar>
@@ -16434,8 +16406,8 @@
             <w:tcBorders>
               <w:top w:val="nil"/>
               <w:left w:val="nil"/>
-              <w:bottom w:val="single" w:sz="8" w:space="0" w:color="auto"/>
-              <w:right w:val="single" w:sz="8" w:space="0" w:color="auto"/>
+              <w:bottom w:val="single" w:color="auto" w:sz="8" w:space="0"/>
+              <w:right w:val="single" w:color="auto" w:sz="8" w:space="0"/>
             </w:tcBorders>
             <w:shd w:val="clear" w:color="auto" w:fill="auto"/>
             <w:tcMar>
@@ -16461,8 +16433,6 @@
       </w:tr>
       <w:tr>
         <w:tblPrEx>
-          <w:tblW w:w="5000" w:type="pct"/>
-          <w:jc w:val="left"/>
           <w:tblCellMar>
             <w:top w:w="0" w:type="dxa"/>
             <w:left w:w="0" w:type="dxa"/>
@@ -16470,17 +16440,14 @@
             <w:right w:w="0" w:type="dxa"/>
           </w:tblCellMar>
         </w:tblPrEx>
-        <w:trPr>
-          <w:jc w:val="left"/>
-        </w:trPr>
         <w:tc>
           <w:tcPr>
             <w:tcW w:w="330" w:type="pct"/>
             <w:tcBorders>
               <w:top w:val="nil"/>
-              <w:left w:val="single" w:sz="8" w:space="0" w:color="auto"/>
-              <w:bottom w:val="single" w:sz="8" w:space="0" w:color="auto"/>
-              <w:right w:val="single" w:sz="8" w:space="0" w:color="auto"/>
+              <w:left w:val="single" w:color="auto" w:sz="8" w:space="0"/>
+              <w:bottom w:val="single" w:color="auto" w:sz="8" w:space="0"/>
+              <w:right w:val="single" w:color="auto" w:sz="8" w:space="0"/>
             </w:tcBorders>
             <w:shd w:val="clear" w:color="auto" w:fill="auto"/>
             <w:tcMar>
@@ -16509,8 +16476,8 @@
             <w:tcBorders>
               <w:top w:val="nil"/>
               <w:left w:val="nil"/>
-              <w:bottom w:val="single" w:sz="8" w:space="0" w:color="auto"/>
-              <w:right w:val="single" w:sz="8" w:space="0" w:color="auto"/>
+              <w:bottom w:val="single" w:color="auto" w:sz="8" w:space="0"/>
+              <w:right w:val="single" w:color="auto" w:sz="8" w:space="0"/>
             </w:tcBorders>
             <w:shd w:val="clear" w:color="auto" w:fill="auto"/>
             <w:tcMar>
@@ -16539,8 +16506,8 @@
             <w:tcBorders>
               <w:top w:val="nil"/>
               <w:left w:val="nil"/>
-              <w:bottom w:val="single" w:sz="8" w:space="0" w:color="auto"/>
-              <w:right w:val="single" w:sz="8" w:space="0" w:color="auto"/>
+              <w:bottom w:val="single" w:color="auto" w:sz="8" w:space="0"/>
+              <w:right w:val="single" w:color="auto" w:sz="8" w:space="0"/>
             </w:tcBorders>
             <w:shd w:val="clear" w:color="auto" w:fill="auto"/>
             <w:tcMar>
@@ -16569,8 +16536,8 @@
             <w:tcBorders>
               <w:top w:val="nil"/>
               <w:left w:val="nil"/>
-              <w:bottom w:val="single" w:sz="8" w:space="0" w:color="auto"/>
-              <w:right w:val="single" w:sz="8" w:space="0" w:color="auto"/>
+              <w:bottom w:val="single" w:color="auto" w:sz="8" w:space="0"/>
+              <w:right w:val="single" w:color="auto" w:sz="8" w:space="0"/>
             </w:tcBorders>
             <w:shd w:val="clear" w:color="auto" w:fill="auto"/>
             <w:tcMar>
@@ -16599,8 +16566,8 @@
             <w:tcBorders>
               <w:top w:val="nil"/>
               <w:left w:val="nil"/>
-              <w:bottom w:val="single" w:sz="8" w:space="0" w:color="auto"/>
-              <w:right w:val="single" w:sz="8" w:space="0" w:color="auto"/>
+              <w:bottom w:val="single" w:color="auto" w:sz="8" w:space="0"/>
+              <w:right w:val="single" w:color="auto" w:sz="8" w:space="0"/>
             </w:tcBorders>
             <w:shd w:val="clear" w:color="auto" w:fill="auto"/>
             <w:tcMar>
@@ -16629,8 +16596,8 @@
             <w:tcBorders>
               <w:top w:val="nil"/>
               <w:left w:val="nil"/>
-              <w:bottom w:val="single" w:sz="8" w:space="0" w:color="auto"/>
-              <w:right w:val="single" w:sz="8" w:space="0" w:color="auto"/>
+              <w:bottom w:val="single" w:color="auto" w:sz="8" w:space="0"/>
+              <w:right w:val="single" w:color="auto" w:sz="8" w:space="0"/>
             </w:tcBorders>
             <w:shd w:val="clear" w:color="auto" w:fill="auto"/>
             <w:tcMar>
@@ -16659,8 +16626,8 @@
             <w:tcBorders>
               <w:top w:val="nil"/>
               <w:left w:val="nil"/>
-              <w:bottom w:val="single" w:sz="8" w:space="0" w:color="auto"/>
-              <w:right w:val="single" w:sz="8" w:space="0" w:color="auto"/>
+              <w:bottom w:val="single" w:color="auto" w:sz="8" w:space="0"/>
+              <w:right w:val="single" w:color="auto" w:sz="8" w:space="0"/>
             </w:tcBorders>
             <w:shd w:val="clear" w:color="auto" w:fill="auto"/>
             <w:tcMar>
@@ -16689,8 +16656,8 @@
             <w:tcBorders>
               <w:top w:val="nil"/>
               <w:left w:val="nil"/>
-              <w:bottom w:val="single" w:sz="8" w:space="0" w:color="auto"/>
-              <w:right w:val="single" w:sz="8" w:space="0" w:color="auto"/>
+              <w:bottom w:val="single" w:color="auto" w:sz="8" w:space="0"/>
+              <w:right w:val="single" w:color="auto" w:sz="8" w:space="0"/>
             </w:tcBorders>
             <w:shd w:val="clear" w:color="auto" w:fill="auto"/>
             <w:tcMar>
@@ -16716,8 +16683,6 @@
       </w:tr>
       <w:tr>
         <w:tblPrEx>
-          <w:tblW w:w="5000" w:type="pct"/>
-          <w:jc w:val="left"/>
           <w:tblCellMar>
             <w:top w:w="0" w:type="dxa"/>
             <w:left w:w="0" w:type="dxa"/>
@@ -16725,17 +16690,14 @@
             <w:right w:w="0" w:type="dxa"/>
           </w:tblCellMar>
         </w:tblPrEx>
-        <w:trPr>
-          <w:jc w:val="left"/>
-        </w:trPr>
         <w:tc>
           <w:tcPr>
             <w:tcW w:w="330" w:type="pct"/>
             <w:tcBorders>
               <w:top w:val="nil"/>
-              <w:left w:val="single" w:sz="8" w:space="0" w:color="auto"/>
-              <w:bottom w:val="single" w:sz="8" w:space="0" w:color="auto"/>
-              <w:right w:val="single" w:sz="8" w:space="0" w:color="auto"/>
+              <w:left w:val="single" w:color="auto" w:sz="8" w:space="0"/>
+              <w:bottom w:val="single" w:color="auto" w:sz="8" w:space="0"/>
+              <w:right w:val="single" w:color="auto" w:sz="8" w:space="0"/>
             </w:tcBorders>
             <w:shd w:val="clear" w:color="auto" w:fill="auto"/>
             <w:tcMar>
@@ -16764,8 +16726,8 @@
             <w:tcBorders>
               <w:top w:val="nil"/>
               <w:left w:val="nil"/>
-              <w:bottom w:val="single" w:sz="8" w:space="0" w:color="auto"/>
-              <w:right w:val="single" w:sz="8" w:space="0" w:color="auto"/>
+              <w:bottom w:val="single" w:color="auto" w:sz="8" w:space="0"/>
+              <w:right w:val="single" w:color="auto" w:sz="8" w:space="0"/>
             </w:tcBorders>
             <w:shd w:val="clear" w:color="auto" w:fill="auto"/>
             <w:tcMar>
@@ -16794,8 +16756,8 @@
             <w:tcBorders>
               <w:top w:val="nil"/>
               <w:left w:val="nil"/>
-              <w:bottom w:val="single" w:sz="8" w:space="0" w:color="auto"/>
-              <w:right w:val="single" w:sz="8" w:space="0" w:color="auto"/>
+              <w:bottom w:val="single" w:color="auto" w:sz="8" w:space="0"/>
+              <w:right w:val="single" w:color="auto" w:sz="8" w:space="0"/>
             </w:tcBorders>
             <w:shd w:val="clear" w:color="auto" w:fill="auto"/>
             <w:tcMar>
@@ -16824,8 +16786,8 @@
             <w:tcBorders>
               <w:top w:val="nil"/>
               <w:left w:val="nil"/>
-              <w:bottom w:val="single" w:sz="8" w:space="0" w:color="auto"/>
-              <w:right w:val="single" w:sz="8" w:space="0" w:color="auto"/>
+              <w:bottom w:val="single" w:color="auto" w:sz="8" w:space="0"/>
+              <w:right w:val="single" w:color="auto" w:sz="8" w:space="0"/>
             </w:tcBorders>
             <w:shd w:val="clear" w:color="auto" w:fill="auto"/>
             <w:tcMar>
@@ -16854,8 +16816,8 @@
             <w:tcBorders>
               <w:top w:val="nil"/>
               <w:left w:val="nil"/>
-              <w:bottom w:val="single" w:sz="8" w:space="0" w:color="auto"/>
-              <w:right w:val="single" w:sz="8" w:space="0" w:color="auto"/>
+              <w:bottom w:val="single" w:color="auto" w:sz="8" w:space="0"/>
+              <w:right w:val="single" w:color="auto" w:sz="8" w:space="0"/>
             </w:tcBorders>
             <w:shd w:val="clear" w:color="auto" w:fill="auto"/>
             <w:tcMar>
@@ -16884,8 +16846,8 @@
             <w:tcBorders>
               <w:top w:val="nil"/>
               <w:left w:val="nil"/>
-              <w:bottom w:val="single" w:sz="8" w:space="0" w:color="auto"/>
-              <w:right w:val="single" w:sz="8" w:space="0" w:color="auto"/>
+              <w:bottom w:val="single" w:color="auto" w:sz="8" w:space="0"/>
+              <w:right w:val="single" w:color="auto" w:sz="8" w:space="0"/>
             </w:tcBorders>
             <w:shd w:val="clear" w:color="auto" w:fill="auto"/>
             <w:tcMar>
@@ -16914,8 +16876,8 @@
             <w:tcBorders>
               <w:top w:val="nil"/>
               <w:left w:val="nil"/>
-              <w:bottom w:val="single" w:sz="8" w:space="0" w:color="auto"/>
-              <w:right w:val="single" w:sz="8" w:space="0" w:color="auto"/>
+              <w:bottom w:val="single" w:color="auto" w:sz="8" w:space="0"/>
+              <w:right w:val="single" w:color="auto" w:sz="8" w:space="0"/>
             </w:tcBorders>
             <w:shd w:val="clear" w:color="auto" w:fill="auto"/>
             <w:tcMar>
@@ -16944,8 +16906,8 @@
             <w:tcBorders>
               <w:top w:val="nil"/>
               <w:left w:val="nil"/>
-              <w:bottom w:val="single" w:sz="8" w:space="0" w:color="auto"/>
-              <w:right w:val="single" w:sz="8" w:space="0" w:color="auto"/>
+              <w:bottom w:val="single" w:color="auto" w:sz="8" w:space="0"/>
+              <w:right w:val="single" w:color="auto" w:sz="8" w:space="0"/>
             </w:tcBorders>
             <w:shd w:val="clear" w:color="auto" w:fill="auto"/>
             <w:tcMar>
@@ -17020,7 +16982,10 @@
     </w:p>
     <w:tbl>
       <w:tblPr>
-        <w:jc w:val="left"/>
+        <w:tblStyle w:val="3"/>
+        <w:tblW w:w="0" w:type="auto"/>
+        <w:tblInd w:w="0" w:type="dxa"/>
+        <w:tblLayout w:type="autofit"/>
         <w:tblCellMar>
           <w:top w:w="0" w:type="dxa"/>
           <w:left w:w="0" w:type="dxa"/>
@@ -17029,12 +16994,11 @@
         </w:tblCellMar>
       </w:tblPr>
       <w:tblGrid>
-        <w:gridCol w:w="4311"/>
-        <w:gridCol w:w="4329"/>
+        <w:gridCol w:w="4428"/>
+        <w:gridCol w:w="4428"/>
       </w:tblGrid>
       <w:tr>
         <w:tblPrEx>
-          <w:jc w:val="left"/>
           <w:tblCellMar>
             <w:top w:w="0" w:type="dxa"/>
             <w:left w:w="0" w:type="dxa"/>
@@ -17042,9 +17006,6 @@
             <w:right w:w="0" w:type="dxa"/>
           </w:tblCellMar>
         </w:tblPrEx>
-        <w:trPr>
-          <w:jc w:val="left"/>
-        </w:trPr>
         <w:tc>
           <w:tcPr>
             <w:tcW w:w="4428" w:type="dxa"/>
@@ -17069,7 +17030,7 @@
                 <w:iCs/>
                 <w:rtl w:val="0"/>
               </w:rPr>
-              <w:br/>
+              <w:br w:type="textWrapping"/>
             </w:r>
             <w:r>
               <w:rPr>
@@ -17089,7 +17050,7 @@
                 <w:iCs/>
                 <w:rtl w:val="0"/>
               </w:rPr>
-              <w:br/>
+              <w:br w:type="textWrapping"/>
             </w:r>
             <w:r>
               <w:rPr>
@@ -17103,7 +17064,7 @@
                 <w:sz w:val="16"/>
                 <w:rtl w:val="0"/>
               </w:rPr>
-              <w:br/>
+              <w:br w:type="textWrapping"/>
             </w:r>
             <w:r>
               <w:rPr>
@@ -17117,7 +17078,7 @@
                 <w:sz w:val="16"/>
                 <w:rtl w:val="0"/>
               </w:rPr>
-              <w:br/>
+              <w:br w:type="textWrapping"/>
             </w:r>
             <w:r>
               <w:rPr>
@@ -17157,7 +17118,7 @@
                 <w:iCs/>
                 <w:rtl w:val="0"/>
               </w:rPr>
-              <w:br/>
+              <w:br w:type="textWrapping"/>
             </w:r>
             <w:r>
               <w:rPr>
@@ -17184,170 +17145,585 @@
       </w:r>
     </w:p>
     <w:sectPr>
-      <w:pgMar w:header="720" w:footer="720"/>
-      <w:cols w:space="720"/>
+      <w:pgMar w:top="1440" w:right="1800" w:bottom="1440" w:left="1800" w:header="720" w:footer="720" w:gutter="0"/>
+      <w:cols w:space="720" w:num="1"/>
     </w:sectPr>
   </w:body>
 </w:document>
 </file>
 
 <file path=word/styles.xml><?xml version="1.0" encoding="utf-8"?>
-<w:styles xmlns:r="http://schemas.openxmlformats.org/officeDocument/2006/relationships" xmlns:w="http://schemas.openxmlformats.org/wordprocessingml/2006/main">
+<w:styles xmlns:mc="http://schemas.openxmlformats.org/markup-compatibility/2006" xmlns:o="urn:schemas-microsoft-com:office:office" xmlns:r="http://schemas.openxmlformats.org/officeDocument/2006/relationships" xmlns:m="http://schemas.openxmlformats.org/officeDocument/2006/math" xmlns:v="urn:schemas-microsoft-com:vml" xmlns:w="http://schemas.openxmlformats.org/wordprocessingml/2006/main" xmlns:w14="http://schemas.microsoft.com/office/word/2010/wordml" xmlns:w10="urn:schemas-microsoft-com:office:word" xmlns:sl="http://schemas.openxmlformats.org/schemaLibrary/2006/main" xmlns:wpsCustomData="http://www.wps.cn/officeDocument/2013/wpsCustomData" mc:Ignorable="w14">
   <w:docDefaults>
-    <w:rPrDefault/>
+    <w:rPrDefault>
+      <w:rPr>
+        <w:rFonts w:asciiTheme="minorHAnsi" w:hAnsiTheme="minorHAnsi" w:eastAsiaTheme="minorEastAsia" w:cstheme="minorBidi"/>
+      </w:rPr>
+    </w:rPrDefault>
     <w:pPrDefault/>
   </w:docDefaults>
-  <w:latentStyles w:defLockedState="0" w:defUIPriority="99" w:defSemiHidden="1" w:defUnhideWhenUsed="1" w:defQFormat="0" w:count="267">
-    <w:lsdException w:name="Normal" w:semiHidden="0" w:uiPriority="0" w:unhideWhenUsed="0" w:qFormat="1"/>
-    <w:lsdException w:name="heading 1" w:semiHidden="0" w:uiPriority="9" w:unhideWhenUsed="0" w:qFormat="1"/>
-    <w:lsdException w:name="heading 2" w:uiPriority="9" w:qFormat="1"/>
-    <w:lsdException w:name="heading 3" w:uiPriority="9" w:qFormat="1"/>
-    <w:lsdException w:name="heading 4" w:uiPriority="9" w:qFormat="1"/>
-    <w:lsdException w:name="heading 5" w:uiPriority="9" w:qFormat="1"/>
-    <w:lsdException w:name="heading 6" w:uiPriority="9" w:qFormat="1"/>
-    <w:lsdException w:name="heading 7" w:uiPriority="9" w:qFormat="1"/>
-    <w:lsdException w:name="heading 8" w:uiPriority="9" w:qFormat="1"/>
-    <w:lsdException w:name="heading 9" w:uiPriority="9" w:qFormat="1"/>
-    <w:lsdException w:name="toc 1" w:uiPriority="39"/>
-    <w:lsdException w:name="toc 2" w:uiPriority="39"/>
-    <w:lsdException w:name="toc 3" w:uiPriority="39"/>
-    <w:lsdException w:name="toc 4" w:uiPriority="39"/>
-    <w:lsdException w:name="toc 5" w:uiPriority="39"/>
-    <w:lsdException w:name="toc 6" w:uiPriority="39"/>
-    <w:lsdException w:name="toc 7" w:uiPriority="39"/>
-    <w:lsdException w:name="toc 8" w:uiPriority="39"/>
-    <w:lsdException w:name="toc 9" w:uiPriority="39"/>
-    <w:lsdException w:name="caption" w:uiPriority="35" w:qFormat="1"/>
-    <w:lsdException w:name="Title" w:semiHidden="0" w:uiPriority="10" w:unhideWhenUsed="0" w:qFormat="1"/>
-    <w:lsdException w:name="Default Paragraph Font" w:uiPriority="1"/>
-    <w:lsdException w:name="Subtitle" w:semiHidden="0" w:uiPriority="11" w:unhideWhenUsed="0" w:qFormat="1"/>
-    <w:lsdException w:name="Strong" w:semiHidden="0" w:uiPriority="22" w:unhideWhenUsed="0" w:qFormat="1"/>
-    <w:lsdException w:name="Emphasis" w:semiHidden="0" w:uiPriority="20" w:unhideWhenUsed="0" w:qFormat="1"/>
-    <w:lsdException w:name="Table Grid" w:semiHidden="0" w:uiPriority="59" w:unhideWhenUsed="0"/>
-    <w:lsdException w:name="Placeholder Text" w:unhideWhenUsed="0"/>
-    <w:lsdException w:name="No Spacing" w:semiHidden="0" w:uiPriority="1" w:unhideWhenUsed="0" w:qFormat="1"/>
-    <w:lsdException w:name="Light Shading" w:semiHidden="0" w:uiPriority="60" w:unhideWhenUsed="0"/>
-    <w:lsdException w:name="Light List" w:semiHidden="0" w:uiPriority="61" w:unhideWhenUsed="0"/>
-    <w:lsdException w:name="Light Grid" w:semiHidden="0" w:uiPriority="62" w:unhideWhenUsed="0"/>
-    <w:lsdException w:name="Medium Shading 1" w:semiHidden="0" w:uiPriority="63" w:unhideWhenUsed="0"/>
-    <w:lsdException w:name="Medium Shading 2" w:semiHidden="0" w:uiPriority="64" w:unhideWhenUsed="0"/>
-    <w:lsdException w:name="Medium List 1" w:semiHidden="0" w:uiPriority="65" w:unhideWhenUsed="0"/>
-    <w:lsdException w:name="Medium List 2" w:semiHidden="0" w:uiPriority="66" w:unhideWhenUsed="0"/>
-    <w:lsdException w:name="Medium Grid 1" w:semiHidden="0" w:uiPriority="67" w:unhideWhenUsed="0"/>
-    <w:lsdException w:name="Medium Grid 2" w:semiHidden="0" w:uiPriority="68" w:unhideWhenUsed="0"/>
-    <w:lsdException w:name="Medium Grid 3" w:semiHidden="0" w:uiPriority="69" w:unhideWhenUsed="0"/>
-    <w:lsdException w:name="Dark List" w:semiHidden="0" w:uiPriority="70" w:unhideWhenUsed="0"/>
-    <w:lsdException w:name="Colorful Shading" w:semiHidden="0" w:uiPriority="71" w:unhideWhenUsed="0"/>
-    <w:lsdException w:name="Colorful List" w:semiHidden="0" w:uiPriority="72" w:unhideWhenUsed="0"/>
-    <w:lsdException w:name="Colorful Grid" w:semiHidden="0" w:uiPriority="73" w:unhideWhenUsed="0"/>
-    <w:lsdException w:name="Light Shading Accent 1" w:semiHidden="0" w:uiPriority="60" w:unhideWhenUsed="0"/>
-    <w:lsdException w:name="Light List Accent 1" w:semiHidden="0" w:uiPriority="61" w:unhideWhenUsed="0"/>
-    <w:lsdException w:name="Light Grid Accent 1" w:semiHidden="0" w:uiPriority="62" w:unhideWhenUsed="0"/>
-    <w:lsdException w:name="Medium Shading 1 Accent 1" w:semiHidden="0" w:uiPriority="63" w:unhideWhenUsed="0"/>
-    <w:lsdException w:name="Medium Shading 2 Accent 1" w:semiHidden="0" w:uiPriority="64" w:unhideWhenUsed="0"/>
-    <w:lsdException w:name="Medium List 1 Accent 1" w:semiHidden="0" w:uiPriority="65" w:unhideWhenUsed="0"/>
-    <w:lsdException w:name="Revision" w:unhideWhenUsed="0"/>
-    <w:lsdException w:name="List Paragraph" w:semiHidden="0" w:uiPriority="34" w:unhideWhenUsed="0" w:qFormat="1"/>
-    <w:lsdException w:name="Quote" w:semiHidden="0" w:uiPriority="29" w:unhideWhenUsed="0" w:qFormat="1"/>
-    <w:lsdException w:name="Intense Quote" w:semiHidden="0" w:uiPriority="30" w:unhideWhenUsed="0" w:qFormat="1"/>
-    <w:lsdException w:name="Medium List 2 Accent 1" w:semiHidden="0" w:uiPriority="66" w:unhideWhenUsed="0"/>
-    <w:lsdException w:name="Medium Grid 1 Accent 1" w:semiHidden="0" w:uiPriority="67" w:unhideWhenUsed="0"/>
-    <w:lsdException w:name="Medium Grid 2 Accent 1" w:semiHidden="0" w:uiPriority="68" w:unhideWhenUsed="0"/>
-    <w:lsdException w:name="Medium Grid 3 Accent 1" w:semiHidden="0" w:uiPriority="69" w:unhideWhenUsed="0"/>
-    <w:lsdException w:name="Dark List Accent 1" w:semiHidden="0" w:uiPriority="70" w:unhideWhenUsed="0"/>
-    <w:lsdException w:name="Colorful Shading Accent 1" w:semiHidden="0" w:uiPriority="71" w:unhideWhenUsed="0"/>
-    <w:lsdException w:name="Colorful List Accent 1" w:semiHidden="0" w:uiPriority="72" w:unhideWhenUsed="0"/>
-    <w:lsdException w:name="Colorful Grid Accent 1" w:semiHidden="0" w:uiPriority="73" w:unhideWhenUsed="0"/>
-    <w:lsdException w:name="Light Shading Accent 2" w:semiHidden="0" w:uiPriority="60" w:unhideWhenUsed="0"/>
-    <w:lsdException w:name="Light List Accent 2" w:semiHidden="0" w:uiPriority="61" w:unhideWhenUsed="0"/>
-    <w:lsdException w:name="Light Grid Accent 2" w:semiHidden="0" w:uiPriority="62" w:unhideWhenUsed="0"/>
-    <w:lsdException w:name="Medium Shading 1 Accent 2" w:semiHidden="0" w:uiPriority="63" w:unhideWhenUsed="0"/>
-    <w:lsdException w:name="Medium Shading 2 Accent 2" w:semiHidden="0" w:uiPriority="64" w:unhideWhenUsed="0"/>
-    <w:lsdException w:name="Medium List 1 Accent 2" w:semiHidden="0" w:uiPriority="65" w:unhideWhenUsed="0"/>
-    <w:lsdException w:name="Medium List 2 Accent 2" w:semiHidden="0" w:uiPriority="66" w:unhideWhenUsed="0"/>
-    <w:lsdException w:name="Medium Grid 1 Accent 2" w:semiHidden="0" w:uiPriority="67" w:unhideWhenUsed="0"/>
-    <w:lsdException w:name="Medium Grid 2 Accent 2" w:semiHidden="0" w:uiPriority="68" w:unhideWhenUsed="0"/>
-    <w:lsdException w:name="Medium Grid 3 Accent 2" w:semiHidden="0" w:uiPriority="69" w:unhideWhenUsed="0"/>
-    <w:lsdException w:name="Dark List Accent 2" w:semiHidden="0" w:uiPriority="70" w:unhideWhenUsed="0"/>
-    <w:lsdException w:name="Colorful Shading Accent 2" w:semiHidden="0" w:uiPriority="71" w:unhideWhenUsed="0"/>
-    <w:lsdException w:name="Colorful List Accent 2" w:semiHidden="0" w:uiPriority="72" w:unhideWhenUsed="0"/>
-    <w:lsdException w:name="Colorful Grid Accent 2" w:semiHidden="0" w:uiPriority="73" w:unhideWhenUsed="0"/>
-    <w:lsdException w:name="Light Shading Accent 3" w:semiHidden="0" w:uiPriority="60" w:unhideWhenUsed="0"/>
-    <w:lsdException w:name="Light List Accent 3" w:semiHidden="0" w:uiPriority="61" w:unhideWhenUsed="0"/>
-    <w:lsdException w:name="Light Grid Accent 3" w:semiHidden="0" w:uiPriority="62" w:unhideWhenUsed="0"/>
-    <w:lsdException w:name="Medium Shading 1 Accent 3" w:semiHidden="0" w:uiPriority="63" w:unhideWhenUsed="0"/>
-    <w:lsdException w:name="Medium Shading 2 Accent 3" w:semiHidden="0" w:uiPriority="64" w:unhideWhenUsed="0"/>
-    <w:lsdException w:name="Medium List 1 Accent 3" w:semiHidden="0" w:uiPriority="65" w:unhideWhenUsed="0"/>
-    <w:lsdException w:name="Medium List 2 Accent 3" w:semiHidden="0" w:uiPriority="66" w:unhideWhenUsed="0"/>
-    <w:lsdException w:name="Medium Grid 1 Accent 3" w:semiHidden="0" w:uiPriority="67" w:unhideWhenUsed="0"/>
-    <w:lsdException w:name="Medium Grid 2 Accent 3" w:semiHidden="0" w:uiPriority="68" w:unhideWhenUsed="0"/>
-    <w:lsdException w:name="Medium Grid 3 Accent 3" w:semiHidden="0" w:uiPriority="69" w:unhideWhenUsed="0"/>
-    <w:lsdException w:name="Dark List Accent 3" w:semiHidden="0" w:uiPriority="70" w:unhideWhenUsed="0"/>
-    <w:lsdException w:name="Colorful Shading Accent 3" w:semiHidden="0" w:uiPriority="71" w:unhideWhenUsed="0"/>
-    <w:lsdException w:name="Colorful List Accent 3" w:semiHidden="0" w:uiPriority="72" w:unhideWhenUsed="0"/>
-    <w:lsdException w:name="Colorful Grid Accent 3" w:semiHidden="0" w:uiPriority="73" w:unhideWhenUsed="0"/>
-    <w:lsdException w:name="Light Shading Accent 4" w:semiHidden="0" w:uiPriority="60" w:unhideWhenUsed="0"/>
-    <w:lsdException w:name="Light List Accent 4" w:semiHidden="0" w:uiPriority="61" w:unhideWhenUsed="0"/>
-    <w:lsdException w:name="Light Grid Accent 4" w:semiHidden="0" w:uiPriority="62" w:unhideWhenUsed="0"/>
-    <w:lsdException w:name="Medium Shading 1 Accent 4" w:semiHidden="0" w:uiPriority="63" w:unhideWhenUsed="0"/>
-    <w:lsdException w:name="Medium Shading 2 Accent 4" w:semiHidden="0" w:uiPriority="64" w:unhideWhenUsed="0"/>
-    <w:lsdException w:name="Medium List 1 Accent 4" w:semiHidden="0" w:uiPriority="65" w:unhideWhenUsed="0"/>
-    <w:lsdException w:name="Medium List 2 Accent 4" w:semiHidden="0" w:uiPriority="66" w:unhideWhenUsed="0"/>
-    <w:lsdException w:name="Medium Grid 1 Accent 4" w:semiHidden="0" w:uiPriority="67" w:unhideWhenUsed="0"/>
-    <w:lsdException w:name="Medium Grid 2 Accent 4" w:semiHidden="0" w:uiPriority="68" w:unhideWhenUsed="0"/>
-    <w:lsdException w:name="Medium Grid 3 Accent 4" w:semiHidden="0" w:uiPriority="69" w:unhideWhenUsed="0"/>
-    <w:lsdException w:name="Dark List Accent 4" w:semiHidden="0" w:uiPriority="70" w:unhideWhenUsed="0"/>
-    <w:lsdException w:name="Colorful Shading Accent 4" w:semiHidden="0" w:uiPriority="71" w:unhideWhenUsed="0"/>
-    <w:lsdException w:name="Colorful List Accent 4" w:semiHidden="0" w:uiPriority="72" w:unhideWhenUsed="0"/>
-    <w:lsdException w:name="Colorful Grid Accent 4" w:semiHidden="0" w:uiPriority="73" w:unhideWhenUsed="0"/>
-    <w:lsdException w:name="Light Shading Accent 5" w:semiHidden="0" w:uiPriority="60" w:unhideWhenUsed="0"/>
-    <w:lsdException w:name="Light List Accent 5" w:semiHidden="0" w:uiPriority="61" w:unhideWhenUsed="0"/>
-    <w:lsdException w:name="Light Grid Accent 5" w:semiHidden="0" w:uiPriority="62" w:unhideWhenUsed="0"/>
-    <w:lsdException w:name="Medium Shading 1 Accent 5" w:semiHidden="0" w:uiPriority="63" w:unhideWhenUsed="0"/>
-    <w:lsdException w:name="Medium Shading 2 Accent 5" w:semiHidden="0" w:uiPriority="64" w:unhideWhenUsed="0"/>
-    <w:lsdException w:name="Medium List 1 Accent 5" w:semiHidden="0" w:uiPriority="65" w:unhideWhenUsed="0"/>
-    <w:lsdException w:name="Medium List 2 Accent 5" w:semiHidden="0" w:uiPriority="66" w:unhideWhenUsed="0"/>
-    <w:lsdException w:name="Medium Grid 1 Accent 5" w:semiHidden="0" w:uiPriority="67" w:unhideWhenUsed="0"/>
-    <w:lsdException w:name="Medium Grid 2 Accent 5" w:semiHidden="0" w:uiPriority="68" w:unhideWhenUsed="0"/>
-    <w:lsdException w:name="Medium Grid 3 Accent 5" w:semiHidden="0" w:uiPriority="69" w:unhideWhenUsed="0"/>
-    <w:lsdException w:name="Dark List Accent 5" w:semiHidden="0" w:uiPriority="70" w:unhideWhenUsed="0"/>
-    <w:lsdException w:name="Colorful Shading Accent 5" w:semiHidden="0" w:uiPriority="71" w:unhideWhenUsed="0"/>
-    <w:lsdException w:name="Colorful List Accent 5" w:semiHidden="0" w:uiPriority="72" w:unhideWhenUsed="0"/>
-    <w:lsdException w:name="Colorful Grid Accent 5" w:semiHidden="0" w:uiPriority="73" w:unhideWhenUsed="0"/>
-    <w:lsdException w:name="Light Shading Accent 6" w:semiHidden="0" w:uiPriority="60" w:unhideWhenUsed="0"/>
-    <w:lsdException w:name="Light List Accent 6" w:semiHidden="0" w:uiPriority="61" w:unhideWhenUsed="0"/>
-    <w:lsdException w:name="Light Grid Accent 6" w:semiHidden="0" w:uiPriority="62" w:unhideWhenUsed="0"/>
-    <w:lsdException w:name="Medium Shading 1 Accent 6" w:semiHidden="0" w:uiPriority="63" w:unhideWhenUsed="0"/>
-    <w:lsdException w:name="Medium Shading 2 Accent 6" w:semiHidden="0" w:uiPriority="64" w:unhideWhenUsed="0"/>
-    <w:lsdException w:name="Medium List 1 Accent 6" w:semiHidden="0" w:uiPriority="65" w:unhideWhenUsed="0"/>
-    <w:lsdException w:name="Medium List 2 Accent 6" w:semiHidden="0" w:uiPriority="66" w:unhideWhenUsed="0"/>
-    <w:lsdException w:name="Medium Grid 1 Accent 6" w:semiHidden="0" w:uiPriority="67" w:unhideWhenUsed="0"/>
-    <w:lsdException w:name="Medium Grid 2 Accent 6" w:semiHidden="0" w:uiPriority="68" w:unhideWhenUsed="0"/>
-    <w:lsdException w:name="Medium Grid 3 Accent 6" w:semiHidden="0" w:uiPriority="69" w:unhideWhenUsed="0"/>
-    <w:lsdException w:name="Dark List Accent 6" w:semiHidden="0" w:uiPriority="70" w:unhideWhenUsed="0"/>
-    <w:lsdException w:name="Colorful Shading Accent 6" w:semiHidden="0" w:uiPriority="71" w:unhideWhenUsed="0"/>
-    <w:lsdException w:name="Colorful List Accent 6" w:semiHidden="0" w:uiPriority="72" w:unhideWhenUsed="0"/>
-    <w:lsdException w:name="Colorful Grid Accent 6" w:semiHidden="0" w:uiPriority="73" w:unhideWhenUsed="0"/>
-    <w:lsdException w:name="Subtle Emphasis" w:semiHidden="0" w:uiPriority="19" w:unhideWhenUsed="0" w:qFormat="1"/>
-    <w:lsdException w:name="Intense Emphasis" w:semiHidden="0" w:uiPriority="21" w:unhideWhenUsed="0" w:qFormat="1"/>
-    <w:lsdException w:name="Subtle Reference" w:semiHidden="0" w:uiPriority="31" w:unhideWhenUsed="0" w:qFormat="1"/>
-    <w:lsdException w:name="Intense Reference" w:semiHidden="0" w:uiPriority="32" w:unhideWhenUsed="0" w:qFormat="1"/>
-    <w:lsdException w:name="Book Title" w:semiHidden="0" w:uiPriority="33" w:unhideWhenUsed="0" w:qFormat="1"/>
-    <w:lsdException w:name="Bibliography" w:uiPriority="37"/>
-    <w:lsdException w:name="TOC Heading" w:uiPriority="39" w:qFormat="1"/>
+  <w:latentStyles w:count="260" w:defQFormat="0" w:defUnhideWhenUsed="1" w:defSemiHidden="1" w:defUIPriority="99" w:defLockedState="0">
+    <w:lsdException w:qFormat="1" w:unhideWhenUsed="0" w:uiPriority="0" w:semiHidden="0" w:name="Normal"/>
+    <w:lsdException w:qFormat="1" w:unhideWhenUsed="0" w:uiPriority="9" w:semiHidden="0" w:name="heading 1"/>
+    <w:lsdException w:qFormat="1" w:uiPriority="9" w:name="heading 2"/>
+    <w:lsdException w:qFormat="1" w:uiPriority="9" w:name="heading 3"/>
+    <w:lsdException w:qFormat="1" w:uiPriority="9" w:name="heading 4"/>
+    <w:lsdException w:qFormat="1" w:uiPriority="9" w:name="heading 5"/>
+    <w:lsdException w:qFormat="1" w:uiPriority="9" w:name="heading 6"/>
+    <w:lsdException w:qFormat="1" w:uiPriority="9" w:name="heading 7"/>
+    <w:lsdException w:qFormat="1" w:uiPriority="9" w:name="heading 8"/>
+    <w:lsdException w:qFormat="1" w:uiPriority="9" w:name="heading 9"/>
+    <w:lsdException w:uiPriority="99" w:name="index 1"/>
+    <w:lsdException w:uiPriority="99" w:name="index 2"/>
+    <w:lsdException w:uiPriority="99" w:name="index 3"/>
+    <w:lsdException w:uiPriority="99" w:name="index 4"/>
+    <w:lsdException w:uiPriority="99" w:name="index 5"/>
+    <w:lsdException w:uiPriority="99" w:name="index 6"/>
+    <w:lsdException w:uiPriority="99" w:name="index 7"/>
+    <w:lsdException w:uiPriority="99" w:name="index 8"/>
+    <w:lsdException w:uiPriority="99" w:name="index 9"/>
+    <w:lsdException w:uiPriority="39" w:name="toc 1"/>
+    <w:lsdException w:uiPriority="39" w:name="toc 2"/>
+    <w:lsdException w:uiPriority="39" w:name="toc 3"/>
+    <w:lsdException w:uiPriority="39" w:name="toc 4"/>
+    <w:lsdException w:uiPriority="39" w:name="toc 5"/>
+    <w:lsdException w:uiPriority="39" w:name="toc 6"/>
+    <w:lsdException w:uiPriority="39" w:name="toc 7"/>
+    <w:lsdException w:uiPriority="39" w:name="toc 8"/>
+    <w:lsdException w:uiPriority="39" w:name="toc 9"/>
+    <w:lsdException w:uiPriority="99" w:name="Normal Indent"/>
+    <w:lsdException w:uiPriority="99" w:name="footnote text"/>
+    <w:lsdException w:uiPriority="99" w:name="annotation text"/>
+    <w:lsdException w:uiPriority="99" w:name="header"/>
+    <w:lsdException w:uiPriority="99" w:name="footer"/>
+    <w:lsdException w:uiPriority="99" w:name="index heading"/>
+    <w:lsdException w:qFormat="1" w:uiPriority="35" w:name="caption"/>
+    <w:lsdException w:uiPriority="99" w:name="table of figures"/>
+    <w:lsdException w:uiPriority="99" w:name="envelope address"/>
+    <w:lsdException w:uiPriority="99" w:name="envelope return"/>
+    <w:lsdException w:uiPriority="99" w:name="footnote reference"/>
+    <w:lsdException w:uiPriority="99" w:name="annotation reference"/>
+    <w:lsdException w:uiPriority="99" w:name="line number"/>
+    <w:lsdException w:uiPriority="99" w:name="page number"/>
+    <w:lsdException w:uiPriority="99" w:name="endnote reference"/>
+    <w:lsdException w:uiPriority="99" w:name="endnote text"/>
+    <w:lsdException w:uiPriority="99" w:name="table of authorities"/>
+    <w:lsdException w:uiPriority="99" w:name="macro"/>
+    <w:lsdException w:uiPriority="99" w:name="toa heading"/>
+    <w:lsdException w:uiPriority="99" w:name="List"/>
+    <w:lsdException w:uiPriority="99" w:name="List Bullet"/>
+    <w:lsdException w:uiPriority="99" w:name="List Number"/>
+    <w:lsdException w:uiPriority="99" w:name="List 2"/>
+    <w:lsdException w:uiPriority="99" w:name="List 3"/>
+    <w:lsdException w:uiPriority="99" w:name="List 4"/>
+    <w:lsdException w:uiPriority="99" w:name="List 5"/>
+    <w:lsdException w:uiPriority="99" w:name="List Bullet 2"/>
+    <w:lsdException w:uiPriority="99" w:name="List Bullet 3"/>
+    <w:lsdException w:uiPriority="99" w:name="List Bullet 4"/>
+    <w:lsdException w:uiPriority="99" w:name="List Bullet 5"/>
+    <w:lsdException w:uiPriority="99" w:name="List Number 2"/>
+    <w:lsdException w:uiPriority="99" w:name="List Number 3"/>
+    <w:lsdException w:uiPriority="99" w:name="List Number 4"/>
+    <w:lsdException w:uiPriority="99" w:name="List Number 5"/>
+    <w:lsdException w:qFormat="1" w:unhideWhenUsed="0" w:uiPriority="10" w:semiHidden="0" w:name="Title"/>
+    <w:lsdException w:uiPriority="99" w:name="Closing"/>
+    <w:lsdException w:uiPriority="99" w:name="Signature"/>
+    <w:lsdException w:qFormat="1" w:unhideWhenUsed="0" w:uiPriority="0" w:name="Default Paragraph Font"/>
+    <w:lsdException w:uiPriority="99" w:name="Body Text"/>
+    <w:lsdException w:uiPriority="99" w:name="Body Text Indent"/>
+    <w:lsdException w:uiPriority="99" w:name="List Continue"/>
+    <w:lsdException w:uiPriority="99" w:name="List Continue 2"/>
+    <w:lsdException w:uiPriority="99" w:name="List Continue 3"/>
+    <w:lsdException w:uiPriority="99" w:name="List Continue 4"/>
+    <w:lsdException w:uiPriority="99" w:name="List Continue 5"/>
+    <w:lsdException w:uiPriority="99" w:name="Message Header"/>
+    <w:lsdException w:qFormat="1" w:unhideWhenUsed="0" w:uiPriority="11" w:semiHidden="0" w:name="Subtitle"/>
+    <w:lsdException w:uiPriority="99" w:name="Salutation"/>
+    <w:lsdException w:uiPriority="99" w:name="Date"/>
+    <w:lsdException w:uiPriority="99" w:name="Body Text First Indent"/>
+    <w:lsdException w:uiPriority="99" w:name="Body Text First Indent 2"/>
+    <w:lsdException w:uiPriority="99" w:name="Note Heading"/>
+    <w:lsdException w:uiPriority="99" w:name="Body Text 2"/>
+    <w:lsdException w:uiPriority="99" w:name="Body Text 3"/>
+    <w:lsdException w:uiPriority="99" w:name="Body Text Indent 2"/>
+    <w:lsdException w:uiPriority="99" w:name="Body Text Indent 3"/>
+    <w:lsdException w:uiPriority="99" w:name="Block Text"/>
+    <w:lsdException w:uiPriority="99" w:name="Hyperlink"/>
+    <w:lsdException w:uiPriority="99" w:name="FollowedHyperlink"/>
+    <w:lsdException w:qFormat="1" w:unhideWhenUsed="0" w:uiPriority="22" w:semiHidden="0" w:name="Strong"/>
+    <w:lsdException w:qFormat="1" w:unhideWhenUsed="0" w:uiPriority="20" w:semiHidden="0" w:name="Emphasis"/>
+    <w:lsdException w:uiPriority="99" w:name="Document Map"/>
+    <w:lsdException w:uiPriority="99" w:name="Plain Text"/>
+    <w:lsdException w:uiPriority="99" w:name="E-mail Signature"/>
+    <w:lsdException w:uiPriority="99" w:name="Normal (Web)"/>
+    <w:lsdException w:uiPriority="99" w:name="HTML Acronym"/>
+    <w:lsdException w:uiPriority="99" w:name="HTML Address"/>
+    <w:lsdException w:uiPriority="99" w:name="HTML Cite"/>
+    <w:lsdException w:uiPriority="99" w:name="HTML Code"/>
+    <w:lsdException w:uiPriority="99" w:name="HTML Definition"/>
+    <w:lsdException w:uiPriority="99" w:name="HTML Keyboard"/>
+    <w:lsdException w:uiPriority="99" w:name="HTML Preformatted"/>
+    <w:lsdException w:uiPriority="99" w:name="HTML Sample"/>
+    <w:lsdException w:uiPriority="99" w:name="HTML Typewriter"/>
+    <w:lsdException w:uiPriority="99" w:name="HTML Variable"/>
+    <w:lsdException w:uiPriority="99" w:name="Normal Table"/>
+    <w:lsdException w:uiPriority="99" w:name="annotation subject"/>
+    <w:lsdException w:uiPriority="99" w:name="Table Simple 1"/>
+    <w:lsdException w:uiPriority="99" w:name="Table Simple 2"/>
+    <w:lsdException w:uiPriority="99" w:name="Table Simple 3"/>
+    <w:lsdException w:uiPriority="99" w:name="Table Classic 1"/>
+    <w:lsdException w:uiPriority="99" w:name="Table Classic 2"/>
+    <w:lsdException w:uiPriority="99" w:name="Table Classic 3"/>
+    <w:lsdException w:uiPriority="99" w:name="Table Classic 4"/>
+    <w:lsdException w:uiPriority="99" w:name="Table Colorful 1"/>
+    <w:lsdException w:uiPriority="99" w:name="Table Colorful 2"/>
+    <w:lsdException w:uiPriority="99" w:name="Table Colorful 3"/>
+    <w:lsdException w:uiPriority="99" w:name="Table Columns 1"/>
+    <w:lsdException w:uiPriority="99" w:name="Table Columns 2"/>
+    <w:lsdException w:uiPriority="99" w:name="Table Columns 3"/>
+    <w:lsdException w:uiPriority="99" w:name="Table Columns 4"/>
+    <w:lsdException w:uiPriority="99" w:name="Table Columns 5"/>
+    <w:lsdException w:uiPriority="99" w:name="Table Grid 1"/>
+    <w:lsdException w:uiPriority="99" w:name="Table Grid 2"/>
+    <w:lsdException w:uiPriority="99" w:name="Table Grid 3"/>
+    <w:lsdException w:uiPriority="99" w:name="Table Grid 4"/>
+    <w:lsdException w:uiPriority="99" w:name="Table Grid 5"/>
+    <w:lsdException w:uiPriority="99" w:name="Table Grid 6"/>
+    <w:lsdException w:uiPriority="99" w:name="Table Grid 7"/>
+    <w:lsdException w:uiPriority="99" w:name="Table Grid 8"/>
+    <w:lsdException w:uiPriority="99" w:name="Table List 1"/>
+    <w:lsdException w:uiPriority="99" w:name="Table List 2"/>
+    <w:lsdException w:uiPriority="99" w:name="Table List 3"/>
+    <w:lsdException w:uiPriority="99" w:name="Table List 4"/>
+    <w:lsdException w:uiPriority="99" w:name="Table List 5"/>
+    <w:lsdException w:uiPriority="99" w:name="Table List 6"/>
+    <w:lsdException w:uiPriority="99" w:name="Table List 7"/>
+    <w:lsdException w:uiPriority="99" w:name="Table List 8"/>
+    <w:lsdException w:uiPriority="99" w:name="Table 3D effects 1"/>
+    <w:lsdException w:uiPriority="99" w:name="Table 3D effects 2"/>
+    <w:lsdException w:uiPriority="99" w:name="Table 3D effects 3"/>
+    <w:lsdException w:uiPriority="99" w:name="Table Contemporary"/>
+    <w:lsdException w:uiPriority="99" w:name="Table Elegant"/>
+    <w:lsdException w:uiPriority="99" w:name="Table Professional"/>
+    <w:lsdException w:uiPriority="99" w:name="Table Subtle 1"/>
+    <w:lsdException w:uiPriority="99" w:name="Table Subtle 2"/>
+    <w:lsdException w:uiPriority="99" w:name="Table Web 1"/>
+    <w:lsdException w:uiPriority="99" w:name="Table Web 2"/>
+    <w:lsdException w:uiPriority="99" w:name="Table Web 3"/>
+    <w:lsdException w:uiPriority="99" w:name="Balloon Text"/>
+    <w:lsdException w:unhideWhenUsed="0" w:uiPriority="59" w:semiHidden="0" w:name="Table Grid"/>
+    <w:lsdException w:uiPriority="99" w:name="Table Theme"/>
+    <w:lsdException w:unhideWhenUsed="0" w:uiPriority="60" w:semiHidden="0" w:name="Light Shading"/>
+    <w:lsdException w:unhideWhenUsed="0" w:uiPriority="61" w:semiHidden="0" w:name="Light List"/>
+    <w:lsdException w:unhideWhenUsed="0" w:uiPriority="62" w:semiHidden="0" w:name="Light Grid"/>
+    <w:lsdException w:unhideWhenUsed="0" w:uiPriority="63" w:semiHidden="0" w:name="Medium Shading 1"/>
+    <w:lsdException w:unhideWhenUsed="0" w:uiPriority="64" w:semiHidden="0" w:name="Medium Shading 2"/>
+    <w:lsdException w:unhideWhenUsed="0" w:uiPriority="65" w:semiHidden="0" w:name="Medium List 1"/>
+    <w:lsdException w:unhideWhenUsed="0" w:uiPriority="66" w:semiHidden="0" w:name="Medium List 2"/>
+    <w:lsdException w:unhideWhenUsed="0" w:uiPriority="67" w:semiHidden="0" w:name="Medium Grid 1"/>
+    <w:lsdException w:unhideWhenUsed="0" w:uiPriority="68" w:semiHidden="0" w:name="Medium Grid 2"/>
+    <w:lsdException w:unhideWhenUsed="0" w:uiPriority="69" w:semiHidden="0" w:name="Medium Grid 3"/>
+    <w:lsdException w:unhideWhenUsed="0" w:uiPriority="70" w:semiHidden="0" w:name="Dark List"/>
+    <w:lsdException w:unhideWhenUsed="0" w:uiPriority="71" w:semiHidden="0" w:name="Colorful Shading"/>
+    <w:lsdException w:unhideWhenUsed="0" w:uiPriority="72" w:semiHidden="0" w:name="Colorful List"/>
+    <w:lsdException w:unhideWhenUsed="0" w:uiPriority="73" w:semiHidden="0" w:name="Colorful Grid"/>
+    <w:lsdException w:unhideWhenUsed="0" w:uiPriority="60" w:semiHidden="0" w:name="Light Shading Accent 1"/>
+    <w:lsdException w:unhideWhenUsed="0" w:uiPriority="61" w:semiHidden="0" w:name="Light List Accent 1"/>
+    <w:lsdException w:unhideWhenUsed="0" w:uiPriority="62" w:semiHidden="0" w:name="Light Grid Accent 1"/>
+    <w:lsdException w:unhideWhenUsed="0" w:uiPriority="63" w:semiHidden="0" w:name="Medium Shading 1 Accent 1"/>
+    <w:lsdException w:unhideWhenUsed="0" w:uiPriority="64" w:semiHidden="0" w:name="Medium Shading 2 Accent 1"/>
+    <w:lsdException w:unhideWhenUsed="0" w:uiPriority="65" w:semiHidden="0" w:name="Medium List 1 Accent 1"/>
+    <w:lsdException w:unhideWhenUsed="0" w:uiPriority="66" w:semiHidden="0" w:name="Medium List 2 Accent 1"/>
+    <w:lsdException w:unhideWhenUsed="0" w:uiPriority="67" w:semiHidden="0" w:name="Medium Grid 1 Accent 1"/>
+    <w:lsdException w:unhideWhenUsed="0" w:uiPriority="68" w:semiHidden="0" w:name="Medium Grid 2 Accent 1"/>
+    <w:lsdException w:unhideWhenUsed="0" w:uiPriority="69" w:semiHidden="0" w:name="Medium Grid 3 Accent 1"/>
+    <w:lsdException w:unhideWhenUsed="0" w:uiPriority="70" w:semiHidden="0" w:name="Dark List Accent 1"/>
+    <w:lsdException w:unhideWhenUsed="0" w:uiPriority="71" w:semiHidden="0" w:name="Colorful Shading Accent 1"/>
+    <w:lsdException w:unhideWhenUsed="0" w:uiPriority="72" w:semiHidden="0" w:name="Colorful List Accent 1"/>
+    <w:lsdException w:unhideWhenUsed="0" w:uiPriority="73" w:semiHidden="0" w:name="Colorful Grid Accent 1"/>
+    <w:lsdException w:unhideWhenUsed="0" w:uiPriority="60" w:semiHidden="0" w:name="Light Shading Accent 2"/>
+    <w:lsdException w:unhideWhenUsed="0" w:uiPriority="61" w:semiHidden="0" w:name="Light List Accent 2"/>
+    <w:lsdException w:unhideWhenUsed="0" w:uiPriority="62" w:semiHidden="0" w:name="Light Grid Accent 2"/>
+    <w:lsdException w:unhideWhenUsed="0" w:uiPriority="63" w:semiHidden="0" w:name="Medium Shading 1 Accent 2"/>
+    <w:lsdException w:unhideWhenUsed="0" w:uiPriority="64" w:semiHidden="0" w:name="Medium Shading 2 Accent 2"/>
+    <w:lsdException w:unhideWhenUsed="0" w:uiPriority="65" w:semiHidden="0" w:name="Medium List 1 Accent 2"/>
+    <w:lsdException w:unhideWhenUsed="0" w:uiPriority="66" w:semiHidden="0" w:name="Medium List 2 Accent 2"/>
+    <w:lsdException w:unhideWhenUsed="0" w:uiPriority="67" w:semiHidden="0" w:name="Medium Grid 1 Accent 2"/>
+    <w:lsdException w:unhideWhenUsed="0" w:uiPriority="68" w:semiHidden="0" w:name="Medium Grid 2 Accent 2"/>
+    <w:lsdException w:unhideWhenUsed="0" w:uiPriority="69" w:semiHidden="0" w:name="Medium Grid 3 Accent 2"/>
+    <w:lsdException w:unhideWhenUsed="0" w:uiPriority="70" w:semiHidden="0" w:name="Dark List Accent 2"/>
+    <w:lsdException w:unhideWhenUsed="0" w:uiPriority="71" w:semiHidden="0" w:name="Colorful Shading Accent 2"/>
+    <w:lsdException w:unhideWhenUsed="0" w:uiPriority="72" w:semiHidden="0" w:name="Colorful List Accent 2"/>
+    <w:lsdException w:unhideWhenUsed="0" w:uiPriority="73" w:semiHidden="0" w:name="Colorful Grid Accent 2"/>
+    <w:lsdException w:unhideWhenUsed="0" w:uiPriority="60" w:semiHidden="0" w:name="Light Shading Accent 3"/>
+    <w:lsdException w:unhideWhenUsed="0" w:uiPriority="61" w:semiHidden="0" w:name="Light List Accent 3"/>
+    <w:lsdException w:unhideWhenUsed="0" w:uiPriority="62" w:semiHidden="0" w:name="Light Grid Accent 3"/>
+    <w:lsdException w:unhideWhenUsed="0" w:uiPriority="63" w:semiHidden="0" w:name="Medium Shading 1 Accent 3"/>
+    <w:lsdException w:unhideWhenUsed="0" w:uiPriority="64" w:semiHidden="0" w:name="Medium Shading 2 Accent 3"/>
+    <w:lsdException w:unhideWhenUsed="0" w:uiPriority="65" w:semiHidden="0" w:name="Medium List 1 Accent 3"/>
+    <w:lsdException w:unhideWhenUsed="0" w:uiPriority="66" w:semiHidden="0" w:name="Medium List 2 Accent 3"/>
+    <w:lsdException w:unhideWhenUsed="0" w:uiPriority="67" w:semiHidden="0" w:name="Medium Grid 1 Accent 3"/>
+    <w:lsdException w:unhideWhenUsed="0" w:uiPriority="68" w:semiHidden="0" w:name="Medium Grid 2 Accent 3"/>
+    <w:lsdException w:unhideWhenUsed="0" w:uiPriority="69" w:semiHidden="0" w:name="Medium Grid 3 Accent 3"/>
+    <w:lsdException w:unhideWhenUsed="0" w:uiPriority="70" w:semiHidden="0" w:name="Dark List Accent 3"/>
+    <w:lsdException w:unhideWhenUsed="0" w:uiPriority="71" w:semiHidden="0" w:name="Colorful Shading Accent 3"/>
+    <w:lsdException w:unhideWhenUsed="0" w:uiPriority="72" w:semiHidden="0" w:name="Colorful List Accent 3"/>
+    <w:lsdException w:unhideWhenUsed="0" w:uiPriority="73" w:semiHidden="0" w:name="Colorful Grid Accent 3"/>
+    <w:lsdException w:unhideWhenUsed="0" w:uiPriority="60" w:semiHidden="0" w:name="Light Shading Accent 4"/>
+    <w:lsdException w:unhideWhenUsed="0" w:uiPriority="61" w:semiHidden="0" w:name="Light List Accent 4"/>
+    <w:lsdException w:unhideWhenUsed="0" w:uiPriority="62" w:semiHidden="0" w:name="Light Grid Accent 4"/>
+    <w:lsdException w:unhideWhenUsed="0" w:uiPriority="63" w:semiHidden="0" w:name="Medium Shading 1 Accent 4"/>
+    <w:lsdException w:unhideWhenUsed="0" w:uiPriority="64" w:semiHidden="0" w:name="Medium Shading 2 Accent 4"/>
+    <w:lsdException w:unhideWhenUsed="0" w:uiPriority="65" w:semiHidden="0" w:name="Medium List 1 Accent 4"/>
+    <w:lsdException w:unhideWhenUsed="0" w:uiPriority="66" w:semiHidden="0" w:name="Medium List 2 Accent 4"/>
+    <w:lsdException w:unhideWhenUsed="0" w:uiPriority="67" w:semiHidden="0" w:name="Medium Grid 1 Accent 4"/>
+    <w:lsdException w:unhideWhenUsed="0" w:uiPriority="68" w:semiHidden="0" w:name="Medium Grid 2 Accent 4"/>
+    <w:lsdException w:unhideWhenUsed="0" w:uiPriority="69" w:semiHidden="0" w:name="Medium Grid 3 Accent 4"/>
+    <w:lsdException w:unhideWhenUsed="0" w:uiPriority="70" w:semiHidden="0" w:name="Dark List Accent 4"/>
+    <w:lsdException w:unhideWhenUsed="0" w:uiPriority="71" w:semiHidden="0" w:name="Colorful Shading Accent 4"/>
+    <w:lsdException w:unhideWhenUsed="0" w:uiPriority="72" w:semiHidden="0" w:name="Colorful List Accent 4"/>
+    <w:lsdException w:unhideWhenUsed="0" w:uiPriority="73" w:semiHidden="0" w:name="Colorful Grid Accent 4"/>
+    <w:lsdException w:unhideWhenUsed="0" w:uiPriority="60" w:semiHidden="0" w:name="Light Shading Accent 5"/>
+    <w:lsdException w:unhideWhenUsed="0" w:uiPriority="61" w:semiHidden="0" w:name="Light List Accent 5"/>
+    <w:lsdException w:unhideWhenUsed="0" w:uiPriority="62" w:semiHidden="0" w:name="Light Grid Accent 5"/>
+    <w:lsdException w:unhideWhenUsed="0" w:uiPriority="63" w:semiHidden="0" w:name="Medium Shading 1 Accent 5"/>
+    <w:lsdException w:unhideWhenUsed="0" w:uiPriority="64" w:semiHidden="0" w:name="Medium Shading 2 Accent 5"/>
+    <w:lsdException w:unhideWhenUsed="0" w:uiPriority="65" w:semiHidden="0" w:name="Medium List 1 Accent 5"/>
+    <w:lsdException w:unhideWhenUsed="0" w:uiPriority="66" w:semiHidden="0" w:name="Medium List 2 Accent 5"/>
+    <w:lsdException w:unhideWhenUsed="0" w:uiPriority="67" w:semiHidden="0" w:name="Medium Grid 1 Accent 5"/>
+    <w:lsdException w:unhideWhenUsed="0" w:uiPriority="68" w:semiHidden="0" w:name="Medium Grid 2 Accent 5"/>
+    <w:lsdException w:unhideWhenUsed="0" w:uiPriority="69" w:semiHidden="0" w:name="Medium Grid 3 Accent 5"/>
+    <w:lsdException w:unhideWhenUsed="0" w:uiPriority="70" w:semiHidden="0" w:name="Dark List Accent 5"/>
+    <w:lsdException w:unhideWhenUsed="0" w:uiPriority="71" w:semiHidden="0" w:name="Colorful Shading Accent 5"/>
+    <w:lsdException w:unhideWhenUsed="0" w:uiPriority="72" w:semiHidden="0" w:name="Colorful List Accent 5"/>
+    <w:lsdException w:unhideWhenUsed="0" w:uiPriority="73" w:semiHidden="0" w:name="Colorful Grid Accent 5"/>
+    <w:lsdException w:unhideWhenUsed="0" w:uiPriority="60" w:semiHidden="0" w:name="Light Shading Accent 6"/>
+    <w:lsdException w:unhideWhenUsed="0" w:uiPriority="61" w:semiHidden="0" w:name="Light List Accent 6"/>
+    <w:lsdException w:unhideWhenUsed="0" w:uiPriority="62" w:semiHidden="0" w:name="Light Grid Accent 6"/>
+    <w:lsdException w:unhideWhenUsed="0" w:uiPriority="63" w:semiHidden="0" w:name="Medium Shading 1 Accent 6"/>
+    <w:lsdException w:unhideWhenUsed="0" w:uiPriority="64" w:semiHidden="0" w:name="Medium Shading 2 Accent 6"/>
+    <w:lsdException w:unhideWhenUsed="0" w:uiPriority="65" w:semiHidden="0" w:name="Medium List 1 Accent 6"/>
+    <w:lsdException w:unhideWhenUsed="0" w:uiPriority="66" w:semiHidden="0" w:name="Medium List 2 Accent 6"/>
+    <w:lsdException w:unhideWhenUsed="0" w:uiPriority="67" w:semiHidden="0" w:name="Medium Grid 1 Accent 6"/>
+    <w:lsdException w:unhideWhenUsed="0" w:uiPriority="68" w:semiHidden="0" w:name="Medium Grid 2 Accent 6"/>
+    <w:lsdException w:unhideWhenUsed="0" w:uiPriority="69" w:semiHidden="0" w:name="Medium Grid 3 Accent 6"/>
+    <w:lsdException w:unhideWhenUsed="0" w:uiPriority="70" w:semiHidden="0" w:name="Dark List Accent 6"/>
+    <w:lsdException w:unhideWhenUsed="0" w:uiPriority="71" w:semiHidden="0" w:name="Colorful Shading Accent 6"/>
+    <w:lsdException w:unhideWhenUsed="0" w:uiPriority="72" w:semiHidden="0" w:name="Colorful List Accent 6"/>
+    <w:lsdException w:unhideWhenUsed="0" w:uiPriority="73" w:semiHidden="0" w:name="Colorful Grid Accent 6"/>
   </w:latentStyles>
-  <w:style w:type="paragraph" w:default="1" w:styleId="Normal">
+  <w:style w:type="paragraph" w:default="1" w:styleId="1">
     <w:name w:val="Normal"/>
     <w:qFormat/>
-    <w:rsid w:val="00805BCE"/>
+    <w:uiPriority w:val="0"/>
     <w:rPr>
       <w:sz w:val="24"/>
       <w:szCs w:val="24"/>
     </w:rPr>
   </w:style>
-  <w:style w:type="character" w:default="1" w:styleId="DefaultParagraphFont">
+  <w:style w:type="character" w:default="1" w:styleId="2">
     <w:name w:val="Default Paragraph Font"/>
     <w:semiHidden/>
+    <w:qFormat/>
+    <w:uiPriority w:val="0"/>
+  </w:style>
+  <w:style w:type="table" w:default="1" w:styleId="3">
+    <w:name w:val="Normal Table"/>
+    <w:semiHidden/>
+    <w:unhideWhenUsed/>
+    <w:uiPriority w:val="99"/>
+    <w:tblPr>
+      <w:tblCellMar>
+        <w:top w:w="0" w:type="dxa"/>
+        <w:left w:w="108" w:type="dxa"/>
+        <w:bottom w:w="0" w:type="dxa"/>
+        <w:right w:w="108" w:type="dxa"/>
+      </w:tblCellMar>
+    </w:tblPr>
   </w:style>
 </w:styles>
+</file>
+
+<file path=word/theme/theme1.xml><?xml version="1.0" encoding="utf-8"?>
+<a:theme xmlns:a="http://schemas.openxmlformats.org/drawingml/2006/main" name="Office">
+  <a:themeElements>
+    <a:clrScheme name="Office">
+      <a:dk1>
+        <a:sysClr val="windowText" lastClr="000000"/>
+      </a:dk1>
+      <a:lt1>
+        <a:sysClr val="window" lastClr="FFFFFF"/>
+      </a:lt1>
+      <a:dk2>
+        <a:srgbClr val="1F497D"/>
+      </a:dk2>
+      <a:lt2>
+        <a:srgbClr val="EEECE1"/>
+      </a:lt2>
+      <a:accent1>
+        <a:srgbClr val="4F81BD"/>
+      </a:accent1>
+      <a:accent2>
+        <a:srgbClr val="C0504D"/>
+      </a:accent2>
+      <a:accent3>
+        <a:srgbClr val="9BBB59"/>
+      </a:accent3>
+      <a:accent4>
+        <a:srgbClr val="8064A2"/>
+      </a:accent4>
+      <a:accent5>
+        <a:srgbClr val="4BACC6"/>
+      </a:accent5>
+      <a:accent6>
+        <a:srgbClr val="F79646"/>
+      </a:accent6>
+      <a:hlink>
+        <a:srgbClr val="0000FF"/>
+      </a:hlink>
+      <a:folHlink>
+        <a:srgbClr val="800080"/>
+      </a:folHlink>
+    </a:clrScheme>
+    <a:fontScheme name="Office">
+      <a:majorFont>
+        <a:latin typeface="Cambria"/>
+        <a:ea typeface=""/>
+        <a:cs typeface=""/>
+        <a:font script="Jpan" typeface="游ゴシック Light"/>
+        <a:font script="Hang" typeface="맑은 고딕"/>
+        <a:font script="Hans" typeface="宋体"/>
+        <a:font script="Hant" typeface="新細明體"/>
+        <a:font script="Arab" typeface="Times New Roman"/>
+        <a:font script="Hebr" typeface="Times New Roman"/>
+        <a:font script="Thai" typeface="Angsana New"/>
+        <a:font script="Ethi" typeface="Nyala"/>
+        <a:font script="Beng" typeface="Vrinda"/>
+        <a:font script="Gujr" typeface="Shruti"/>
+        <a:font script="Khmr" typeface="MoolBoran"/>
+        <a:font script="Knda" typeface="Tunga"/>
+        <a:font script="Guru" typeface="Raavi"/>
+        <a:font script="Cans" typeface="Euphemia"/>
+        <a:font script="Cher" typeface="Plantagenet Cherokee"/>
+        <a:font script="Yiii" typeface="Microsoft Yi Baiti"/>
+        <a:font script="Tibt" typeface="Microsoft Himalaya"/>
+        <a:font script="Thaa" typeface="MV Boli"/>
+        <a:font script="Deva" typeface="Mangal"/>
+        <a:font script="Telu" typeface="Gautami"/>
+        <a:font script="Taml" typeface="Latha"/>
+        <a:font script="Syrc" typeface="Estrangelo Edessa"/>
+        <a:font script="Orya" typeface="Kalinga"/>
+        <a:font script="Mlym" typeface="Kartika"/>
+        <a:font script="Laoo" typeface="DokChampa"/>
+        <a:font script="Sinh" typeface="Iskoola Pota"/>
+        <a:font script="Mong" typeface="Mongolian Baiti"/>
+        <a:font script="Viet" typeface="Times New Roman"/>
+        <a:font script="Uigh" typeface="Microsoft Uighur"/>
+        <a:font script="Geor" typeface="Sylfaen"/>
+      </a:majorFont>
+      <a:minorFont>
+        <a:latin typeface="Calibri"/>
+        <a:ea typeface=""/>
+        <a:cs typeface=""/>
+        <a:font script="Jpan" typeface="游明朝"/>
+        <a:font script="Hang" typeface="맑은 고딕"/>
+        <a:font script="Hans" typeface="宋体"/>
+        <a:font script="Hant" typeface="新細明體"/>
+        <a:font script="Arab" typeface="Arial"/>
+        <a:font script="Hebr" typeface="Arial"/>
+        <a:font script="Thai" typeface="Cordia New"/>
+        <a:font script="Ethi" typeface="Nyala"/>
+        <a:font script="Beng" typeface="Vrinda"/>
+        <a:font script="Gujr" typeface="Shruti"/>
+        <a:font script="Khmr" typeface="DaunPenh"/>
+        <a:font script="Knda" typeface="Tunga"/>
+        <a:font script="Guru" typeface="Raavi"/>
+        <a:font script="Cans" typeface="Euphemia"/>
+        <a:font script="Cher" typeface="Plantagenet Cherokee"/>
+        <a:font script="Yiii" typeface="Microsoft Yi Baiti"/>
+        <a:font script="Tibt" typeface="Microsoft Himalaya"/>
+        <a:font script="Thaa" typeface="MV Boli"/>
+        <a:font script="Deva" typeface="Mangal"/>
+        <a:font script="Telu" typeface="Gautami"/>
+        <a:font script="Taml" typeface="Latha"/>
+        <a:font script="Syrc" typeface="Estrangelo Edessa"/>
+        <a:font script="Orya" typeface="Kalinga"/>
+        <a:font script="Mlym" typeface="Kartika"/>
+        <a:font script="Laoo" typeface="DokChampa"/>
+        <a:font script="Sinh" typeface="Iskoola Pota"/>
+        <a:font script="Mong" typeface="Mongolian Baiti"/>
+        <a:font script="Viet" typeface="Arial"/>
+        <a:font script="Uigh" typeface="Microsoft Uighur"/>
+        <a:font script="Geor" typeface="Sylfaen"/>
+      </a:minorFont>
+    </a:fontScheme>
+    <a:fmtScheme name="Office">
+      <a:fillStyleLst>
+        <a:solidFill>
+          <a:schemeClr val="phClr"/>
+        </a:solidFill>
+        <a:gradFill rotWithShape="1">
+          <a:gsLst>
+            <a:gs pos="0">
+              <a:schemeClr val="phClr">
+                <a:tint val="50000"/>
+                <a:satMod val="300000"/>
+              </a:schemeClr>
+            </a:gs>
+            <a:gs pos="35000">
+              <a:schemeClr val="phClr">
+                <a:tint val="37000"/>
+                <a:satMod val="300000"/>
+              </a:schemeClr>
+            </a:gs>
+            <a:gs pos="100000">
+              <a:schemeClr val="phClr">
+                <a:tint val="15000"/>
+                <a:satMod val="350000"/>
+              </a:schemeClr>
+            </a:gs>
+          </a:gsLst>
+          <a:lin ang="16200000" scaled="1"/>
+        </a:gradFill>
+        <a:gradFill rotWithShape="1">
+          <a:gsLst>
+            <a:gs pos="0">
+              <a:schemeClr val="phClr">
+                <a:shade val="51000"/>
+                <a:satMod val="130000"/>
+              </a:schemeClr>
+            </a:gs>
+            <a:gs pos="80000">
+              <a:schemeClr val="phClr">
+                <a:shade val="93000"/>
+                <a:satMod val="130000"/>
+              </a:schemeClr>
+            </a:gs>
+            <a:gs pos="100000">
+              <a:schemeClr val="phClr">
+                <a:shade val="94000"/>
+                <a:satMod val="135000"/>
+              </a:schemeClr>
+            </a:gs>
+          </a:gsLst>
+          <a:lin ang="16200000" scaled="0"/>
+        </a:gradFill>
+      </a:fillStyleLst>
+      <a:lnStyleLst>
+        <a:ln w="9525" cap="flat" cmpd="sng" algn="ctr">
+          <a:solidFill>
+            <a:schemeClr val="phClr">
+              <a:shade val="95000"/>
+              <a:satMod val="105000"/>
+            </a:schemeClr>
+          </a:solidFill>
+          <a:prstDash val="solid"/>
+        </a:ln>
+        <a:ln w="25400" cap="flat" cmpd="sng" algn="ctr">
+          <a:solidFill>
+            <a:schemeClr val="phClr"/>
+          </a:solidFill>
+          <a:prstDash val="solid"/>
+        </a:ln>
+        <a:ln w="38100" cap="flat" cmpd="sng" algn="ctr">
+          <a:solidFill>
+            <a:schemeClr val="phClr"/>
+          </a:solidFill>
+          <a:prstDash val="solid"/>
+        </a:ln>
+      </a:lnStyleLst>
+      <a:effectStyleLst>
+        <a:effectStyle>
+          <a:effectLst>
+            <a:outerShdw blurRad="40000" dist="20000" dir="5400000" rotWithShape="0">
+              <a:srgbClr val="000000">
+                <a:alpha val="38000"/>
+              </a:srgbClr>
+            </a:outerShdw>
+          </a:effectLst>
+        </a:effectStyle>
+        <a:effectStyle>
+          <a:effectLst>
+            <a:outerShdw blurRad="40000" dist="23000" dir="5400000" rotWithShape="0">
+              <a:srgbClr val="000000">
+                <a:alpha val="35000"/>
+              </a:srgbClr>
+            </a:outerShdw>
+          </a:effectLst>
+        </a:effectStyle>
+        <a:effectStyle>
+          <a:effectLst>
+            <a:outerShdw blurRad="40000" dist="23000" dir="5400000" rotWithShape="0">
+              <a:srgbClr val="000000">
+                <a:alpha val="35000"/>
+              </a:srgbClr>
+            </a:outerShdw>
+          </a:effectLst>
+          <a:scene3d>
+            <a:camera prst="orthographicFront">
+              <a:rot lat="0" lon="0" rev="0"/>
+            </a:camera>
+            <a:lightRig rig="threePt" dir="t">
+              <a:rot lat="0" lon="0" rev="1200000"/>
+            </a:lightRig>
+          </a:scene3d>
+          <a:sp3d>
+            <a:bevelT w="63500" h="25400"/>
+          </a:sp3d>
+        </a:effectStyle>
+      </a:effectStyleLst>
+      <a:bgFillStyleLst>
+        <a:solidFill>
+          <a:schemeClr val="phClr"/>
+        </a:solidFill>
+        <a:gradFill rotWithShape="1">
+          <a:gsLst>
+            <a:gs pos="0">
+              <a:schemeClr val="phClr">
+                <a:tint val="40000"/>
+                <a:satMod val="350000"/>
+              </a:schemeClr>
+            </a:gs>
+            <a:gs pos="40000">
+              <a:schemeClr val="phClr">
+                <a:tint val="45000"/>
+                <a:satMod val="350000"/>
+                <a:shade val="99000"/>
+              </a:schemeClr>
+            </a:gs>
+            <a:gs pos="100000">
+              <a:schemeClr val="phClr">
+                <a:shade val="20000"/>
+                <a:satMod val="255000"/>
+              </a:schemeClr>
+            </a:gs>
+          </a:gsLst>
+          <a:path path="circle">
+            <a:fillToRect l="50000" t="-80000" r="50000" b="180000"/>
+          </a:path>
+        </a:gradFill>
+        <a:gradFill rotWithShape="1">
+          <a:gsLst>
+            <a:gs pos="0">
+              <a:schemeClr val="phClr">
+                <a:tint val="80000"/>
+                <a:satMod val="300000"/>
+              </a:schemeClr>
+            </a:gs>
+            <a:gs pos="100000">
+              <a:schemeClr val="phClr">
+                <a:shade val="30000"/>
+                <a:satMod val="200000"/>
+              </a:schemeClr>
+            </a:gs>
+          </a:gsLst>
+          <a:path path="circle">
+            <a:fillToRect l="50000" t="50000" r="50000" b="50000"/>
+          </a:path>
+        </a:gradFill>
+      </a:bgFillStyleLst>
+    </a:fmtScheme>
+  </a:themeElements>
+  <a:objectDefaults/>
+</a:theme>
 </file>